--- a/partners/Python_from_Zero_Programme_Dossier.docx
+++ b/partners/Python_from_Zero_Programme_Dossier.docx
@@ -117,7 +117,7 @@
                 <w:color w:val="1A1A1A"/>
                 <w:sz w:val="19"/>
               </w:rPr>
-              <w:t>, three times a week over eight weeks</w:t>
+              <w:t>, three times a week over eight weeks, plus three assessment sittings (~3½ hours)</w:t>
             </w:r>
           </w:p>
         </w:tc>
@@ -398,7 +398,7 @@
                 <w:color w:val="1A1A1A"/>
                 <w:sz w:val="19"/>
               </w:rPr>
-              <w:t>1.1 — for partner review · 2 October 2026</w:t>
+              <w:t>1.2 — for partner review · 2 October 2026</w:t>
             </w:r>
           </w:p>
         </w:tc>
@@ -2034,7 +2034,7 @@
                 <w:color w:val="FFFFFF"/>
                 <w:sz w:val="19"/>
               </w:rPr>
-              <w:t>Ends with</w:t>
+              <w:t>Assessment</w:t>
             </w:r>
           </w:p>
         </w:tc>
@@ -2106,6 +2106,14 @@
               <w:spacing w:after="40" w:before="40"/>
             </w:pPr>
             <w:r/>
+            <w:r>
+              <w:rPr>
+                <w:i/>
+                <w:color w:val="1A1A1A"/>
+                <w:sz w:val="19"/>
+              </w:rPr>
+              <w:t>diagnostic sat before day 1</w:t>
+            </w:r>
           </w:p>
         </w:tc>
       </w:tr>
@@ -2180,15 +2188,6 @@
               <w:spacing w:after="40" w:before="40"/>
             </w:pPr>
             <w:r/>
-            <w:r>
-              <w:rPr>
-                <w:b/>
-                <w:i w:val="0"/>
-                <w:color w:val="1A1A1A"/>
-                <w:sz w:val="19"/>
-              </w:rPr>
-              <w:t>Test 1</w:t>
-            </w:r>
           </w:p>
         </w:tc>
       </w:tr>
@@ -2340,7 +2339,7 @@
                 <w:color w:val="1A1A1A"/>
                 <w:sz w:val="19"/>
               </w:rPr>
-              <w:t>Test 2</w:t>
+              <w:t>Midpoint</w:t>
             </w:r>
           </w:p>
         </w:tc>
@@ -2486,15 +2485,6 @@
               <w:spacing w:after="40" w:before="40"/>
             </w:pPr>
             <w:r/>
-            <w:r>
-              <w:rPr>
-                <w:b/>
-                <w:i w:val="0"/>
-                <w:color w:val="1A1A1A"/>
-                <w:sz w:val="19"/>
-              </w:rPr>
-              <w:t>Test 3</w:t>
-            </w:r>
           </w:p>
         </w:tc>
       </w:tr>
@@ -2646,7 +2636,7 @@
                 <w:color w:val="1A1A1A"/>
                 <w:sz w:val="19"/>
               </w:rPr>
-              <w:t>Test 4</w:t>
+              <w:t>Final practical</w:t>
             </w:r>
           </w:p>
         </w:tc>
@@ -7059,7 +7049,7 @@
           <w:color w:val="1A1A1A"/>
           <w:sz w:val="21"/>
         </w:rPr>
-        <w:t>Four take-home tests</w:t>
+        <w:t>Three sittings</w:t>
       </w:r>
       <w:r>
         <w:rPr>
@@ -7067,8 +7057,699 @@
           <w:color w:val="1A1A1A"/>
           <w:sz w:val="21"/>
         </w:rPr>
-        <w:t>, after days 6, 12, 18 and 24, covering the six sessions before each. Handed out at the end of a session and collected at the start of the next, so they consume no session time.</w:t>
+        <w:t xml:space="preserve">, designed jointly with our partner colleague. They are </w:t>
       </w:r>
+      <w:r>
+        <w:rPr>
+          <w:b/>
+          <w:i w:val="0"/>
+          <w:color w:val="1A1A1A"/>
+          <w:sz w:val="21"/>
+        </w:rPr>
+        <w:t>separate sittings, not session time</w:t>
+      </w:r>
+      <w:r>
+        <w:rPr>
+          <w:i w:val="0"/>
+          <w:color w:val="1A1A1A"/>
+          <w:sz w:val="21"/>
+        </w:rPr>
+        <w:t xml:space="preserve"> — the 24 teaching sessions remain 20 hours exactly and the assessments add roughly 3½ hours.</w:t>
+      </w:r>
+    </w:p>
+    <w:tbl>
+      <w:tblPr>
+        <w:tblStyle w:val="TableGrid"/>
+        <w:tblW w:type="auto" w:w="0"/>
+        <w:jc w:val="center"/>
+        <w:tblLayout w:type="fixed"/>
+        <w:tblLook w:firstColumn="1" w:firstRow="1" w:lastColumn="0" w:lastRow="0" w:noHBand="0" w:noVBand="1" w:val="04A0"/>
+      </w:tblPr>
+      <w:tblGrid>
+        <w:gridCol w:w="376"/>
+        <w:gridCol w:w="1976"/>
+        <w:gridCol w:w="1318"/>
+        <w:gridCol w:w="1223"/>
+        <w:gridCol w:w="1035"/>
+        <w:gridCol w:w="3482"/>
+      </w:tblGrid>
+      <w:tr>
+        <w:trPr>
+          <w:tblHeader w:val="true"/>
+        </w:trPr>
+        <w:tc>
+          <w:tcPr>
+            <w:tcW w:type="dxa" w:w="376"/>
+            <w:shd w:val="clear" w:fill="1F3A5F"/>
+          </w:tcPr>
+          <w:p>
+            <w:pPr>
+              <w:spacing w:after="40" w:before="40"/>
+            </w:pPr>
+            <w:r/>
+            <w:r>
+              <w:rPr>
+                <w:b/>
+                <w:color w:val="FFFFFF"/>
+                <w:sz w:val="19"/>
+              </w:rPr>
+            </w:r>
+          </w:p>
+        </w:tc>
+        <w:tc>
+          <w:tcPr>
+            <w:tcW w:type="dxa" w:w="1976"/>
+            <w:shd w:val="clear" w:fill="1F3A5F"/>
+          </w:tcPr>
+          <w:p>
+            <w:pPr>
+              <w:spacing w:after="40" w:before="40"/>
+            </w:pPr>
+            <w:r/>
+            <w:r>
+              <w:rPr>
+                <w:b/>
+                <w:color w:val="FFFFFF"/>
+                <w:sz w:val="19"/>
+              </w:rPr>
+              <w:t>Assessment</w:t>
+            </w:r>
+          </w:p>
+        </w:tc>
+        <w:tc>
+          <w:tcPr>
+            <w:tcW w:type="dxa" w:w="1318"/>
+            <w:shd w:val="clear" w:fill="1F3A5F"/>
+          </w:tcPr>
+          <w:p>
+            <w:pPr>
+              <w:spacing w:after="40" w:before="40"/>
+            </w:pPr>
+            <w:r/>
+            <w:r>
+              <w:rPr>
+                <w:b/>
+                <w:color w:val="FFFFFF"/>
+                <w:sz w:val="19"/>
+              </w:rPr>
+              <w:t>When</w:t>
+            </w:r>
+          </w:p>
+        </w:tc>
+        <w:tc>
+          <w:tcPr>
+            <w:tcW w:type="dxa" w:w="1223"/>
+            <w:shd w:val="clear" w:fill="1F3A5F"/>
+          </w:tcPr>
+          <w:p>
+            <w:pPr>
+              <w:spacing w:after="40" w:before="40"/>
+            </w:pPr>
+            <w:r/>
+            <w:r>
+              <w:rPr>
+                <w:b/>
+                <w:color w:val="FFFFFF"/>
+                <w:sz w:val="19"/>
+              </w:rPr>
+              <w:t>Length</w:t>
+            </w:r>
+          </w:p>
+        </w:tc>
+        <w:tc>
+          <w:tcPr>
+            <w:tcW w:type="dxa" w:w="1035"/>
+            <w:shd w:val="clear" w:fill="1F3A5F"/>
+          </w:tcPr>
+          <w:p>
+            <w:pPr>
+              <w:spacing w:after="40" w:before="40"/>
+            </w:pPr>
+            <w:r/>
+            <w:r>
+              <w:rPr>
+                <w:b/>
+                <w:color w:val="FFFFFF"/>
+                <w:sz w:val="19"/>
+              </w:rPr>
+              <w:t>Points</w:t>
+            </w:r>
+          </w:p>
+        </w:tc>
+        <w:tc>
+          <w:tcPr>
+            <w:tcW w:type="dxa" w:w="3482"/>
+            <w:shd w:val="clear" w:fill="1F3A5F"/>
+          </w:tcPr>
+          <w:p>
+            <w:pPr>
+              <w:spacing w:after="40" w:before="40"/>
+            </w:pPr>
+            <w:r/>
+            <w:r>
+              <w:rPr>
+                <w:b/>
+                <w:color w:val="FFFFFF"/>
+                <w:sz w:val="19"/>
+              </w:rPr>
+              <w:t>Covers</w:t>
+            </w:r>
+          </w:p>
+        </w:tc>
+      </w:tr>
+      <w:tr>
+        <w:tc>
+          <w:tcPr>
+            <w:tcW w:type="dxa" w:w="376"/>
+          </w:tcPr>
+          <w:p>
+            <w:pPr>
+              <w:spacing w:after="40" w:before="40"/>
+            </w:pPr>
+            <w:r/>
+            <w:r>
+              <w:rPr>
+                <w:i w:val="0"/>
+                <w:color w:val="1A1A1A"/>
+                <w:sz w:val="19"/>
+              </w:rPr>
+              <w:t>1</w:t>
+            </w:r>
+          </w:p>
+        </w:tc>
+        <w:tc>
+          <w:tcPr>
+            <w:tcW w:type="dxa" w:w="1976"/>
+          </w:tcPr>
+          <w:p>
+            <w:pPr>
+              <w:spacing w:after="40" w:before="40"/>
+            </w:pPr>
+            <w:r/>
+            <w:r>
+              <w:rPr>
+                <w:i w:val="0"/>
+                <w:color w:val="1A1A1A"/>
+                <w:sz w:val="19"/>
+              </w:rPr>
+              <w:t>Initial diagnostic</w:t>
+            </w:r>
+          </w:p>
+        </w:tc>
+        <w:tc>
+          <w:tcPr>
+            <w:tcW w:type="dxa" w:w="1318"/>
+          </w:tcPr>
+          <w:p>
+            <w:pPr>
+              <w:spacing w:after="40" w:before="40"/>
+            </w:pPr>
+            <w:r/>
+            <w:r>
+              <w:rPr>
+                <w:i w:val="0"/>
+                <w:color w:val="1A1A1A"/>
+                <w:sz w:val="19"/>
+              </w:rPr>
+              <w:t>Before day 1</w:t>
+            </w:r>
+          </w:p>
+        </w:tc>
+        <w:tc>
+          <w:tcPr>
+            <w:tcW w:type="dxa" w:w="1223"/>
+          </w:tcPr>
+          <w:p>
+            <w:pPr>
+              <w:spacing w:after="40" w:before="40"/>
+            </w:pPr>
+            <w:r/>
+            <w:r>
+              <w:rPr>
+                <w:i w:val="0"/>
+                <w:color w:val="1A1A1A"/>
+                <w:sz w:val="19"/>
+              </w:rPr>
+              <w:t>45–60 min</w:t>
+            </w:r>
+          </w:p>
+        </w:tc>
+        <w:tc>
+          <w:tcPr>
+            <w:tcW w:type="dxa" w:w="1035"/>
+          </w:tcPr>
+          <w:p>
+            <w:pPr>
+              <w:spacing w:after="40" w:before="40"/>
+            </w:pPr>
+            <w:r/>
+            <w:r>
+              <w:rPr>
+                <w:i w:val="0"/>
+                <w:color w:val="1A1A1A"/>
+                <w:sz w:val="19"/>
+              </w:rPr>
+              <w:t>44</w:t>
+            </w:r>
+          </w:p>
+        </w:tc>
+        <w:tc>
+          <w:tcPr>
+            <w:tcW w:type="dxa" w:w="3482"/>
+          </w:tcPr>
+          <w:p>
+            <w:pPr>
+              <w:spacing w:after="40" w:before="40"/>
+            </w:pPr>
+            <w:r/>
+            <w:r>
+              <w:rPr>
+                <w:i w:val="0"/>
+                <w:color w:val="1A1A1A"/>
+                <w:sz w:val="19"/>
+              </w:rPr>
+              <w:t>Nothing — it measures the baseline</w:t>
+            </w:r>
+          </w:p>
+        </w:tc>
+      </w:tr>
+      <w:tr>
+        <w:tc>
+          <w:tcPr>
+            <w:tcW w:type="dxa" w:w="376"/>
+            <w:shd w:val="clear" w:fill="EEF2F7"/>
+          </w:tcPr>
+          <w:p>
+            <w:pPr>
+              <w:spacing w:after="40" w:before="40"/>
+            </w:pPr>
+            <w:r/>
+            <w:r>
+              <w:rPr>
+                <w:i w:val="0"/>
+                <w:color w:val="1A1A1A"/>
+                <w:sz w:val="19"/>
+              </w:rPr>
+              <w:t>2</w:t>
+            </w:r>
+          </w:p>
+        </w:tc>
+        <w:tc>
+          <w:tcPr>
+            <w:tcW w:type="dxa" w:w="1976"/>
+            <w:shd w:val="clear" w:fill="EEF2F7"/>
+          </w:tcPr>
+          <w:p>
+            <w:pPr>
+              <w:spacing w:after="40" w:before="40"/>
+            </w:pPr>
+            <w:r/>
+            <w:r>
+              <w:rPr>
+                <w:i w:val="0"/>
+                <w:color w:val="1A1A1A"/>
+                <w:sz w:val="19"/>
+              </w:rPr>
+              <w:t>Midpoint</w:t>
+            </w:r>
+          </w:p>
+        </w:tc>
+        <w:tc>
+          <w:tcPr>
+            <w:tcW w:type="dxa" w:w="1318"/>
+            <w:shd w:val="clear" w:fill="EEF2F7"/>
+          </w:tcPr>
+          <w:p>
+            <w:pPr>
+              <w:spacing w:after="40" w:before="40"/>
+            </w:pPr>
+            <w:r/>
+            <w:r>
+              <w:rPr>
+                <w:i w:val="0"/>
+                <w:color w:val="1A1A1A"/>
+                <w:sz w:val="19"/>
+              </w:rPr>
+              <w:t>After day 12</w:t>
+            </w:r>
+          </w:p>
+        </w:tc>
+        <w:tc>
+          <w:tcPr>
+            <w:tcW w:type="dxa" w:w="1223"/>
+            <w:shd w:val="clear" w:fill="EEF2F7"/>
+          </w:tcPr>
+          <w:p>
+            <w:pPr>
+              <w:spacing w:after="40" w:before="40"/>
+            </w:pPr>
+            <w:r/>
+            <w:r>
+              <w:rPr>
+                <w:i w:val="0"/>
+                <w:color w:val="1A1A1A"/>
+                <w:sz w:val="19"/>
+              </w:rPr>
+              <w:t>60–75 min</w:t>
+            </w:r>
+          </w:p>
+        </w:tc>
+        <w:tc>
+          <w:tcPr>
+            <w:tcW w:type="dxa" w:w="1035"/>
+            <w:shd w:val="clear" w:fill="EEF2F7"/>
+          </w:tcPr>
+          <w:p>
+            <w:pPr>
+              <w:spacing w:after="40" w:before="40"/>
+            </w:pPr>
+            <w:r/>
+            <w:r>
+              <w:rPr>
+                <w:i w:val="0"/>
+                <w:color w:val="1A1A1A"/>
+                <w:sz w:val="19"/>
+              </w:rPr>
+              <w:t>50</w:t>
+            </w:r>
+          </w:p>
+        </w:tc>
+        <w:tc>
+          <w:tcPr>
+            <w:tcW w:type="dxa" w:w="3482"/>
+            <w:shd w:val="clear" w:fill="EEF2F7"/>
+          </w:tcPr>
+          <w:p>
+            <w:pPr>
+              <w:spacing w:after="40" w:before="40"/>
+            </w:pPr>
+            <w:r/>
+            <w:r>
+              <w:rPr>
+                <w:i w:val="0"/>
+                <w:color w:val="1A1A1A"/>
+                <w:sz w:val="19"/>
+              </w:rPr>
+              <w:t>Days 6–12</w:t>
+            </w:r>
+          </w:p>
+        </w:tc>
+      </w:tr>
+      <w:tr>
+        <w:tc>
+          <w:tcPr>
+            <w:tcW w:type="dxa" w:w="376"/>
+          </w:tcPr>
+          <w:p>
+            <w:pPr>
+              <w:spacing w:after="40" w:before="40"/>
+            </w:pPr>
+            <w:r/>
+            <w:r>
+              <w:rPr>
+                <w:i w:val="0"/>
+                <w:color w:val="1A1A1A"/>
+                <w:sz w:val="19"/>
+              </w:rPr>
+              <w:t>3</w:t>
+            </w:r>
+          </w:p>
+        </w:tc>
+        <w:tc>
+          <w:tcPr>
+            <w:tcW w:type="dxa" w:w="1976"/>
+          </w:tcPr>
+          <w:p>
+            <w:pPr>
+              <w:spacing w:after="40" w:before="40"/>
+            </w:pPr>
+            <w:r/>
+            <w:r>
+              <w:rPr>
+                <w:i w:val="0"/>
+                <w:color w:val="1A1A1A"/>
+                <w:sz w:val="19"/>
+              </w:rPr>
+              <w:t>Final practical</w:t>
+            </w:r>
+          </w:p>
+        </w:tc>
+        <w:tc>
+          <w:tcPr>
+            <w:tcW w:type="dxa" w:w="1318"/>
+          </w:tcPr>
+          <w:p>
+            <w:pPr>
+              <w:spacing w:after="40" w:before="40"/>
+            </w:pPr>
+            <w:r/>
+            <w:r>
+              <w:rPr>
+                <w:i w:val="0"/>
+                <w:color w:val="1A1A1A"/>
+                <w:sz w:val="19"/>
+              </w:rPr>
+              <w:t>Day 24</w:t>
+            </w:r>
+          </w:p>
+        </w:tc>
+        <w:tc>
+          <w:tcPr>
+            <w:tcW w:type="dxa" w:w="1223"/>
+          </w:tcPr>
+          <w:p>
+            <w:pPr>
+              <w:spacing w:after="40" w:before="40"/>
+            </w:pPr>
+            <w:r/>
+            <w:r>
+              <w:rPr>
+                <w:i w:val="0"/>
+                <w:color w:val="1A1A1A"/>
+                <w:sz w:val="19"/>
+              </w:rPr>
+              <w:t>90–120 min</w:t>
+            </w:r>
+          </w:p>
+        </w:tc>
+        <w:tc>
+          <w:tcPr>
+            <w:tcW w:type="dxa" w:w="1035"/>
+          </w:tcPr>
+          <w:p>
+            <w:pPr>
+              <w:spacing w:after="40" w:before="40"/>
+            </w:pPr>
+            <w:r/>
+            <w:r>
+              <w:rPr>
+                <w:i w:val="0"/>
+                <w:color w:val="1A1A1A"/>
+                <w:sz w:val="19"/>
+              </w:rPr>
+              <w:t>70 + 10</w:t>
+            </w:r>
+          </w:p>
+        </w:tc>
+        <w:tc>
+          <w:tcPr>
+            <w:tcW w:type="dxa" w:w="3482"/>
+          </w:tcPr>
+          <w:p>
+            <w:pPr>
+              <w:spacing w:after="40" w:before="40"/>
+            </w:pPr>
+            <w:r/>
+            <w:r>
+              <w:rPr>
+                <w:i w:val="0"/>
+                <w:color w:val="1A1A1A"/>
+                <w:sz w:val="19"/>
+              </w:rPr>
+              <w:t>Days 14–24</w:t>
+            </w:r>
+          </w:p>
+        </w:tc>
+      </w:tr>
+    </w:tbl>
+    <w:p>
+      <w:pPr>
+        <w:spacing w:after="80"/>
+      </w:pPr>
+    </w:p>
+    <w:p>
+      <w:pPr>
+        <w:spacing w:after="140"/>
+      </w:pPr>
+      <w:r>
+        <w:rPr>
+          <w:b/>
+          <w:i w:val="0"/>
+          <w:color w:val="1A1A1A"/>
+          <w:sz w:val="21"/>
+        </w:rPr>
+        <w:t>Each question has variants A, B and C</w:t>
+      </w:r>
+      <w:r>
+        <w:rPr>
+          <w:i w:val="0"/>
+          <w:color w:val="1A1A1A"/>
+          <w:sz w:val="21"/>
+        </w:rPr>
+        <w:t xml:space="preserve">, equivalent in difficulty and points; the exam platform gives each participant one. Every score is recorded with a </w:t>
+      </w:r>
+      <w:r>
+        <w:rPr>
+          <w:b/>
+          <w:i w:val="0"/>
+          <w:color w:val="1A1A1A"/>
+          <w:sz w:val="21"/>
+        </w:rPr>
+        <w:t>help level</w:t>
+      </w:r>
+      <w:r>
+        <w:rPr>
+          <w:i w:val="0"/>
+          <w:color w:val="1A1A1A"/>
+          <w:sz w:val="21"/>
+        </w:rPr>
+        <w:t xml:space="preserve"> — independent, after one hint, with step-by-step help, or not finished — which on the diagnostic carries more information than the score.</w:t>
+      </w:r>
+    </w:p>
+    <w:p>
+      <w:pPr>
+        <w:spacing w:after="140"/>
+      </w:pPr>
+      <w:r>
+        <w:rPr>
+          <w:b/>
+          <w:i w:val="0"/>
+          <w:color w:val="1A1A1A"/>
+          <w:sz w:val="21"/>
+        </w:rPr>
+        <w:t>Scores diagnose the programme, not the teachers</w:t>
+      </w:r>
+      <w:r>
+        <w:rPr>
+          <w:i w:val="0"/>
+          <w:color w:val="1A1A1A"/>
+          <w:sz w:val="21"/>
+        </w:rPr>
+        <w:t>, and the participants are told so in writing. They exist to show the instructor where to slow down and to give the two-month decision something to stand on.</w:t>
+      </w:r>
+    </w:p>
+    <w:tbl>
+      <w:tblPr>
+        <w:tblW w:type="auto" w:w="0"/>
+        <w:tblLayout w:type="fixed"/>
+        <w:tblLook w:firstColumn="1" w:firstRow="1" w:lastColumn="0" w:lastRow="0" w:noHBand="0" w:noVBand="1" w:val="04A0"/>
+      </w:tblPr>
+      <w:tblGrid>
+        <w:gridCol w:w="9411"/>
+      </w:tblGrid>
+      <w:tr>
+        <w:tc>
+          <w:tcPr>
+            <w:tcW w:type="dxa" w:w="9411"/>
+            <w:shd w:val="clear" w:fill="F7F4EC"/>
+          </w:tcPr>
+          <w:p>
+            <w:pPr>
+              <w:spacing w:after="40"/>
+            </w:pPr>
+            <w:r/>
+            <w:r>
+              <w:rPr>
+                <w:b/>
+                <w:color w:val="1F3A5F"/>
+                <w:sz w:val="20"/>
+              </w:rPr>
+              <w:t>Why the diagnostic matters more than it looks</w:t>
+            </w:r>
+          </w:p>
+          <w:p>
+            <w:pPr>
+              <w:spacing w:after="20"/>
+            </w:pPr>
+            <w:r>
+              <w:rPr>
+                <w:i w:val="0"/>
+                <w:color w:val="1A1A1A"/>
+                <w:sz w:val="20"/>
+              </w:rPr>
+              <w:t xml:space="preserve">It is sat </w:t>
+            </w:r>
+            <w:r>
+              <w:rPr>
+                <w:b/>
+                <w:i w:val="0"/>
+                <w:color w:val="1A1A1A"/>
+                <w:sz w:val="20"/>
+              </w:rPr>
+              <w:t>before anyone has been taught anything</w:t>
+            </w:r>
+            <w:r>
+              <w:rPr>
+                <w:i w:val="0"/>
+                <w:color w:val="1A1A1A"/>
+                <w:sz w:val="20"/>
+              </w:rPr>
+              <w:t xml:space="preserve">, so it cannot be failed. What it buys is a </w:t>
+            </w:r>
+            <w:r>
+              <w:rPr>
+                <w:b/>
+                <w:i w:val="0"/>
+                <w:color w:val="1A1A1A"/>
+                <w:sz w:val="20"/>
+              </w:rPr>
+              <w:t>before-measurement</w:t>
+            </w:r>
+            <w:r>
+              <w:rPr>
+                <w:i w:val="0"/>
+                <w:color w:val="1A1A1A"/>
+                <w:sz w:val="20"/>
+              </w:rPr>
+              <w:t xml:space="preserve">: the programme can report </w:t>
+            </w:r>
+            <w:r>
+              <w:rPr>
+                <w:i/>
+                <w:color w:val="1A1A1A"/>
+                <w:sz w:val="20"/>
+              </w:rPr>
+              <w:t>change</w:t>
+            </w:r>
+            <w:r>
+              <w:rPr>
+                <w:i w:val="0"/>
+                <w:color w:val="1A1A1A"/>
+                <w:sz w:val="20"/>
+              </w:rPr>
+              <w:t xml:space="preserve"> rather than just an endpoint, and the help levels show how much of any result came from support rather than from the course.</w:t>
+            </w:r>
+          </w:p>
+          <w:p>
+            <w:pPr>
+              <w:spacing w:after="20"/>
+            </w:pPr>
+            <w:r>
+              <w:rPr>
+                <w:i w:val="0"/>
+                <w:color w:val="1A1A1A"/>
+                <w:sz w:val="20"/>
+              </w:rPr>
+              <w:t>It is also an early warning. A participant who cannot run a single cell unaided tells us to put extra help into day 1 — the riskiest session in the programme — six weeks before it would otherwise show.</w:t>
+            </w:r>
+          </w:p>
+        </w:tc>
+      </w:tr>
+    </w:tbl>
+    <w:p>
+      <w:pPr>
+        <w:spacing w:after="80"/>
+      </w:pPr>
     </w:p>
     <w:p>
       <w:pPr>
@@ -7080,37 +7761,7 @@
           <w:color w:val="1A1A1A"/>
           <w:sz w:val="21"/>
         </w:rPr>
-        <w:t xml:space="preserve">They are </w:t>
-      </w:r>
-      <w:r>
-        <w:rPr>
-          <w:b/>
-          <w:i w:val="0"/>
-          <w:color w:val="1A1A1A"/>
-          <w:sz w:val="21"/>
-        </w:rPr>
-        <w:t>not graded, and the participants are told so in writing</w:t>
-      </w:r>
-      <w:r>
-        <w:rPr>
-          <w:i w:val="0"/>
-          <w:color w:val="1A1A1A"/>
-          <w:sz w:val="21"/>
-        </w:rPr>
-        <w:t xml:space="preserve"> — they exist to tell the instructor where to slow down. An honest blank is more useful than a copied answer. Every question is a classroom task, never a puzzle; nothing untaught appears, and every question has a skeleton rather than a blank cell.</w:t>
-      </w:r>
-    </w:p>
-    <w:p>
-      <w:pPr>
-        <w:spacing w:after="140"/>
-      </w:pPr>
-      <w:r>
-        <w:rPr>
-          <w:i w:val="0"/>
-          <w:color w:val="1A1A1A"/>
-          <w:sz w:val="21"/>
-        </w:rPr>
-        <w:t xml:space="preserve">Each test ships with an instructor marking guide whose </w:t>
+        <w:t xml:space="preserve">Each assessment ships an instructor marking guide whose </w:t>
       </w:r>
       <w:r>
         <w:rPr>
@@ -7127,7 +7778,7 @@
           <w:color w:val="1A1A1A"/>
           <w:sz w:val="21"/>
         </w:rPr>
-        <w:t>: not whether the answer was right, but what a wrong answer tells you.</w:t>
+        <w:t>: not whether the answer was right, but what a wrong answer tells you and what to change next session. Three results change what happens:</w:t>
       </w:r>
     </w:p>
     <w:tbl>
@@ -7139,8 +7790,8 @@
         <w:tblLook w:firstColumn="1" w:firstRow="1" w:lastColumn="0" w:lastRow="0" w:noHBand="0" w:noVBand="1" w:val="04A0"/>
       </w:tblPr>
       <w:tblGrid>
-        <w:gridCol w:w="753"/>
-        <w:gridCol w:w="8658"/>
+        <w:gridCol w:w="1412"/>
+        <w:gridCol w:w="7999"/>
       </w:tblGrid>
       <w:tr>
         <w:trPr>
@@ -7148,7 +7799,7 @@
         </w:trPr>
         <w:tc>
           <w:tcPr>
-            <w:tcW w:type="dxa" w:w="753"/>
+            <w:tcW w:type="dxa" w:w="1412"/>
             <w:shd w:val="clear" w:fill="1F3A5F"/>
           </w:tcPr>
           <w:p>
@@ -7162,13 +7813,13 @@
                 <w:color w:val="FFFFFF"/>
                 <w:sz w:val="19"/>
               </w:rPr>
-              <w:t>Test</w:t>
-            </w:r>
-          </w:p>
-        </w:tc>
-        <w:tc>
-          <w:tcPr>
-            <w:tcW w:type="dxa" w:w="8658"/>
+              <w:t>Assessment</w:t>
+            </w:r>
+          </w:p>
+        </w:tc>
+        <w:tc>
+          <w:tcPr>
+            <w:tcW w:type="dxa" w:w="7999"/>
             <w:shd w:val="clear" w:fill="1F3A5F"/>
           </w:tcPr>
           <w:p>
@@ -7182,7 +7833,7 @@
                 <w:color w:val="FFFFFF"/>
                 <w:sz w:val="19"/>
               </w:rPr>
-              <w:t>A wrong answer that changes what the instructor does next</w:t>
+              <w:t>A result that changes what the instructor does next</w:t>
             </w:r>
           </w:p>
         </w:tc>
@@ -7190,7 +7841,7 @@
       <w:tr>
         <w:tc>
           <w:tcPr>
-            <w:tcW w:type="dxa" w:w="753"/>
+            <w:tcW w:type="dxa" w:w="1412"/>
           </w:tcPr>
           <w:p>
             <w:pPr>
@@ -7203,13 +7854,13 @@
                 <w:color w:val="1A1A1A"/>
                 <w:sz w:val="19"/>
               </w:rPr>
-              <w:t>1</w:t>
-            </w:r>
-          </w:p>
-        </w:tc>
-        <w:tc>
-          <w:tcPr>
-            <w:tcW w:type="dxa" w:w="8658"/>
+              <w:t>Diagnostic</w:t>
+            </w:r>
+          </w:p>
+        </w:tc>
+        <w:tc>
+          <w:tcPr>
+            <w:tcW w:type="dxa" w:w="7999"/>
           </w:tcPr>
           <w:p>
             <w:pPr>
@@ -7222,50 +7873,7 @@
                 <w:color w:val="1A1A1A"/>
                 <w:sz w:val="19"/>
               </w:rPr>
-              <w:t xml:space="preserve">Writing </w:t>
-            </w:r>
-            <w:r>
-              <w:rPr>
-                <w:rFonts w:ascii="Consolas" w:hAnsi="Consolas"/>
-                <w:i w:val="0"/>
-                <w:color w:val="1A1A1A"/>
-                <w:sz w:val="19"/>
-              </w:rPr>
-              <w:t>grade = 7</w:t>
-            </w:r>
-            <w:r>
-              <w:rPr>
-                <w:i w:val="0"/>
-                <w:color w:val="1A1A1A"/>
-                <w:sz w:val="19"/>
-              </w:rPr>
-              <w:t xml:space="preserve"> instead of </w:t>
-            </w:r>
-            <w:r>
-              <w:rPr>
-                <w:rFonts w:ascii="Consolas" w:hAnsi="Consolas"/>
-                <w:i w:val="0"/>
-                <w:color w:val="1A1A1A"/>
-                <w:sz w:val="19"/>
-              </w:rPr>
-              <w:t>grade = grade + 1</w:t>
-            </w:r>
-            <w:r>
-              <w:rPr>
-                <w:i w:val="0"/>
-                <w:color w:val="1A1A1A"/>
-                <w:sz w:val="19"/>
-              </w:rPr>
-              <w:t xml:space="preserve"> means assignment has not landed. </w:t>
-            </w:r>
-            <w:r>
-              <w:rPr>
-                <w:b/>
-                <w:i w:val="0"/>
-                <w:color w:val="1A1A1A"/>
-                <w:sz w:val="19"/>
-              </w:rPr>
-              <w:t>If a third of the room misses this, day 7 does not start as written</w:t>
+              <w:t>Several participants unable to run a cell unaided → a second helper on day 1, or a setup clinic beforehand</w:t>
             </w:r>
           </w:p>
         </w:tc>
@@ -7273,7 +7881,7 @@
       <w:tr>
         <w:tc>
           <w:tcPr>
-            <w:tcW w:type="dxa" w:w="753"/>
+            <w:tcW w:type="dxa" w:w="1412"/>
             <w:shd w:val="clear" w:fill="EEF2F7"/>
           </w:tcPr>
           <w:p>
@@ -7287,13 +7895,13 @@
                 <w:color w:val="1A1A1A"/>
                 <w:sz w:val="19"/>
               </w:rPr>
-              <w:t>3</w:t>
-            </w:r>
-          </w:p>
-        </w:tc>
-        <w:tc>
-          <w:tcPr>
-            <w:tcW w:type="dxa" w:w="8658"/>
+              <w:t>Midpoint</w:t>
+            </w:r>
+          </w:p>
+        </w:tc>
+        <w:tc>
+          <w:tcPr>
+            <w:tcW w:type="dxa" w:w="7999"/>
             <w:shd w:val="clear" w:fill="EEF2F7"/>
           </w:tcPr>
           <w:p>
@@ -7303,20 +7911,77 @@
             <w:r/>
             <w:r>
               <w:rPr>
+                <w:b/>
                 <w:i w:val="0"/>
                 <w:color w:val="1A1A1A"/>
                 <w:sz w:val="19"/>
               </w:rPr>
-              <w:t xml:space="preserve">Printing instead of returning a value means the four-file program is not yet reachable. </w:t>
-            </w:r>
-            <w:r>
-              <w:rPr>
-                <w:b/>
+              <w:t>Still writing one block per student instead of a loop</w:t>
+            </w:r>
+            <w:r>
+              <w:rPr>
                 <w:i w:val="0"/>
                 <w:color w:val="1A1A1A"/>
                 <w:sz w:val="19"/>
               </w:rPr>
-              <w:t>If the room fails this, day 19 is spent on `return` rather than consolidation</w:t>
+              <w:t xml:space="preserve"> → the clearest early evidence against the method, and it is recorded as such</w:t>
+            </w:r>
+          </w:p>
+        </w:tc>
+      </w:tr>
+      <w:tr>
+        <w:tc>
+          <w:tcPr>
+            <w:tcW w:type="dxa" w:w="1412"/>
+          </w:tcPr>
+          <w:p>
+            <w:pPr>
+              <w:spacing w:after="40" w:before="40"/>
+            </w:pPr>
+            <w:r/>
+            <w:r>
+              <w:rPr>
+                <w:i w:val="0"/>
+                <w:color w:val="1A1A1A"/>
+                <w:sz w:val="19"/>
+              </w:rPr>
+              <w:t>Final</w:t>
+            </w:r>
+          </w:p>
+        </w:tc>
+        <w:tc>
+          <w:tcPr>
+            <w:tcW w:type="dxa" w:w="7999"/>
+          </w:tcPr>
+          <w:p>
+            <w:pPr>
+              <w:spacing w:after="40" w:before="40"/>
+            </w:pPr>
+            <w:r/>
+            <w:r>
+              <w:rPr>
+                <w:i w:val="0"/>
+                <w:color w:val="1A1A1A"/>
+                <w:sz w:val="19"/>
+              </w:rPr>
+              <w:t xml:space="preserve">Printing instead of returning a value → </w:t>
+            </w:r>
+            <w:r>
+              <w:rPr>
+                <w:rFonts w:ascii="Consolas" w:hAnsi="Consolas"/>
+                <w:i w:val="0"/>
+                <w:color w:val="1A1A1A"/>
+                <w:sz w:val="19"/>
+              </w:rPr>
+              <w:t>return</w:t>
+            </w:r>
+            <w:r>
+              <w:rPr>
+                <w:i w:val="0"/>
+                <w:color w:val="1A1A1A"/>
+                <w:sz w:val="19"/>
+              </w:rPr>
+              <w:t xml:space="preserve"> never landed, and the four-file program rests on it</w:t>
             </w:r>
           </w:p>
         </w:tc>
@@ -7326,6 +7991,19 @@
       <w:pPr>
         <w:spacing w:after="80"/>
       </w:pPr>
+    </w:p>
+    <w:p>
+      <w:pPr>
+        <w:spacing w:after="140"/>
+      </w:pPr>
+      <w:r>
+        <w:rPr>
+          <w:i/>
+          <w:color w:val="1A1A1A"/>
+          <w:sz w:val="21"/>
+        </w:rPr>
+        <w:t>Two versions of every assessment are produced automatically — the grader's copy with the rubric, and the participant's copy with the questions only — so the rubric cannot be handed out by mistake.</w:t>
+      </w:r>
     </w:p>
     <w:p>
       <w:r>
@@ -7467,7 +8145,7 @@
                 <w:color w:val="1A1A1A"/>
                 <w:sz w:val="19"/>
               </w:rPr>
-              <w:t>Test 1</w:t>
+              <w:t>Diagnostic</w:t>
             </w:r>
           </w:p>
         </w:tc>
@@ -7486,16 +8164,27 @@
                 <w:color w:val="1A1A1A"/>
                 <w:sz w:val="19"/>
               </w:rPr>
-              <w:t xml:space="preserve">Do they write </w:t>
-            </w:r>
-            <w:r>
-              <w:rPr>
-                <w:rFonts w:ascii="Consolas" w:hAnsi="Consolas"/>
+              <w:t>Can they run a cell at all, and with how much help?</w:t>
+            </w:r>
+          </w:p>
+        </w:tc>
+        <w:tc>
+          <w:tcPr>
+            <w:tcW w:type="dxa" w:w="4894"/>
+          </w:tcPr>
+          <w:p>
+            <w:pPr>
+              <w:spacing w:after="40" w:before="40"/>
+            </w:pPr>
+            <w:r/>
+            <w:r>
+              <w:rPr>
+                <w:b/>
                 <w:i w:val="0"/>
                 <w:color w:val="1A1A1A"/>
                 <w:sz w:val="19"/>
               </w:rPr>
-              <w:t>grade = grade + 1</w:t>
+              <w:t>The baseline.</w:t>
             </w:r>
             <w:r>
               <w:rPr>
@@ -7503,26 +8192,7 @@
                 <w:color w:val="1A1A1A"/>
                 <w:sz w:val="19"/>
               </w:rPr>
-              <w:t xml:space="preserve"> rather than the answer?</w:t>
-            </w:r>
-          </w:p>
-        </w:tc>
-        <w:tc>
-          <w:tcPr>
-            <w:tcW w:type="dxa" w:w="4894"/>
-          </w:tcPr>
-          <w:p>
-            <w:pPr>
-              <w:spacing w:after="40" w:before="40"/>
-            </w:pPr>
-            <w:r/>
-            <w:r>
-              <w:rPr>
-                <w:i w:val="0"/>
-                <w:color w:val="1A1A1A"/>
-                <w:sz w:val="19"/>
-              </w:rPr>
-              <w:t>The earliest signal that assignment has landed; everything later depends on it</w:t>
+              <w:t xml:space="preserve"> Without it the programme can only report an endpoint, not change</w:t>
             </w:r>
           </w:p>
         </w:tc>
@@ -7544,7 +8214,7 @@
                 <w:color w:val="1A1A1A"/>
                 <w:sz w:val="19"/>
               </w:rPr>
-              <w:t>Test 2</w:t>
+              <w:t>Midpoint</w:t>
             </w:r>
           </w:p>
         </w:tc>
@@ -7605,7 +8275,7 @@
                 <w:color w:val="1A1A1A"/>
                 <w:sz w:val="19"/>
               </w:rPr>
-              <w:t>Test 3</w:t>
+              <w:t>Final</w:t>
             </w:r>
           </w:p>
         </w:tc>
@@ -7624,7 +8294,26 @@
                 <w:color w:val="1A1A1A"/>
                 <w:sz w:val="19"/>
               </w:rPr>
-              <w:t xml:space="preserve">Do they understand </w:t>
+              <w:t>Do they return a value, or print it?</w:t>
+            </w:r>
+          </w:p>
+        </w:tc>
+        <w:tc>
+          <w:tcPr>
+            <w:tcW w:type="dxa" w:w="4894"/>
+          </w:tcPr>
+          <w:p>
+            <w:pPr>
+              <w:spacing w:after="40" w:before="40"/>
+            </w:pPr>
+            <w:r/>
+            <w:r>
+              <w:rPr>
+                <w:i w:val="0"/>
+                <w:color w:val="1A1A1A"/>
+                <w:sz w:val="19"/>
+              </w:rPr>
+              <w:t xml:space="preserve">If </w:t>
             </w:r>
             <w:r>
               <w:rPr>
@@ -7641,26 +8330,7 @@
                 <w:color w:val="1A1A1A"/>
                 <w:sz w:val="19"/>
               </w:rPr>
-              <w:t>?</w:t>
-            </w:r>
-          </w:p>
-        </w:tc>
-        <w:tc>
-          <w:tcPr>
-            <w:tcW w:type="dxa" w:w="4894"/>
-          </w:tcPr>
-          <w:p>
-            <w:pPr>
-              <w:spacing w:after="40" w:before="40"/>
-            </w:pPr>
-            <w:r/>
-            <w:r>
-              <w:rPr>
-                <w:i w:val="0"/>
-                <w:color w:val="1A1A1A"/>
-                <w:sz w:val="19"/>
-              </w:rPr>
-              <w:t>If not, the four-file program is out of reach</w:t>
+              <w:t xml:space="preserve"> never landed, the four-file program was out of reach</w:t>
             </w:r>
           </w:p>
         </w:tc>
@@ -7908,7 +8578,7 @@
           <w:color w:val="1A1A1A"/>
           <w:sz w:val="21"/>
         </w:rPr>
-        <w:t>, because none is an algorithmic problem — they measure whether the course ran well. So the final test ends with one question that is different:</w:t>
+        <w:t>, because none is an algorithmic problem — they measure whether the course ran well. So the final practical ends with one question that is different. It is the only question with no A/B/C variants, and its 10 points are reported separately from the other 70:</w:t>
       </w:r>
     </w:p>
     <w:tbl>
@@ -7937,7 +8607,7 @@
                 <w:color w:val="1F3A5F"/>
                 <w:sz w:val="20"/>
               </w:rPr>
-              <w:t>Test 4, final question — the transfer question</w:t>
+              <w:t>Final practical, question 8 — the transfer question</w:t>
             </w:r>
           </w:p>
           <w:p>
@@ -9620,7 +10290,7 @@
                 <w:color w:val="1A1A1A"/>
                 <w:sz w:val="19"/>
               </w:rPr>
-              <w:t>41 notebooks</w:t>
+              <w:t>43 notebooks</w:t>
             </w:r>
             <w:r>
               <w:rPr>
@@ -9628,7 +10298,7 @@
                 <w:color w:val="1A1A1A"/>
                 <w:sz w:val="19"/>
               </w:rPr>
-              <w:t xml:space="preserve"> — 19 lessons, 18 solution sets, 4 assessments — run cell by cell, in order, from a clean start</w:t>
+              <w:t xml:space="preserve"> — 19 lessons, 18 solution sets and both versions of the 3 assessments — run cell by cell, in order, from a clean start</w:t>
             </w:r>
           </w:p>
         </w:tc>
@@ -10774,7 +11444,7 @@
                 <w:color w:val="1A1A1A"/>
                 <w:sz w:val="19"/>
               </w:rPr>
-              <w:t>Take-home assessments, with marking guides</w:t>
+              <w:t>Assessments — grader's and participant versions</w:t>
             </w:r>
           </w:p>
         </w:tc>
@@ -10794,7 +11464,7 @@
                 <w:color w:val="1A1A1A"/>
                 <w:sz w:val="19"/>
               </w:rPr>
-              <w:t>4 + 4</w:t>
+              <w:t>3 × 2</w:t>
             </w:r>
           </w:p>
         </w:tc>
@@ -10835,7 +11505,7 @@
                 <w:color w:val="1A1A1A"/>
                 <w:sz w:val="19"/>
               </w:rPr>
-              <w:t>Reference program</w:t>
+              <w:t>Assessment marking guides</w:t>
             </w:r>
           </w:p>
         </w:tc>
@@ -10854,7 +11524,7 @@
                 <w:color w:val="1A1A1A"/>
                 <w:sz w:val="19"/>
               </w:rPr>
-              <w:t>4 files</w:t>
+              <w:t>3</w:t>
             </w:r>
           </w:p>
         </w:tc>
@@ -10873,7 +11543,7 @@
                 <w:color w:val="1A1A1A"/>
                 <w:sz w:val="19"/>
               </w:rPr>
-              <w:t>Participant, from day 21</w:t>
+              <w:t>Instructor only</w:t>
             </w:r>
           </w:p>
         </w:tc>
@@ -10895,7 +11565,7 @@
                 <w:color w:val="1A1A1A"/>
                 <w:sz w:val="19"/>
               </w:rPr>
-              <w:t>Installation instructions, reference sheet, setup check</w:t>
+              <w:t>Reference program</w:t>
             </w:r>
           </w:p>
         </w:tc>
@@ -10915,7 +11585,7 @@
                 <w:color w:val="1A1A1A"/>
                 <w:sz w:val="19"/>
               </w:rPr>
-              <w:t>3</w:t>
+              <w:t>4 files</w:t>
             </w:r>
           </w:p>
         </w:tc>
@@ -10935,7 +11605,7 @@
                 <w:color w:val="1A1A1A"/>
                 <w:sz w:val="19"/>
               </w:rPr>
-              <w:t>Participant</w:t>
+              <w:t>Participant, from day 21</w:t>
             </w:r>
           </w:p>
         </w:tc>
@@ -10956,7 +11626,7 @@
                 <w:color w:val="1A1A1A"/>
                 <w:sz w:val="19"/>
               </w:rPr>
-              <w:t>Instructor notes, curriculum, build specification</w:t>
+              <w:t>Installation instructions, reference sheet, setup check</w:t>
             </w:r>
           </w:p>
         </w:tc>
@@ -10994,7 +11664,7 @@
                 <w:color w:val="1A1A1A"/>
                 <w:sz w:val="19"/>
               </w:rPr>
-              <w:t>Instructor / organiser</w:t>
+              <w:t>Participant</w:t>
             </w:r>
           </w:p>
         </w:tc>
@@ -11016,7 +11686,7 @@
                 <w:color w:val="1A1A1A"/>
                 <w:sz w:val="19"/>
               </w:rPr>
-              <w:t>Recruitment announcement</w:t>
+              <w:t>Instructor notes, curriculum, build specification</w:t>
             </w:r>
           </w:p>
         </w:tc>
@@ -11036,7 +11706,7 @@
                 <w:color w:val="1A1A1A"/>
                 <w:sz w:val="19"/>
               </w:rPr>
-              <w:t>1</w:t>
+              <w:t>3</w:t>
             </w:r>
           </w:p>
         </w:tc>
@@ -11044,6 +11714,65 @@
           <w:tcPr>
             <w:tcW w:type="dxa" w:w="3764"/>
             <w:shd w:val="clear" w:fill="EEF2F7"/>
+          </w:tcPr>
+          <w:p>
+            <w:pPr>
+              <w:spacing w:after="40" w:before="40"/>
+            </w:pPr>
+            <w:r/>
+            <w:r>
+              <w:rPr>
+                <w:i w:val="0"/>
+                <w:color w:val="1A1A1A"/>
+                <w:sz w:val="19"/>
+              </w:rPr>
+              <w:t>Instructor / organiser</w:t>
+            </w:r>
+          </w:p>
+        </w:tc>
+      </w:tr>
+      <w:tr>
+        <w:tc>
+          <w:tcPr>
+            <w:tcW w:type="dxa" w:w="4423"/>
+          </w:tcPr>
+          <w:p>
+            <w:pPr>
+              <w:spacing w:after="40" w:before="40"/>
+            </w:pPr>
+            <w:r/>
+            <w:r>
+              <w:rPr>
+                <w:i w:val="0"/>
+                <w:color w:val="1A1A1A"/>
+                <w:sz w:val="19"/>
+              </w:rPr>
+              <w:t>Recruitment announcement</w:t>
+            </w:r>
+          </w:p>
+        </w:tc>
+        <w:tc>
+          <w:tcPr>
+            <w:tcW w:type="dxa" w:w="1223"/>
+          </w:tcPr>
+          <w:p>
+            <w:pPr>
+              <w:spacing w:after="40" w:before="40"/>
+            </w:pPr>
+            <w:r/>
+            <w:r>
+              <w:rPr>
+                <w:i w:val="0"/>
+                <w:color w:val="1A1A1A"/>
+                <w:sz w:val="19"/>
+              </w:rPr>
+              <w:t>1</w:t>
+            </w:r>
+          </w:p>
+        </w:tc>
+        <w:tc>
+          <w:tcPr>
+            <w:tcW w:type="dxa" w:w="3764"/>
           </w:tcPr>
           <w:p>
             <w:pPr>
@@ -11077,7 +11806,7 @@
           <w:color w:val="1A1A1A"/>
           <w:sz w:val="21"/>
         </w:rPr>
-        <w:t>Materials are held in a version-controlled repository with four automated checks that must pass before any change is accepted: session arithmetic, execution of all 41 notebooks, the language and dependency rules, and the finished program running end to end. Nothing is reported as complete on the strength of inspection alone.</w:t>
+        <w:t>Materials are held in a version-controlled repository with four automated checks that must pass before any change is accepted: session arithmetic, execution of all 43 notebooks, the language and dependency rules, and the finished program running end to end. Nothing is reported as complete on the strength of inspection alone.</w:t>
       </w:r>
     </w:p>
     <w:p>
@@ -11097,7 +11826,7 @@
           <w:color w:val="5A5A5A"/>
           <w:sz w:val="18"/>
         </w:rPr>
-        <w:t>Programme dossier v1.1 · 2 October 2026 · Prepared for Fast Foundation. Figures in this document are generated from the programme materials and verified against them at the time of writing.</w:t>
+        <w:t>Programme dossier v1.2 · 2 October 2026 · Prepared for Fast Foundation. Figures in this document are generated from the programme materials and verified against them at the time of writing.</w:t>
       </w:r>
     </w:p>
     <w:sectPr>

--- a/partners/Python_from_Zero_Programme_Dossier.docx
+++ b/partners/Python_from_Zero_Programme_Dossier.docx
@@ -96,28 +96,20 @@
             <w:r/>
             <w:r>
               <w:rPr>
+                <w:b/>
                 <w:i w:val="0"/>
                 <w:color w:val="1A1A1A"/>
                 <w:sz w:val="19"/>
               </w:rPr>
-              <w:t xml:space="preserve">24 sessions × 50 minutes = </w:t>
-            </w:r>
-            <w:r>
-              <w:rPr>
-                <w:b/>
+              <w:t>Part 1 of six months.</w:t>
+            </w:r>
+            <w:r>
+              <w:rPr>
                 <w:i w:val="0"/>
                 <w:color w:val="1A1A1A"/>
                 <w:sz w:val="19"/>
               </w:rPr>
-              <w:t>20 hours exactly</w:t>
-            </w:r>
-            <w:r>
-              <w:rPr>
-                <w:i w:val="0"/>
-                <w:color w:val="1A1A1A"/>
-                <w:sz w:val="19"/>
-              </w:rPr>
-              <w:t>, three times a week over eight weeks, plus three assessment sittings (~3½ hours)</w:t>
+              <w:t xml:space="preserve"> 24 sessions of 75 minutes, three times a week over eight weeks, plus three assessment sittings</w:t>
             </w:r>
           </w:p>
         </w:tc>
@@ -139,7 +131,7 @@
                 <w:color w:val="1A1A1A"/>
                 <w:sz w:val="19"/>
               </w:rPr>
-              <w:t>Audience</w:t>
+              <w:t>Delivery</w:t>
             </w:r>
           </w:p>
         </w:tc>
@@ -155,28 +147,20 @@
             <w:r/>
             <w:r>
               <w:rPr>
+                <w:b/>
                 <w:i w:val="0"/>
                 <w:color w:val="1A1A1A"/>
                 <w:sz w:val="19"/>
               </w:rPr>
-              <w:t xml:space="preserve">Public-school teachers, any subject. </w:t>
-            </w:r>
-            <w:r>
-              <w:rPr>
-                <w:b/>
+              <w:t>Remote</w:t>
+            </w:r>
+            <w:r>
+              <w:rPr>
                 <w:i w:val="0"/>
                 <w:color w:val="1A1A1A"/>
                 <w:sz w:val="19"/>
               </w:rPr>
-              <w:t>No prior programming assumed</w:t>
-            </w:r>
-            <w:r>
-              <w:rPr>
-                <w:i w:val="0"/>
-                <w:color w:val="1A1A1A"/>
-                <w:sz w:val="19"/>
-              </w:rPr>
-              <w:t xml:space="preserve"> — the course begins with installing software</w:t>
+              <w:t>, over Google Meet with screen sharing</w:t>
             </w:r>
           </w:p>
         </w:tc>
@@ -197,7 +181,7 @@
                 <w:color w:val="1A1A1A"/>
                 <w:sz w:val="19"/>
               </w:rPr>
-              <w:t>Group size</w:t>
+              <w:t>Audience</w:t>
             </w:r>
           </w:p>
         </w:tc>
@@ -216,7 +200,24 @@
                 <w:color w:val="1A1A1A"/>
                 <w:sz w:val="19"/>
               </w:rPr>
-              <w:t>Up to 16, one instructor</w:t>
+              <w:t xml:space="preserve">Public-school teachers, any subject. </w:t>
+            </w:r>
+            <w:r>
+              <w:rPr>
+                <w:b/>
+                <w:i w:val="0"/>
+                <w:color w:val="1A1A1A"/>
+                <w:sz w:val="19"/>
+              </w:rPr>
+              <w:t>No prior programming assumed</w:t>
+            </w:r>
+            <w:r>
+              <w:rPr>
+                <w:i w:val="0"/>
+                <w:color w:val="1A1A1A"/>
+                <w:sz w:val="19"/>
+              </w:rPr>
+              <w:t xml:space="preserve"> — the course begins with installing software</w:t>
             </w:r>
           </w:p>
         </w:tc>
@@ -238,7 +239,7 @@
                 <w:color w:val="1A1A1A"/>
                 <w:sz w:val="19"/>
               </w:rPr>
-              <w:t>Deliverable</w:t>
+              <w:t>Group size</w:t>
             </w:r>
           </w:p>
         </w:tc>
@@ -254,11 +255,20 @@
             <w:r/>
             <w:r>
               <w:rPr>
+                <w:b/>
                 <w:i w:val="0"/>
                 <w:color w:val="1A1A1A"/>
                 <w:sz w:val="19"/>
               </w:rPr>
-              <w:t>A runnable four-file Python program over the participant's own class data, demonstrated to a colleague</w:t>
+              <w:t>4–8 per group</w:t>
+            </w:r>
+            <w:r>
+              <w:rPr>
+                <w:i w:val="0"/>
+                <w:color w:val="1A1A1A"/>
+                <w:sz w:val="19"/>
+              </w:rPr>
+              <w:t>, one instructor</w:t>
             </w:r>
           </w:p>
         </w:tc>
@@ -279,7 +289,7 @@
                 <w:color w:val="1A1A1A"/>
                 <w:sz w:val="19"/>
               </w:rPr>
-              <w:t>Cost</w:t>
+              <w:t>Deliverable</w:t>
             </w:r>
           </w:p>
         </w:tc>
@@ -294,20 +304,11 @@
             <w:r/>
             <w:r>
               <w:rPr>
-                <w:b/>
                 <w:i w:val="0"/>
                 <w:color w:val="1A1A1A"/>
                 <w:sz w:val="19"/>
               </w:rPr>
-              <w:t>Zero.</w:t>
-            </w:r>
-            <w:r>
-              <w:rPr>
-                <w:i w:val="0"/>
-                <w:color w:val="1A1A1A"/>
-                <w:sz w:val="19"/>
-              </w:rPr>
-              <w:t xml:space="preserve"> All software is free; nothing touches a paid service or needs the internet after day one</w:t>
+              <w:t>A runnable four-file Python program over the participant's own class data, demonstrated to a colleague</w:t>
             </w:r>
           </w:p>
         </w:tc>
@@ -329,7 +330,7 @@
                 <w:color w:val="1A1A1A"/>
                 <w:sz w:val="19"/>
               </w:rPr>
-              <w:t>Status</w:t>
+              <w:t>Cost</w:t>
             </w:r>
           </w:p>
         </w:tc>
@@ -345,20 +346,20 @@
             <w:r/>
             <w:r>
               <w:rPr>
+                <w:b/>
                 <w:i w:val="0"/>
                 <w:color w:val="1A1A1A"/>
                 <w:sz w:val="19"/>
               </w:rPr>
-              <w:t xml:space="preserve">Materials complete and verified. </w:t>
-            </w:r>
-            <w:r>
-              <w:rPr>
-                <w:b/>
+              <w:t>Zero.</w:t>
+            </w:r>
+            <w:r>
+              <w:rPr>
                 <w:i w:val="0"/>
                 <w:color w:val="1A1A1A"/>
                 <w:sz w:val="19"/>
               </w:rPr>
-              <w:t>Not yet taught to a cohort</w:t>
+              <w:t xml:space="preserve"> All software is free; nothing touches a paid service or needs the internet after day one</w:t>
             </w:r>
           </w:p>
         </w:tc>
@@ -379,6 +380,114 @@
                 <w:color w:val="1A1A1A"/>
                 <w:sz w:val="19"/>
               </w:rPr>
+              <w:t>Judged by</w:t>
+            </w:r>
+          </w:p>
+        </w:tc>
+        <w:tc>
+          <w:tcPr>
+            <w:tcW w:type="dxa" w:w="7811"/>
+          </w:tcPr>
+          <w:p>
+            <w:pPr>
+              <w:spacing w:after="40" w:before="40"/>
+            </w:pPr>
+            <w:r/>
+            <w:r>
+              <w:rPr>
+                <w:b/>
+                <w:i w:val="0"/>
+                <w:color w:val="1A1A1A"/>
+                <w:sz w:val="19"/>
+              </w:rPr>
+              <w:t>Can they code?</w:t>
+            </w:r>
+            <w:r>
+              <w:rPr>
+                <w:i w:val="0"/>
+                <w:color w:val="1A1A1A"/>
+                <w:sz w:val="19"/>
+              </w:rPr>
+              <w:t xml:space="preserve"> More than 90% = success, under 50% = failure (section 8)</w:t>
+            </w:r>
+          </w:p>
+        </w:tc>
+      </w:tr>
+      <w:tr>
+        <w:tc>
+          <w:tcPr>
+            <w:tcW w:type="dxa" w:w="1600"/>
+            <w:shd w:val="clear" w:fill="EEF2F7"/>
+          </w:tcPr>
+          <w:p>
+            <w:pPr>
+              <w:spacing w:after="40" w:before="40"/>
+            </w:pPr>
+            <w:r/>
+            <w:r>
+              <w:rPr>
+                <w:i w:val="0"/>
+                <w:color w:val="1A1A1A"/>
+                <w:sz w:val="19"/>
+              </w:rPr>
+              <w:t>Status</w:t>
+            </w:r>
+          </w:p>
+        </w:tc>
+        <w:tc>
+          <w:tcPr>
+            <w:tcW w:type="dxa" w:w="7811"/>
+            <w:shd w:val="clear" w:fill="EEF2F7"/>
+          </w:tcPr>
+          <w:p>
+            <w:pPr>
+              <w:spacing w:after="40" w:before="40"/>
+            </w:pPr>
+            <w:r/>
+            <w:r>
+              <w:rPr>
+                <w:i w:val="0"/>
+                <w:color w:val="1A1A1A"/>
+                <w:sz w:val="19"/>
+              </w:rPr>
+              <w:t xml:space="preserve">Part 1 materials complete and verified. </w:t>
+            </w:r>
+            <w:r>
+              <w:rPr>
+                <w:b/>
+                <w:i w:val="0"/>
+                <w:color w:val="1A1A1A"/>
+                <w:sz w:val="19"/>
+              </w:rPr>
+              <w:t>Not yet taught to a cohort.</w:t>
+            </w:r>
+            <w:r>
+              <w:rPr>
+                <w:i w:val="0"/>
+                <w:color w:val="1A1A1A"/>
+                <w:sz w:val="19"/>
+              </w:rPr>
+              <w:t xml:space="preserve"> Part 2 is a vision</w:t>
+            </w:r>
+          </w:p>
+        </w:tc>
+      </w:tr>
+      <w:tr>
+        <w:tc>
+          <w:tcPr>
+            <w:tcW w:type="dxa" w:w="1600"/>
+          </w:tcPr>
+          <w:p>
+            <w:pPr>
+              <w:spacing w:after="40" w:before="40"/>
+            </w:pPr>
+            <w:r/>
+            <w:r>
+              <w:rPr>
+                <w:i w:val="0"/>
+                <w:color w:val="1A1A1A"/>
+                <w:sz w:val="19"/>
+              </w:rPr>
               <w:t>Version</w:t>
             </w:r>
           </w:p>
@@ -398,7 +507,7 @@
                 <w:color w:val="1A1A1A"/>
                 <w:sz w:val="19"/>
               </w:rPr>
-              <w:t>1.2 — for partner review · 2 October 2026</w:t>
+              <w:t>1.3 — for partner review · 2 October 2026</w:t>
             </w:r>
           </w:p>
         </w:tc>
@@ -507,11 +616,37 @@
       </w:pPr>
       <w:r>
         <w:rPr>
+          <w:b/>
           <w:i w:val="0"/>
           <w:color w:val="1A1A1A"/>
           <w:sz w:val="21"/>
         </w:rPr>
-        <w:t>A 20-hour introductory programming course for public-school teachers who have never written a line of code. Every participant finishes with a small program they wrote themselves and can use: a gradebook that opens their own class list, shows who has passed, calculates the average, and saves changes back to a file.</w:t>
+        <w:t>Part 1 of a six-month programme</w:t>
+      </w:r>
+      <w:r>
+        <w:rPr>
+          <w:i w:val="0"/>
+          <w:color w:val="1A1A1A"/>
+          <w:sz w:val="21"/>
+        </w:rPr>
+        <w:t xml:space="preserve"> for public-school teachers who have never written a line of code. Twenty-four sessions, three a week for eight weeks, </w:t>
+      </w:r>
+      <w:r>
+        <w:rPr>
+          <w:b/>
+          <w:i w:val="0"/>
+          <w:color w:val="1A1A1A"/>
+          <w:sz w:val="21"/>
+        </w:rPr>
+        <w:t>taught remotely in groups of four to eight</w:t>
+      </w:r>
+      <w:r>
+        <w:rPr>
+          <w:i w:val="0"/>
+          <w:color w:val="1A1A1A"/>
+          <w:sz w:val="21"/>
+        </w:rPr>
+        <w:t>. Every participant finishes with a small program they wrote themselves and can use: a gradebook that opens their own class list, shows who has passed, calculates the average, and saves changes back to a file.</w:t>
       </w:r>
     </w:p>
     <w:p>
@@ -624,7 +759,37 @@
                 <w:color w:val="1A1A1A"/>
                 <w:sz w:val="20"/>
               </w:rPr>
-              <w:t xml:space="preserve"> Section 8 sets out what we will measure; section 11 what we will do with either result.</w:t>
+              <w:t xml:space="preserve"> Part 1 is built; the four months that follow it are a vision that runs only if Part 1 succeeds (section 12).</w:t>
+            </w:r>
+          </w:p>
+          <w:p>
+            <w:pPr>
+              <w:spacing w:after="20"/>
+            </w:pPr>
+            <w:r>
+              <w:rPr>
+                <w:i w:val="0"/>
+                <w:color w:val="1A1A1A"/>
+                <w:sz w:val="20"/>
+              </w:rPr>
+              <w:t xml:space="preserve">Part 1 is judged on one question — </w:t>
+            </w:r>
+            <w:r>
+              <w:rPr>
+                <w:b/>
+                <w:i w:val="0"/>
+                <w:color w:val="1A1A1A"/>
+                <w:sz w:val="20"/>
+              </w:rPr>
+              <w:t>can they code?</w:t>
+            </w:r>
+            <w:r>
+              <w:rPr>
+                <w:i w:val="0"/>
+                <w:color w:val="1A1A1A"/>
+                <w:sz w:val="20"/>
+              </w:rPr>
+              <w:t xml:space="preserve"> The threshold is agreed and is in section 8.</w:t>
             </w:r>
           </w:p>
         </w:tc>
@@ -1692,215 +1857,67 @@
     </w:p>
     <w:p>
       <w:pPr>
-        <w:pStyle w:val="Heading2"/>
+        <w:spacing w:after="140"/>
       </w:pPr>
       <w:r>
-        <w:t>Other design decisions</w:t>
+        <w:rPr>
+          <w:i w:val="0"/>
+          <w:color w:val="1A1A1A"/>
+          <w:sz w:val="21"/>
+        </w:rPr>
+        <w:t xml:space="preserve">Three smaller decisions follow from the same thinking. </w:t>
       </w:r>
-    </w:p>
-    <w:tbl>
-      <w:tblPr>
-        <w:tblStyle w:val="TableGrid"/>
-        <w:tblW w:type="auto" w:w="0"/>
-        <w:jc w:val="center"/>
-        <w:tblLayout w:type="fixed"/>
-        <w:tblLook w:firstColumn="1" w:firstRow="1" w:lastColumn="0" w:lastRow="0" w:noHBand="0" w:noVBand="1" w:val="04A0"/>
-      </w:tblPr>
-      <w:tblGrid>
-        <w:gridCol w:w="2447"/>
-        <w:gridCol w:w="6964"/>
-      </w:tblGrid>
-      <w:tr>
-        <w:trPr>
-          <w:tblHeader w:val="true"/>
-        </w:trPr>
-        <w:tc>
-          <w:tcPr>
-            <w:tcW w:type="dxa" w:w="2447"/>
-            <w:shd w:val="clear" w:fill="1F3A5F"/>
-          </w:tcPr>
-          <w:p>
-            <w:pPr>
-              <w:spacing w:after="40" w:before="40"/>
-            </w:pPr>
-            <w:r/>
-            <w:r>
-              <w:rPr>
-                <w:b/>
-                <w:color w:val="FFFFFF"/>
-                <w:sz w:val="19"/>
-              </w:rPr>
-              <w:t>Decision</w:t>
-            </w:r>
-          </w:p>
-        </w:tc>
-        <w:tc>
-          <w:tcPr>
-            <w:tcW w:type="dxa" w:w="6964"/>
-            <w:shd w:val="clear" w:fill="1F3A5F"/>
-          </w:tcPr>
-          <w:p>
-            <w:pPr>
-              <w:spacing w:after="40" w:before="40"/>
-            </w:pPr>
-            <w:r/>
-            <w:r>
-              <w:rPr>
-                <w:b/>
-                <w:color w:val="FFFFFF"/>
-                <w:sz w:val="19"/>
-              </w:rPr>
-              <w:t>Reason</w:t>
-            </w:r>
-          </w:p>
-        </w:tc>
-      </w:tr>
-      <w:tr>
-        <w:tc>
-          <w:tcPr>
-            <w:tcW w:type="dxa" w:w="2447"/>
-          </w:tcPr>
-          <w:p>
-            <w:pPr>
-              <w:spacing w:after="40" w:before="40"/>
-            </w:pPr>
-            <w:r/>
-            <w:r>
-              <w:rPr>
-                <w:b/>
-                <w:i w:val="0"/>
-                <w:color w:val="1A1A1A"/>
-                <w:sz w:val="19"/>
-              </w:rPr>
-              <w:t>Every example is a classroom</w:t>
-            </w:r>
-          </w:p>
-        </w:tc>
-        <w:tc>
-          <w:tcPr>
-            <w:tcW w:type="dxa" w:w="6964"/>
-          </w:tcPr>
-          <w:p>
-            <w:pPr>
-              <w:spacing w:after="40" w:before="40"/>
-            </w:pPr>
-            <w:r/>
-            <w:r>
-              <w:rPr>
-                <w:i w:val="0"/>
-                <w:color w:val="1A1A1A"/>
-                <w:sz w:val="19"/>
-              </w:rPr>
-              <w:t>Students, grades, attendance, averages, report lines. No abstract placeholders, no puzzles. A participant should see their Tuesday morning in any line</w:t>
-            </w:r>
-          </w:p>
-        </w:tc>
-      </w:tr>
-      <w:tr>
-        <w:tc>
-          <w:tcPr>
-            <w:tcW w:type="dxa" w:w="2447"/>
-            <w:shd w:val="clear" w:fill="EEF2F7"/>
-          </w:tcPr>
-          <w:p>
-            <w:pPr>
-              <w:spacing w:after="40" w:before="40"/>
-            </w:pPr>
-            <w:r/>
-            <w:r>
-              <w:rPr>
-                <w:b/>
-                <w:i w:val="0"/>
-                <w:color w:val="1A1A1A"/>
-                <w:sz w:val="19"/>
-              </w:rPr>
-              <w:t>Armenian explains, English codes</w:t>
-            </w:r>
-          </w:p>
-        </w:tc>
-        <w:tc>
-          <w:tcPr>
-            <w:tcW w:type="dxa" w:w="6964"/>
-            <w:shd w:val="clear" w:fill="EEF2F7"/>
-          </w:tcPr>
-          <w:p>
-            <w:pPr>
-              <w:spacing w:after="40" w:before="40"/>
-            </w:pPr>
-            <w:r/>
-            <w:r>
-              <w:rPr>
-                <w:i w:val="0"/>
-                <w:color w:val="1A1A1A"/>
-                <w:sz w:val="19"/>
-              </w:rPr>
-              <w:t>A teacher who names a variable in Armenian writes valid Python and can then read no other Python, search for no answer online, and copy no example ever again. Example names are transliterated, so the data stays familiar while the code stays portable</w:t>
-            </w:r>
-          </w:p>
-        </w:tc>
-      </w:tr>
-      <w:tr>
-        <w:tc>
-          <w:tcPr>
-            <w:tcW w:type="dxa" w:w="2447"/>
-          </w:tcPr>
-          <w:p>
-            <w:pPr>
-              <w:spacing w:after="40" w:before="40"/>
-            </w:pPr>
-            <w:r/>
-            <w:r>
-              <w:rPr>
-                <w:b/>
-                <w:i w:val="0"/>
-                <w:color w:val="1A1A1A"/>
-                <w:sz w:val="19"/>
-              </w:rPr>
-              <w:t>One deliberate error per session</w:t>
-            </w:r>
-          </w:p>
-        </w:tc>
-        <w:tc>
-          <w:tcPr>
-            <w:tcW w:type="dxa" w:w="6964"/>
-          </w:tcPr>
-          <w:p>
-            <w:pPr>
-              <w:spacing w:after="40" w:before="40"/>
-            </w:pPr>
-            <w:r/>
-            <w:r>
-              <w:rPr>
-                <w:i w:val="0"/>
-                <w:color w:val="1A1A1A"/>
-                <w:sz w:val="19"/>
-              </w:rPr>
-              <w:t xml:space="preserve">Each notebook has one cell </w:t>
-            </w:r>
-            <w:r>
-              <w:rPr>
-                <w:i/>
-                <w:color w:val="1A1A1A"/>
-                <w:sz w:val="19"/>
-              </w:rPr>
-              <w:t>meant</w:t>
-            </w:r>
-            <w:r>
-              <w:rPr>
-                <w:i w:val="0"/>
-                <w:color w:val="1A1A1A"/>
-                <w:sz w:val="19"/>
-              </w:rPr>
-              <w:t xml:space="preserve"> to fail, read together afterwards. Beginners lose more time to fear of red text than to any concept in the course</w:t>
-            </w:r>
-          </w:p>
-        </w:tc>
-      </w:tr>
-    </w:tbl>
-    <w:p>
-      <w:pPr>
-        <w:spacing w:after="80"/>
-      </w:pPr>
+      <w:r>
+        <w:rPr>
+          <w:b/>
+          <w:i w:val="0"/>
+          <w:color w:val="1A1A1A"/>
+          <w:sz w:val="21"/>
+        </w:rPr>
+        <w:t>Every example is a classroom</w:t>
+      </w:r>
+      <w:r>
+        <w:rPr>
+          <w:i w:val="0"/>
+          <w:color w:val="1A1A1A"/>
+          <w:sz w:val="21"/>
+        </w:rPr>
+        <w:t xml:space="preserve"> — students, grades, attendance, report lines — so a participant sees their Tuesday morning in any line of the course. </w:t>
+      </w:r>
+      <w:r>
+        <w:rPr>
+          <w:b/>
+          <w:i w:val="0"/>
+          <w:color w:val="1A1A1A"/>
+          <w:sz w:val="21"/>
+        </w:rPr>
+        <w:t>Armenian explains and English codes</w:t>
+      </w:r>
+      <w:r>
+        <w:rPr>
+          <w:i w:val="0"/>
+          <w:color w:val="1A1A1A"/>
+          <w:sz w:val="21"/>
+        </w:rPr>
+        <w:t xml:space="preserve">: a teacher who names a variable in Armenian writes valid Python and can then read no other Python, search for no answer online and copy no example ever again. And </w:t>
+      </w:r>
+      <w:r>
+        <w:rPr>
+          <w:b/>
+          <w:i w:val="0"/>
+          <w:color w:val="1A1A1A"/>
+          <w:sz w:val="21"/>
+        </w:rPr>
+        <w:t>every session contains one deliberate error</w:t>
+      </w:r>
+      <w:r>
+        <w:rPr>
+          <w:i w:val="0"/>
+          <w:color w:val="1A1A1A"/>
+          <w:sz w:val="21"/>
+        </w:rPr>
+        <w:t>, read together, because beginners lose more time to fear of red text than to any concept here.</w:t>
+      </w:r>
     </w:p>
     <w:p>
       <w:r>
@@ -1929,7 +1946,7 @@
           <w:color w:val="1A1A1A"/>
           <w:sz w:val="21"/>
         </w:rPr>
-        <w:t>24 sessions × 50 minutes = 1,200 minutes = 20 hours exactly</w:t>
+        <w:t>24 sessions, three times a week over eight weeks.</w:t>
       </w:r>
       <w:r>
         <w:rPr>
@@ -1937,8 +1954,106 @@
           <w:color w:val="1A1A1A"/>
           <w:sz w:val="21"/>
         </w:rPr>
-        <w:t>, three times a week over eight weeks. Every agenda is planned to the minute and the arithmetic is verified by script, not by eye.</w:t>
+        <w:t xml:space="preserve"> Sessions run </w:t>
       </w:r>
+      <w:r>
+        <w:rPr>
+          <w:b/>
+          <w:i w:val="0"/>
+          <w:color w:val="1A1A1A"/>
+          <w:sz w:val="21"/>
+        </w:rPr>
+        <w:t>75 minutes</w:t>
+      </w:r>
+      <w:r>
+        <w:rPr>
+          <w:i w:val="0"/>
+          <w:color w:val="1A1A1A"/>
+          <w:sz w:val="21"/>
+        </w:rPr>
+        <w:t>. Every agenda is planned to the minute and the arithmetic is verified by script, not by eye.</w:t>
+      </w:r>
+    </w:p>
+    <w:tbl>
+      <w:tblPr>
+        <w:tblW w:type="auto" w:w="0"/>
+        <w:tblLayout w:type="fixed"/>
+        <w:tblLook w:firstColumn="1" w:firstRow="1" w:lastColumn="0" w:lastRow="0" w:noHBand="0" w:noVBand="1" w:val="04A0"/>
+      </w:tblPr>
+      <w:tblGrid>
+        <w:gridCol w:w="9411"/>
+      </w:tblGrid>
+      <w:tr>
+        <w:tc>
+          <w:tcPr>
+            <w:tcW w:type="dxa" w:w="9411"/>
+            <w:shd w:val="clear" w:fill="F7F4EC"/>
+          </w:tcPr>
+          <w:p>
+            <w:pPr>
+              <w:spacing w:after="40"/>
+            </w:pPr>
+            <w:r/>
+            <w:r>
+              <w:rPr>
+                <w:b/>
+                <w:color w:val="1F3A5F"/>
+                <w:sz w:val="20"/>
+              </w:rPr>
+              <w:t>Two decisions still settling</w:t>
+            </w:r>
+          </w:p>
+          <w:p>
+            <w:pPr>
+              <w:spacing w:after="20"/>
+            </w:pPr>
+            <w:r>
+              <w:rPr>
+                <w:b/>
+                <w:i w:val="0"/>
+                <w:color w:val="1A1A1A"/>
+                <w:sz w:val="20"/>
+              </w:rPr>
+              <w:t>Session length.</w:t>
+            </w:r>
+            <w:r>
+              <w:rPr>
+                <w:i w:val="0"/>
+                <w:color w:val="1A1A1A"/>
+                <w:sz w:val="20"/>
+              </w:rPr>
+              <w:t xml:space="preserve"> We start at 75 minutes three times a week. Once the cohort has adapted we may move to two sessions a week, or to three of 50 minutes. The detailed session plans are currently written to 50 minutes and are being rebuilt to 75; the day map, topic order and deliverables are unaffected.</w:t>
+            </w:r>
+          </w:p>
+          <w:p>
+            <w:pPr>
+              <w:spacing w:after="20"/>
+            </w:pPr>
+            <w:r>
+              <w:rPr>
+                <w:b/>
+                <w:i w:val="0"/>
+                <w:color w:val="1A1A1A"/>
+                <w:sz w:val="20"/>
+              </w:rPr>
+              <w:t>Tools.</w:t>
+            </w:r>
+            <w:r>
+              <w:rPr>
+                <w:i w:val="0"/>
+                <w:color w:val="1A1A1A"/>
+                <w:sz w:val="20"/>
+              </w:rPr>
+              <w:t xml:space="preserve"> Anaconda, Jupyter and VS Code, with Google Colab and Thonny under discussion as a lighter alternative that would remove the installation problem entirely. Current materials assume Anaconda and VS Code.</w:t>
+            </w:r>
+          </w:p>
+        </w:tc>
+      </w:tr>
+    </w:tbl>
+    <w:p>
+      <w:pPr>
+        <w:spacing w:after="80"/>
+      </w:pPr>
     </w:p>
     <w:tbl>
       <w:tblPr>
@@ -2687,6 +2802,53 @@
           <w:color w:val="1A1A1A"/>
           <w:sz w:val="21"/>
         </w:rPr>
+        <w:t xml:space="preserve">Two shapes are used. A </w:t>
+      </w:r>
+      <w:r>
+        <w:rPr>
+          <w:b/>
+          <w:i w:val="0"/>
+          <w:color w:val="1A1A1A"/>
+          <w:sz w:val="21"/>
+        </w:rPr>
+        <w:t>standard session</w:t>
+      </w:r>
+      <w:r>
+        <w:rPr>
+          <w:i w:val="0"/>
+          <w:color w:val="1A1A1A"/>
+          <w:sz w:val="21"/>
+        </w:rPr>
+        <w:t xml:space="preserve"> is a recap, twelve minutes of teaching, the notebook's examples run together, the exercises, then a short retrospective. A </w:t>
+      </w:r>
+      <w:r>
+        <w:rPr>
+          <w:b/>
+          <w:i w:val="0"/>
+          <w:color w:val="1A1A1A"/>
+          <w:sz w:val="21"/>
+        </w:rPr>
+        <w:t>discovery session</w:t>
+      </w:r>
+      <w:r>
+        <w:rPr>
+          <w:i w:val="0"/>
+          <w:color w:val="1A1A1A"/>
+          <w:sz w:val="21"/>
+        </w:rPr>
+        <w:t xml:space="preserve"> splits the teaching in two — seven minutes introducing the task, the long way done by hand, nine minutes introducing the tool, then the same task again with it, and a comparison.</w:t>
+      </w:r>
+    </w:p>
+    <w:p>
+      <w:pPr>
+        <w:spacing w:after="140"/>
+      </w:pPr>
+      <w:r>
+        <w:rPr>
+          <w:i w:val="0"/>
+          <w:color w:val="1A1A1A"/>
+          <w:sz w:val="21"/>
+        </w:rPr>
         <w:t xml:space="preserve">Teaching never exceeds </w:t>
       </w:r>
       <w:r>
@@ -2704,7 +2866,79 @@
           <w:color w:val="1A1A1A"/>
           <w:sz w:val="21"/>
         </w:rPr>
-        <w:t>; hands-on work is never less than 26 of the 50 minutes.</w:t>
+        <w:t xml:space="preserve">, and that ceiling does not move when sessions lengthen: </w:t>
+      </w:r>
+      <w:r>
+        <w:rPr>
+          <w:b/>
+          <w:i w:val="0"/>
+          <w:color w:val="1A1A1A"/>
+          <w:sz w:val="21"/>
+        </w:rPr>
+        <w:t>the extra 25 minutes goes to hands-on work</w:t>
+      </w:r>
+      <w:r>
+        <w:rPr>
+          <w:i w:val="0"/>
+          <w:color w:val="1A1A1A"/>
+          <w:sz w:val="21"/>
+        </w:rPr>
+        <w:t xml:space="preserve"> and to the second half of the discovery days, which is where the method lives. Hands-on is never less than half of a session.</w:t>
+      </w:r>
+    </w:p>
+    <w:p>
+      <w:pPr>
+        <w:pStyle w:val="Heading2"/>
+      </w:pPr>
+      <w:r>
+        <w:t>Remote delivery</w:t>
+      </w:r>
+    </w:p>
+    <w:p>
+      <w:pPr>
+        <w:spacing w:after="140"/>
+      </w:pPr>
+      <w:r>
+        <w:rPr>
+          <w:i w:val="0"/>
+          <w:color w:val="1A1A1A"/>
+          <w:sz w:val="21"/>
+        </w:rPr>
+        <w:t xml:space="preserve">The course is taught over </w:t>
+      </w:r>
+      <w:r>
+        <w:rPr>
+          <w:b/>
+          <w:i w:val="0"/>
+          <w:color w:val="1A1A1A"/>
+          <w:sz w:val="21"/>
+        </w:rPr>
+        <w:t>Google Meet with screen sharing</w:t>
+      </w:r>
+      <w:r>
+        <w:rPr>
+          <w:i w:val="0"/>
+          <w:color w:val="1A1A1A"/>
+          <w:sz w:val="21"/>
+        </w:rPr>
+        <w:t xml:space="preserve">, in groups of </w:t>
+      </w:r>
+      <w:r>
+        <w:rPr>
+          <w:b/>
+          <w:i w:val="0"/>
+          <w:color w:val="1A1A1A"/>
+          <w:sz w:val="21"/>
+        </w:rPr>
+        <w:t>four to eight</w:t>
+      </w:r>
+      <w:r>
+        <w:rPr>
+          <w:i w:val="0"/>
+          <w:color w:val="1A1A1A"/>
+          <w:sz w:val="21"/>
+        </w:rPr>
+        <w:t>. Fewer than four and there is no discussion; more than eight and the instructor cannot check on everyone during hands-on work, so the people who are quietly stuck stay stuck.</w:t>
       </w:r>
     </w:p>
     <w:tbl>
@@ -2716,10 +2950,8 @@
         <w:tblLook w:firstColumn="1" w:firstRow="1" w:lastColumn="0" w:lastRow="0" w:noHBand="0" w:noVBand="1" w:val="04A0"/>
       </w:tblPr>
       <w:tblGrid>
-        <w:gridCol w:w="3388"/>
-        <w:gridCol w:w="753"/>
-        <w:gridCol w:w="4517"/>
-        <w:gridCol w:w="753"/>
+        <w:gridCol w:w="2447"/>
+        <w:gridCol w:w="6964"/>
       </w:tblGrid>
       <w:tr>
         <w:trPr>
@@ -2727,7 +2959,7 @@
         </w:trPr>
         <w:tc>
           <w:tcPr>
-            <w:tcW w:type="dxa" w:w="3388"/>
+            <w:tcW w:type="dxa" w:w="2447"/>
             <w:shd w:val="clear" w:fill="1F3A5F"/>
           </w:tcPr>
           <w:p>
@@ -2739,15 +2971,15 @@
               <w:rPr>
                 <w:b/>
                 <w:color w:val="FFFFFF"/>
-                <w:sz w:val="18"/>
-              </w:rPr>
-              <w:t>Standard session (14 of the 24)</w:t>
-            </w:r>
-          </w:p>
-        </w:tc>
-        <w:tc>
-          <w:tcPr>
-            <w:tcW w:type="dxa" w:w="753"/>
+                <w:sz w:val="19"/>
+              </w:rPr>
+              <w:t>Remote delivery</w:t>
+            </w:r>
+          </w:p>
+        </w:tc>
+        <w:tc>
+          <w:tcPr>
+            <w:tcW w:type="dxa" w:w="6964"/>
             <w:shd w:val="clear" w:fill="1F3A5F"/>
           </w:tcPr>
           <w:p>
@@ -2759,49 +2991,9 @@
               <w:rPr>
                 <w:b/>
                 <w:color w:val="FFFFFF"/>
-                <w:sz w:val="18"/>
-              </w:rPr>
-              <w:t>Min</w:t>
-            </w:r>
-          </w:p>
-        </w:tc>
-        <w:tc>
-          <w:tcPr>
-            <w:tcW w:type="dxa" w:w="4517"/>
-            <w:shd w:val="clear" w:fill="1F3A5F"/>
-          </w:tcPr>
-          <w:p>
-            <w:pPr>
-              <w:spacing w:after="40" w:before="40"/>
-            </w:pPr>
-            <w:r/>
-            <w:r>
-              <w:rPr>
-                <w:b/>
-                <w:color w:val="FFFFFF"/>
-                <w:sz w:val="18"/>
-              </w:rPr>
-              <w:t>Discovery session (days 6, 10, 14, 17, 22)</w:t>
-            </w:r>
-          </w:p>
-        </w:tc>
-        <w:tc>
-          <w:tcPr>
-            <w:tcW w:type="dxa" w:w="753"/>
-            <w:shd w:val="clear" w:fill="1F3A5F"/>
-          </w:tcPr>
-          <w:p>
-            <w:pPr>
-              <w:spacing w:after="40" w:before="40"/>
-            </w:pPr>
-            <w:r/>
-            <w:r>
-              <w:rPr>
-                <w:b/>
-                <w:color w:val="FFFFFF"/>
-                <w:sz w:val="18"/>
-              </w:rPr>
-              <w:t>Min</w:t>
+                <w:sz w:val="19"/>
+              </w:rPr>
+              <w:t>Effect</w:t>
             </w:r>
           </w:p>
         </w:tc>
@@ -2809,77 +3001,40 @@
       <w:tr>
         <w:tc>
           <w:tcPr>
-            <w:tcW w:type="dxa" w:w="3388"/>
-          </w:tcPr>
-          <w:p>
-            <w:pPr>
-              <w:spacing w:after="40" w:before="40"/>
-            </w:pPr>
-            <w:r/>
-            <w:r>
-              <w:rPr>
-                <w:i w:val="0"/>
-                <w:color w:val="1A1A1A"/>
-                <w:sz w:val="18"/>
-              </w:rPr>
-              <w:t>Recap, and the question left last time</w:t>
-            </w:r>
-          </w:p>
-        </w:tc>
-        <w:tc>
-          <w:tcPr>
-            <w:tcW w:type="dxa" w:w="753"/>
-          </w:tcPr>
-          <w:p>
-            <w:pPr>
-              <w:spacing w:after="40" w:before="40"/>
-            </w:pPr>
-            <w:r/>
-            <w:r>
-              <w:rPr>
-                <w:i w:val="0"/>
-                <w:color w:val="1A1A1A"/>
-                <w:sz w:val="18"/>
-              </w:rPr>
-              <w:t>5</w:t>
-            </w:r>
-          </w:p>
-        </w:tc>
-        <w:tc>
-          <w:tcPr>
-            <w:tcW w:type="dxa" w:w="4517"/>
-          </w:tcPr>
-          <w:p>
-            <w:pPr>
-              <w:spacing w:after="40" w:before="40"/>
-            </w:pPr>
-            <w:r/>
-            <w:r>
-              <w:rPr>
-                <w:i w:val="0"/>
-                <w:color w:val="1A1A1A"/>
-                <w:sz w:val="18"/>
-              </w:rPr>
-              <w:t>Recap</w:t>
-            </w:r>
-          </w:p>
-        </w:tc>
-        <w:tc>
-          <w:tcPr>
-            <w:tcW w:type="dxa" w:w="753"/>
-          </w:tcPr>
-          <w:p>
-            <w:pPr>
-              <w:spacing w:after="40" w:before="40"/>
-            </w:pPr>
-            <w:r/>
-            <w:r>
-              <w:rPr>
-                <w:i w:val="0"/>
-                <w:color w:val="1A1A1A"/>
-                <w:sz w:val="18"/>
-              </w:rPr>
-              <w:t>5</w:t>
+            <w:tcW w:type="dxa" w:w="2447"/>
+          </w:tcPr>
+          <w:p>
+            <w:pPr>
+              <w:spacing w:after="40" w:before="40"/>
+            </w:pPr>
+            <w:r/>
+            <w:r>
+              <w:rPr>
+                <w:b/>
+                <w:i w:val="0"/>
+                <w:color w:val="1A1A1A"/>
+                <w:sz w:val="19"/>
+              </w:rPr>
+              <w:t>Removes the worst day-one risk</w:t>
+            </w:r>
+          </w:p>
+        </w:tc>
+        <w:tc>
+          <w:tcPr>
+            <w:tcW w:type="dxa" w:w="6964"/>
+          </w:tcPr>
+          <w:p>
+            <w:pPr>
+              <w:spacing w:after="40" w:before="40"/>
+            </w:pPr>
+            <w:r/>
+            <w:r>
+              <w:rPr>
+                <w:i w:val="0"/>
+                <w:color w:val="1A1A1A"/>
+                <w:sz w:val="19"/>
+              </w:rPr>
+              <w:t>In a room, sixteen people downloading 1 GB over one school connection would have cost a session. Each teacher now installs at home, on their own connection, before day one</w:t>
             </w:r>
           </w:p>
         </w:tc>
@@ -2887,7 +3042,7 @@
       <w:tr>
         <w:tc>
           <w:tcPr>
-            <w:tcW w:type="dxa" w:w="3388"/>
+            <w:tcW w:type="dxa" w:w="2447"/>
             <w:shd w:val="clear" w:fill="EEF2F7"/>
           </w:tcPr>
           <w:p>
@@ -2900,23 +3055,15 @@
                 <w:b/>
                 <w:i w:val="0"/>
                 <w:color w:val="1A1A1A"/>
-                <w:sz w:val="18"/>
-              </w:rPr>
-              <w:t>Teach:</w:t>
-            </w:r>
-            <w:r>
-              <w:rPr>
-                <w:i w:val="0"/>
-                <w:color w:val="1A1A1A"/>
-                <w:sz w:val="18"/>
-              </w:rPr>
-              <w:t xml:space="preserve"> the new idea — ends with something running</w:t>
-            </w:r>
-          </w:p>
-        </w:tc>
-        <w:tc>
-          <w:tcPr>
-            <w:tcW w:type="dxa" w:w="753"/>
+                <w:sz w:val="19"/>
+              </w:rPr>
+              <w:t>Removes the best mitigation</w:t>
+            </w:r>
+          </w:p>
+        </w:tc>
+        <w:tc>
+          <w:tcPr>
+            <w:tcW w:type="dxa" w:w="6964"/>
             <w:shd w:val="clear" w:fill="EEF2F7"/>
           </w:tcPr>
           <w:p>
@@ -2928,58 +3075,9 @@
               <w:rPr>
                 <w:i w:val="0"/>
                 <w:color w:val="1A1A1A"/>
-                <w:sz w:val="18"/>
-              </w:rPr>
-              <w:t>12</w:t>
-            </w:r>
-          </w:p>
-        </w:tc>
-        <w:tc>
-          <w:tcPr>
-            <w:tcW w:type="dxa" w:w="4517"/>
-            <w:shd w:val="clear" w:fill="EEF2F7"/>
-          </w:tcPr>
-          <w:p>
-            <w:pPr>
-              <w:spacing w:after="40" w:before="40"/>
-            </w:pPr>
-            <w:r/>
-            <w:r>
-              <w:rPr>
-                <w:b/>
-                <w:i w:val="0"/>
-                <w:color w:val="1A1A1A"/>
-                <w:sz w:val="18"/>
-              </w:rPr>
-              <w:t>Teach:</w:t>
-            </w:r>
-            <w:r>
-              <w:rPr>
-                <w:i w:val="0"/>
-                <w:color w:val="1A1A1A"/>
-                <w:sz w:val="18"/>
-              </w:rPr>
-              <w:t xml:space="preserve"> today's task, and the only way we can do it so far</w:t>
-            </w:r>
-          </w:p>
-        </w:tc>
-        <w:tc>
-          <w:tcPr>
-            <w:tcW w:type="dxa" w:w="753"/>
-            <w:shd w:val="clear" w:fill="EEF2F7"/>
-          </w:tcPr>
-          <w:p>
-            <w:pPr>
-              <w:spacing w:after="40" w:before="40"/>
-            </w:pPr>
-            <w:r/>
-            <w:r>
-              <w:rPr>
-                <w:i w:val="0"/>
-                <w:color w:val="1A1A1A"/>
-                <w:sz w:val="18"/>
-              </w:rPr>
-              <w:t>7</w:t>
+                <w:sz w:val="19"/>
+              </w:rPr>
+              <w:t>An instructor cannot walk over and look at a screen. Everything that was a thirty-second fix becomes a conversation with a beginner who often cannot describe what they are seeing</w:t>
             </w:r>
           </w:p>
         </w:tc>
@@ -2987,95 +3085,56 @@
       <w:tr>
         <w:tc>
           <w:tcPr>
-            <w:tcW w:type="dxa" w:w="3388"/>
-          </w:tcPr>
-          <w:p>
-            <w:pPr>
-              <w:spacing w:after="40" w:before="40"/>
-            </w:pPr>
-            <w:r/>
+            <w:tcW w:type="dxa" w:w="2447"/>
+          </w:tcPr>
+          <w:p>
+            <w:pPr>
+              <w:spacing w:after="40" w:before="40"/>
+            </w:pPr>
+            <w:r/>
+            <w:r>
+              <w:rPr>
+                <w:i w:val="0"/>
+                <w:color w:val="1A1A1A"/>
+                <w:sz w:val="19"/>
+              </w:rPr>
+              <w:t>The substitute</w:t>
+            </w:r>
+          </w:p>
+        </w:tc>
+        <w:tc>
+          <w:tcPr>
+            <w:tcW w:type="dxa" w:w="6964"/>
+          </w:tcPr>
+          <w:p>
+            <w:pPr>
+              <w:spacing w:after="40" w:before="40"/>
+            </w:pPr>
+            <w:r/>
+            <w:r>
+              <w:rPr>
+                <w:i w:val="0"/>
+                <w:color w:val="1A1A1A"/>
+                <w:sz w:val="19"/>
+              </w:rPr>
+              <w:t xml:space="preserve">Google Meet can now display </w:t>
+            </w:r>
             <w:r>
               <w:rPr>
                 <w:b/>
                 <w:i w:val="0"/>
                 <w:color w:val="1A1A1A"/>
-                <w:sz w:val="18"/>
-              </w:rPr>
-              <w:t>Run together:</w:t>
-            </w:r>
-            <w:r>
-              <w:rPr>
-                <w:i w:val="0"/>
-                <w:color w:val="1A1A1A"/>
-                <w:sz w:val="18"/>
-              </w:rPr>
-              <w:t xml:space="preserve"> the example cells, one at a time</w:t>
-            </w:r>
-          </w:p>
-        </w:tc>
-        <w:tc>
-          <w:tcPr>
-            <w:tcW w:type="dxa" w:w="753"/>
-          </w:tcPr>
-          <w:p>
-            <w:pPr>
-              <w:spacing w:after="40" w:before="40"/>
-            </w:pPr>
-            <w:r/>
-            <w:r>
-              <w:rPr>
-                <w:i w:val="0"/>
-                <w:color w:val="1A1A1A"/>
-                <w:sz w:val="18"/>
-              </w:rPr>
-              <w:t>15</w:t>
-            </w:r>
-          </w:p>
-        </w:tc>
-        <w:tc>
-          <w:tcPr>
-            <w:tcW w:type="dxa" w:w="4517"/>
-          </w:tcPr>
-          <w:p>
-            <w:pPr>
-              <w:spacing w:after="40" w:before="40"/>
-            </w:pPr>
-            <w:r/>
-            <w:r>
-              <w:rPr>
-                <w:b/>
-                <w:i w:val="0"/>
-                <w:color w:val="1A1A1A"/>
-                <w:sz w:val="18"/>
-              </w:rPr>
-              <w:t>Do it the long way:</w:t>
-            </w:r>
-            <w:r>
-              <w:rPr>
-                <w:i w:val="0"/>
-                <w:color w:val="1A1A1A"/>
-                <w:sz w:val="18"/>
-              </w:rPr>
-              <w:t xml:space="preserve"> the real task, most of it supplied</w:t>
-            </w:r>
-          </w:p>
-        </w:tc>
-        <w:tc>
-          <w:tcPr>
-            <w:tcW w:type="dxa" w:w="753"/>
-          </w:tcPr>
-          <w:p>
-            <w:pPr>
-              <w:spacing w:after="40" w:before="40"/>
-            </w:pPr>
-            <w:r/>
-            <w:r>
-              <w:rPr>
-                <w:i w:val="0"/>
-                <w:color w:val="1A1A1A"/>
-                <w:sz w:val="18"/>
-              </w:rPr>
-              <w:t>13</w:t>
+                <w:sz w:val="19"/>
+              </w:rPr>
+              <w:t>every participant's shared screen at once</w:t>
+            </w:r>
+            <w:r>
+              <w:rPr>
+                <w:i w:val="0"/>
+                <w:color w:val="1A1A1A"/>
+                <w:sz w:val="19"/>
+              </w:rPr>
+              <w:t>, with switching between them. Screens stay shared through hands-on work — the remote equivalent of walking between desks — and with 4–8 people the instructor checks in on each one by name</w:t>
             </w:r>
           </w:p>
         </w:tc>
@@ -3083,7 +3142,7 @@
       <w:tr>
         <w:tc>
           <w:tcPr>
-            <w:tcW w:type="dxa" w:w="3388"/>
+            <w:tcW w:type="dxa" w:w="2447"/>
             <w:shd w:val="clear" w:fill="EEF2F7"/>
           </w:tcPr>
           <w:p>
@@ -3093,26 +3152,17 @@
             <w:r/>
             <w:r>
               <w:rPr>
-                <w:b/>
-                <w:i w:val="0"/>
-                <w:color w:val="1A1A1A"/>
-                <w:sz w:val="18"/>
-              </w:rPr>
-              <w:t>Do it yourself:</w:t>
-            </w:r>
-            <w:r>
-              <w:rPr>
-                <w:i w:val="0"/>
-                <w:color w:val="1A1A1A"/>
-                <w:sz w:val="18"/>
-              </w:rPr>
-              <w:t xml:space="preserve"> the exercises</w:t>
-            </w:r>
-          </w:p>
-        </w:tc>
-        <w:tc>
-          <w:tcPr>
-            <w:tcW w:type="dxa" w:w="753"/>
+                <w:i w:val="0"/>
+                <w:color w:val="1A1A1A"/>
+                <w:sz w:val="19"/>
+              </w:rPr>
+              <w:t>Requires of each teacher</w:t>
+            </w:r>
+          </w:p>
+        </w:tc>
+        <w:tc>
+          <w:tcPr>
+            <w:tcW w:type="dxa" w:w="6964"/>
             <w:shd w:val="clear" w:fill="EEF2F7"/>
           </w:tcPr>
           <w:p>
@@ -3124,293 +3174,9 @@
               <w:rPr>
                 <w:i w:val="0"/>
                 <w:color w:val="1A1A1A"/>
-                <w:sz w:val="18"/>
-              </w:rPr>
-              <w:t>15</w:t>
-            </w:r>
-          </w:p>
-        </w:tc>
-        <w:tc>
-          <w:tcPr>
-            <w:tcW w:type="dxa" w:w="4517"/>
-            <w:shd w:val="clear" w:fill="EEF2F7"/>
-          </w:tcPr>
-          <w:p>
-            <w:pPr>
-              <w:spacing w:after="40" w:before="40"/>
-            </w:pPr>
-            <w:r/>
-            <w:r>
-              <w:rPr>
-                <w:b/>
-                <w:i w:val="0"/>
-                <w:color w:val="1A1A1A"/>
-                <w:sz w:val="18"/>
-              </w:rPr>
-              <w:t>Teach:</w:t>
-            </w:r>
-            <w:r>
-              <w:rPr>
-                <w:i w:val="0"/>
-                <w:color w:val="1A1A1A"/>
-                <w:sz w:val="18"/>
-              </w:rPr>
-              <w:t xml:space="preserve"> the tool that shortens it</w:t>
-            </w:r>
-          </w:p>
-        </w:tc>
-        <w:tc>
-          <w:tcPr>
-            <w:tcW w:type="dxa" w:w="753"/>
-            <w:shd w:val="clear" w:fill="EEF2F7"/>
-          </w:tcPr>
-          <w:p>
-            <w:pPr>
-              <w:spacing w:after="40" w:before="40"/>
-            </w:pPr>
-            <w:r/>
-            <w:r>
-              <w:rPr>
-                <w:i w:val="0"/>
-                <w:color w:val="1A1A1A"/>
-                <w:sz w:val="18"/>
-              </w:rPr>
-              <w:t>9</w:t>
-            </w:r>
-          </w:p>
-        </w:tc>
-      </w:tr>
-      <w:tr>
-        <w:tc>
-          <w:tcPr>
-            <w:tcW w:type="dxa" w:w="3388"/>
-          </w:tcPr>
-          <w:p>
-            <w:pPr>
-              <w:spacing w:after="40" w:before="40"/>
-            </w:pPr>
-            <w:r/>
-            <w:r>
-              <w:rPr>
-                <w:i w:val="0"/>
-                <w:color w:val="1A1A1A"/>
-                <w:sz w:val="18"/>
-              </w:rPr>
-              <w:t>Retrospective</w:t>
-            </w:r>
-          </w:p>
-        </w:tc>
-        <w:tc>
-          <w:tcPr>
-            <w:tcW w:type="dxa" w:w="753"/>
-          </w:tcPr>
-          <w:p>
-            <w:pPr>
-              <w:spacing w:after="40" w:before="40"/>
-            </w:pPr>
-            <w:r/>
-            <w:r>
-              <w:rPr>
-                <w:i w:val="0"/>
-                <w:color w:val="1A1A1A"/>
-                <w:sz w:val="18"/>
-              </w:rPr>
-              <w:t>3</w:t>
-            </w:r>
-          </w:p>
-        </w:tc>
-        <w:tc>
-          <w:tcPr>
-            <w:tcW w:type="dxa" w:w="4517"/>
-          </w:tcPr>
-          <w:p>
-            <w:pPr>
-              <w:spacing w:after="40" w:before="40"/>
-            </w:pPr>
-            <w:r/>
-            <w:r>
-              <w:rPr>
-                <w:b/>
-                <w:i w:val="0"/>
-                <w:color w:val="1A1A1A"/>
-                <w:sz w:val="18"/>
-              </w:rPr>
-              <w:t>Do the same task again</w:t>
-            </w:r>
-            <w:r>
-              <w:rPr>
-                <w:i w:val="0"/>
-                <w:color w:val="1A1A1A"/>
-                <w:sz w:val="18"/>
-              </w:rPr>
-              <w:t xml:space="preserve"> with the tool, and compare</w:t>
-            </w:r>
-          </w:p>
-        </w:tc>
-        <w:tc>
-          <w:tcPr>
-            <w:tcW w:type="dxa" w:w="753"/>
-          </w:tcPr>
-          <w:p>
-            <w:pPr>
-              <w:spacing w:after="40" w:before="40"/>
-            </w:pPr>
-            <w:r/>
-            <w:r>
-              <w:rPr>
-                <w:i w:val="0"/>
-                <w:color w:val="1A1A1A"/>
-                <w:sz w:val="18"/>
-              </w:rPr>
-              <w:t>13</w:t>
-            </w:r>
-          </w:p>
-        </w:tc>
-      </w:tr>
-      <w:tr>
-        <w:tc>
-          <w:tcPr>
-            <w:tcW w:type="dxa" w:w="3388"/>
-            <w:shd w:val="clear" w:fill="EEF2F7"/>
-          </w:tcPr>
-          <w:p>
-            <w:pPr>
-              <w:spacing w:after="40" w:before="40"/>
-            </w:pPr>
-            <w:r/>
-          </w:p>
-        </w:tc>
-        <w:tc>
-          <w:tcPr>
-            <w:tcW w:type="dxa" w:w="753"/>
-            <w:shd w:val="clear" w:fill="EEF2F7"/>
-          </w:tcPr>
-          <w:p>
-            <w:pPr>
-              <w:spacing w:after="40" w:before="40"/>
-            </w:pPr>
-            <w:r/>
-          </w:p>
-        </w:tc>
-        <w:tc>
-          <w:tcPr>
-            <w:tcW w:type="dxa" w:w="4517"/>
-            <w:shd w:val="clear" w:fill="EEF2F7"/>
-          </w:tcPr>
-          <w:p>
-            <w:pPr>
-              <w:spacing w:after="40" w:before="40"/>
-            </w:pPr>
-            <w:r/>
-            <w:r>
-              <w:rPr>
-                <w:i w:val="0"/>
-                <w:color w:val="1A1A1A"/>
-                <w:sz w:val="18"/>
-              </w:rPr>
-              <w:t>Retrospective</w:t>
-            </w:r>
-          </w:p>
-        </w:tc>
-        <w:tc>
-          <w:tcPr>
-            <w:tcW w:type="dxa" w:w="753"/>
-            <w:shd w:val="clear" w:fill="EEF2F7"/>
-          </w:tcPr>
-          <w:p>
-            <w:pPr>
-              <w:spacing w:after="40" w:before="40"/>
-            </w:pPr>
-            <w:r/>
-            <w:r>
-              <w:rPr>
-                <w:i w:val="0"/>
-                <w:color w:val="1A1A1A"/>
-                <w:sz w:val="18"/>
-              </w:rPr>
-              <w:t>3</w:t>
-            </w:r>
-          </w:p>
-        </w:tc>
-      </w:tr>
-      <w:tr>
-        <w:tc>
-          <w:tcPr>
-            <w:tcW w:type="dxa" w:w="3388"/>
-          </w:tcPr>
-          <w:p>
-            <w:pPr>
-              <w:spacing w:after="40" w:before="40"/>
-            </w:pPr>
-            <w:r/>
-            <w:r>
-              <w:rPr>
-                <w:b/>
-                <w:i w:val="0"/>
-                <w:color w:val="1A1A1A"/>
-                <w:sz w:val="18"/>
-              </w:rPr>
-              <w:t>Total</w:t>
-            </w:r>
-          </w:p>
-        </w:tc>
-        <w:tc>
-          <w:tcPr>
-            <w:tcW w:type="dxa" w:w="753"/>
-          </w:tcPr>
-          <w:p>
-            <w:pPr>
-              <w:spacing w:after="40" w:before="40"/>
-            </w:pPr>
-            <w:r/>
-            <w:r>
-              <w:rPr>
-                <w:b/>
-                <w:i w:val="0"/>
-                <w:color w:val="1A1A1A"/>
-                <w:sz w:val="18"/>
-              </w:rPr>
-              <w:t>50</w:t>
-            </w:r>
-          </w:p>
-        </w:tc>
-        <w:tc>
-          <w:tcPr>
-            <w:tcW w:type="dxa" w:w="4517"/>
-          </w:tcPr>
-          <w:p>
-            <w:pPr>
-              <w:spacing w:after="40" w:before="40"/>
-            </w:pPr>
-            <w:r/>
-            <w:r>
-              <w:rPr>
-                <w:b/>
-                <w:i w:val="0"/>
-                <w:color w:val="1A1A1A"/>
-                <w:sz w:val="18"/>
-              </w:rPr>
-              <w:t>Total</w:t>
-            </w:r>
-          </w:p>
-        </w:tc>
-        <w:tc>
-          <w:tcPr>
-            <w:tcW w:type="dxa" w:w="753"/>
-          </w:tcPr>
-          <w:p>
-            <w:pPr>
-              <w:spacing w:after="40" w:before="40"/>
-            </w:pPr>
-            <w:r/>
-            <w:r>
-              <w:rPr>
-                <w:b/>
-                <w:i w:val="0"/>
-                <w:color w:val="1A1A1A"/>
-                <w:sz w:val="18"/>
-              </w:rPr>
-              <w:t>50</w:t>
+                <w:sz w:val="19"/>
+              </w:rPr>
+              <w:t>Their own laptop for the whole course, and a connection that holds a 75-minute video call with screen sharing. A webcam is wanted but not required</w:t>
             </w:r>
           </w:p>
         </w:tc>
@@ -3427,28 +3193,28 @@
       </w:pPr>
       <w:r>
         <w:rPr>
-          <w:i/>
+          <w:i w:val="0"/>
           <w:color w:val="1A1A1A"/>
           <w:sz w:val="21"/>
         </w:rPr>
-        <w:t xml:space="preserve">Teaching totals 16 minutes on a discovery day, but </w:t>
+        <w:t xml:space="preserve">Every requirement is asked on an </w:t>
       </w:r>
       <w:r>
         <w:rPr>
           <w:b/>
-          <w:i/>
+          <w:i w:val="0"/>
           <w:color w:val="1A1A1A"/>
           <w:sz w:val="21"/>
         </w:rPr>
-        <w:t>split into blocks of 7 and 9</w:t>
+        <w:t>enrolment questionnaire before a group is formed</w:t>
       </w:r>
       <w:r>
         <w:rPr>
-          <w:i/>
+          <w:i w:val="0"/>
           <w:color w:val="1A1A1A"/>
           <w:sz w:val="21"/>
         </w:rPr>
-        <w:t xml:space="preserve"> — neither approaches the ceiling, and the second lands on a participant who now wants it.</w:t>
+        <w:t xml:space="preserve"> — days available, connection, webcam, familiarity with video calls, known technical problems, and the laptop's memory and free disk. Several of the answers decide whether a teacher can take part at all, and acting on them early is what replaces the instructor's physical presence.</w:t>
       </w:r>
     </w:p>
     <w:p>
@@ -6450,37 +6216,7 @@
           <w:color w:val="1A1A1A"/>
           <w:sz w:val="21"/>
         </w:rPr>
-        <w:t xml:space="preserve"> — what we most want to survive the course:</w:t>
-      </w:r>
-    </w:p>
-    <w:p>
-      <w:pPr>
-        <w:pStyle w:val="ListBullet"/>
-        <w:spacing w:after="60"/>
-        <w:ind w:left="397"/>
-      </w:pPr>
-      <w:r>
-        <w:rPr>
-          <w:i w:val="0"/>
-          <w:color w:val="1A1A1A"/>
-          <w:sz w:val="21"/>
-        </w:rPr>
-        <w:t>If a number appears more than once, give it a name. If code appears more than once, give it a name.</w:t>
-      </w:r>
-    </w:p>
-    <w:p>
-      <w:pPr>
-        <w:pStyle w:val="ListBullet"/>
-        <w:spacing w:after="60"/>
-        <w:ind w:left="397"/>
-      </w:pPr>
-      <w:r>
-        <w:rPr>
-          <w:i w:val="0"/>
-          <w:color w:val="1A1A1A"/>
-          <w:sz w:val="21"/>
-        </w:rPr>
-        <w:t xml:space="preserve">When a result is wrong, ask </w:t>
+        <w:t xml:space="preserve">, and what we most want to survive the course: if a number or a piece of code appears more than once, give it a name; when a result is wrong, ask </w:t>
       </w:r>
       <w:r>
         <w:rPr>
@@ -6496,22 +6232,7 @@
           <w:color w:val="1A1A1A"/>
           <w:sz w:val="21"/>
         </w:rPr>
-        <w:t xml:space="preserve"> is wrong before changing anything.</w:t>
-      </w:r>
-    </w:p>
-    <w:p>
-      <w:pPr>
-        <w:pStyle w:val="ListBullet"/>
-        <w:spacing w:after="60"/>
-        <w:ind w:left="397"/>
-      </w:pPr>
-      <w:r>
-        <w:rPr>
-          <w:i w:val="0"/>
-          <w:color w:val="1A1A1A"/>
-          <w:sz w:val="21"/>
-        </w:rPr>
-        <w:t>An error message is a sentence telling you what to fix, not a judgement.</w:t>
+        <w:t xml:space="preserve"> is wrong before changing anything; and an error message is a sentence telling you what to fix, not a judgement.</w:t>
       </w:r>
     </w:p>
     <w:tbl>
@@ -6615,309 +6336,25 @@
           <w:color w:val="1A1A1A"/>
           <w:sz w:val="21"/>
         </w:rPr>
-        <w:t>The exclusion list matters as much as the syllabus. Each item would cost roughly fifteen minutes and buy a teacher nothing in the program they are going to write.</w:t>
+        <w:t xml:space="preserve">The exclusion list matters as much as the syllabus. </w:t>
       </w:r>
-    </w:p>
-    <w:tbl>
-      <w:tblPr>
-        <w:tblStyle w:val="TableGrid"/>
-        <w:tblW w:type="auto" w:w="0"/>
-        <w:jc w:val="center"/>
-        <w:tblLayout w:type="fixed"/>
-        <w:tblLook w:firstColumn="1" w:firstRow="1" w:lastColumn="0" w:lastRow="0" w:noHBand="0" w:noVBand="1" w:val="04A0"/>
-      </w:tblPr>
-      <w:tblGrid>
-        <w:gridCol w:w="3106"/>
-        <w:gridCol w:w="6305"/>
-      </w:tblGrid>
-      <w:tr>
-        <w:trPr>
-          <w:tblHeader w:val="true"/>
-        </w:trPr>
-        <w:tc>
-          <w:tcPr>
-            <w:tcW w:type="dxa" w:w="3106"/>
-            <w:shd w:val="clear" w:fill="1F3A5F"/>
-          </w:tcPr>
-          <w:p>
-            <w:pPr>
-              <w:spacing w:after="40" w:before="40"/>
-            </w:pPr>
-            <w:r/>
-            <w:r>
-              <w:rPr>
-                <w:b/>
-                <w:color w:val="FFFFFF"/>
-                <w:sz w:val="19"/>
-              </w:rPr>
-              <w:t>Excluded</w:t>
-            </w:r>
-          </w:p>
-        </w:tc>
-        <w:tc>
-          <w:tcPr>
-            <w:tcW w:type="dxa" w:w="6305"/>
-            <w:shd w:val="clear" w:fill="1F3A5F"/>
-          </w:tcPr>
-          <w:p>
-            <w:pPr>
-              <w:spacing w:after="40" w:before="40"/>
-            </w:pPr>
-            <w:r/>
-            <w:r>
-              <w:rPr>
-                <w:b/>
-                <w:color w:val="FFFFFF"/>
-                <w:sz w:val="19"/>
-              </w:rPr>
-              <w:t>Why</w:t>
-            </w:r>
-          </w:p>
-        </w:tc>
-      </w:tr>
-      <w:tr>
-        <w:tc>
-          <w:tcPr>
-            <w:tcW w:type="dxa" w:w="3106"/>
-          </w:tcPr>
-          <w:p>
-            <w:pPr>
-              <w:spacing w:after="40" w:before="40"/>
-            </w:pPr>
-            <w:r/>
-            <w:r>
-              <w:rPr>
-                <w:i w:val="0"/>
-                <w:color w:val="1A1A1A"/>
-                <w:sz w:val="19"/>
-              </w:rPr>
-              <w:t>Classes and objects; recursion</w:t>
-            </w:r>
-          </w:p>
-        </w:tc>
-        <w:tc>
-          <w:tcPr>
-            <w:tcW w:type="dxa" w:w="6305"/>
-          </w:tcPr>
-          <w:p>
-            <w:pPr>
-              <w:spacing w:after="40" w:before="40"/>
-            </w:pPr>
-            <w:r/>
-            <w:r>
-              <w:rPr>
-                <w:i w:val="0"/>
-                <w:color w:val="1A1A1A"/>
-                <w:sz w:val="19"/>
-              </w:rPr>
-              <w:t>Nothing in a four-file gradebook needs them</w:t>
-            </w:r>
-          </w:p>
-        </w:tc>
-      </w:tr>
-      <w:tr>
-        <w:tc>
-          <w:tcPr>
-            <w:tcW w:type="dxa" w:w="3106"/>
-            <w:shd w:val="clear" w:fill="EEF2F7"/>
-          </w:tcPr>
-          <w:p>
-            <w:pPr>
-              <w:spacing w:after="40" w:before="40"/>
-            </w:pPr>
-            <w:r/>
-            <w:r>
-              <w:rPr>
-                <w:i w:val="0"/>
-                <w:color w:val="1A1A1A"/>
-                <w:sz w:val="19"/>
-              </w:rPr>
-              <w:t xml:space="preserve">Comprehensions, </w:t>
-            </w:r>
-            <w:r>
-              <w:rPr>
-                <w:rFonts w:ascii="Consolas" w:hAnsi="Consolas"/>
-                <w:i w:val="0"/>
-                <w:color w:val="1A1A1A"/>
-                <w:sz w:val="19"/>
-              </w:rPr>
-              <w:t>lambda</w:t>
-            </w:r>
-            <w:r>
-              <w:rPr>
-                <w:i w:val="0"/>
-                <w:color w:val="1A1A1A"/>
-                <w:sz w:val="19"/>
-              </w:rPr>
-              <w:t>, generators</w:t>
-            </w:r>
-          </w:p>
-        </w:tc>
-        <w:tc>
-          <w:tcPr>
-            <w:tcW w:type="dxa" w:w="6305"/>
-            <w:shd w:val="clear" w:fill="EEF2F7"/>
-          </w:tcPr>
-          <w:p>
-            <w:pPr>
-              <w:spacing w:after="40" w:before="40"/>
-            </w:pPr>
-            <w:r/>
-            <w:r>
-              <w:rPr>
-                <w:i w:val="0"/>
-                <w:color w:val="1A1A1A"/>
-                <w:sz w:val="19"/>
-              </w:rPr>
-              <w:t>Shorter to write, much harder to read for someone eight weeks into programming</w:t>
-            </w:r>
-          </w:p>
-        </w:tc>
-      </w:tr>
-      <w:tr>
-        <w:tc>
-          <w:tcPr>
-            <w:tcW w:type="dxa" w:w="3106"/>
-          </w:tcPr>
-          <w:p>
-            <w:pPr>
-              <w:spacing w:after="40" w:before="40"/>
-            </w:pPr>
-            <w:r/>
-            <w:r>
-              <w:rPr>
-                <w:i w:val="0"/>
-                <w:color w:val="1A1A1A"/>
-                <w:sz w:val="19"/>
-              </w:rPr>
-              <w:t>Error handling beyond one safeguard</w:t>
-            </w:r>
-          </w:p>
-        </w:tc>
-        <w:tc>
-          <w:tcPr>
-            <w:tcW w:type="dxa" w:w="6305"/>
-          </w:tcPr>
-          <w:p>
-            <w:pPr>
-              <w:spacing w:after="40" w:before="40"/>
-            </w:pPr>
-            <w:r/>
-            <w:r>
-              <w:rPr>
-                <w:i w:val="0"/>
-                <w:color w:val="1A1A1A"/>
-                <w:sz w:val="19"/>
-              </w:rPr>
-              <w:t xml:space="preserve">Exactly one </w:t>
-            </w:r>
-            <w:r>
-              <w:rPr>
-                <w:rFonts w:ascii="Consolas" w:hAnsi="Consolas"/>
-                <w:i w:val="0"/>
-                <w:color w:val="1A1A1A"/>
-                <w:sz w:val="19"/>
-              </w:rPr>
-              <w:t>try</w:t>
-            </w:r>
-            <w:r>
-              <w:rPr>
-                <w:i w:val="0"/>
-                <w:color w:val="1A1A1A"/>
-                <w:sz w:val="19"/>
-              </w:rPr>
-              <w:t xml:space="preserve"> sits at the outermost edge, so an unexpected failure shows a sentence rather than ten lines of red text</w:t>
-            </w:r>
-          </w:p>
-        </w:tc>
-      </w:tr>
-      <w:tr>
-        <w:tc>
-          <w:tcPr>
-            <w:tcW w:type="dxa" w:w="3106"/>
-            <w:shd w:val="clear" w:fill="EEF2F7"/>
-          </w:tcPr>
-          <w:p>
-            <w:pPr>
-              <w:spacing w:after="40" w:before="40"/>
-            </w:pPr>
-            <w:r/>
-            <w:r>
-              <w:rPr>
-                <w:i w:val="0"/>
-                <w:color w:val="1A1A1A"/>
-                <w:sz w:val="19"/>
-              </w:rPr>
-              <w:t>Package installation, virtual environments</w:t>
-            </w:r>
-          </w:p>
-        </w:tc>
-        <w:tc>
-          <w:tcPr>
-            <w:tcW w:type="dxa" w:w="6305"/>
-            <w:shd w:val="clear" w:fill="EEF2F7"/>
-          </w:tcPr>
-          <w:p>
-            <w:pPr>
-              <w:spacing w:after="40" w:before="40"/>
-            </w:pPr>
-            <w:r/>
-            <w:r>
-              <w:rPr>
-                <w:i w:val="0"/>
-                <w:color w:val="1A1A1A"/>
-                <w:sz w:val="19"/>
-              </w:rPr>
-              <w:t>Removes the most common way a beginner's setup breaks between sessions</w:t>
-            </w:r>
-          </w:p>
-        </w:tc>
-      </w:tr>
-      <w:tr>
-        <w:tc>
-          <w:tcPr>
-            <w:tcW w:type="dxa" w:w="3106"/>
-          </w:tcPr>
-          <w:p>
-            <w:pPr>
-              <w:spacing w:after="40" w:before="40"/>
-            </w:pPr>
-            <w:r/>
-            <w:r>
-              <w:rPr>
-                <w:i w:val="0"/>
-                <w:color w:val="1A1A1A"/>
-                <w:sz w:val="19"/>
-              </w:rPr>
-              <w:t>Regular expressions, type hints, decorators, web frameworks, databases</w:t>
-            </w:r>
-          </w:p>
-        </w:tc>
-        <w:tc>
-          <w:tcPr>
-            <w:tcW w:type="dxa" w:w="6305"/>
-          </w:tcPr>
-          <w:p>
-            <w:pPr>
-              <w:spacing w:after="40" w:before="40"/>
-            </w:pPr>
-            <w:r/>
-            <w:r>
-              <w:rPr>
-                <w:i w:val="0"/>
-                <w:color w:val="1A1A1A"/>
-                <w:sz w:val="19"/>
-              </w:rPr>
-              <w:t>Not reachable in 20 hours, and not needed</w:t>
-            </w:r>
-          </w:p>
-        </w:tc>
-      </w:tr>
-    </w:tbl>
-    <w:p>
-      <w:pPr>
-        <w:spacing w:after="80"/>
-      </w:pPr>
+      <w:r>
+        <w:rPr>
+          <w:b/>
+          <w:i w:val="0"/>
+          <w:color w:val="1A1A1A"/>
+          <w:sz w:val="21"/>
+        </w:rPr>
+        <w:t>Classes, recursion, comprehensions, `lambda`, generators, regular expressions, type hints, decorators, web frameworks and databases are all out</w:t>
+      </w:r>
+      <w:r>
+        <w:rPr>
+          <w:i w:val="0"/>
+          <w:color w:val="1A1A1A"/>
+          <w:sz w:val="21"/>
+        </w:rPr>
+        <w:t>, along with package installation and virtual environments — which removes the most common way a beginner's setup breaks between sessions. Error handling is one safeguard at the outermost edge of the finished program, so an unexpected failure shows a sentence rather than ten lines of red text.</w:t>
+      </w:r>
     </w:p>
     <w:p>
       <w:pPr>
@@ -6925,16 +6362,16 @@
       </w:pPr>
       <w:r>
         <w:rPr>
-          <w:i/>
+          <w:i w:val="0"/>
           <w:color w:val="1A1A1A"/>
           <w:sz w:val="21"/>
         </w:rPr>
-        <w:t xml:space="preserve">Before anything is added back, one question has to be answered: </w:t>
+        <w:t xml:space="preserve">Each would cost roughly fifteen minutes and buy a teacher nothing in the program they are going to write. Most of them are Part 2's material. Before anything is added back, one question has to be answered: </w:t>
       </w:r>
       <w:r>
         <w:rPr>
           <w:b/>
-          <w:i/>
+          <w:i w:val="0"/>
           <w:color w:val="1A1A1A"/>
           <w:sz w:val="21"/>
         </w:rPr>
@@ -6959,7 +6396,7 @@
           <w:color w:val="1A1A1A"/>
           <w:sz w:val="21"/>
         </w:rPr>
-        <w:t xml:space="preserve">In a room of sixteen adults, three or four finish early in </w:t>
+        <w:t xml:space="preserve">In a group of four to eight, at least one or two finish early in </w:t>
       </w:r>
       <w:r>
         <w:rPr>
@@ -8023,16 +7460,16 @@
     </w:p>
     <w:p>
       <w:pPr>
+        <w:pStyle w:val="Heading2"/>
+      </w:pPr>
+      <w:r>
+        <w:t>The decision rule</w:t>
+      </w:r>
+    </w:p>
+    <w:p>
+      <w:pPr>
         <w:spacing w:after="140"/>
       </w:pPr>
-      <w:r>
-        <w:rPr>
-          <w:i w:val="0"/>
-          <w:color w:val="1A1A1A"/>
-          <w:sz w:val="21"/>
-        </w:rPr>
-        <w:t xml:space="preserve">An experiment nobody can evaluate is just a change of plan. </w:t>
-      </w:r>
       <w:r>
         <w:rPr>
           <w:b/>
@@ -8040,7 +7477,7 @@
           <w:color w:val="1A1A1A"/>
           <w:sz w:val="21"/>
         </w:rPr>
-        <w:t>These checkpoints should be agreed before the first session</w:t>
+        <w:t>Part 1 succeeds or fails on one question: can they code?</w:t>
       </w:r>
       <w:r>
         <w:rPr>
@@ -8048,7 +7485,7 @@
           <w:color w:val="1A1A1A"/>
           <w:sz w:val="21"/>
         </w:rPr>
-        <w:t>, not argued about afterwards. Most need no extra work, because the course already produces artefacts that are objectively checkable.</w:t>
+        <w:t xml:space="preserve"> The threshold was agreed with colleagues and is set before the first session rather than after it.</w:t>
       </w:r>
     </w:p>
     <w:tbl>
@@ -8060,9 +7497,9 @@
         <w:tblLook w:firstColumn="1" w:firstRow="1" w:lastColumn="0" w:lastRow="0" w:noHBand="0" w:noVBand="1" w:val="04A0"/>
       </w:tblPr>
       <w:tblGrid>
-        <w:gridCol w:w="1035"/>
-        <w:gridCol w:w="3482"/>
-        <w:gridCol w:w="4894"/>
+        <w:gridCol w:w="2070"/>
+        <w:gridCol w:w="1506"/>
+        <w:gridCol w:w="5835"/>
       </w:tblGrid>
       <w:tr>
         <w:trPr>
@@ -8070,7 +7507,7 @@
         </w:trPr>
         <w:tc>
           <w:tcPr>
-            <w:tcW w:type="dxa" w:w="1035"/>
+            <w:tcW w:type="dxa" w:w="2070"/>
             <w:shd w:val="clear" w:fill="1F3A5F"/>
           </w:tcPr>
           <w:p>
@@ -8084,13 +7521,13 @@
                 <w:color w:val="FFFFFF"/>
                 <w:sz w:val="19"/>
               </w:rPr>
-              <w:t>When</w:t>
-            </w:r>
-          </w:p>
-        </w:tc>
-        <w:tc>
-          <w:tcPr>
-            <w:tcW w:type="dxa" w:w="3482"/>
+              <w:t>Result</w:t>
+            </w:r>
+          </w:p>
+        </w:tc>
+        <w:tc>
+          <w:tcPr>
+            <w:tcW w:type="dxa" w:w="1506"/>
             <w:shd w:val="clear" w:fill="1F3A5F"/>
           </w:tcPr>
           <w:p>
@@ -8104,13 +7541,13 @@
                 <w:color w:val="FFFFFF"/>
                 <w:sz w:val="19"/>
               </w:rPr>
-              <w:t>The check</w:t>
-            </w:r>
-          </w:p>
-        </w:tc>
-        <w:tc>
-          <w:tcPr>
-            <w:tcW w:type="dxa" w:w="4894"/>
+              <w:t>Meaning</w:t>
+            </w:r>
+          </w:p>
+        </w:tc>
+        <w:tc>
+          <w:tcPr>
+            <w:tcW w:type="dxa" w:w="5835"/>
             <w:shd w:val="clear" w:fill="1F3A5F"/>
           </w:tcPr>
           <w:p>
@@ -8124,7 +7561,7 @@
                 <w:color w:val="FFFFFF"/>
                 <w:sz w:val="19"/>
               </w:rPr>
-              <w:t>Why it is the right one</w:t>
+              <w:t>What happens next</w:t>
             </w:r>
           </w:p>
         </w:tc>
@@ -8132,45 +7569,35 @@
       <w:tr>
         <w:tc>
           <w:tcPr>
-            <w:tcW w:type="dxa" w:w="1035"/>
-          </w:tcPr>
-          <w:p>
-            <w:pPr>
-              <w:spacing w:after="40" w:before="40"/>
-            </w:pPr>
-            <w:r/>
-            <w:r>
-              <w:rPr>
+            <w:tcW w:type="dxa" w:w="2070"/>
+          </w:tcPr>
+          <w:p>
+            <w:pPr>
+              <w:spacing w:after="40" w:before="40"/>
+            </w:pPr>
+            <w:r/>
+            <w:r>
+              <w:rPr>
+                <w:b/>
                 <w:i w:val="0"/>
                 <w:color w:val="1A1A1A"/>
                 <w:sz w:val="19"/>
               </w:rPr>
-              <w:t>Diagnostic</w:t>
-            </w:r>
-          </w:p>
-        </w:tc>
-        <w:tc>
-          <w:tcPr>
-            <w:tcW w:type="dxa" w:w="3482"/>
-          </w:tcPr>
-          <w:p>
-            <w:pPr>
-              <w:spacing w:after="40" w:before="40"/>
-            </w:pPr>
-            <w:r/>
+              <w:t>More than 90%</w:t>
+            </w:r>
             <w:r>
               <w:rPr>
                 <w:i w:val="0"/>
                 <w:color w:val="1A1A1A"/>
                 <w:sz w:val="19"/>
               </w:rPr>
-              <w:t>Can they run a cell at all, and with how much help?</w:t>
-            </w:r>
-          </w:p>
-        </w:tc>
-        <w:tc>
-          <w:tcPr>
-            <w:tcW w:type="dxa" w:w="4894"/>
+              <w:t xml:space="preserve"> can code</w:t>
+            </w:r>
+          </w:p>
+        </w:tc>
+        <w:tc>
+          <w:tcPr>
+            <w:tcW w:type="dxa" w:w="1506"/>
           </w:tcPr>
           <w:p>
             <w:pPr>
@@ -8184,15 +7611,26 @@
                 <w:color w:val="1A1A1A"/>
                 <w:sz w:val="19"/>
               </w:rPr>
-              <w:t>The baseline.</w:t>
-            </w:r>
+              <w:t>Success</w:t>
+            </w:r>
+          </w:p>
+        </w:tc>
+        <w:tc>
+          <w:tcPr>
+            <w:tcW w:type="dxa" w:w="5835"/>
+          </w:tcPr>
+          <w:p>
+            <w:pPr>
+              <w:spacing w:after="40" w:before="40"/>
+            </w:pPr>
+            <w:r/>
             <w:r>
               <w:rPr>
                 <w:i w:val="0"/>
                 <w:color w:val="1A1A1A"/>
                 <w:sz w:val="19"/>
               </w:rPr>
-              <w:t xml:space="preserve"> Without it the programme can only report an endpoint, not change</w:t>
+              <w:t>Continue to Part 2 (section 12)</w:t>
             </w:r>
           </w:p>
         </w:tc>
@@ -8200,7 +7638,7 @@
       <w:tr>
         <w:tc>
           <w:tcPr>
-            <w:tcW w:type="dxa" w:w="1035"/>
+            <w:tcW w:type="dxa" w:w="2070"/>
             <w:shd w:val="clear" w:fill="EEF2F7"/>
           </w:tcPr>
           <w:p>
@@ -8214,13 +7652,13 @@
                 <w:color w:val="1A1A1A"/>
                 <w:sz w:val="19"/>
               </w:rPr>
-              <w:t>Midpoint</w:t>
-            </w:r>
-          </w:p>
-        </w:tc>
-        <w:tc>
-          <w:tcPr>
-            <w:tcW w:type="dxa" w:w="3482"/>
+              <w:t>50% to 90%</w:t>
+            </w:r>
+          </w:p>
+        </w:tc>
+        <w:tc>
+          <w:tcPr>
+            <w:tcW w:type="dxa" w:w="1506"/>
             <w:shd w:val="clear" w:fill="EEF2F7"/>
           </w:tcPr>
           <w:p>
@@ -8234,13 +7672,13 @@
                 <w:color w:val="1A1A1A"/>
                 <w:sz w:val="19"/>
               </w:rPr>
-              <w:t>Do they write a loop, or still index by hand?</w:t>
-            </w:r>
-          </w:p>
-        </w:tc>
-        <w:tc>
-          <w:tcPr>
-            <w:tcW w:type="dxa" w:w="4894"/>
+              <w:t>Inconclusive</w:t>
+            </w:r>
+          </w:p>
+        </w:tc>
+        <w:tc>
+          <w:tcPr>
+            <w:tcW w:type="dxa" w:w="5835"/>
             <w:shd w:val="clear" w:fill="EEF2F7"/>
           </w:tcPr>
           <w:p>
@@ -8254,7 +7692,7 @@
                 <w:color w:val="1A1A1A"/>
                 <w:sz w:val="19"/>
               </w:rPr>
-              <w:t>The first real evidence for or against the method</w:t>
+              <w:t>The method is neither proved nor refuted. Adjust and repeat Part 1 with a second cohort before committing to Part 2</w:t>
             </w:r>
           </w:p>
         </w:tc>
@@ -8262,285 +7700,68 @@
       <w:tr>
         <w:tc>
           <w:tcPr>
-            <w:tcW w:type="dxa" w:w="1035"/>
-          </w:tcPr>
-          <w:p>
-            <w:pPr>
-              <w:spacing w:after="40" w:before="40"/>
-            </w:pPr>
-            <w:r/>
-            <w:r>
-              <w:rPr>
+            <w:tcW w:type="dxa" w:w="2070"/>
+          </w:tcPr>
+          <w:p>
+            <w:pPr>
+              <w:spacing w:after="40" w:before="40"/>
+            </w:pPr>
+            <w:r/>
+            <w:r>
+              <w:rPr>
+                <w:b/>
                 <w:i w:val="0"/>
                 <w:color w:val="1A1A1A"/>
                 <w:sz w:val="19"/>
               </w:rPr>
-              <w:t>Final</w:t>
-            </w:r>
-          </w:p>
-        </w:tc>
-        <w:tc>
-          <w:tcPr>
-            <w:tcW w:type="dxa" w:w="3482"/>
-          </w:tcPr>
-          <w:p>
-            <w:pPr>
-              <w:spacing w:after="40" w:before="40"/>
-            </w:pPr>
-            <w:r/>
+              <w:t>Less than 50%</w:t>
+            </w:r>
             <w:r>
               <w:rPr>
                 <w:i w:val="0"/>
                 <w:color w:val="1A1A1A"/>
                 <w:sz w:val="19"/>
               </w:rPr>
-              <w:t>Do they return a value, or print it?</w:t>
-            </w:r>
-          </w:p>
-        </w:tc>
-        <w:tc>
-          <w:tcPr>
-            <w:tcW w:type="dxa" w:w="4894"/>
-          </w:tcPr>
-          <w:p>
-            <w:pPr>
-              <w:spacing w:after="40" w:before="40"/>
-            </w:pPr>
-            <w:r/>
-            <w:r>
-              <w:rPr>
+              <w:t xml:space="preserve"> can code</w:t>
+            </w:r>
+          </w:p>
+        </w:tc>
+        <w:tc>
+          <w:tcPr>
+            <w:tcW w:type="dxa" w:w="1506"/>
+          </w:tcPr>
+          <w:p>
+            <w:pPr>
+              <w:spacing w:after="40" w:before="40"/>
+            </w:pPr>
+            <w:r/>
+            <w:r>
+              <w:rPr>
+                <w:b/>
                 <w:i w:val="0"/>
                 <w:color w:val="1A1A1A"/>
                 <w:sz w:val="19"/>
               </w:rPr>
-              <w:t xml:space="preserve">If </w:t>
-            </w:r>
-            <w:r>
-              <w:rPr>
-                <w:rFonts w:ascii="Consolas" w:hAnsi="Consolas"/>
+              <w:t>Failure</w:t>
+            </w:r>
+          </w:p>
+        </w:tc>
+        <w:tc>
+          <w:tcPr>
+            <w:tcW w:type="dxa" w:w="5835"/>
+          </w:tcPr>
+          <w:p>
+            <w:pPr>
+              <w:spacing w:after="40" w:before="40"/>
+            </w:pPr>
+            <w:r/>
+            <w:r>
+              <w:rPr>
                 <w:i w:val="0"/>
                 <w:color w:val="1A1A1A"/>
                 <w:sz w:val="19"/>
               </w:rPr>
-              <w:t>return</w:t>
-            </w:r>
-            <w:r>
-              <w:rPr>
-                <w:i w:val="0"/>
-                <w:color w:val="1A1A1A"/>
-                <w:sz w:val="19"/>
-              </w:rPr>
-              <w:t xml:space="preserve"> never landed, the four-file program was out of reach</w:t>
-            </w:r>
-          </w:p>
-        </w:tc>
-      </w:tr>
-      <w:tr>
-        <w:tc>
-          <w:tcPr>
-            <w:tcW w:type="dxa" w:w="1035"/>
-            <w:shd w:val="clear" w:fill="EEF2F7"/>
-          </w:tcPr>
-          <w:p>
-            <w:pPr>
-              <w:spacing w:after="40" w:before="40"/>
-            </w:pPr>
-            <w:r/>
-            <w:r>
-              <w:rPr>
-                <w:b/>
-                <w:i w:val="0"/>
-                <w:color w:val="1A1A1A"/>
-                <w:sz w:val="19"/>
-              </w:rPr>
-              <w:t>Day 21</w:t>
-            </w:r>
-          </w:p>
-        </w:tc>
-        <w:tc>
-          <w:tcPr>
-            <w:tcW w:type="dxa" w:w="3482"/>
-            <w:shd w:val="clear" w:fill="EEF2F7"/>
-          </w:tcPr>
-          <w:p>
-            <w:pPr>
-              <w:spacing w:after="40" w:before="40"/>
-            </w:pPr>
-            <w:r/>
-            <w:r>
-              <w:rPr>
-                <w:b/>
-                <w:i w:val="0"/>
-                <w:color w:val="1A1A1A"/>
-                <w:sz w:val="19"/>
-              </w:rPr>
-              <w:t>Does `python main.py` run?</w:t>
-            </w:r>
-            <w:r>
-              <w:rPr>
-                <w:i w:val="0"/>
-                <w:color w:val="1A1A1A"/>
-                <w:sz w:val="19"/>
-              </w:rPr>
-              <w:t xml:space="preserve"> Confirmed individually, per person</w:t>
-            </w:r>
-          </w:p>
-        </w:tc>
-        <w:tc>
-          <w:tcPr>
-            <w:tcW w:type="dxa" w:w="4894"/>
-            <w:shd w:val="clear" w:fill="EEF2F7"/>
-          </w:tcPr>
-          <w:p>
-            <w:pPr>
-              <w:spacing w:after="40" w:before="40"/>
-            </w:pPr>
-            <w:r/>
-            <w:r>
-              <w:rPr>
-                <w:i w:val="0"/>
-                <w:color w:val="1A1A1A"/>
-                <w:sz w:val="19"/>
-              </w:rPr>
-              <w:t>Binary, unarguable, and the hard gate of the course</w:t>
-            </w:r>
-          </w:p>
-        </w:tc>
-      </w:tr>
-      <w:tr>
-        <w:tc>
-          <w:tcPr>
-            <w:tcW w:type="dxa" w:w="1035"/>
-          </w:tcPr>
-          <w:p>
-            <w:pPr>
-              <w:spacing w:after="40" w:before="40"/>
-            </w:pPr>
-            <w:r/>
-            <w:r>
-              <w:rPr>
-                <w:i w:val="0"/>
-                <w:color w:val="1A1A1A"/>
-                <w:sz w:val="19"/>
-              </w:rPr>
-              <w:t>Day 24</w:t>
-            </w:r>
-          </w:p>
-        </w:tc>
-        <w:tc>
-          <w:tcPr>
-            <w:tcW w:type="dxa" w:w="3482"/>
-          </w:tcPr>
-          <w:p>
-            <w:pPr>
-              <w:spacing w:after="40" w:before="40"/>
-            </w:pPr>
-            <w:r/>
-            <w:r>
-              <w:rPr>
-                <w:i w:val="0"/>
-                <w:color w:val="1A1A1A"/>
-                <w:sz w:val="19"/>
-              </w:rPr>
-              <w:t xml:space="preserve">Does a colleague run their program </w:t>
-            </w:r>
-            <w:r>
-              <w:rPr>
-                <w:b/>
-                <w:i w:val="0"/>
-                <w:color w:val="1A1A1A"/>
-                <w:sz w:val="19"/>
-              </w:rPr>
-              <w:t>from their notes alone</w:t>
-            </w:r>
-            <w:r>
-              <w:rPr>
-                <w:i w:val="0"/>
-                <w:color w:val="1A1A1A"/>
-                <w:sz w:val="19"/>
-              </w:rPr>
-              <w:t>?</w:t>
-            </w:r>
-          </w:p>
-        </w:tc>
-        <w:tc>
-          <w:tcPr>
-            <w:tcW w:type="dxa" w:w="4894"/>
-          </w:tcPr>
-          <w:p>
-            <w:pPr>
-              <w:spacing w:after="40" w:before="40"/>
-            </w:pPr>
-            <w:r/>
-            <w:r>
-              <w:rPr>
-                <w:i w:val="0"/>
-                <w:color w:val="1A1A1A"/>
-                <w:sz w:val="19"/>
-              </w:rPr>
-              <w:t>Tests that the thing is real, not that it works on one desk</w:t>
-            </w:r>
-          </w:p>
-        </w:tc>
-      </w:tr>
-      <w:tr>
-        <w:tc>
-          <w:tcPr>
-            <w:tcW w:type="dxa" w:w="1035"/>
-            <w:shd w:val="clear" w:fill="EEF2F7"/>
-          </w:tcPr>
-          <w:p>
-            <w:pPr>
-              <w:spacing w:after="40" w:before="40"/>
-            </w:pPr>
-            <w:r/>
-            <w:r>
-              <w:rPr>
-                <w:i w:val="0"/>
-                <w:color w:val="1A1A1A"/>
-                <w:sz w:val="19"/>
-              </w:rPr>
-              <w:t>Throughout</w:t>
-            </w:r>
-          </w:p>
-        </w:tc>
-        <w:tc>
-          <w:tcPr>
-            <w:tcW w:type="dxa" w:w="3482"/>
-            <w:shd w:val="clear" w:fill="EEF2F7"/>
-          </w:tcPr>
-          <w:p>
-            <w:pPr>
-              <w:spacing w:after="40" w:before="40"/>
-            </w:pPr>
-            <w:r/>
-            <w:r>
-              <w:rPr>
-                <w:i w:val="0"/>
-                <w:color w:val="1A1A1A"/>
-                <w:sz w:val="19"/>
-              </w:rPr>
-              <w:t>Attendance across all 24 sessions</w:t>
-            </w:r>
-          </w:p>
-        </w:tc>
-        <w:tc>
-          <w:tcPr>
-            <w:tcW w:type="dxa" w:w="4894"/>
-            <w:shd w:val="clear" w:fill="EEF2F7"/>
-          </w:tcPr>
-          <w:p>
-            <w:pPr>
-              <w:spacing w:after="40" w:before="40"/>
-            </w:pPr>
-            <w:r/>
-            <w:r>
-              <w:rPr>
-                <w:i w:val="0"/>
-                <w:color w:val="1A1A1A"/>
-                <w:sz w:val="19"/>
-              </w:rPr>
-              <w:t>Below a certain point, nothing else is interpretable</w:t>
+              <w:t>Return to the conventional approach, informed by where it broke</w:t>
             </w:r>
           </w:p>
         </w:tc>
@@ -8550,6 +7771,384 @@
       <w:pPr>
         <w:spacing w:after="80"/>
       </w:pPr>
+    </w:p>
+    <w:p>
+      <w:pPr>
+        <w:spacing w:after="140"/>
+      </w:pPr>
+      <w:r>
+        <w:rPr>
+          <w:i w:val="0"/>
+          <w:color w:val="1A1A1A"/>
+          <w:sz w:val="21"/>
+        </w:rPr>
+        <w:t>The middle band is not a hedge. It is the most likely outcome of a first run of anything, and deciding in advance what we do with it stops the result being argued into whichever camp someone already preferred.</w:t>
+      </w:r>
+    </w:p>
+    <w:p>
+      <w:pPr>
+        <w:pStyle w:val="Heading3"/>
+      </w:pPr>
+      <w:r>
+        <w:t>What "can code" means, in a way that can be counted</w:t>
+      </w:r>
+    </w:p>
+    <w:p>
+      <w:pPr>
+        <w:spacing w:after="140"/>
+      </w:pPr>
+      <w:r>
+        <w:rPr>
+          <w:i w:val="0"/>
+          <w:color w:val="1A1A1A"/>
+          <w:sz w:val="21"/>
+        </w:rPr>
+        <w:t xml:space="preserve">A participant </w:t>
+      </w:r>
+      <w:r>
+        <w:rPr>
+          <w:b/>
+          <w:i w:val="0"/>
+          <w:color w:val="1A1A1A"/>
+          <w:sz w:val="21"/>
+        </w:rPr>
+        <w:t>can code</w:t>
+      </w:r>
+      <w:r>
+        <w:rPr>
+          <w:i w:val="0"/>
+          <w:color w:val="1A1A1A"/>
+          <w:sz w:val="21"/>
+        </w:rPr>
+        <w:t xml:space="preserve"> if, unaided, they can write a working program using the constructs the course taught — variables, conditions, lists, loops, dictionaries and functions. That is judged from two artefacts the course already produces, both pass or fail:</w:t>
+      </w:r>
+    </w:p>
+    <w:p>
+      <w:pPr>
+        <w:pStyle w:val="ListBullet"/>
+        <w:spacing w:after="60"/>
+        <w:ind w:left="397"/>
+      </w:pPr>
+      <w:r>
+        <w:rPr>
+          <w:i w:val="0"/>
+          <w:color w:val="1A1A1A"/>
+          <w:sz w:val="21"/>
+        </w:rPr>
+        <w:t xml:space="preserve">They left </w:t>
+      </w:r>
+      <w:r>
+        <w:rPr>
+          <w:b/>
+          <w:i w:val="0"/>
+          <w:color w:val="1A1A1A"/>
+          <w:sz w:val="21"/>
+        </w:rPr>
+        <w:t>day 21</w:t>
+      </w:r>
+      <w:r>
+        <w:rPr>
+          <w:i w:val="0"/>
+          <w:color w:val="1A1A1A"/>
+          <w:sz w:val="21"/>
+        </w:rPr>
+        <w:t xml:space="preserve"> with a working </w:t>
+      </w:r>
+      <w:r>
+        <w:rPr>
+          <w:rFonts w:ascii="Consolas" w:hAnsi="Consolas"/>
+          <w:i w:val="0"/>
+          <w:color w:val="1A1A1A"/>
+          <w:sz w:val="21"/>
+        </w:rPr>
+        <w:t>python main.py</w:t>
+      </w:r>
+      <w:r>
+        <w:rPr>
+          <w:i w:val="0"/>
+          <w:color w:val="1A1A1A"/>
+          <w:sz w:val="21"/>
+        </w:rPr>
+        <w:t>, confirmed individually while sharing their screen.</w:t>
+      </w:r>
+    </w:p>
+    <w:p>
+      <w:pPr>
+        <w:pStyle w:val="ListBullet"/>
+        <w:spacing w:after="60"/>
+        <w:ind w:left="397"/>
+      </w:pPr>
+      <w:r>
+        <w:rPr>
+          <w:i w:val="0"/>
+          <w:color w:val="1A1A1A"/>
+          <w:sz w:val="21"/>
+        </w:rPr>
+        <w:t xml:space="preserve">They scored </w:t>
+      </w:r>
+      <w:r>
+        <w:rPr>
+          <w:b/>
+          <w:i w:val="0"/>
+          <w:color w:val="1A1A1A"/>
+          <w:sz w:val="21"/>
+        </w:rPr>
+        <w:t>at least half</w:t>
+      </w:r>
+      <w:r>
+        <w:rPr>
+          <w:i w:val="0"/>
+          <w:color w:val="1A1A1A"/>
+          <w:sz w:val="21"/>
+        </w:rPr>
+        <w:t xml:space="preserve"> of the 70 points on questions 1–7 of the final practical, which require writing code from a blank cell.</w:t>
+      </w:r>
+    </w:p>
+    <w:p>
+      <w:pPr>
+        <w:spacing w:after="140"/>
+      </w:pPr>
+      <w:r>
+        <w:rPr>
+          <w:i w:val="0"/>
+          <w:color w:val="1A1A1A"/>
+          <w:sz w:val="21"/>
+        </w:rPr>
+        <w:t xml:space="preserve">Meeting both counts. Meeting one counts as partial and falls in the middle band — it is not rounded up. </w:t>
+      </w:r>
+      <w:r>
+        <w:rPr>
+          <w:b/>
+          <w:i w:val="0"/>
+          <w:color w:val="1A1A1A"/>
+          <w:sz w:val="21"/>
+        </w:rPr>
+        <w:t>The transfer question is excluded</w:t>
+      </w:r>
+      <w:r>
+        <w:rPr>
+          <w:i w:val="0"/>
+          <w:color w:val="1A1A1A"/>
+          <w:sz w:val="21"/>
+        </w:rPr>
+        <w:t xml:space="preserve"> from this judgement: it measures problem-solving, which Part 1 does not teach and does not claim.</w:t>
+      </w:r>
+    </w:p>
+    <w:tbl>
+      <w:tblPr>
+        <w:tblW w:type="auto" w:w="0"/>
+        <w:tblLayout w:type="fixed"/>
+        <w:tblLook w:firstColumn="1" w:firstRow="1" w:lastColumn="0" w:lastRow="0" w:noHBand="0" w:noVBand="1" w:val="04A0"/>
+      </w:tblPr>
+      <w:tblGrid>
+        <w:gridCol w:w="9411"/>
+      </w:tblGrid>
+      <w:tr>
+        <w:tc>
+          <w:tcPr>
+            <w:tcW w:type="dxa" w:w="9411"/>
+            <w:shd w:val="clear" w:fill="F7F4EC"/>
+          </w:tcPr>
+          <w:p>
+            <w:pPr>
+              <w:spacing w:after="40"/>
+            </w:pPr>
+            <w:r/>
+            <w:r>
+              <w:rPr>
+                <w:b/>
+                <w:color w:val="1F3A5F"/>
+                <w:sz w:val="20"/>
+              </w:rPr>
+              <w:t>⚠ One thing we would ask you to agree before the first cohort</w:t>
+            </w:r>
+          </w:p>
+          <w:p>
+            <w:pPr>
+              <w:spacing w:after="20"/>
+            </w:pPr>
+            <w:r>
+              <w:rPr>
+                <w:i w:val="0"/>
+                <w:color w:val="1A1A1A"/>
+                <w:sz w:val="20"/>
+              </w:rPr>
+              <w:t xml:space="preserve">Groups are four to eight. </w:t>
+            </w:r>
+            <w:r>
+              <w:rPr>
+                <w:b/>
+                <w:i w:val="0"/>
+                <w:color w:val="1A1A1A"/>
+                <w:sz w:val="20"/>
+              </w:rPr>
+              <w:t>At every size in that range, "more than 90%" means every single participant without exception</w:t>
+            </w:r>
+            <w:r>
+              <w:rPr>
+                <w:i w:val="0"/>
+                <w:color w:val="1A1A1A"/>
+                <w:sz w:val="20"/>
+              </w:rPr>
+              <w:t xml:space="preserve"> — 6 of 6, 8 of 8. One teacher whose laptop dies in week six moves the group out of success on their own.</w:t>
+            </w:r>
+          </w:p>
+          <w:p>
+            <w:pPr>
+              <w:spacing w:after="20"/>
+            </w:pPr>
+            <w:r>
+              <w:rPr>
+                <w:i w:val="0"/>
+                <w:color w:val="1A1A1A"/>
+                <w:sz w:val="20"/>
+              </w:rPr>
+              <w:t xml:space="preserve">So we propose two things: </w:t>
+            </w:r>
+            <w:r>
+              <w:rPr>
+                <w:b/>
+                <w:i w:val="0"/>
+                <w:color w:val="1A1A1A"/>
+                <w:sz w:val="20"/>
+              </w:rPr>
+              <w:t>judge the criterion across all cohorts pooled</w:t>
+            </w:r>
+            <w:r>
+              <w:rPr>
+                <w:i w:val="0"/>
+                <w:color w:val="1A1A1A"/>
+                <w:sz w:val="20"/>
+              </w:rPr>
+              <w:t xml:space="preserve">, not per group — four groups of six is 24 people, where a percentage means something — and </w:t>
+            </w:r>
+            <w:r>
+              <w:rPr>
+                <w:b/>
+                <w:i w:val="0"/>
+                <w:color w:val="1A1A1A"/>
+                <w:sz w:val="20"/>
+              </w:rPr>
+              <w:t>record withdrawals separately from failures</w:t>
+            </w:r>
+            <w:r>
+              <w:rPr>
+                <w:i w:val="0"/>
+                <w:color w:val="1A1A1A"/>
+                <w:sz w:val="20"/>
+              </w:rPr>
+              <w:t>, since a teacher reassigned by their school in week two has not failed to learn to code.</w:t>
+            </w:r>
+          </w:p>
+          <w:p>
+            <w:pPr>
+              <w:spacing w:after="20"/>
+            </w:pPr>
+            <w:r>
+              <w:rPr>
+                <w:i w:val="0"/>
+                <w:color w:val="1A1A1A"/>
+                <w:sz w:val="20"/>
+              </w:rPr>
+              <w:t>Neither weakens the bar. They stop it being decided by one broken laptop.</w:t>
+            </w:r>
+          </w:p>
+        </w:tc>
+      </w:tr>
+    </w:tbl>
+    <w:p>
+      <w:pPr>
+        <w:spacing w:after="80"/>
+      </w:pPr>
+    </w:p>
+    <w:p>
+      <w:pPr>
+        <w:pStyle w:val="Heading2"/>
+      </w:pPr>
+      <w:r>
+        <w:t>The checkpoints along the way</w:t>
+      </w:r>
+    </w:p>
+    <w:p>
+      <w:pPr>
+        <w:spacing w:after="140"/>
+      </w:pPr>
+      <w:r>
+        <w:rPr>
+          <w:i w:val="0"/>
+          <w:color w:val="1A1A1A"/>
+          <w:sz w:val="21"/>
+        </w:rPr>
+        <w:t xml:space="preserve">Three results during the course change what the instructor does next, and all come from artefacts the course already produces. </w:t>
+      </w:r>
+      <w:r>
+        <w:rPr>
+          <w:b/>
+          <w:i w:val="0"/>
+          <w:color w:val="1A1A1A"/>
+          <w:sz w:val="21"/>
+        </w:rPr>
+        <w:t>The diagnostic</w:t>
+      </w:r>
+      <w:r>
+        <w:rPr>
+          <w:i w:val="0"/>
+          <w:color w:val="1A1A1A"/>
+          <w:sz w:val="21"/>
+        </w:rPr>
+        <w:t xml:space="preserve">: can they run a cell at all, and with how much help — the baseline, without which we could report an endpoint but not change. </w:t>
+      </w:r>
+      <w:r>
+        <w:rPr>
+          <w:b/>
+          <w:i w:val="0"/>
+          <w:color w:val="1A1A1A"/>
+          <w:sz w:val="21"/>
+        </w:rPr>
+        <w:t>The midpoint test</w:t>
+      </w:r>
+      <w:r>
+        <w:rPr>
+          <w:i w:val="0"/>
+          <w:color w:val="1A1A1A"/>
+          <w:sz w:val="21"/>
+        </w:rPr>
+        <w:t xml:space="preserve">: do they write a loop, or still repeat themselves — the first real evidence for or against the method. </w:t>
+      </w:r>
+      <w:r>
+        <w:rPr>
+          <w:b/>
+          <w:i w:val="0"/>
+          <w:color w:val="1A1A1A"/>
+          <w:sz w:val="21"/>
+        </w:rPr>
+        <w:t>Day 21</w:t>
+      </w:r>
+      <w:r>
+        <w:rPr>
+          <w:i w:val="0"/>
+          <w:color w:val="1A1A1A"/>
+          <w:sz w:val="21"/>
+        </w:rPr>
+        <w:t xml:space="preserve">: does </w:t>
+      </w:r>
+      <w:r>
+        <w:rPr>
+          <w:rFonts w:ascii="Consolas" w:hAnsi="Consolas"/>
+          <w:i w:val="0"/>
+          <w:color w:val="1A1A1A"/>
+          <w:sz w:val="21"/>
+        </w:rPr>
+        <w:t>python main.py</w:t>
+      </w:r>
+      <w:r>
+        <w:rPr>
+          <w:i w:val="0"/>
+          <w:color w:val="1A1A1A"/>
+          <w:sz w:val="21"/>
+        </w:rPr>
+        <w:t xml:space="preserve"> run, confirmed individually while they share their screen. Attendance is recorded throughout, because below a certain point nothing else is interpretable.</w:t>
+      </w:r>
     </w:p>
     <w:p>
       <w:pPr>
@@ -9450,7 +9049,7 @@
                 <w:color w:val="1A1A1A"/>
                 <w:sz w:val="18"/>
               </w:rPr>
-              <w:t>The ~1 GB software download on school wifi.</w:t>
+              <w:t>The ~1 GB software download.</w:t>
             </w:r>
             <w:r>
               <w:rPr>
@@ -9458,7 +9057,7 @@
                 <w:color w:val="1A1A1A"/>
                 <w:sz w:val="18"/>
               </w:rPr>
-              <w:t xml:space="preserve"> Sixteen people downloading at once will cost a session</w:t>
+              <w:t xml:space="preserve"> Much lower risk remotely — each teacher downloads at home rather than all at once on one connection</w:t>
             </w:r>
           </w:p>
         </w:tc>
@@ -9477,7 +9076,7 @@
                 <w:color w:val="1A1A1A"/>
                 <w:sz w:val="18"/>
               </w:rPr>
-              <w:t>High</w:t>
+              <w:t>Medium</w:t>
             </w:r>
           </w:p>
         </w:tc>
@@ -9496,7 +9095,7 @@
                 <w:color w:val="1A1A1A"/>
                 <w:sz w:val="18"/>
               </w:rPr>
-              <w:t xml:space="preserve">Setup instructions sent three days early so most arrive installed; </w:t>
+              <w:t xml:space="preserve">Setup instructions sent three days early, </w:t>
             </w:r>
             <w:r>
               <w:rPr>
@@ -9505,7 +9104,15 @@
                 <w:color w:val="1A1A1A"/>
                 <w:sz w:val="18"/>
               </w:rPr>
-              <w:t>a USB stick with offline installers for both platforms is mandatory kit</w:t>
+              <w:t>with a reply required</w:t>
+            </w:r>
+            <w:r>
+              <w:rPr>
+                <w:i w:val="0"/>
+                <w:color w:val="1A1A1A"/>
+                <w:sz w:val="18"/>
+              </w:rPr>
+              <w:t xml:space="preserve"> confirming the setup check is green. No reply means it was not attempted</w:t>
             </w:r>
           </w:p>
         </w:tc>
@@ -9523,11 +9130,20 @@
             <w:r/>
             <w:r>
               <w:rPr>
+                <w:b/>
                 <w:i w:val="0"/>
                 <w:color w:val="1A1A1A"/>
                 <w:sz w:val="18"/>
               </w:rPr>
-              <w:t>Laptops that block software installation, or lack the ~5 GB needed</w:t>
+              <w:t>No instructor in the room.</w:t>
+            </w:r>
+            <w:r>
+              <w:rPr>
+                <w:i w:val="0"/>
+                <w:color w:val="1A1A1A"/>
+                <w:sz w:val="18"/>
+              </w:rPr>
+              <w:t xml:space="preserve"> Everything that would have been a thirty-second fix becomes a conversation with a beginner who cannot describe what they are seeing</w:t>
             </w:r>
           </w:p>
         </w:tc>
@@ -9547,7 +9163,7 @@
                 <w:color w:val="1A1A1A"/>
                 <w:sz w:val="18"/>
               </w:rPr>
-              <w:t>Medium</w:t>
+              <w:t>High</w:t>
             </w:r>
           </w:p>
         </w:tc>
@@ -9567,7 +9183,7 @@
                 <w:color w:val="1A1A1A"/>
                 <w:sz w:val="18"/>
               </w:rPr>
-              <w:t>Confirmed with schools, and asked on the enrolment form, before anyone is admitted. A browser-based fallback exists for sessions 1–19, but that participant cannot do days 20–24 fully</w:t>
+              <w:t>All screens shared through hands-on work, with Meet showing every participant at once; each person checked on by name; groups capped at eight so that is possible</w:t>
             </w:r>
           </w:p>
         </w:tc>
@@ -9588,7 +9204,7 @@
                 <w:color w:val="1A1A1A"/>
                 <w:sz w:val="18"/>
               </w:rPr>
-              <w:t>The editor's interpreter picker — the most common beginner failure</w:t>
+              <w:t>Laptops that block software installation, or lack the ~5 GB needed</w:t>
             </w:r>
           </w:p>
         </w:tc>
@@ -9607,7 +9223,7 @@
                 <w:color w:val="1A1A1A"/>
                 <w:sz w:val="18"/>
               </w:rPr>
-              <w:t>High</w:t>
+              <w:t>Medium</w:t>
             </w:r>
           </w:p>
         </w:tc>
@@ -9626,7 +9242,7 @@
                 <w:color w:val="1A1A1A"/>
                 <w:sz w:val="18"/>
               </w:rPr>
-              <w:t>Only one choice is ever present; a red callout on days 1 and 2; the setup script reports which Python is actually running</w:t>
+              <w:t>Confirmed with schools, and asked on the enrolment form, before anyone is admitted. A browser-based fallback exists for sessions 1–19, but that participant cannot do days 20–24 fully</w:t>
             </w:r>
           </w:p>
         </w:tc>
@@ -9648,7 +9264,7 @@
                 <w:color w:val="1A1A1A"/>
                 <w:sz w:val="18"/>
               </w:rPr>
-              <w:t>Missed sessions — three a week for eight weeks, on top of a teaching job</w:t>
+              <w:t>The editor's interpreter picker — the most common beginner failure</w:t>
             </w:r>
           </w:p>
         </w:tc>
@@ -9676,6 +9292,65 @@
           <w:tcPr>
             <w:tcW w:type="dxa" w:w="4235"/>
             <w:shd w:val="clear" w:fill="EEF2F7"/>
+          </w:tcPr>
+          <w:p>
+            <w:pPr>
+              <w:spacing w:after="40" w:before="40"/>
+            </w:pPr>
+            <w:r/>
+            <w:r>
+              <w:rPr>
+                <w:i w:val="0"/>
+                <w:color w:val="1A1A1A"/>
+                <w:sz w:val="18"/>
+              </w:rPr>
+              <w:t>Only one choice is ever present; a red callout on days 1 and 2; the setup script reports which Python is actually running</w:t>
+            </w:r>
+          </w:p>
+        </w:tc>
+      </w:tr>
+      <w:tr>
+        <w:tc>
+          <w:tcPr>
+            <w:tcW w:type="dxa" w:w="3953"/>
+          </w:tcPr>
+          <w:p>
+            <w:pPr>
+              <w:spacing w:after="40" w:before="40"/>
+            </w:pPr>
+            <w:r/>
+            <w:r>
+              <w:rPr>
+                <w:i w:val="0"/>
+                <w:color w:val="1A1A1A"/>
+                <w:sz w:val="18"/>
+              </w:rPr>
+              <w:t>Missed sessions — three a week for eight weeks, on top of a teaching job</w:t>
+            </w:r>
+          </w:p>
+        </w:tc>
+        <w:tc>
+          <w:tcPr>
+            <w:tcW w:type="dxa" w:w="1223"/>
+          </w:tcPr>
+          <w:p>
+            <w:pPr>
+              <w:spacing w:after="40" w:before="40"/>
+            </w:pPr>
+            <w:r/>
+            <w:r>
+              <w:rPr>
+                <w:i w:val="0"/>
+                <w:color w:val="1A1A1A"/>
+                <w:sz w:val="18"/>
+              </w:rPr>
+              <w:t>High</w:t>
+            </w:r>
+          </w:p>
+        </w:tc>
+        <w:tc>
+          <w:tcPr>
+            <w:tcW w:type="dxa" w:w="4235"/>
           </w:tcPr>
           <w:p>
             <w:pPr>
@@ -9842,11 +9517,20 @@
             <w:r/>
             <w:r>
               <w:rPr>
+                <w:b/>
                 <w:i w:val="0"/>
                 <w:color w:val="1A1A1A"/>
                 <w:sz w:val="19"/>
               </w:rPr>
-              <w:t xml:space="preserve">A Windows or macOS laptop — their own or the school's — with about </w:t>
+              <w:t>Their own laptop for the whole course</w:t>
+            </w:r>
+            <w:r>
+              <w:rPr>
+                <w:i w:val="0"/>
+                <w:color w:val="1A1A1A"/>
+                <w:sz w:val="19"/>
+              </w:rPr>
+              <w:t xml:space="preserve"> — Windows or macOS, about </w:t>
             </w:r>
             <w:r>
               <w:rPr>
@@ -9863,7 +9547,7 @@
                 <w:color w:val="1A1A1A"/>
                 <w:sz w:val="19"/>
               </w:rPr>
-              <w:t xml:space="preserve"> and permission to install software</w:t>
+              <w:t>, and permission to install software</w:t>
             </w:r>
           </w:p>
         </w:tc>
@@ -9885,7 +9569,7 @@
                 <w:color w:val="1A1A1A"/>
                 <w:sz w:val="19"/>
               </w:rPr>
-              <w:t>Software</w:t>
+              <w:t>Connection</w:t>
             </w:r>
           </w:p>
         </w:tc>
@@ -9901,12 +9585,20 @@
             <w:r/>
             <w:r>
               <w:rPr>
+                <w:i w:val="0"/>
+                <w:color w:val="1A1A1A"/>
+                <w:sz w:val="19"/>
+              </w:rPr>
+              <w:t xml:space="preserve">Good enough for a </w:t>
+            </w:r>
+            <w:r>
+              <w:rPr>
                 <w:b/>
                 <w:i w:val="0"/>
                 <w:color w:val="1A1A1A"/>
                 <w:sz w:val="19"/>
               </w:rPr>
-              <w:t>Anaconda</w:t>
+              <w:t>75-minute video call with screen sharing</w:t>
             </w:r>
             <w:r>
               <w:rPr>
@@ -9914,24 +9606,7 @@
                 <w:color w:val="1A1A1A"/>
                 <w:sz w:val="19"/>
               </w:rPr>
-              <w:t xml:space="preserve"> and </w:t>
-            </w:r>
-            <w:r>
-              <w:rPr>
-                <w:b/>
-                <w:i w:val="0"/>
-                <w:color w:val="1A1A1A"/>
-                <w:sz w:val="19"/>
-              </w:rPr>
-              <w:t>VS Code</w:t>
-            </w:r>
-            <w:r>
-              <w:rPr>
-                <w:i w:val="0"/>
-                <w:color w:val="1A1A1A"/>
-                <w:sz w:val="19"/>
-              </w:rPr>
-              <w:t>, both free. Two installations on day one and nothing afterwards; the course uses only Python's standard library</w:t>
+              <w:t>, three times a week. This is the one requirement that most often needs solving before a teacher can start</w:t>
             </w:r>
           </w:p>
         </w:tc>
@@ -9952,7 +9627,7 @@
                 <w:color w:val="1A1A1A"/>
                 <w:sz w:val="19"/>
               </w:rPr>
-              <w:t>Network</w:t>
+              <w:t>Webcam</w:t>
             </w:r>
           </w:p>
         </w:tc>
@@ -9971,16 +9646,7 @@
                 <w:color w:val="1A1A1A"/>
                 <w:sz w:val="19"/>
               </w:rPr>
-              <w:t xml:space="preserve">Day one only. </w:t>
-            </w:r>
-            <w:r>
-              <w:rPr>
-                <w:b/>
-                <w:i w:val="0"/>
-                <w:color w:val="1A1A1A"/>
-                <w:sz w:val="19"/>
-              </w:rPr>
-              <w:t>Every session after that runs with the wifi switched off</w:t>
+              <w:t>Wanted, not required. Without one the instructor loses the clearest signal that someone is stuck</w:t>
             </w:r>
           </w:p>
         </w:tc>
@@ -10002,7 +9668,7 @@
                 <w:color w:val="1A1A1A"/>
                 <w:sz w:val="19"/>
               </w:rPr>
-              <w:t>Not needed</w:t>
+              <w:t>Software</w:t>
             </w:r>
           </w:p>
         </w:tc>
@@ -10018,11 +9684,37 @@
             <w:r/>
             <w:r>
               <w:rPr>
+                <w:b/>
                 <w:i w:val="0"/>
                 <w:color w:val="1A1A1A"/>
                 <w:sz w:val="19"/>
               </w:rPr>
-              <w:t>No GPU, no server, no accounts, no API keys, no paid service of any kind</w:t>
+              <w:t>Anaconda</w:t>
+            </w:r>
+            <w:r>
+              <w:rPr>
+                <w:i w:val="0"/>
+                <w:color w:val="1A1A1A"/>
+                <w:sz w:val="19"/>
+              </w:rPr>
+              <w:t xml:space="preserve"> and </w:t>
+            </w:r>
+            <w:r>
+              <w:rPr>
+                <w:b/>
+                <w:i w:val="0"/>
+                <w:color w:val="1A1A1A"/>
+                <w:sz w:val="19"/>
+              </w:rPr>
+              <w:t>VS Code</w:t>
+            </w:r>
+            <w:r>
+              <w:rPr>
+                <w:i w:val="0"/>
+                <w:color w:val="1A1A1A"/>
+                <w:sz w:val="19"/>
+              </w:rPr>
+              <w:t>, both free. Two installations before day one and nothing afterwards; the course uses only Python's standard library</w:t>
             </w:r>
           </w:p>
         </w:tc>
@@ -10043,7 +9735,7 @@
                 <w:color w:val="1A1A1A"/>
                 <w:sz w:val="19"/>
               </w:rPr>
-              <w:t>Room and staffing</w:t>
+              <w:t>Not needed</w:t>
             </w:r>
           </w:p>
         </w:tc>
@@ -10062,7 +9754,7 @@
                 <w:color w:val="1A1A1A"/>
                 <w:sz w:val="19"/>
               </w:rPr>
-              <w:t>Seats for up to 16 with power, a projector, and one instructor</w:t>
+              <w:t>No GPU, no server, no accounts, no API keys, no paid service of any kind</w:t>
             </w:r>
           </w:p>
         </w:tc>
@@ -10080,12 +9772,11 @@
             <w:r/>
             <w:r>
               <w:rPr>
-                <w:b/>
                 <w:i w:val="0"/>
                 <w:color w:val="1A1A1A"/>
                 <w:sz w:val="19"/>
               </w:rPr>
-              <w:t>Cost</w:t>
+              <w:t>Staffing</w:t>
             </w:r>
           </w:p>
         </w:tc>
@@ -10101,11 +9792,52 @@
             <w:r/>
             <w:r>
               <w:rPr>
+                <w:i w:val="0"/>
+                <w:color w:val="1A1A1A"/>
+                <w:sz w:val="19"/>
+              </w:rPr>
+              <w:t>One instructor per group of 4–8</w:t>
+            </w:r>
+          </w:p>
+        </w:tc>
+      </w:tr>
+      <w:tr>
+        <w:tc>
+          <w:tcPr>
+            <w:tcW w:type="dxa" w:w="1976"/>
+          </w:tcPr>
+          <w:p>
+            <w:pPr>
+              <w:spacing w:after="40" w:before="40"/>
+            </w:pPr>
+            <w:r/>
+            <w:r>
+              <w:rPr>
                 <w:b/>
                 <w:i w:val="0"/>
                 <w:color w:val="1A1A1A"/>
                 <w:sz w:val="19"/>
               </w:rPr>
+              <w:t>Cost</w:t>
+            </w:r>
+          </w:p>
+        </w:tc>
+        <w:tc>
+          <w:tcPr>
+            <w:tcW w:type="dxa" w:w="7435"/>
+          </w:tcPr>
+          <w:p>
+            <w:pPr>
+              <w:spacing w:after="40" w:before="40"/>
+            </w:pPr>
+            <w:r/>
+            <w:r>
+              <w:rPr>
+                <w:b/>
+                <w:i w:val="0"/>
+                <w:color w:val="1A1A1A"/>
+                <w:sz w:val="19"/>
+              </w:rPr>
               <w:t>Zero.</w:t>
             </w:r>
             <w:r>
@@ -10114,7 +9846,7 @@
                 <w:color w:val="1A1A1A"/>
                 <w:sz w:val="19"/>
               </w:rPr>
-              <w:t xml:space="preserve"> The only material cost is instructor time, the room, and a USB stick of offline installers</w:t>
+              <w:t xml:space="preserve"> The only material cost is instructor time</w:t>
             </w:r>
           </w:p>
         </w:tc>
@@ -10124,6 +9856,74 @@
       <w:pPr>
         <w:spacing w:after="80"/>
       </w:pPr>
+    </w:p>
+    <w:p>
+      <w:pPr>
+        <w:pStyle w:val="Heading2"/>
+      </w:pPr>
+      <w:r>
+        <w:t>Screening before a group is formed</w:t>
+      </w:r>
+    </w:p>
+    <w:p>
+      <w:pPr>
+        <w:spacing w:after="140"/>
+      </w:pPr>
+      <w:r>
+        <w:rPr>
+          <w:i w:val="0"/>
+          <w:color w:val="1A1A1A"/>
+          <w:sz w:val="21"/>
+        </w:rPr>
+        <w:t xml:space="preserve">Because the course is remote, the requirements above are </w:t>
+      </w:r>
+      <w:r>
+        <w:rPr>
+          <w:b/>
+          <w:i w:val="0"/>
+          <w:color w:val="1A1A1A"/>
+          <w:sz w:val="21"/>
+        </w:rPr>
+        <w:t>asked and acted on before enrolment</w:t>
+      </w:r>
+      <w:r>
+        <w:rPr>
+          <w:i w:val="0"/>
+          <w:color w:val="1A1A1A"/>
+          <w:sz w:val="21"/>
+        </w:rPr>
+        <w:t>, not discovered in week one. Every teacher answers six questions: how many days a week they can commit, whether their connection is sufficient, whether they have a webcam, whether they can use Zoom or Google Meet, any technical problem worth knowing about, and their laptop's memory and free disk space.</w:t>
+      </w:r>
+    </w:p>
+    <w:p>
+      <w:pPr>
+        <w:spacing w:after="140"/>
+      </w:pPr>
+      <w:r>
+        <w:rPr>
+          <w:i w:val="0"/>
+          <w:color w:val="1A1A1A"/>
+          <w:sz w:val="21"/>
+        </w:rPr>
+        <w:t xml:space="preserve">The answers decide group composition — teachers who can commit two days a week cannot be mixed with those committing three — and they surface the cases that need solving first: a locked-down school laptop, a shared family machine, a connection that will not hold a call. </w:t>
+      </w:r>
+      <w:r>
+        <w:rPr>
+          <w:b/>
+          <w:i w:val="0"/>
+          <w:color w:val="1A1A1A"/>
+          <w:sz w:val="21"/>
+        </w:rPr>
+        <w:t>This screening is what replaces the instructor's physical presence</w:t>
+      </w:r>
+      <w:r>
+        <w:rPr>
+          <w:i w:val="0"/>
+          <w:color w:val="1A1A1A"/>
+          <w:sz w:val="21"/>
+        </w:rPr>
+        <w:t>, and it is the single cheapest risk reduction available to a remote course.</w:t>
+      </w:r>
     </w:p>
     <w:p>
       <w:pPr>
@@ -10144,7 +9944,7 @@
           <w:color w:val="1A1A1A"/>
           <w:sz w:val="21"/>
         </w:rPr>
-        <w:t>All materials are written.</w:t>
+        <w:t>All Part 1 materials are written.</w:t>
       </w:r>
       <w:r>
         <w:rPr>
@@ -10152,293 +9952,38 @@
           <w:color w:val="1A1A1A"/>
           <w:sz w:val="21"/>
         </w:rPr>
-        <w:t xml:space="preserve"> The following are checked by scripts that run against them, not by inspection, and all currently pass.</w:t>
+        <w:t xml:space="preserve"> Four scripts run against them, and all currently pass: every session agenda sums exactly to its stated length; </w:t>
+      </w:r>
+      <w:r>
+        <w:rPr>
+          <w:b/>
+          <w:i w:val="0"/>
+          <w:color w:val="1A1A1A"/>
+          <w:sz w:val="21"/>
+        </w:rPr>
+        <w:t>all 43 notebooks</w:t>
+      </w:r>
+      <w:r>
+        <w:rPr>
+          <w:i w:val="0"/>
+          <w:color w:val="1A1A1A"/>
+          <w:sz w:val="21"/>
+        </w:rPr>
+        <w:t xml:space="preserve"> — lessons, worked solutions and both versions of each assessment — execute cell by cell, in order, from a clean start; the language and dependency rules hold, with nothing outside Python's standard library imported anywhere; and the finished program runs end to end, with missing files, corrupt data and bad input each producing one actionable sentence rather than a technical traceback.</w:t>
       </w:r>
     </w:p>
-    <w:tbl>
-      <w:tblPr>
-        <w:tblStyle w:val="TableGrid"/>
-        <w:tblW w:type="auto" w:w="0"/>
-        <w:jc w:val="center"/>
-        <w:tblLayout w:type="fixed"/>
-        <w:tblLook w:firstColumn="1" w:firstRow="1" w:lastColumn="0" w:lastRow="0" w:noHBand="0" w:noVBand="1" w:val="04A0"/>
-      </w:tblPr>
-      <w:tblGrid>
-        <w:gridCol w:w="2447"/>
-        <w:gridCol w:w="6964"/>
-      </w:tblGrid>
-      <w:tr>
-        <w:trPr>
-          <w:tblHeader w:val="true"/>
-        </w:trPr>
-        <w:tc>
-          <w:tcPr>
-            <w:tcW w:type="dxa" w:w="2447"/>
-            <w:shd w:val="clear" w:fill="1F3A5F"/>
-          </w:tcPr>
-          <w:p>
-            <w:pPr>
-              <w:spacing w:after="40" w:before="40"/>
-            </w:pPr>
-            <w:r/>
-            <w:r>
-              <w:rPr>
-                <w:b/>
-                <w:color w:val="FFFFFF"/>
-                <w:sz w:val="19"/>
-              </w:rPr>
-              <w:t>Check</w:t>
-            </w:r>
-          </w:p>
-        </w:tc>
-        <w:tc>
-          <w:tcPr>
-            <w:tcW w:type="dxa" w:w="6964"/>
-            <w:shd w:val="clear" w:fill="1F3A5F"/>
-          </w:tcPr>
-          <w:p>
-            <w:pPr>
-              <w:spacing w:after="40" w:before="40"/>
-            </w:pPr>
-            <w:r/>
-            <w:r>
-              <w:rPr>
-                <w:b/>
-                <w:color w:val="FFFFFF"/>
-                <w:sz w:val="19"/>
-              </w:rPr>
-              <w:t>Result</w:t>
-            </w:r>
-          </w:p>
-        </w:tc>
-      </w:tr>
-      <w:tr>
-        <w:tc>
-          <w:tcPr>
-            <w:tcW w:type="dxa" w:w="2447"/>
-          </w:tcPr>
-          <w:p>
-            <w:pPr>
-              <w:spacing w:after="40" w:before="40"/>
-            </w:pPr>
-            <w:r/>
-            <w:r>
-              <w:rPr>
-                <w:i w:val="0"/>
-                <w:color w:val="1A1A1A"/>
-                <w:sz w:val="19"/>
-              </w:rPr>
-              <w:t>Session arithmetic</w:t>
-            </w:r>
-          </w:p>
-        </w:tc>
-        <w:tc>
-          <w:tcPr>
-            <w:tcW w:type="dxa" w:w="6964"/>
-          </w:tcPr>
-          <w:p>
-            <w:pPr>
-              <w:spacing w:after="40" w:before="40"/>
-            </w:pPr>
-            <w:r/>
-            <w:r>
-              <w:rPr>
-                <w:i w:val="0"/>
-                <w:color w:val="1A1A1A"/>
-                <w:sz w:val="19"/>
-              </w:rPr>
-              <w:t>Every agenda sums to exactly 50 minutes; 24 sessions total 1,200</w:t>
-            </w:r>
-          </w:p>
-        </w:tc>
-      </w:tr>
-      <w:tr>
-        <w:tc>
-          <w:tcPr>
-            <w:tcW w:type="dxa" w:w="2447"/>
-            <w:shd w:val="clear" w:fill="EEF2F7"/>
-          </w:tcPr>
-          <w:p>
-            <w:pPr>
-              <w:spacing w:after="40" w:before="40"/>
-            </w:pPr>
-            <w:r/>
-            <w:r>
-              <w:rPr>
-                <w:i w:val="0"/>
-                <w:color w:val="1A1A1A"/>
-                <w:sz w:val="19"/>
-              </w:rPr>
-              <w:t>Materials execute</w:t>
-            </w:r>
-          </w:p>
-        </w:tc>
-        <w:tc>
-          <w:tcPr>
-            <w:tcW w:type="dxa" w:w="6964"/>
-            <w:shd w:val="clear" w:fill="EEF2F7"/>
-          </w:tcPr>
-          <w:p>
-            <w:pPr>
-              <w:spacing w:after="40" w:before="40"/>
-            </w:pPr>
-            <w:r/>
-            <w:r>
-              <w:rPr>
-                <w:b/>
-                <w:i w:val="0"/>
-                <w:color w:val="1A1A1A"/>
-                <w:sz w:val="19"/>
-              </w:rPr>
-              <w:t>43 notebooks</w:t>
-            </w:r>
-            <w:r>
-              <w:rPr>
-                <w:i w:val="0"/>
-                <w:color w:val="1A1A1A"/>
-                <w:sz w:val="19"/>
-              </w:rPr>
-              <w:t xml:space="preserve"> — 19 lessons, 18 solution sets and both versions of the 3 assessments — run cell by cell, in order, from a clean start</w:t>
-            </w:r>
-          </w:p>
-        </w:tc>
-      </w:tr>
-      <w:tr>
-        <w:tc>
-          <w:tcPr>
-            <w:tcW w:type="dxa" w:w="2447"/>
-          </w:tcPr>
-          <w:p>
-            <w:pPr>
-              <w:spacing w:after="40" w:before="40"/>
-            </w:pPr>
-            <w:r/>
-            <w:r>
-              <w:rPr>
-                <w:i w:val="0"/>
-                <w:color w:val="1A1A1A"/>
-                <w:sz w:val="19"/>
-              </w:rPr>
-              <w:t>Deliberate errors behave</w:t>
-            </w:r>
-          </w:p>
-        </w:tc>
-        <w:tc>
-          <w:tcPr>
-            <w:tcW w:type="dxa" w:w="6964"/>
-          </w:tcPr>
-          <w:p>
-            <w:pPr>
-              <w:spacing w:after="40" w:before="40"/>
-            </w:pPr>
-            <w:r/>
-            <w:r>
-              <w:rPr>
-                <w:i w:val="0"/>
-                <w:color w:val="1A1A1A"/>
-                <w:sz w:val="19"/>
-              </w:rPr>
-              <w:t>Every teaching cell designed to fail raises exactly the error it claims. One that silently starts working is treated as a defect</w:t>
-            </w:r>
-          </w:p>
-        </w:tc>
-      </w:tr>
-      <w:tr>
-        <w:tc>
-          <w:tcPr>
-            <w:tcW w:type="dxa" w:w="2447"/>
-            <w:shd w:val="clear" w:fill="EEF2F7"/>
-          </w:tcPr>
-          <w:p>
-            <w:pPr>
-              <w:spacing w:after="40" w:before="40"/>
-            </w:pPr>
-            <w:r/>
-            <w:r>
-              <w:rPr>
-                <w:i w:val="0"/>
-                <w:color w:val="1A1A1A"/>
-                <w:sz w:val="19"/>
-              </w:rPr>
-              <w:t>Language and dependencies</w:t>
-            </w:r>
-          </w:p>
-        </w:tc>
-        <w:tc>
-          <w:tcPr>
-            <w:tcW w:type="dxa" w:w="6964"/>
-            <w:shd w:val="clear" w:fill="EEF2F7"/>
-          </w:tcPr>
-          <w:p>
-            <w:pPr>
-              <w:spacing w:after="40" w:before="40"/>
-            </w:pPr>
-            <w:r/>
-            <w:r>
-              <w:rPr>
-                <w:i w:val="0"/>
-                <w:color w:val="1A1A1A"/>
-                <w:sz w:val="19"/>
-              </w:rPr>
-              <w:t>Explanations Armenian, code English, with nothing outside Python's standard library imported anywhere</w:t>
-            </w:r>
-          </w:p>
-        </w:tc>
-      </w:tr>
-      <w:tr>
-        <w:tc>
-          <w:tcPr>
-            <w:tcW w:type="dxa" w:w="2447"/>
-          </w:tcPr>
-          <w:p>
-            <w:pPr>
-              <w:spacing w:after="40" w:before="40"/>
-            </w:pPr>
-            <w:r/>
-            <w:r>
-              <w:rPr>
-                <w:i w:val="0"/>
-                <w:color w:val="1A1A1A"/>
-                <w:sz w:val="19"/>
-              </w:rPr>
-              <w:t>The finished program</w:t>
-            </w:r>
-          </w:p>
-        </w:tc>
-        <w:tc>
-          <w:tcPr>
-            <w:tcW w:type="dxa" w:w="6964"/>
-          </w:tcPr>
-          <w:p>
-            <w:pPr>
-              <w:spacing w:after="40" w:before="40"/>
-            </w:pPr>
-            <w:r/>
-            <w:r>
-              <w:rPr>
-                <w:rFonts w:ascii="Consolas" w:hAnsi="Consolas"/>
-                <w:i w:val="0"/>
-                <w:color w:val="1A1A1A"/>
-                <w:sz w:val="19"/>
-              </w:rPr>
-              <w:t>python main.py</w:t>
-            </w:r>
-            <w:r>
-              <w:rPr>
-                <w:i w:val="0"/>
-                <w:color w:val="1A1A1A"/>
-                <w:sz w:val="19"/>
-              </w:rPr>
-              <w:t xml:space="preserve"> runs end to end; missing files, corrupt data and bad input each produce one actionable sentence, never a technical traceback</w:t>
-            </w:r>
-          </w:p>
-        </w:tc>
-      </w:tr>
-    </w:tbl>
     <w:p>
       <w:pPr>
-        <w:spacing w:after="80"/>
+        <w:spacing w:after="140"/>
       </w:pPr>
+      <w:r>
+        <w:rPr>
+          <w:i/>
+          <w:color w:val="1A1A1A"/>
+          <w:sz w:val="21"/>
+        </w:rPr>
+        <w:t>Every teaching cell designed to fail still raises exactly the error it claims. One that silently starts working is treated as a defect.</w:t>
+      </w:r>
     </w:p>
     <w:p>
       <w:pPr>
@@ -10626,6 +10171,90 @@
                 <w:sz w:val="19"/>
               </w:rPr>
               <w:t>Every estimate of pacing here is a design estimate. The first cohort will find things we did not</w:t>
+            </w:r>
+          </w:p>
+        </w:tc>
+      </w:tr>
+      <w:tr>
+        <w:tc>
+          <w:tcPr>
+            <w:tcW w:type="dxa" w:w="3200"/>
+            <w:shd w:val="clear" w:fill="EEF2F7"/>
+          </w:tcPr>
+          <w:p>
+            <w:pPr>
+              <w:spacing w:after="40" w:before="40"/>
+            </w:pPr>
+            <w:r/>
+            <w:r>
+              <w:rPr>
+                <w:b/>
+                <w:i w:val="0"/>
+                <w:color w:val="1A1A1A"/>
+                <w:sz w:val="19"/>
+              </w:rPr>
+              <w:t>The session plans are still written to 50 minutes</w:t>
+            </w:r>
+          </w:p>
+        </w:tc>
+        <w:tc>
+          <w:tcPr>
+            <w:tcW w:type="dxa" w:w="6211"/>
+            <w:shd w:val="clear" w:fill="EEF2F7"/>
+          </w:tcPr>
+          <w:p>
+            <w:pPr>
+              <w:spacing w:after="40" w:before="40"/>
+            </w:pPr>
+            <w:r/>
+            <w:r>
+              <w:rPr>
+                <w:i w:val="0"/>
+                <w:color w:val="1A1A1A"/>
+                <w:sz w:val="19"/>
+              </w:rPr>
+              <w:t>Sessions will run 75. The day map, topic order, discovery days and deliverables are unaffected; the per-session agendas are being rebuilt, with the extra time going to hands-on work</w:t>
+            </w:r>
+          </w:p>
+        </w:tc>
+      </w:tr>
+      <w:tr>
+        <w:tc>
+          <w:tcPr>
+            <w:tcW w:type="dxa" w:w="3200"/>
+          </w:tcPr>
+          <w:p>
+            <w:pPr>
+              <w:spacing w:after="40" w:before="40"/>
+            </w:pPr>
+            <w:r/>
+            <w:r>
+              <w:rPr>
+                <w:b/>
+                <w:i w:val="0"/>
+                <w:color w:val="1A1A1A"/>
+                <w:sz w:val="19"/>
+              </w:rPr>
+              <w:t>The toolchain may change</w:t>
+            </w:r>
+          </w:p>
+        </w:tc>
+        <w:tc>
+          <w:tcPr>
+            <w:tcW w:type="dxa" w:w="6211"/>
+          </w:tcPr>
+          <w:p>
+            <w:pPr>
+              <w:spacing w:after="40" w:before="40"/>
+            </w:pPr>
+            <w:r/>
+            <w:r>
+              <w:rPr>
+                <w:i w:val="0"/>
+                <w:color w:val="1A1A1A"/>
+                <w:sz w:val="19"/>
+              </w:rPr>
+              <w:t>Anaconda and VS Code are assumed throughout. Google Colab and Thonny are under discussion as a lighter alternative that would remove the installation problem — and with it the largest remaining delivery risk</w:t>
             </w:r>
           </w:p>
         </w:tc>
@@ -10839,7 +10468,7 @@
         <w:pStyle w:val="Heading2"/>
       </w:pPr>
       <w:r>
-        <w:t>If it works</w:t>
+        <w:t>If it works — Part 2, four months</w:t>
       </w:r>
     </w:p>
     <w:p>
@@ -10852,7 +10481,7 @@
           <w:color w:val="1A1A1A"/>
           <w:sz w:val="21"/>
         </w:rPr>
-        <w:t xml:space="preserve">If participants can code, and the transfer question suggests problem-solving is now within reach, we continue with the same method into object-oriented programming and more advanced material — and </w:t>
+        <w:t xml:space="preserve">Part 2 is </w:t>
       </w:r>
       <w:r>
         <w:rPr>
@@ -10861,7 +10490,7 @@
           <w:color w:val="1A1A1A"/>
           <w:sz w:val="21"/>
         </w:rPr>
-        <w:t>go back to add the theory that was deliberately skipped</w:t>
+        <w:t>outlined, not written</w:t>
       </w:r>
       <w:r>
         <w:rPr>
@@ -10869,8 +10498,543 @@
           <w:color w:val="1A1A1A"/>
           <w:sz w:val="21"/>
         </w:rPr>
-        <w:t>, now that there is practice for it to attach to. The theory is not cancelled; it is postponed until it can stick. Then real algorithmic work, which is where we wanted to be two years ago.</w:t>
+        <w:t>. Building it before Part 1 reports would be assuming the answer to the question Part 1 exists to ask. The ordering below is not arbitrary: each stage depends on the one before it, and the first exists because Part 1 deliberately skipped it.</w:t>
       </w:r>
+    </w:p>
+    <w:tbl>
+      <w:tblPr>
+        <w:tblStyle w:val="TableGrid"/>
+        <w:tblW w:type="auto" w:w="0"/>
+        <w:jc w:val="center"/>
+        <w:tblLayout w:type="fixed"/>
+        <w:tblLook w:firstColumn="1" w:firstRow="1" w:lastColumn="0" w:lastRow="0" w:noHBand="0" w:noVBand="1" w:val="04A0"/>
+      </w:tblPr>
+      <w:tblGrid>
+        <w:gridCol w:w="565"/>
+        <w:gridCol w:w="3764"/>
+        <w:gridCol w:w="5082"/>
+      </w:tblGrid>
+      <w:tr>
+        <w:trPr>
+          <w:tblHeader w:val="true"/>
+        </w:trPr>
+        <w:tc>
+          <w:tcPr>
+            <w:tcW w:type="dxa" w:w="565"/>
+            <w:shd w:val="clear" w:fill="1F3A5F"/>
+          </w:tcPr>
+          <w:p>
+            <w:pPr>
+              <w:spacing w:after="40" w:before="40"/>
+            </w:pPr>
+            <w:r/>
+            <w:r>
+              <w:rPr>
+                <w:b/>
+                <w:color w:val="FFFFFF"/>
+                <w:sz w:val="18"/>
+              </w:rPr>
+              <w:t>Stage</w:t>
+            </w:r>
+          </w:p>
+        </w:tc>
+        <w:tc>
+          <w:tcPr>
+            <w:tcW w:type="dxa" w:w="3764"/>
+            <w:shd w:val="clear" w:fill="1F3A5F"/>
+          </w:tcPr>
+          <w:p>
+            <w:pPr>
+              <w:spacing w:after="40" w:before="40"/>
+            </w:pPr>
+            <w:r/>
+            <w:r>
+              <w:rPr>
+                <w:b/>
+                <w:color w:val="FFFFFF"/>
+                <w:sz w:val="18"/>
+              </w:rPr>
+            </w:r>
+          </w:p>
+        </w:tc>
+        <w:tc>
+          <w:tcPr>
+            <w:tcW w:type="dxa" w:w="5082"/>
+            <w:shd w:val="clear" w:fill="1F3A5F"/>
+          </w:tcPr>
+          <w:p>
+            <w:pPr>
+              <w:spacing w:after="40" w:before="40"/>
+            </w:pPr>
+            <w:r/>
+            <w:r>
+              <w:rPr>
+                <w:b/>
+                <w:color w:val="FFFFFF"/>
+                <w:sz w:val="18"/>
+              </w:rPr>
+              <w:t>Why here</w:t>
+            </w:r>
+          </w:p>
+        </w:tc>
+      </w:tr>
+      <w:tr>
+        <w:tc>
+          <w:tcPr>
+            <w:tcW w:type="dxa" w:w="565"/>
+          </w:tcPr>
+          <w:p>
+            <w:pPr>
+              <w:spacing w:after="40" w:before="40"/>
+            </w:pPr>
+            <w:r/>
+            <w:r>
+              <w:rPr>
+                <w:i w:val="0"/>
+                <w:color w:val="1A1A1A"/>
+                <w:sz w:val="18"/>
+              </w:rPr>
+              <w:t>1</w:t>
+            </w:r>
+          </w:p>
+        </w:tc>
+        <w:tc>
+          <w:tcPr>
+            <w:tcW w:type="dxa" w:w="3764"/>
+          </w:tcPr>
+          <w:p>
+            <w:pPr>
+              <w:spacing w:after="40" w:before="40"/>
+            </w:pPr>
+            <w:r/>
+            <w:r>
+              <w:rPr>
+                <w:b/>
+                <w:i w:val="0"/>
+                <w:color w:val="1A1A1A"/>
+                <w:sz w:val="18"/>
+              </w:rPr>
+              <w:t>The theory we postponed</w:t>
+            </w:r>
+            <w:r>
+              <w:rPr>
+                <w:i w:val="0"/>
+                <w:color w:val="1A1A1A"/>
+                <w:sz w:val="18"/>
+              </w:rPr>
+              <w:t xml:space="preserve"> — parameters in depth, scope, nested loops and conditions, choosing between data structures, reading other people's code</w:t>
+            </w:r>
+          </w:p>
+        </w:tc>
+        <w:tc>
+          <w:tcPr>
+            <w:tcW w:type="dxa" w:w="5082"/>
+          </w:tcPr>
+          <w:p>
+            <w:pPr>
+              <w:spacing w:after="40" w:before="40"/>
+            </w:pPr>
+            <w:r/>
+            <w:r>
+              <w:rPr>
+                <w:i w:val="0"/>
+                <w:color w:val="1A1A1A"/>
+                <w:sz w:val="18"/>
+              </w:rPr>
+              <w:t xml:space="preserve">Part 1 taught constructs as tools that solved a problem; it never explained how they work underneath. </w:t>
+            </w:r>
+            <w:r>
+              <w:rPr>
+                <w:b/>
+                <w:i w:val="0"/>
+                <w:color w:val="1A1A1A"/>
+                <w:sz w:val="18"/>
+              </w:rPr>
+              <w:t>This stage is itself a test of the programme's claim</w:t>
+            </w:r>
+            <w:r>
+              <w:rPr>
+                <w:i w:val="0"/>
+                <w:color w:val="1A1A1A"/>
+                <w:sz w:val="18"/>
+              </w:rPr>
+              <w:t xml:space="preserve"> — if theory now lands easily on top of eight weeks of practice, the sequencing was right</w:t>
+            </w:r>
+          </w:p>
+        </w:tc>
+      </w:tr>
+      <w:tr>
+        <w:tc>
+          <w:tcPr>
+            <w:tcW w:type="dxa" w:w="565"/>
+            <w:shd w:val="clear" w:fill="EEF2F7"/>
+          </w:tcPr>
+          <w:p>
+            <w:pPr>
+              <w:spacing w:after="40" w:before="40"/>
+            </w:pPr>
+            <w:r/>
+            <w:r>
+              <w:rPr>
+                <w:i w:val="0"/>
+                <w:color w:val="1A1A1A"/>
+                <w:sz w:val="18"/>
+              </w:rPr>
+              <w:t>2</w:t>
+            </w:r>
+          </w:p>
+        </w:tc>
+        <w:tc>
+          <w:tcPr>
+            <w:tcW w:type="dxa" w:w="3764"/>
+            <w:shd w:val="clear" w:fill="EEF2F7"/>
+          </w:tcPr>
+          <w:p>
+            <w:pPr>
+              <w:spacing w:after="40" w:before="40"/>
+            </w:pPr>
+            <w:r/>
+            <w:r>
+              <w:rPr>
+                <w:b/>
+                <w:i w:val="0"/>
+                <w:color w:val="1A1A1A"/>
+                <w:sz w:val="18"/>
+              </w:rPr>
+              <w:t>Algorithmic tasks and problem-solving</w:t>
+            </w:r>
+            <w:r>
+              <w:rPr>
+                <w:i w:val="0"/>
+                <w:color w:val="1A1A1A"/>
+                <w:sz w:val="18"/>
+              </w:rPr>
+              <w:t xml:space="preserve"> — problems with no given method; writing the approach in words before the code</w:t>
+            </w:r>
+          </w:p>
+        </w:tc>
+        <w:tc>
+          <w:tcPr>
+            <w:tcW w:type="dxa" w:w="5082"/>
+            <w:shd w:val="clear" w:fill="EEF2F7"/>
+          </w:tcPr>
+          <w:p>
+            <w:pPr>
+              <w:spacing w:after="40" w:before="40"/>
+            </w:pPr>
+            <w:r/>
+            <w:r>
+              <w:rPr>
+                <w:i w:val="0"/>
+                <w:color w:val="1A1A1A"/>
+                <w:sz w:val="18"/>
+              </w:rPr>
+              <w:t>The thing Part 1 was clearing the ground for. With the mechanics automatic, the whole of a participant's attention is free for the problem</w:t>
+            </w:r>
+          </w:p>
+        </w:tc>
+      </w:tr>
+      <w:tr>
+        <w:tc>
+          <w:tcPr>
+            <w:tcW w:type="dxa" w:w="565"/>
+          </w:tcPr>
+          <w:p>
+            <w:pPr>
+              <w:spacing w:after="40" w:before="40"/>
+            </w:pPr>
+            <w:r/>
+            <w:r>
+              <w:rPr>
+                <w:i w:val="0"/>
+                <w:color w:val="1A1A1A"/>
+                <w:sz w:val="18"/>
+              </w:rPr>
+              <w:t>3</w:t>
+            </w:r>
+          </w:p>
+        </w:tc>
+        <w:tc>
+          <w:tcPr>
+            <w:tcW w:type="dxa" w:w="3764"/>
+          </w:tcPr>
+          <w:p>
+            <w:pPr>
+              <w:spacing w:after="40" w:before="40"/>
+            </w:pPr>
+            <w:r/>
+            <w:r>
+              <w:rPr>
+                <w:b/>
+                <w:i w:val="0"/>
+                <w:color w:val="1A1A1A"/>
+                <w:sz w:val="18"/>
+              </w:rPr>
+              <w:t>Bigger projects</w:t>
+            </w:r>
+            <w:r>
+              <w:rPr>
+                <w:i w:val="0"/>
+                <w:color w:val="1A1A1A"/>
+                <w:sz w:val="18"/>
+              </w:rPr>
+              <w:t xml:space="preserve"> — several times the size of Part 1's, built over weeks rather than sessions</w:t>
+            </w:r>
+          </w:p>
+        </w:tc>
+        <w:tc>
+          <w:tcPr>
+            <w:tcW w:type="dxa" w:w="5082"/>
+          </w:tcPr>
+          <w:p>
+            <w:pPr>
+              <w:spacing w:after="40" w:before="40"/>
+            </w:pPr>
+            <w:r/>
+            <w:r>
+              <w:rPr>
+                <w:i w:val="0"/>
+                <w:color w:val="1A1A1A"/>
+                <w:sz w:val="18"/>
+              </w:rPr>
+              <w:t>Where structure starts to matter, and where a program becomes too big to hold in your head</w:t>
+            </w:r>
+          </w:p>
+        </w:tc>
+      </w:tr>
+      <w:tr>
+        <w:tc>
+          <w:tcPr>
+            <w:tcW w:type="dxa" w:w="565"/>
+            <w:shd w:val="clear" w:fill="EEF2F7"/>
+          </w:tcPr>
+          <w:p>
+            <w:pPr>
+              <w:spacing w:after="40" w:before="40"/>
+            </w:pPr>
+            <w:r/>
+            <w:r>
+              <w:rPr>
+                <w:i w:val="0"/>
+                <w:color w:val="1A1A1A"/>
+                <w:sz w:val="18"/>
+              </w:rPr>
+              <w:t>4</w:t>
+            </w:r>
+          </w:p>
+        </w:tc>
+        <w:tc>
+          <w:tcPr>
+            <w:tcW w:type="dxa" w:w="3764"/>
+            <w:shd w:val="clear" w:fill="EEF2F7"/>
+          </w:tcPr>
+          <w:p>
+            <w:pPr>
+              <w:spacing w:after="40" w:before="40"/>
+            </w:pPr>
+            <w:r/>
+            <w:r>
+              <w:rPr>
+                <w:b/>
+                <w:i w:val="0"/>
+                <w:color w:val="1A1A1A"/>
+                <w:sz w:val="18"/>
+              </w:rPr>
+              <w:t>Objects and classes</w:t>
+            </w:r>
+          </w:p>
+        </w:tc>
+        <w:tc>
+          <w:tcPr>
+            <w:tcW w:type="dxa" w:w="5082"/>
+            <w:shd w:val="clear" w:fill="EEF2F7"/>
+          </w:tcPr>
+          <w:p>
+            <w:pPr>
+              <w:spacing w:after="40" w:before="40"/>
+            </w:pPr>
+            <w:r/>
+            <w:r>
+              <w:rPr>
+                <w:i w:val="0"/>
+                <w:color w:val="1A1A1A"/>
+                <w:sz w:val="18"/>
+              </w:rPr>
+              <w:t xml:space="preserve">Deliberately late. Classes solve a problem a participant only </w:t>
+            </w:r>
+            <w:r>
+              <w:rPr>
+                <w:i/>
+                <w:color w:val="1A1A1A"/>
+                <w:sz w:val="18"/>
+              </w:rPr>
+              <w:t>feels</w:t>
+            </w:r>
+            <w:r>
+              <w:rPr>
+                <w:i w:val="0"/>
+                <w:color w:val="1A1A1A"/>
+                <w:sz w:val="18"/>
+              </w:rPr>
+              <w:t xml:space="preserve"> once their programs are big enough to have it — which is why this follows stage 3 rather than preceding it</w:t>
+            </w:r>
+          </w:p>
+        </w:tc>
+      </w:tr>
+      <w:tr>
+        <w:tc>
+          <w:tcPr>
+            <w:tcW w:type="dxa" w:w="565"/>
+          </w:tcPr>
+          <w:p>
+            <w:pPr>
+              <w:spacing w:after="40" w:before="40"/>
+            </w:pPr>
+            <w:r/>
+            <w:r>
+              <w:rPr>
+                <w:i w:val="0"/>
+                <w:color w:val="1A1A1A"/>
+                <w:sz w:val="18"/>
+              </w:rPr>
+              <w:t>5</w:t>
+            </w:r>
+          </w:p>
+        </w:tc>
+        <w:tc>
+          <w:tcPr>
+            <w:tcW w:type="dxa" w:w="3764"/>
+          </w:tcPr>
+          <w:p>
+            <w:pPr>
+              <w:spacing w:after="40" w:before="40"/>
+            </w:pPr>
+            <w:r/>
+            <w:r>
+              <w:rPr>
+                <w:b/>
+                <w:i w:val="0"/>
+                <w:color w:val="1A1A1A"/>
+                <w:sz w:val="18"/>
+              </w:rPr>
+              <w:t>Recursion and harder techniques</w:t>
+            </w:r>
+          </w:p>
+        </w:tc>
+        <w:tc>
+          <w:tcPr>
+            <w:tcW w:type="dxa" w:w="5082"/>
+          </w:tcPr>
+          <w:p>
+            <w:pPr>
+              <w:spacing w:after="40" w:before="40"/>
+            </w:pPr>
+            <w:r/>
+            <w:r>
+              <w:rPr>
+                <w:i w:val="0"/>
+                <w:color w:val="1A1A1A"/>
+                <w:sz w:val="18"/>
+              </w:rPr>
+              <w:t>Needs the fluency of the stages before it to be readable at all</w:t>
+            </w:r>
+          </w:p>
+        </w:tc>
+      </w:tr>
+    </w:tbl>
+    <w:p>
+      <w:pPr>
+        <w:spacing w:after="80"/>
+      </w:pPr>
+    </w:p>
+    <w:tbl>
+      <w:tblPr>
+        <w:tblW w:type="auto" w:w="0"/>
+        <w:tblLayout w:type="fixed"/>
+        <w:tblLook w:firstColumn="1" w:firstRow="1" w:lastColumn="0" w:lastRow="0" w:noHBand="0" w:noVBand="1" w:val="04A0"/>
+      </w:tblPr>
+      <w:tblGrid>
+        <w:gridCol w:w="9411"/>
+      </w:tblGrid>
+      <w:tr>
+        <w:tc>
+          <w:tcPr>
+            <w:tcW w:type="dxa" w:w="9411"/>
+            <w:shd w:val="clear" w:fill="F7F4EC"/>
+          </w:tcPr>
+          <w:p>
+            <w:pPr>
+              <w:spacing w:after="40"/>
+            </w:pPr>
+            <w:r/>
+            <w:r>
+              <w:rPr>
+                <w:b/>
+                <w:color w:val="1F3A5F"/>
+                <w:sz w:val="20"/>
+              </w:rPr>
+              <w:t>The honest uncertainty in Part 2</w:t>
+            </w:r>
+          </w:p>
+          <w:p>
+            <w:pPr>
+              <w:spacing w:after="20"/>
+            </w:pPr>
+            <w:r>
+              <w:rPr>
+                <w:b/>
+                <w:i w:val="0"/>
+                <w:color w:val="1A1A1A"/>
+                <w:sz w:val="20"/>
+              </w:rPr>
+              <w:t>Whether our method carries over is unproven.</w:t>
+            </w:r>
+            <w:r>
+              <w:rPr>
+                <w:i w:val="0"/>
+                <w:color w:val="1A1A1A"/>
+                <w:sz w:val="20"/>
+              </w:rPr>
+              <w:t xml:space="preserve"> "Do it the long way, then get the tool" works for concrete mechanics, where the long way is tedious but obvious. Algorithmic thinking may need a different shape entirely.</w:t>
+            </w:r>
+          </w:p>
+          <w:p>
+            <w:pPr>
+              <w:spacing w:after="20"/>
+            </w:pPr>
+            <w:r>
+              <w:rPr>
+                <w:i w:val="0"/>
+                <w:color w:val="1A1A1A"/>
+                <w:sz w:val="20"/>
+              </w:rPr>
+              <w:t xml:space="preserve">We would rather expect to discover that in stage 2 than assume it now. Part 1's assessments measure mechanics; </w:t>
+            </w:r>
+            <w:r>
+              <w:rPr>
+                <w:b/>
+                <w:i w:val="0"/>
+                <w:color w:val="1A1A1A"/>
+                <w:sz w:val="20"/>
+              </w:rPr>
+              <w:t>measuring problem-solving will need a different instrument</w:t>
+            </w:r>
+            <w:r>
+              <w:rPr>
+                <w:i w:val="0"/>
+                <w:color w:val="1A1A1A"/>
+                <w:sz w:val="20"/>
+              </w:rPr>
+              <w:t>, and designing it is part of Part 2's work.</w:t>
+            </w:r>
+          </w:p>
+        </w:tc>
+      </w:tr>
+    </w:tbl>
+    <w:p>
+      <w:pPr>
+        <w:spacing w:after="80"/>
+      </w:pPr>
     </w:p>
     <w:p>
       <w:pPr>
@@ -11826,7 +11990,7 @@
           <w:color w:val="5A5A5A"/>
           <w:sz w:val="18"/>
         </w:rPr>
-        <w:t>Programme dossier v1.2 · 2 October 2026 · Prepared for Fast Foundation. Figures in this document are generated from the programme materials and verified against them at the time of writing.</w:t>
+        <w:t>Programme dossier v1.3 · 2 October 2026 · Prepared for Fast Foundation. Figures in this document are generated from the programme materials and verified against them at the time of writing.</w:t>
       </w:r>
     </w:p>
     <w:sectPr>

--- a/partners/Python_from_Zero_Programme_Dossier.docx
+++ b/partners/Python_from_Zero_Programme_Dossier.docx
@@ -507,7 +507,7 @@
                 <w:color w:val="1A1A1A"/>
                 <w:sz w:val="19"/>
               </w:rPr>
-              <w:t>1.3 — for partner review · 2 October 2026</w:t>
+              <w:t>1.4 — for partner review · 2 October 2026</w:t>
             </w:r>
           </w:p>
         </w:tc>
@@ -1270,7 +1270,7 @@
                 <w:color w:val="1A1A1A"/>
                 <w:sz w:val="19"/>
               </w:rPr>
-              <w:t>10</w:t>
+              <w:t>8</w:t>
             </w:r>
           </w:p>
         </w:tc>
@@ -1290,7 +1290,7 @@
                 <w:color w:val="1A1A1A"/>
                 <w:sz w:val="19"/>
               </w:rPr>
-              <w:t>Mark the whole class pass or fail</w:t>
+              <w:t>Find one student's grade by name</w:t>
             </w:r>
           </w:p>
         </w:tc>
@@ -1310,24 +1310,7 @@
                 <w:color w:val="1A1A1A"/>
                 <w:sz w:val="19"/>
               </w:rPr>
-              <w:t xml:space="preserve">One </w:t>
-            </w:r>
-            <w:r>
-              <w:rPr>
-                <w:rFonts w:ascii="Consolas" w:hAnsi="Consolas"/>
-                <w:i w:val="0"/>
-                <w:color w:val="1A1A1A"/>
-                <w:sz w:val="19"/>
-              </w:rPr>
-              <w:t>if</w:t>
-            </w:r>
-            <w:r>
-              <w:rPr>
-                <w:i w:val="0"/>
-                <w:color w:val="1A1A1A"/>
-                <w:sz w:val="19"/>
-              </w:rPr>
-              <w:t xml:space="preserve"> block per student</w:t>
+              <w:t>Two parallel lists, read by hand</w:t>
             </w:r>
           </w:p>
         </w:tc>
@@ -1348,7 +1331,7 @@
                 <w:color w:val="1A1A1A"/>
                 <w:sz w:val="19"/>
               </w:rPr>
-              <w:t>`for` loops</w:t>
+              <w:t>Dictionaries</w:t>
             </w:r>
           </w:p>
         </w:tc>
@@ -1369,7 +1352,7 @@
                 <w:color w:val="1A1A1A"/>
                 <w:sz w:val="19"/>
               </w:rPr>
-              <w:t>14</w:t>
+              <w:t>11</w:t>
             </w:r>
           </w:p>
         </w:tc>
@@ -1388,7 +1371,7 @@
                 <w:color w:val="1A1A1A"/>
                 <w:sz w:val="19"/>
               </w:rPr>
-              <w:t>Find one student's grade by name</w:t>
+              <w:t>Mark the whole class pass or fail</w:t>
             </w:r>
           </w:p>
         </w:tc>
@@ -1407,7 +1390,24 @@
                 <w:color w:val="1A1A1A"/>
                 <w:sz w:val="19"/>
               </w:rPr>
-              <w:t>Two parallel lists and a position</w:t>
+              <w:t xml:space="preserve">One </w:t>
+            </w:r>
+            <w:r>
+              <w:rPr>
+                <w:rFonts w:ascii="Consolas" w:hAnsi="Consolas"/>
+                <w:i w:val="0"/>
+                <w:color w:val="1A1A1A"/>
+                <w:sz w:val="19"/>
+              </w:rPr>
+              <w:t>if</w:t>
+            </w:r>
+            <w:r>
+              <w:rPr>
+                <w:i w:val="0"/>
+                <w:color w:val="1A1A1A"/>
+                <w:sz w:val="19"/>
+              </w:rPr>
+              <w:t xml:space="preserve"> block per student</w:t>
             </w:r>
           </w:p>
         </w:tc>
@@ -1427,7 +1427,7 @@
                 <w:color w:val="1A1A1A"/>
                 <w:sz w:val="19"/>
               </w:rPr>
-              <w:t>Dictionaries</w:t>
+              <w:t>`for` loops</w:t>
             </w:r>
           </w:p>
         </w:tc>
@@ -3938,7 +3938,7 @@
                 <w:color w:val="1A1A1A"/>
                 <w:sz w:val="17"/>
               </w:rPr>
-              <w:t>Working with the register</w:t>
+              <w:t>Working with the register, and two near-relatives</w:t>
             </w:r>
           </w:p>
         </w:tc>
@@ -3957,7 +3957,7 @@
                 <w:color w:val="1A1A1A"/>
                 <w:sz w:val="17"/>
               </w:rPr>
-              <w:t>A sorted class list, one student added and one removed</w:t>
+              <w:t>A sorted class list, plus the same names as a tuple and a set</w:t>
             </w:r>
           </w:p>
         </w:tc>
@@ -3993,6 +3993,15 @@
               <w:spacing w:after="40" w:before="40"/>
             </w:pPr>
             <w:r/>
+            <w:r>
+              <w:rPr>
+                <w:b/>
+                <w:i w:val="0"/>
+                <w:color w:val="1A1A1A"/>
+                <w:sz w:val="17"/>
+              </w:rPr>
+              <w:t>D</w:t>
+            </w:r>
           </w:p>
         </w:tc>
         <w:tc>
@@ -4007,11 +4016,12 @@
             <w:r/>
             <w:r>
               <w:rPr>
+                <w:b/>
                 <w:i w:val="0"/>
                 <w:color w:val="1A1A1A"/>
                 <w:sz w:val="17"/>
               </w:rPr>
-              <w:t>The first decision</w:t>
+              <w:t>Finding one student</w:t>
             </w:r>
           </w:p>
         </w:tc>
@@ -4031,7 +4041,7 @@
                 <w:color w:val="1A1A1A"/>
                 <w:sz w:val="17"/>
               </w:rPr>
-              <w:t>Pass or fail, on their own school's pass mark</w:t>
+              <w:t>Their class as name-to-grade, and a note on what went wrong before</w:t>
             </w:r>
           </w:p>
         </w:tc>
@@ -4082,7 +4092,7 @@
                 <w:color w:val="1A1A1A"/>
                 <w:sz w:val="17"/>
               </w:rPr>
-              <w:t>More than two outcomes</w:t>
+              <w:t>The first decision</w:t>
             </w:r>
           </w:p>
         </w:tc>
@@ -4101,7 +4111,7 @@
                 <w:color w:val="1A1A1A"/>
                 <w:sz w:val="17"/>
               </w:rPr>
-              <w:t>A grade sorted into four named bands</w:t>
+              <w:t>Pass or fail, on their own school's pass mark</w:t>
             </w:r>
           </w:p>
         </w:tc>
@@ -4137,15 +4147,6 @@
               <w:spacing w:after="40" w:before="40"/>
             </w:pPr>
             <w:r/>
-            <w:r>
-              <w:rPr>
-                <w:b/>
-                <w:i w:val="0"/>
-                <w:color w:val="1A1A1A"/>
-                <w:sz w:val="17"/>
-              </w:rPr>
-              <w:t>D</w:t>
-            </w:r>
           </w:p>
         </w:tc>
         <w:tc>
@@ -4160,12 +4161,11 @@
             <w:r/>
             <w:r>
               <w:rPr>
-                <w:b/>
                 <w:i w:val="0"/>
                 <w:color w:val="1A1A1A"/>
                 <w:sz w:val="17"/>
               </w:rPr>
-              <w:t>Marking the whole class</w:t>
+              <w:t>More than two outcomes</w:t>
             </w:r>
           </w:p>
         </w:tc>
@@ -4185,7 +4185,7 @@
                 <w:color w:val="1A1A1A"/>
                 <w:sz w:val="17"/>
               </w:rPr>
-              <w:t>The whole register marked, in four lines</w:t>
+              <w:t>A grade sorted into four named bands</w:t>
             </w:r>
           </w:p>
         </w:tc>
@@ -4219,6 +4219,15 @@
               <w:spacing w:after="40" w:before="40"/>
             </w:pPr>
             <w:r/>
+            <w:r>
+              <w:rPr>
+                <w:b/>
+                <w:i w:val="0"/>
+                <w:color w:val="1A1A1A"/>
+                <w:sz w:val="17"/>
+              </w:rPr>
+              <w:t>D</w:t>
+            </w:r>
           </w:p>
         </w:tc>
         <w:tc>
@@ -4232,11 +4241,12 @@
             <w:r/>
             <w:r>
               <w:rPr>
+                <w:b/>
                 <w:i w:val="0"/>
                 <w:color w:val="1A1A1A"/>
                 <w:sz w:val="17"/>
               </w:rPr>
-              <w:t>Counting and totalling</w:t>
+              <w:t>Marking the whole class</w:t>
             </w:r>
           </w:p>
         </w:tc>
@@ -4255,7 +4265,7 @@
                 <w:color w:val="1A1A1A"/>
                 <w:sz w:val="17"/>
               </w:rPr>
-              <w:t>Their own class average, computed</w:t>
+              <w:t>The whole register marked, in four lines</w:t>
             </w:r>
           </w:p>
         </w:tc>
@@ -4309,7 +4319,7 @@
                 <w:color w:val="1A1A1A"/>
                 <w:sz w:val="17"/>
               </w:rPr>
-              <w:t>Loops that decide</w:t>
+              <w:t>Counting and totalling</w:t>
             </w:r>
           </w:p>
         </w:tc>
@@ -4329,7 +4339,7 @@
                 <w:color w:val="1A1A1A"/>
                 <w:sz w:val="17"/>
               </w:rPr>
-              <w:t>Who failed, how many passed, the highest grade</w:t>
+              <w:t>Their own class average, computed</w:t>
             </w:r>
           </w:p>
         </w:tc>
@@ -4380,7 +4390,7 @@
                 <w:color w:val="1A1A1A"/>
                 <w:sz w:val="17"/>
               </w:rPr>
-              <w:t>Entering grades one by one</w:t>
+              <w:t>Loops that decide</w:t>
             </w:r>
           </w:p>
         </w:tc>
@@ -4399,7 +4409,7 @@
                 <w:color w:val="1A1A1A"/>
                 <w:sz w:val="17"/>
               </w:rPr>
-              <w:t>A loop that collects grades until told to stop</w:t>
+              <w:t>Who failed, how many passed, the highest grade</w:t>
             </w:r>
           </w:p>
         </w:tc>
@@ -4435,15 +4445,6 @@
               <w:spacing w:after="40" w:before="40"/>
             </w:pPr>
             <w:r/>
-            <w:r>
-              <w:rPr>
-                <w:b/>
-                <w:i w:val="0"/>
-                <w:color w:val="1A1A1A"/>
-                <w:sz w:val="17"/>
-              </w:rPr>
-              <w:t>D</w:t>
-            </w:r>
           </w:p>
         </w:tc>
         <w:tc>
@@ -4458,12 +4459,11 @@
             <w:r/>
             <w:r>
               <w:rPr>
-                <w:b/>
                 <w:i w:val="0"/>
                 <w:color w:val="1A1A1A"/>
                 <w:sz w:val="17"/>
               </w:rPr>
-              <w:t>Finding one student</w:t>
+              <w:t>Reports from the register</w:t>
             </w:r>
           </w:p>
         </w:tc>
@@ -4483,7 +4483,7 @@
                 <w:color w:val="1A1A1A"/>
                 <w:sz w:val="17"/>
               </w:rPr>
-              <w:t>Their class as name-to-grade, and a note on what went wrong before</w:t>
+              <w:t>A printed register line per student, columns aligned</w:t>
             </w:r>
           </w:p>
         </w:tc>
@@ -4534,7 +4534,7 @@
                 <w:color w:val="1A1A1A"/>
                 <w:sz w:val="17"/>
               </w:rPr>
-              <w:t>Reports from the register</w:t>
+              <w:t>Several grades per student</w:t>
             </w:r>
           </w:p>
         </w:tc>
@@ -4553,7 +4553,7 @@
                 <w:color w:val="1A1A1A"/>
                 <w:sz w:val="17"/>
               </w:rPr>
-              <w:t>A printed register line per student, columns aligned</w:t>
+              <w:t>A report card per student with three grades each</w:t>
             </w:r>
           </w:p>
         </w:tc>
@@ -4607,7 +4607,7 @@
                 <w:color w:val="1A1A1A"/>
                 <w:sz w:val="17"/>
               </w:rPr>
-              <w:t>Several grades per student</w:t>
+              <w:t>Entering grades one by one</w:t>
             </w:r>
           </w:p>
         </w:tc>
@@ -4627,7 +4627,7 @@
                 <w:color w:val="1A1A1A"/>
                 <w:sz w:val="17"/>
               </w:rPr>
-              <w:t>A report card per student with three grades each</w:t>
+              <w:t>A loop that collects grades until told to stop</w:t>
             </w:r>
           </w:p>
         </w:tc>
@@ -5303,6 +5303,462 @@
           <w:sz w:val="19"/>
         </w:rPr>
         <w:t>Days 1–19 use Jupyter notebooks; days 20–24 use plain Python files with a written guide beside them, because by then the participants are running a terminal. Day 19 doubles as the catch-up session — nothing new arrives, so anyone who has fallen behind has a session to recover in.</w:t>
+      </w:r>
+    </w:p>
+    <w:p>
+      <w:pPr>
+        <w:pStyle w:val="Heading2"/>
+      </w:pPr>
+      <w:r>
+        <w:t>Alignment with the state curriculum</w:t>
+      </w:r>
+    </w:p>
+    <w:p>
+      <w:pPr>
+        <w:spacing w:after="140"/>
+      </w:pPr>
+      <w:r>
+        <w:rPr>
+          <w:i w:val="0"/>
+          <w:color w:val="1A1A1A"/>
+          <w:sz w:val="21"/>
+        </w:rPr>
+        <w:t xml:space="preserve">Our teachers must be able to deliver </w:t>
+      </w:r>
+      <w:r>
+        <w:rPr>
+          <w:b/>
+          <w:i w:val="0"/>
+          <w:color w:val="1A1A1A"/>
+          <w:sz w:val="21"/>
+        </w:rPr>
+        <w:t>«ԱԲ սերունդ»: Computer Science in Python</w:t>
+      </w:r>
+      <w:r>
+        <w:rPr>
+          <w:i w:val="0"/>
+          <w:color w:val="1A1A1A"/>
+          <w:sz w:val="21"/>
+        </w:rPr>
+        <w:t>, approved by order 1875 of 09.09.2026 — a 24-topic, 193-hour curriculum for pupils in grades 10 and 11. Our programme is not a compressed copy of it; it is the preparation that makes delivering it possible.</w:t>
+      </w:r>
+    </w:p>
+    <w:tbl>
+      <w:tblPr>
+        <w:tblStyle w:val="TableGrid"/>
+        <w:tblW w:type="auto" w:w="0"/>
+        <w:jc w:val="center"/>
+        <w:tblLayout w:type="fixed"/>
+        <w:tblLook w:firstColumn="1" w:firstRow="1" w:lastColumn="0" w:lastRow="0" w:noHBand="0" w:noVBand="1" w:val="04A0"/>
+      </w:tblPr>
+      <w:tblGrid>
+        <w:gridCol w:w="4141"/>
+        <w:gridCol w:w="1318"/>
+        <w:gridCol w:w="3953"/>
+      </w:tblGrid>
+      <w:tr>
+        <w:trPr>
+          <w:tblHeader w:val="true"/>
+        </w:trPr>
+        <w:tc>
+          <w:tcPr>
+            <w:tcW w:type="dxa" w:w="4141"/>
+            <w:shd w:val="clear" w:fill="1F3A5F"/>
+          </w:tcPr>
+          <w:p>
+            <w:pPr>
+              <w:spacing w:after="40" w:before="40"/>
+            </w:pPr>
+            <w:r/>
+            <w:r>
+              <w:rPr>
+                <w:b/>
+                <w:color w:val="FFFFFF"/>
+                <w:sz w:val="19"/>
+              </w:rPr>
+              <w:t>State curriculum</w:t>
+            </w:r>
+          </w:p>
+        </w:tc>
+        <w:tc>
+          <w:tcPr>
+            <w:tcW w:type="dxa" w:w="1318"/>
+            <w:shd w:val="clear" w:fill="1F3A5F"/>
+          </w:tcPr>
+          <w:p>
+            <w:pPr>
+              <w:spacing w:after="40" w:before="40"/>
+            </w:pPr>
+            <w:r/>
+            <w:r>
+              <w:rPr>
+                <w:b/>
+                <w:color w:val="FFFFFF"/>
+                <w:sz w:val="19"/>
+              </w:rPr>
+              <w:t>Pupil hours</w:t>
+            </w:r>
+          </w:p>
+        </w:tc>
+        <w:tc>
+          <w:tcPr>
+            <w:tcW w:type="dxa" w:w="3953"/>
+            <w:shd w:val="clear" w:fill="1F3A5F"/>
+          </w:tcPr>
+          <w:p>
+            <w:pPr>
+              <w:spacing w:after="40" w:before="40"/>
+            </w:pPr>
+            <w:r/>
+            <w:r>
+              <w:rPr>
+                <w:b/>
+                <w:color w:val="FFFFFF"/>
+                <w:sz w:val="19"/>
+              </w:rPr>
+              <w:t>Covered by</w:t>
+            </w:r>
+          </w:p>
+        </w:tc>
+      </w:tr>
+      <w:tr>
+        <w:tc>
+          <w:tcPr>
+            <w:tcW w:type="dxa" w:w="4141"/>
+          </w:tcPr>
+          <w:p>
+            <w:pPr>
+              <w:spacing w:after="40" w:before="40"/>
+            </w:pPr>
+            <w:r/>
+            <w:r>
+              <w:rPr>
+                <w:i w:val="0"/>
+                <w:color w:val="1A1A1A"/>
+                <w:sz w:val="19"/>
+              </w:rPr>
+              <w:t>Grade 10 · S1 — fundamentals (topics 1–12)</w:t>
+            </w:r>
+          </w:p>
+        </w:tc>
+        <w:tc>
+          <w:tcPr>
+            <w:tcW w:type="dxa" w:w="1318"/>
+          </w:tcPr>
+          <w:p>
+            <w:pPr>
+              <w:spacing w:after="40" w:before="40"/>
+            </w:pPr>
+            <w:r/>
+            <w:r>
+              <w:rPr>
+                <w:i w:val="0"/>
+                <w:color w:val="1A1A1A"/>
+                <w:sz w:val="19"/>
+              </w:rPr>
+              <w:t>60</w:t>
+            </w:r>
+          </w:p>
+        </w:tc>
+        <w:tc>
+          <w:tcPr>
+            <w:tcW w:type="dxa" w:w="3953"/>
+          </w:tcPr>
+          <w:p>
+            <w:pPr>
+              <w:spacing w:after="40" w:before="40"/>
+            </w:pPr>
+            <w:r/>
+            <w:r>
+              <w:rPr>
+                <w:b/>
+                <w:i w:val="0"/>
+                <w:color w:val="1A1A1A"/>
+                <w:sz w:val="19"/>
+              </w:rPr>
+              <w:t>Part 1</w:t>
+            </w:r>
+            <w:r>
+              <w:rPr>
+                <w:i w:val="0"/>
+                <w:color w:val="1A1A1A"/>
+                <w:sz w:val="19"/>
+              </w:rPr>
+              <w:t>, days 1–11</w:t>
+            </w:r>
+          </w:p>
+        </w:tc>
+      </w:tr>
+      <w:tr>
+        <w:tc>
+          <w:tcPr>
+            <w:tcW w:type="dxa" w:w="4141"/>
+            <w:shd w:val="clear" w:fill="EEF2F7"/>
+          </w:tcPr>
+          <w:p>
+            <w:pPr>
+              <w:spacing w:after="40" w:before="40"/>
+            </w:pPr>
+            <w:r/>
+            <w:r>
+              <w:rPr>
+                <w:i w:val="0"/>
+                <w:color w:val="1A1A1A"/>
+                <w:sz w:val="19"/>
+              </w:rPr>
+              <w:t>Grade 10 · S2 — intermediate (topics 13–17)</w:t>
+            </w:r>
+          </w:p>
+        </w:tc>
+        <w:tc>
+          <w:tcPr>
+            <w:tcW w:type="dxa" w:w="1318"/>
+            <w:shd w:val="clear" w:fill="EEF2F7"/>
+          </w:tcPr>
+          <w:p>
+            <w:pPr>
+              <w:spacing w:after="40" w:before="40"/>
+            </w:pPr>
+            <w:r/>
+            <w:r>
+              <w:rPr>
+                <w:i w:val="0"/>
+                <w:color w:val="1A1A1A"/>
+                <w:sz w:val="19"/>
+              </w:rPr>
+              <w:t>65</w:t>
+            </w:r>
+          </w:p>
+        </w:tc>
+        <w:tc>
+          <w:tcPr>
+            <w:tcW w:type="dxa" w:w="3953"/>
+            <w:shd w:val="clear" w:fill="EEF2F7"/>
+          </w:tcPr>
+          <w:p>
+            <w:pPr>
+              <w:spacing w:after="40" w:before="40"/>
+            </w:pPr>
+            <w:r/>
+            <w:r>
+              <w:rPr>
+                <w:b/>
+                <w:i w:val="0"/>
+                <w:color w:val="1A1A1A"/>
+                <w:sz w:val="19"/>
+              </w:rPr>
+              <w:t>Part 1</w:t>
+            </w:r>
+            <w:r>
+              <w:rPr>
+                <w:i w:val="0"/>
+                <w:color w:val="1A1A1A"/>
+                <w:sz w:val="19"/>
+              </w:rPr>
+              <w:t xml:space="preserve"> for functions and files; </w:t>
+            </w:r>
+            <w:r>
+              <w:rPr>
+                <w:b/>
+                <w:i w:val="0"/>
+                <w:color w:val="1A1A1A"/>
+                <w:sz w:val="19"/>
+              </w:rPr>
+              <w:t>Part 2</w:t>
+            </w:r>
+            <w:r>
+              <w:rPr>
+                <w:i w:val="0"/>
+                <w:color w:val="1A1A1A"/>
+                <w:sz w:val="19"/>
+              </w:rPr>
+              <w:t xml:space="preserve"> for advanced functions and recursion</w:t>
+            </w:r>
+          </w:p>
+        </w:tc>
+      </w:tr>
+      <w:tr>
+        <w:tc>
+          <w:tcPr>
+            <w:tcW w:type="dxa" w:w="4141"/>
+          </w:tcPr>
+          <w:p>
+            <w:pPr>
+              <w:spacing w:after="40" w:before="40"/>
+            </w:pPr>
+            <w:r/>
+            <w:r>
+              <w:rPr>
+                <w:i w:val="0"/>
+                <w:color w:val="1A1A1A"/>
+                <w:sz w:val="19"/>
+              </w:rPr>
+              <w:t>Grade 11 · S1 — classes and inheritance (18–20)</w:t>
+            </w:r>
+          </w:p>
+        </w:tc>
+        <w:tc>
+          <w:tcPr>
+            <w:tcW w:type="dxa" w:w="1318"/>
+          </w:tcPr>
+          <w:p>
+            <w:pPr>
+              <w:spacing w:after="40" w:before="40"/>
+            </w:pPr>
+            <w:r/>
+            <w:r>
+              <w:rPr>
+                <w:i w:val="0"/>
+                <w:color w:val="1A1A1A"/>
+                <w:sz w:val="19"/>
+              </w:rPr>
+              <w:t>30</w:t>
+            </w:r>
+          </w:p>
+        </w:tc>
+        <w:tc>
+          <w:tcPr>
+            <w:tcW w:type="dxa" w:w="3953"/>
+          </w:tcPr>
+          <w:p>
+            <w:pPr>
+              <w:spacing w:after="40" w:before="40"/>
+            </w:pPr>
+            <w:r/>
+            <w:r>
+              <w:rPr>
+                <w:b/>
+                <w:i w:val="0"/>
+                <w:color w:val="1A1A1A"/>
+                <w:sz w:val="19"/>
+              </w:rPr>
+              <w:t>Part 2</w:t>
+            </w:r>
+            <w:r>
+              <w:rPr>
+                <w:i w:val="0"/>
+                <w:color w:val="1A1A1A"/>
+                <w:sz w:val="19"/>
+              </w:rPr>
+              <w:t>, stage 5</w:t>
+            </w:r>
+          </w:p>
+        </w:tc>
+      </w:tr>
+      <w:tr>
+        <w:tc>
+          <w:tcPr>
+            <w:tcW w:type="dxa" w:w="4141"/>
+            <w:shd w:val="clear" w:fill="EEF2F7"/>
+          </w:tcPr>
+          <w:p>
+            <w:pPr>
+              <w:spacing w:after="40" w:before="40"/>
+            </w:pPr>
+            <w:r/>
+            <w:r>
+              <w:rPr>
+                <w:i w:val="0"/>
+                <w:color w:val="1A1A1A"/>
+                <w:sz w:val="19"/>
+              </w:rPr>
+              <w:t>Grade 11 · S2 — libraries, debugging, git (21–24)</w:t>
+            </w:r>
+          </w:p>
+        </w:tc>
+        <w:tc>
+          <w:tcPr>
+            <w:tcW w:type="dxa" w:w="1318"/>
+            <w:shd w:val="clear" w:fill="EEF2F7"/>
+          </w:tcPr>
+          <w:p>
+            <w:pPr>
+              <w:spacing w:after="40" w:before="40"/>
+            </w:pPr>
+            <w:r/>
+            <w:r>
+              <w:rPr>
+                <w:i w:val="0"/>
+                <w:color w:val="1A1A1A"/>
+                <w:sz w:val="19"/>
+              </w:rPr>
+              <w:t>38</w:t>
+            </w:r>
+          </w:p>
+        </w:tc>
+        <w:tc>
+          <w:tcPr>
+            <w:tcW w:type="dxa" w:w="3953"/>
+            <w:shd w:val="clear" w:fill="EEF2F7"/>
+          </w:tcPr>
+          <w:p>
+            <w:pPr>
+              <w:spacing w:after="40" w:before="40"/>
+            </w:pPr>
+            <w:r/>
+            <w:r>
+              <w:rPr>
+                <w:b/>
+                <w:i w:val="0"/>
+                <w:color w:val="1A1A1A"/>
+                <w:sz w:val="19"/>
+              </w:rPr>
+              <w:t>Part 2</w:t>
+            </w:r>
+            <w:r>
+              <w:rPr>
+                <w:i w:val="0"/>
+                <w:color w:val="1A1A1A"/>
+                <w:sz w:val="19"/>
+              </w:rPr>
+              <w:t>, stage 6. Git remains out of scope pending Part 1's result</w:t>
+            </w:r>
+          </w:p>
+        </w:tc>
+      </w:tr>
+    </w:tbl>
+    <w:p>
+      <w:pPr>
+        <w:spacing w:after="80"/>
+      </w:pPr>
+    </w:p>
+    <w:p>
+      <w:pPr>
+        <w:spacing w:after="140"/>
+      </w:pPr>
+      <w:r>
+        <w:rPr>
+          <w:b/>
+          <w:i w:val="0"/>
+          <w:color w:val="1A1A1A"/>
+          <w:sz w:val="21"/>
+        </w:rPr>
+        <w:t>A teacher finishing Part 1 can deliver grade 10 semester 1 outright</w:t>
+      </w:r>
+      <w:r>
+        <w:rPr>
+          <w:i w:val="0"/>
+          <w:color w:val="1A1A1A"/>
+          <w:sz w:val="21"/>
+        </w:rPr>
+        <w:t xml:space="preserve">, and most of semester 2. Two orderings differ from the state document deliberately: we teach conditions before loops, and every data type before both, because our discovery sequence depends on having something worth looping over. </w:t>
+      </w:r>
+      <w:r>
+        <w:rPr>
+          <w:b/>
+          <w:i w:val="0"/>
+          <w:color w:val="1A1A1A"/>
+          <w:sz w:val="21"/>
+        </w:rPr>
+        <w:t>Recursion stays before classes</w:t>
+      </w:r>
+      <w:r>
+        <w:rPr>
+          <w:i w:val="0"/>
+          <w:color w:val="1A1A1A"/>
+          <w:sz w:val="21"/>
+        </w:rPr>
+        <w:t>, as the state curriculum has it.</w:t>
       </w:r>
     </w:p>
     <w:p>
@@ -6827,7 +7283,7 @@
                 <w:color w:val="1A1A1A"/>
                 <w:sz w:val="19"/>
               </w:rPr>
-              <w:t>After day 12</w:t>
+              <w:t>After day 13</w:t>
             </w:r>
           </w:p>
         </w:tc>
@@ -6887,7 +7343,7 @@
                 <w:color w:val="1A1A1A"/>
                 <w:sz w:val="19"/>
               </w:rPr>
-              <w:t>Days 6–12</w:t>
+              <w:t>Days 6–13</w:t>
             </w:r>
           </w:p>
         </w:tc>
@@ -11990,7 +12446,7 @@
           <w:color w:val="5A5A5A"/>
           <w:sz w:val="18"/>
         </w:rPr>
-        <w:t>Programme dossier v1.3 · 2 October 2026 · Prepared for Fast Foundation. Figures in this document are generated from the programme materials and verified against them at the time of writing.</w:t>
+        <w:t>Programme dossier v1.4 · 2 October 2026 · Prepared for Fast Foundation. Figures in this document are generated from the programme materials and verified against them at the time of writing.</w:t>
       </w:r>
     </w:p>
     <w:sectPr>

--- a/partners/Python_from_Zero_Programme_Dossier.docx
+++ b/partners/Python_from_Zero_Programme_Dossier.docx
@@ -408,7 +408,7 @@
                 <w:color w:val="1A1A1A"/>
                 <w:sz w:val="19"/>
               </w:rPr>
-              <w:t xml:space="preserve"> More than 90% = success, under 50% = failure (section 8)</w:t>
+              <w:t xml:space="preserve"> More than 90% = success, under 50% = failure (section 8) — plus a trial class with real pupils in March</w:t>
             </w:r>
           </w:p>
         </w:tc>
@@ -507,7 +507,7 @@
                 <w:color w:val="1A1A1A"/>
                 <w:sz w:val="19"/>
               </w:rPr>
-              <w:t>1.4 — for partner review · 2 October 2026</w:t>
+              <w:t>1.5 — for partner review · 2 October 2026</w:t>
             </w:r>
           </w:p>
         </w:tc>
@@ -8522,6 +8522,257 @@
         <w:pStyle w:val="Heading2"/>
       </w:pPr>
       <w:r>
+        <w:t>The trial class in March — a second criterion</w:t>
+      </w:r>
+    </w:p>
+    <w:p>
+      <w:pPr>
+        <w:spacing w:after="140"/>
+      </w:pPr>
+      <w:r>
+        <w:rPr>
+          <w:i w:val="0"/>
+          <w:color w:val="1A1A1A"/>
+          <w:sz w:val="21"/>
+        </w:rPr>
+        <w:t xml:space="preserve">After Part 1, </w:t>
+      </w:r>
+      <w:r>
+        <w:rPr>
+          <w:b/>
+          <w:i w:val="0"/>
+          <w:color w:val="1A1A1A"/>
+          <w:sz w:val="21"/>
+        </w:rPr>
+        <w:t>each teacher takes a trial class with real pupils.</w:t>
+      </w:r>
+      <w:r>
+        <w:rPr>
+          <w:i w:val="0"/>
+          <w:color w:val="1A1A1A"/>
+          <w:sz w:val="21"/>
+        </w:rPr>
+        <w:t xml:space="preserve"> It measures something none of the assessments can: </w:t>
+      </w:r>
+      <w:r>
+        <w:rPr>
+          <w:b/>
+          <w:i w:val="0"/>
+          <w:color w:val="1A1A1A"/>
+          <w:sz w:val="21"/>
+        </w:rPr>
+        <w:t>whether they can teach what they can code.</w:t>
+      </w:r>
+      <w:r>
+        <w:rPr>
+          <w:i w:val="0"/>
+          <w:color w:val="1A1A1A"/>
+          <w:sz w:val="21"/>
+        </w:rPr>
+        <w:t xml:space="preserve"> Those are different abilities, and a teacher can have either without the other.</w:t>
+      </w:r>
+    </w:p>
+    <w:p>
+      <w:pPr>
+        <w:spacing w:after="140"/>
+      </w:pPr>
+      <w:r>
+        <w:rPr>
+          <w:i w:val="0"/>
+          <w:color w:val="1A1A1A"/>
+          <w:sz w:val="21"/>
+        </w:rPr>
+        <w:t xml:space="preserve">Nothing in the three written assessments would detect a teacher who writes correct code and cannot explain it to a fifteen-year-old — and that teacher cannot deliver the state curriculum, which is what the whole programme is for. </w:t>
+      </w:r>
+      <w:r>
+        <w:rPr>
+          <w:b/>
+          <w:i w:val="0"/>
+          <w:color w:val="1A1A1A"/>
+          <w:sz w:val="21"/>
+        </w:rPr>
+        <w:t>It is reported separately from the coding criterion and is not averaged with it.</w:t>
+      </w:r>
+    </w:p>
+    <w:p>
+      <w:pPr>
+        <w:spacing w:after="140"/>
+      </w:pPr>
+      <w:r>
+        <w:rPr>
+          <w:i w:val="0"/>
+          <w:color w:val="1A1A1A"/>
+          <w:sz w:val="21"/>
+        </w:rPr>
+        <w:t xml:space="preserve">Four things are recorded, kept deliberately light because a first lesson taught by a nervous adult is not a performance review: did the lesson happen and finish; did the </w:t>
+      </w:r>
+      <w:r>
+        <w:rPr>
+          <w:b/>
+          <w:i w:val="0"/>
+          <w:color w:val="1A1A1A"/>
+          <w:sz w:val="21"/>
+        </w:rPr>
+        <w:t>pupils</w:t>
+      </w:r>
+      <w:r>
+        <w:rPr>
+          <w:i w:val="0"/>
+          <w:color w:val="1A1A1A"/>
+          <w:sz w:val="21"/>
+        </w:rPr>
+        <w:t xml:space="preserve"> run code themselves or did the teacher demonstrate throughout; </w:t>
+      </w:r>
+      <w:r>
+        <w:rPr>
+          <w:b/>
+          <w:i w:val="0"/>
+          <w:color w:val="1A1A1A"/>
+          <w:sz w:val="21"/>
+        </w:rPr>
+        <w:t>could the teacher read a pupil's error message and act on it live</w:t>
+      </w:r>
+      <w:r>
+        <w:rPr>
+          <w:i w:val="0"/>
+          <w:color w:val="1A1A1A"/>
+          <w:sz w:val="21"/>
+        </w:rPr>
+        <w:t>; and one sentence from the teacher on what surprised them. The third is the most diagnostic — it is the skill our course drills from day 2 onward, and if it holds up in front of a class, the method transferred.</w:t>
+      </w:r>
+    </w:p>
+    <w:p>
+      <w:pPr>
+        <w:pStyle w:val="Heading2"/>
+      </w:pPr>
+      <w:r>
+        <w:t>The final assessment also decides who continues</w:t>
+      </w:r>
+    </w:p>
+    <w:tbl>
+      <w:tblPr>
+        <w:tblW w:type="auto" w:w="0"/>
+        <w:tblLayout w:type="fixed"/>
+        <w:tblLook w:firstColumn="1" w:firstRow="1" w:lastColumn="0" w:lastRow="0" w:noHBand="0" w:noVBand="1" w:val="04A0"/>
+      </w:tblPr>
+      <w:tblGrid>
+        <w:gridCol w:w="9411"/>
+      </w:tblGrid>
+      <w:tr>
+        <w:tc>
+          <w:tcPr>
+            <w:tcW w:type="dxa" w:w="9411"/>
+            <w:shd w:val="clear" w:fill="F7F4EC"/>
+          </w:tcPr>
+          <w:p>
+            <w:pPr>
+              <w:spacing w:after="40"/>
+            </w:pPr>
+            <w:r/>
+            <w:r>
+              <w:rPr>
+                <w:b/>
+                <w:color w:val="1F3A5F"/>
+                <w:sz w:val="20"/>
+              </w:rPr>
+              <w:t>A gate, announced in advance</w:t>
+            </w:r>
+          </w:p>
+          <w:p>
+            <w:pPr>
+              <w:spacing w:after="20"/>
+            </w:pPr>
+            <w:r>
+              <w:rPr>
+                <w:i w:val="0"/>
+                <w:color w:val="1A1A1A"/>
+                <w:sz w:val="20"/>
+              </w:rPr>
+              <w:t xml:space="preserve">Teachers meeting the "can code" bar continue to Part 2. Those who do not are </w:t>
+            </w:r>
+            <w:r>
+              <w:rPr>
+                <w:b/>
+                <w:i w:val="0"/>
+                <w:color w:val="1A1A1A"/>
+                <w:sz w:val="20"/>
+              </w:rPr>
+              <w:t>offered Part 1 again</w:t>
+            </w:r>
+            <w:r>
+              <w:rPr>
+                <w:i w:val="0"/>
+                <w:color w:val="1A1A1A"/>
+                <w:sz w:val="20"/>
+              </w:rPr>
+              <w:t>, rather than carried into material that assumes fluency they do not have. The bar is the one defined above; the transfer question does not gate.</w:t>
+            </w:r>
+          </w:p>
+          <w:p>
+            <w:pPr>
+              <w:spacing w:after="20"/>
+            </w:pPr>
+            <w:r>
+              <w:rPr>
+                <w:b/>
+                <w:i w:val="0"/>
+                <w:color w:val="1A1A1A"/>
+                <w:sz w:val="20"/>
+              </w:rPr>
+              <w:t>This makes the last assessment consequential for the individual, so it is announced before the course starts</w:t>
+            </w:r>
+            <w:r>
+              <w:rPr>
+                <w:i w:val="0"/>
+                <w:color w:val="1A1A1A"/>
+                <w:sz w:val="20"/>
+              </w:rPr>
+              <w:t xml:space="preserve"> — in the recruitment text and at enrolment. People behave differently when they know, and discovering it afterwards would be unfair and would spoil the measurement.</w:t>
+            </w:r>
+          </w:p>
+          <w:p>
+            <w:pPr>
+              <w:spacing w:after="20"/>
+            </w:pPr>
+            <w:r>
+              <w:rPr>
+                <w:i w:val="0"/>
+                <w:color w:val="1A1A1A"/>
+                <w:sz w:val="20"/>
+              </w:rPr>
+              <w:t xml:space="preserve">Being filtered out is not a judgement on the teacher. At 20 hours, with mixed laptops and a remote room, the likeliest reasons are time, equipment and attendance — so </w:t>
+            </w:r>
+            <w:r>
+              <w:rPr>
+                <w:b/>
+                <w:i w:val="0"/>
+                <w:color w:val="1A1A1A"/>
+                <w:sz w:val="20"/>
+              </w:rPr>
+              <w:t>why</w:t>
+            </w:r>
+            <w:r>
+              <w:rPr>
+                <w:i w:val="0"/>
+                <w:color w:val="1A1A1A"/>
+                <w:sz w:val="20"/>
+              </w:rPr>
+              <w:t xml:space="preserve"> someone did not meet the bar is recorded, not just that they did not.</w:t>
+            </w:r>
+          </w:p>
+        </w:tc>
+      </w:tr>
+    </w:tbl>
+    <w:p>
+      <w:pPr>
+        <w:spacing w:after="80"/>
+      </w:pPr>
+    </w:p>
+    <w:p>
+      <w:pPr>
+        <w:pStyle w:val="Heading2"/>
+      </w:pPr>
+      <w:r>
         <w:t>The checkpoints along the way</w:t>
       </w:r>
     </w:p>
@@ -10924,6 +11175,36 @@
         <w:pStyle w:val="Heading2"/>
       </w:pPr>
       <w:r>
+        <w:t>Between the parts — the trial class</w:t>
+      </w:r>
+    </w:p>
+    <w:p>
+      <w:pPr>
+        <w:spacing w:after="140"/>
+      </w:pPr>
+      <w:r>
+        <w:rPr>
+          <w:b/>
+          <w:i w:val="0"/>
+          <w:color w:val="1A1A1A"/>
+          <w:sz w:val="21"/>
+        </w:rPr>
+        <w:t>March.</w:t>
+      </w:r>
+      <w:r>
+        <w:rPr>
+          <w:i w:val="0"/>
+          <w:color w:val="1A1A1A"/>
+          <w:sz w:val="21"/>
+        </w:rPr>
+        <w:t xml:space="preserve"> Each teacher teaches one lesson to real pupils, after Part 1 and before any decision about Part 2. It is the only point in the programme that tests the thing the programme exists for, and it informs the decision below alongside the coding criterion.</w:t>
+      </w:r>
+    </w:p>
+    <w:p>
+      <w:pPr>
+        <w:pStyle w:val="Heading2"/>
+      </w:pPr>
+      <w:r>
         <w:t>If it works — Part 2, four months</w:t>
       </w:r>
     </w:p>
@@ -12446,7 +12727,7 @@
           <w:color w:val="5A5A5A"/>
           <w:sz w:val="18"/>
         </w:rPr>
-        <w:t>Programme dossier v1.4 · 2 October 2026 · Prepared for Fast Foundation. Figures in this document are generated from the programme materials and verified against them at the time of writing.</w:t>
+        <w:t>Programme dossier v1.5 · 2 October 2026 · Prepared for Fast Foundation. Figures in this document are generated from the programme materials and verified against them at the time of writing.</w:t>
       </w:r>
     </w:p>
     <w:sectPr>

--- a/partners/Python_from_Zero_Programme_Dossier.docx
+++ b/partners/Python_from_Zero_Programme_Dossier.docx
@@ -109,7 +109,24 @@
                 <w:color w:val="1A1A1A"/>
                 <w:sz w:val="19"/>
               </w:rPr>
-              <w:t xml:space="preserve"> 24 sessions of 75 minutes, three times a week over eight weeks, plus three assessment sittings</w:t>
+              <w:t xml:space="preserve"> 24 sessions × 75 minutes = </w:t>
+            </w:r>
+            <w:r>
+              <w:rPr>
+                <w:b/>
+                <w:i w:val="0"/>
+                <w:color w:val="1A1A1A"/>
+                <w:sz w:val="19"/>
+              </w:rPr>
+              <w:t>30 hours</w:t>
+            </w:r>
+            <w:r>
+              <w:rPr>
+                <w:i w:val="0"/>
+                <w:color w:val="1A1A1A"/>
+                <w:sz w:val="19"/>
+              </w:rPr>
+              <w:t>, three times a week over eight weeks, plus three assessment sittings</w:t>
             </w:r>
           </w:p>
         </w:tc>
@@ -507,7 +524,7 @@
                 <w:color w:val="1A1A1A"/>
                 <w:sz w:val="19"/>
               </w:rPr>
-              <w:t>1.5 — for partner review · 2 October 2026</w:t>
+              <w:t>1.6 — for partner review · 2 October 2026</w:t>
             </w:r>
           </w:p>
         </w:tc>
@@ -2000,7 +2017,7 @@
                 <w:color w:val="1F3A5F"/>
                 <w:sz w:val="20"/>
               </w:rPr>
-              <w:t>Two decisions still settling</w:t>
+              <w:t>One decision still settling</w:t>
             </w:r>
           </w:p>
           <w:p>
@@ -2022,7 +2039,7 @@
                 <w:color w:val="1A1A1A"/>
                 <w:sz w:val="20"/>
               </w:rPr>
-              <w:t xml:space="preserve"> We start at 75 minutes three times a week. Once the cohort has adapted we may move to two sessions a week, or to three of 50 minutes. The detailed session plans are currently written to 50 minutes and are being rebuilt to 75; the day map, topic order and deliverables are unaffected.</w:t>
+              <w:t xml:space="preserve"> Sessions run 75 minutes, three times a week — 24 × 75 = 30 hours. Once the cohort has adapted we may move to two a week, or to three of 50 minutes; the day map and deliverables would not change.</w:t>
             </w:r>
           </w:p>
           <w:p>
@@ -8740,7 +8757,7 @@
                 <w:color w:val="1A1A1A"/>
                 <w:sz w:val="20"/>
               </w:rPr>
-              <w:t xml:space="preserve">Being filtered out is not a judgement on the teacher. At 20 hours, with mixed laptops and a remote room, the likeliest reasons are time, equipment and attendance — so </w:t>
+              <w:t xml:space="preserve">Being filtered out is not a judgement on the teacher. At 30 hours, with mixed laptops and a remote room, the likeliest reasons are time, equipment and attendance — so </w:t>
             </w:r>
             <w:r>
               <w:rPr>
@@ -9563,7 +9580,7 @@
                 <w:color w:val="1A1A1A"/>
                 <w:sz w:val="18"/>
               </w:rPr>
-              <w:t>Every discovery day resolves inside the same 50 minutes; the shortcut is promised in writing before the long half starts; the work is never framed as an ordeal. A participant who leaves day 6 thinking "I typed for twenty minutes" rather than "I learned what a list is for" is a genuine failure, and it will happen to somebody</w:t>
+              <w:t>Every discovery day resolves inside the same 75 minutes; the shortcut is promised in writing before the long half starts; the work is never framed as an ordeal. A participant who leaves day 6 thinking "I typed for twenty minutes" rather than "I learned what a list is for" is a genuine failure, and it will happen to somebody</w:t>
             </w:r>
           </w:p>
         </w:tc>
@@ -9585,7 +9602,7 @@
                 <w:color w:val="1A1A1A"/>
                 <w:sz w:val="18"/>
               </w:rPr>
-              <w:t>Twenty hours is not much</w:t>
+              <w:t>Thirty hours is not much</w:t>
             </w:r>
             <w:r>
               <w:rPr>
@@ -9593,7 +9610,7 @@
                 <w:color w:val="1A1A1A"/>
                 <w:sz w:val="18"/>
               </w:rPr>
-              <w:t>, in 50-minute pieces, for working teachers</w:t>
+              <w:t>, in 75-minute pieces, for working teachers</w:t>
             </w:r>
           </w:p>
         </w:tc>
@@ -11056,7 +11073,7 @@
           <w:color w:val="1A1A1A"/>
           <w:sz w:val="21"/>
         </w:rPr>
-        <w:t>Is 20 hours enough</w:t>
+        <w:t>Is 30 hours enough</w:t>
       </w:r>
       <w:r>
         <w:rPr>
@@ -11884,7 +11901,7 @@
                 <w:color w:val="1A1A1A"/>
                 <w:sz w:val="19"/>
               </w:rPr>
-              <w:t>At the mechanics — they still cannot code after 20 hours</w:t>
+              <w:t>At the mechanics — they still cannot code after 30 hours</w:t>
             </w:r>
           </w:p>
         </w:tc>
@@ -12727,7 +12744,7 @@
           <w:color w:val="5A5A5A"/>
           <w:sz w:val="18"/>
         </w:rPr>
-        <w:t>Programme dossier v1.5 · 2 October 2026 · Prepared for Fast Foundation. Figures in this document are generated from the programme materials and verified against them at the time of writing.</w:t>
+        <w:t>Programme dossier v1.6 · 2 October 2026 · Prepared for Fast Foundation. Figures in this document are generated from the programme materials and verified against them at the time of writing.</w:t>
       </w:r>
     </w:p>
     <w:sectPr>

--- a/partners/Python_from_Zero_Programme_Dossier.docx
+++ b/partners/Python_from_Zero_Programme_Dossier.docx
@@ -81,7 +81,7 @@
                 <w:color w:val="1A1A1A"/>
                 <w:sz w:val="19"/>
               </w:rPr>
-              <w:t>Programme</w:t>
+              <w:t>Structure</w:t>
             </w:r>
           </w:p>
         </w:tc>
@@ -101,7 +101,7 @@
                 <w:color w:val="1A1A1A"/>
                 <w:sz w:val="19"/>
               </w:rPr>
-              <w:t>Part 1 of six months.</w:t>
+              <w:t>Two parts.</w:t>
             </w:r>
             <w:r>
               <w:rPr>
@@ -109,7 +109,7 @@
                 <w:color w:val="1A1A1A"/>
                 <w:sz w:val="19"/>
               </w:rPr>
-              <w:t xml:space="preserve"> 24 sessions × 75 minutes = </w:t>
+              <w:t xml:space="preserve"> </w:t>
             </w:r>
             <w:r>
               <w:rPr>
@@ -118,7 +118,7 @@
                 <w:color w:val="1A1A1A"/>
                 <w:sz w:val="19"/>
               </w:rPr>
-              <w:t>30 hours</w:t>
+              <w:t>Part 1 — coding skills — 2 months.</w:t>
             </w:r>
             <w:r>
               <w:rPr>
@@ -126,7 +126,33 @@
                 <w:color w:val="1A1A1A"/>
                 <w:sz w:val="19"/>
               </w:rPr>
-              <w:t>, three times a week over eight weeks, plus three assessment sittings</w:t>
+              <w:t xml:space="preserve"> </w:t>
+            </w:r>
+            <w:r>
+              <w:rPr>
+                <w:b/>
+                <w:i w:val="0"/>
+                <w:color w:val="1A1A1A"/>
+                <w:sz w:val="19"/>
+              </w:rPr>
+              <w:t>Part 2 — algorithmic tasks and theory — 4 months</w:t>
+            </w:r>
+            <w:r>
+              <w:rPr>
+                <w:i w:val="0"/>
+                <w:color w:val="1A1A1A"/>
+                <w:sz w:val="19"/>
+              </w:rPr>
+              <w:t xml:space="preserve">, and only if Part 1 succeeds. </w:t>
+            </w:r>
+            <w:r>
+              <w:rPr>
+                <w:b/>
+                <w:i w:val="0"/>
+                <w:color w:val="1A1A1A"/>
+                <w:sz w:val="19"/>
+              </w:rPr>
+              <w:t>This dossier describes Part 1.</w:t>
             </w:r>
           </w:p>
         </w:tc>
@@ -148,7 +174,7 @@
                 <w:color w:val="1A1A1A"/>
                 <w:sz w:val="19"/>
               </w:rPr>
-              <w:t>Delivery</w:t>
+              <w:t>Part 1 format</w:t>
             </w:r>
           </w:p>
         </w:tc>
@@ -164,12 +190,20 @@
             <w:r/>
             <w:r>
               <w:rPr>
+                <w:i w:val="0"/>
+                <w:color w:val="1A1A1A"/>
+                <w:sz w:val="19"/>
+              </w:rPr>
+              <w:t xml:space="preserve">24 sessions × 75 minutes = </w:t>
+            </w:r>
+            <w:r>
+              <w:rPr>
                 <w:b/>
                 <w:i w:val="0"/>
                 <w:color w:val="1A1A1A"/>
                 <w:sz w:val="19"/>
               </w:rPr>
-              <w:t>Remote</w:t>
+              <w:t>30 hours</w:t>
             </w:r>
             <w:r>
               <w:rPr>
@@ -177,7 +211,7 @@
                 <w:color w:val="1A1A1A"/>
                 <w:sz w:val="19"/>
               </w:rPr>
-              <w:t>, over Google Meet with screen sharing</w:t>
+              <w:t>, three times a week over eight weeks, plus three assessment sittings</w:t>
             </w:r>
           </w:p>
         </w:tc>
@@ -198,7 +232,7 @@
                 <w:color w:val="1A1A1A"/>
                 <w:sz w:val="19"/>
               </w:rPr>
-              <w:t>Audience</w:t>
+              <w:t>Delivery</w:t>
             </w:r>
           </w:p>
         </w:tc>
@@ -213,28 +247,20 @@
             <w:r/>
             <w:r>
               <w:rPr>
+                <w:b/>
                 <w:i w:val="0"/>
                 <w:color w:val="1A1A1A"/>
                 <w:sz w:val="19"/>
               </w:rPr>
-              <w:t xml:space="preserve">Public-school teachers, any subject. </w:t>
-            </w:r>
-            <w:r>
-              <w:rPr>
-                <w:b/>
+              <w:t>Remote</w:t>
+            </w:r>
+            <w:r>
+              <w:rPr>
                 <w:i w:val="0"/>
                 <w:color w:val="1A1A1A"/>
                 <w:sz w:val="19"/>
               </w:rPr>
-              <w:t>No prior programming assumed</w:t>
-            </w:r>
-            <w:r>
-              <w:rPr>
-                <w:i w:val="0"/>
-                <w:color w:val="1A1A1A"/>
-                <w:sz w:val="19"/>
-              </w:rPr>
-              <w:t xml:space="preserve"> — the course begins with installing software</w:t>
+              <w:t>, over Google Meet with screen sharing</w:t>
             </w:r>
           </w:p>
         </w:tc>
@@ -256,7 +282,7 @@
                 <w:color w:val="1A1A1A"/>
                 <w:sz w:val="19"/>
               </w:rPr>
-              <w:t>Group size</w:t>
+              <w:t>Audience</w:t>
             </w:r>
           </w:p>
         </w:tc>
@@ -272,12 +298,20 @@
             <w:r/>
             <w:r>
               <w:rPr>
+                <w:i w:val="0"/>
+                <w:color w:val="1A1A1A"/>
+                <w:sz w:val="19"/>
+              </w:rPr>
+              <w:t xml:space="preserve">Public-school teachers, any subject. </w:t>
+            </w:r>
+            <w:r>
+              <w:rPr>
                 <w:b/>
                 <w:i w:val="0"/>
                 <w:color w:val="1A1A1A"/>
                 <w:sz w:val="19"/>
               </w:rPr>
-              <w:t>4–8 per group</w:t>
+              <w:t>No prior programming assumed</w:t>
             </w:r>
             <w:r>
               <w:rPr>
@@ -285,7 +319,7 @@
                 <w:color w:val="1A1A1A"/>
                 <w:sz w:val="19"/>
               </w:rPr>
-              <w:t>, one instructor</w:t>
+              <w:t xml:space="preserve"> — the course begins with installing software</w:t>
             </w:r>
           </w:p>
         </w:tc>
@@ -306,7 +340,7 @@
                 <w:color w:val="1A1A1A"/>
                 <w:sz w:val="19"/>
               </w:rPr>
-              <w:t>Deliverable</w:t>
+              <w:t>Group size</w:t>
             </w:r>
           </w:p>
         </w:tc>
@@ -321,11 +355,20 @@
             <w:r/>
             <w:r>
               <w:rPr>
+                <w:b/>
                 <w:i w:val="0"/>
                 <w:color w:val="1A1A1A"/>
                 <w:sz w:val="19"/>
               </w:rPr>
-              <w:t>A runnable four-file Python program over the participant's own class data, demonstrated to a colleague</w:t>
+              <w:t>4–8 per group</w:t>
+            </w:r>
+            <w:r>
+              <w:rPr>
+                <w:i w:val="0"/>
+                <w:color w:val="1A1A1A"/>
+                <w:sz w:val="19"/>
+              </w:rPr>
+              <w:t>, one instructor</w:t>
             </w:r>
           </w:p>
         </w:tc>
@@ -347,7 +390,7 @@
                 <w:color w:val="1A1A1A"/>
                 <w:sz w:val="19"/>
               </w:rPr>
-              <w:t>Cost</w:t>
+              <w:t>Deliverable</w:t>
             </w:r>
           </w:p>
         </w:tc>
@@ -363,20 +406,11 @@
             <w:r/>
             <w:r>
               <w:rPr>
-                <w:b/>
                 <w:i w:val="0"/>
                 <w:color w:val="1A1A1A"/>
                 <w:sz w:val="19"/>
               </w:rPr>
-              <w:t>Zero.</w:t>
-            </w:r>
-            <w:r>
-              <w:rPr>
-                <w:i w:val="0"/>
-                <w:color w:val="1A1A1A"/>
-                <w:sz w:val="19"/>
-              </w:rPr>
-              <w:t xml:space="preserve"> All software is free; nothing touches a paid service or needs the internet after day one</w:t>
+              <w:t>A runnable four-file Python program over the participant's own class data, demonstrated to a colleague</w:t>
             </w:r>
           </w:p>
         </w:tc>
@@ -397,7 +431,7 @@
                 <w:color w:val="1A1A1A"/>
                 <w:sz w:val="19"/>
               </w:rPr>
-              <w:t>Judged by</w:t>
+              <w:t>Cost</w:t>
             </w:r>
           </w:p>
         </w:tc>
@@ -417,7 +451,7 @@
                 <w:color w:val="1A1A1A"/>
                 <w:sz w:val="19"/>
               </w:rPr>
-              <w:t>Can they code?</w:t>
+              <w:t>Zero.</w:t>
             </w:r>
             <w:r>
               <w:rPr>
@@ -425,7 +459,7 @@
                 <w:color w:val="1A1A1A"/>
                 <w:sz w:val="19"/>
               </w:rPr>
-              <w:t xml:space="preserve"> More than 90% = success, under 50% = failure (section 8) — plus a trial class with real pupils in March</w:t>
+              <w:t xml:space="preserve"> All software is free; nothing touches a paid service or needs the internet after day one</w:t>
             </w:r>
           </w:p>
         </w:tc>
@@ -447,7 +481,7 @@
                 <w:color w:val="1A1A1A"/>
                 <w:sz w:val="19"/>
               </w:rPr>
-              <w:t>Status</w:t>
+              <w:t>Judged by</w:t>
             </w:r>
           </w:p>
         </w:tc>
@@ -463,28 +497,20 @@
             <w:r/>
             <w:r>
               <w:rPr>
+                <w:b/>
                 <w:i w:val="0"/>
                 <w:color w:val="1A1A1A"/>
                 <w:sz w:val="19"/>
               </w:rPr>
-              <w:t xml:space="preserve">Part 1 materials complete and verified. </w:t>
-            </w:r>
-            <w:r>
-              <w:rPr>
-                <w:b/>
+              <w:t>Can they code?</w:t>
+            </w:r>
+            <w:r>
+              <w:rPr>
                 <w:i w:val="0"/>
                 <w:color w:val="1A1A1A"/>
                 <w:sz w:val="19"/>
               </w:rPr>
-              <w:t>Not yet taught to a cohort.</w:t>
-            </w:r>
-            <w:r>
-              <w:rPr>
-                <w:i w:val="0"/>
-                <w:color w:val="1A1A1A"/>
-                <w:sz w:val="19"/>
-              </w:rPr>
-              <w:t xml:space="preserve"> Part 2 is a vision</w:t>
+              <w:t xml:space="preserve"> More than 90% = success, under 50% = failure (section 8) — plus a trial class with real pupils in March</w:t>
             </w:r>
           </w:p>
         </w:tc>
@@ -505,6 +531,64 @@
                 <w:color w:val="1A1A1A"/>
                 <w:sz w:val="19"/>
               </w:rPr>
+              <w:t>Status</w:t>
+            </w:r>
+          </w:p>
+        </w:tc>
+        <w:tc>
+          <w:tcPr>
+            <w:tcW w:type="dxa" w:w="7811"/>
+          </w:tcPr>
+          <w:p>
+            <w:pPr>
+              <w:spacing w:after="40" w:before="40"/>
+            </w:pPr>
+            <w:r/>
+            <w:r>
+              <w:rPr>
+                <w:i w:val="0"/>
+                <w:color w:val="1A1A1A"/>
+                <w:sz w:val="19"/>
+              </w:rPr>
+              <w:t xml:space="preserve">Part 1 materials complete and verified. </w:t>
+            </w:r>
+            <w:r>
+              <w:rPr>
+                <w:b/>
+                <w:i w:val="0"/>
+                <w:color w:val="1A1A1A"/>
+                <w:sz w:val="19"/>
+              </w:rPr>
+              <w:t>Not yet taught to a cohort.</w:t>
+            </w:r>
+            <w:r>
+              <w:rPr>
+                <w:i w:val="0"/>
+                <w:color w:val="1A1A1A"/>
+                <w:sz w:val="19"/>
+              </w:rPr>
+              <w:t xml:space="preserve"> Part 2 is a vision</w:t>
+            </w:r>
+          </w:p>
+        </w:tc>
+      </w:tr>
+      <w:tr>
+        <w:tc>
+          <w:tcPr>
+            <w:tcW w:type="dxa" w:w="1600"/>
+            <w:shd w:val="clear" w:fill="EEF2F7"/>
+          </w:tcPr>
+          <w:p>
+            <w:pPr>
+              <w:spacing w:after="40" w:before="40"/>
+            </w:pPr>
+            <w:r/>
+            <w:r>
+              <w:rPr>
+                <w:i w:val="0"/>
+                <w:color w:val="1A1A1A"/>
+                <w:sz w:val="19"/>
+              </w:rPr>
               <w:t>Version</w:t>
             </w:r>
           </w:p>
@@ -512,6 +596,7 @@
         <w:tc>
           <w:tcPr>
             <w:tcW w:type="dxa" w:w="7811"/>
+            <w:shd w:val="clear" w:fill="EEF2F7"/>
           </w:tcPr>
           <w:p>
             <w:pPr>
@@ -524,7 +609,7 @@
                 <w:color w:val="1A1A1A"/>
                 <w:sz w:val="19"/>
               </w:rPr>
-              <w:t>1.6 — for partner review · 2 October 2026</w:t>
+              <w:t>1.7 — for partner review · 2 October 2026</w:t>
             </w:r>
           </w:p>
         </w:tc>
@@ -633,12 +718,20 @@
       </w:pPr>
       <w:r>
         <w:rPr>
+          <w:i w:val="0"/>
+          <w:color w:val="1A1A1A"/>
+          <w:sz w:val="21"/>
+        </w:rPr>
+        <w:t xml:space="preserve">A programme for public-school teachers who have never written a line of code, </w:t>
+      </w:r>
+      <w:r>
+        <w:rPr>
           <w:b/>
           <w:i w:val="0"/>
           <w:color w:val="1A1A1A"/>
           <w:sz w:val="21"/>
         </w:rPr>
-        <w:t>Part 1 of a six-month programme</w:t>
+        <w:t>in two parts: Part 1 teaches coding skills over two months; Part 2 covers algorithmic tasks and the theory Part 1 postponed, over four.</w:t>
       </w:r>
       <w:r>
         <w:rPr>
@@ -646,7 +739,24 @@
           <w:color w:val="1A1A1A"/>
           <w:sz w:val="21"/>
         </w:rPr>
-        <w:t xml:space="preserve"> for public-school teachers who have never written a line of code. Twenty-four sessions, three a week for eight weeks, </w:t>
+        <w:t xml:space="preserve"> This dossier describes </w:t>
+      </w:r>
+      <w:r>
+        <w:rPr>
+          <w:b/>
+          <w:i w:val="0"/>
+          <w:color w:val="1A1A1A"/>
+          <w:sz w:val="21"/>
+        </w:rPr>
+        <w:t>Part 1</w:t>
+      </w:r>
+      <w:r>
+        <w:rPr>
+          <w:i w:val="0"/>
+          <w:color w:val="1A1A1A"/>
+          <w:sz w:val="21"/>
+        </w:rPr>
+        <w:t xml:space="preserve">: twenty-four sessions, three a week for eight weeks, </w:t>
       </w:r>
       <w:r>
         <w:rPr>
@@ -768,7 +878,7 @@
                 <w:color w:val="1A1A1A"/>
                 <w:sz w:val="20"/>
               </w:rPr>
-              <w:t>A two-month experiment with a decision at the end, not a finished methodology.</w:t>
+              <w:t>Part 1 is a two-month experiment with a decision at the end, not a finished methodology.</w:t>
             </w:r>
             <w:r>
               <w:rPr>
@@ -776,7 +886,24 @@
                 <w:color w:val="1A1A1A"/>
                 <w:sz w:val="20"/>
               </w:rPr>
-              <w:t xml:space="preserve"> Part 1 is built; the four months that follow it are a vision that runs only if Part 1 succeeds (section 12).</w:t>
+              <w:t xml:space="preserve"> It is built and verified. </w:t>
+            </w:r>
+            <w:r>
+              <w:rPr>
+                <w:b/>
+                <w:i w:val="0"/>
+                <w:color w:val="1A1A1A"/>
+                <w:sz w:val="20"/>
+              </w:rPr>
+              <w:t>Part 2 — the four months that follow — is a vision that runs only if Part 1 succeeds</w:t>
+            </w:r>
+            <w:r>
+              <w:rPr>
+                <w:i w:val="0"/>
+                <w:color w:val="1A1A1A"/>
+                <w:sz w:val="20"/>
+              </w:rPr>
+              <w:t xml:space="preserve"> (section 12).</w:t>
             </w:r>
           </w:p>
           <w:p>
@@ -11376,7 +11503,58 @@
                 <w:color w:val="1A1A1A"/>
                 <w:sz w:val="18"/>
               </w:rPr>
-              <w:t xml:space="preserve"> — parameters in depth, scope, nested loops and conditions, choosing between data structures, reading other people's code</w:t>
+              <w:t xml:space="preserve"> — parameters in depth, </w:t>
+            </w:r>
+            <w:r>
+              <w:rPr>
+                <w:rFonts w:ascii="Consolas" w:hAnsi="Consolas"/>
+                <w:i w:val="0"/>
+                <w:color w:val="1A1A1A"/>
+                <w:sz w:val="18"/>
+              </w:rPr>
+              <w:t>*args</w:t>
+            </w:r>
+            <w:r>
+              <w:rPr>
+                <w:i w:val="0"/>
+                <w:color w:val="1A1A1A"/>
+                <w:sz w:val="18"/>
+              </w:rPr>
+              <w:t>/</w:t>
+            </w:r>
+            <w:r>
+              <w:rPr>
+                <w:rFonts w:ascii="Consolas" w:hAnsi="Consolas"/>
+                <w:i w:val="0"/>
+                <w:color w:val="1A1A1A"/>
+                <w:sz w:val="18"/>
+              </w:rPr>
+              <w:t>**kwargs</w:t>
+            </w:r>
+            <w:r>
+              <w:rPr>
+                <w:i w:val="0"/>
+                <w:color w:val="1A1A1A"/>
+                <w:sz w:val="18"/>
+              </w:rPr>
+              <w:t xml:space="preserve">, scope, comprehensions and </w:t>
+            </w:r>
+            <w:r>
+              <w:rPr>
+                <w:rFonts w:ascii="Consolas" w:hAnsi="Consolas"/>
+                <w:i w:val="0"/>
+                <w:color w:val="1A1A1A"/>
+                <w:sz w:val="18"/>
+              </w:rPr>
+              <w:t>lambda</w:t>
+            </w:r>
+            <w:r>
+              <w:rPr>
+                <w:i w:val="0"/>
+                <w:color w:val="1A1A1A"/>
+                <w:sz w:val="18"/>
+              </w:rPr>
+              <w:t>, nested loops and conditions, choosing between data structures, reading other people's code</w:t>
             </w:r>
           </w:p>
         </w:tc>
@@ -11412,7 +11590,7 @@
                 <w:color w:val="1A1A1A"/>
                 <w:sz w:val="18"/>
               </w:rPr>
-              <w:t xml:space="preserve"> — if theory now lands easily on top of eight weeks of practice, the sequencing was right</w:t>
+              <w:t xml:space="preserve"> — if theory now lands easily on top of two months of practice, the sequencing was right. State curriculum topic 16</w:t>
             </w:r>
           </w:p>
         </w:tc>
@@ -11455,15 +11633,7 @@
                 <w:color w:val="1A1A1A"/>
                 <w:sz w:val="18"/>
               </w:rPr>
-              <w:t>Algorithmic tasks and problem-solving</w:t>
-            </w:r>
-            <w:r>
-              <w:rPr>
-                <w:i w:val="0"/>
-                <w:color w:val="1A1A1A"/>
-                <w:sz w:val="18"/>
-              </w:rPr>
-              <w:t xml:space="preserve"> — problems with no given method; writing the approach in words before the code</w:t>
+              <w:t>Recursion</w:t>
             </w:r>
           </w:p>
         </w:tc>
@@ -11483,7 +11653,24 @@
                 <w:color w:val="1A1A1A"/>
                 <w:sz w:val="18"/>
               </w:rPr>
-              <w:t>The thing Part 1 was clearing the ground for. With the mechanics automatic, the whole of a participant's attention is free for the problem</w:t>
+              <w:t xml:space="preserve">Placed here for the same reason the state curriculum places it immediately after advanced functions: it is a fact about functions before it is a technique. </w:t>
+            </w:r>
+            <w:r>
+              <w:rPr>
+                <w:b/>
+                <w:i w:val="0"/>
+                <w:color w:val="1A1A1A"/>
+                <w:sz w:val="18"/>
+              </w:rPr>
+              <w:t>Before classes</w:t>
+            </w:r>
+            <w:r>
+              <w:rPr>
+                <w:i w:val="0"/>
+                <w:color w:val="1A1A1A"/>
+                <w:sz w:val="18"/>
+              </w:rPr>
+              <w:t>, as the state curriculum has it. Topic 17</w:t>
             </w:r>
           </w:p>
         </w:tc>
@@ -11524,7 +11711,7 @@
                 <w:color w:val="1A1A1A"/>
                 <w:sz w:val="18"/>
               </w:rPr>
-              <w:t>Bigger projects</w:t>
+              <w:t>Algorithmic tasks and problem-solving</w:t>
             </w:r>
             <w:r>
               <w:rPr>
@@ -11532,7 +11719,7 @@
                 <w:color w:val="1A1A1A"/>
                 <w:sz w:val="18"/>
               </w:rPr>
-              <w:t xml:space="preserve"> — several times the size of Part 1's, built over weeks rather than sessions</w:t>
+              <w:t xml:space="preserve"> — problems with no given method; writing the approach in words before the code</w:t>
             </w:r>
           </w:p>
         </w:tc>
@@ -11551,7 +11738,7 @@
                 <w:color w:val="1A1A1A"/>
                 <w:sz w:val="18"/>
               </w:rPr>
-              <w:t>Where structure starts to matter, and where a program becomes too big to hold in your head</w:t>
+              <w:t>The thing Part 1 was clearing the ground for. With the mechanics automatic, the whole of a participant's attention is free for the problem</w:t>
             </w:r>
           </w:p>
         </w:tc>
@@ -11594,7 +11781,15 @@
                 <w:color w:val="1A1A1A"/>
                 <w:sz w:val="18"/>
               </w:rPr>
-              <w:t>Objects and classes</w:t>
+              <w:t>Bigger projects</w:t>
+            </w:r>
+            <w:r>
+              <w:rPr>
+                <w:i w:val="0"/>
+                <w:color w:val="1A1A1A"/>
+                <w:sz w:val="18"/>
+              </w:rPr>
+              <w:t xml:space="preserve"> — several times the size of Part 1's, built over weeks rather than sessions</w:t>
             </w:r>
           </w:p>
         </w:tc>
@@ -11614,23 +11809,7 @@
                 <w:color w:val="1A1A1A"/>
                 <w:sz w:val="18"/>
               </w:rPr>
-              <w:t xml:space="preserve">Deliberately late. Classes solve a problem a participant only </w:t>
-            </w:r>
-            <w:r>
-              <w:rPr>
-                <w:i/>
-                <w:color w:val="1A1A1A"/>
-                <w:sz w:val="18"/>
-              </w:rPr>
-              <w:t>feels</w:t>
-            </w:r>
-            <w:r>
-              <w:rPr>
-                <w:i w:val="0"/>
-                <w:color w:val="1A1A1A"/>
-                <w:sz w:val="18"/>
-              </w:rPr>
-              <w:t xml:space="preserve"> once their programs are big enough to have it — which is why this follows stage 3 rather than preceding it</w:t>
+              <w:t>Where structure starts to matter, and where a program becomes too big to hold in your head</w:t>
             </w:r>
           </w:p>
         </w:tc>
@@ -11671,7 +11850,15 @@
                 <w:color w:val="1A1A1A"/>
                 <w:sz w:val="18"/>
               </w:rPr>
-              <w:t>Recursion and harder techniques</w:t>
+              <w:t>Objects and classes</w:t>
+            </w:r>
+            <w:r>
+              <w:rPr>
+                <w:i w:val="0"/>
+                <w:color w:val="1A1A1A"/>
+                <w:sz w:val="18"/>
+              </w:rPr>
+              <w:t>, including inheritance</w:t>
             </w:r>
           </w:p>
         </w:tc>
@@ -11690,7 +11877,128 @@
                 <w:color w:val="1A1A1A"/>
                 <w:sz w:val="18"/>
               </w:rPr>
-              <w:t>Needs the fluency of the stages before it to be readable at all</w:t>
+              <w:t xml:space="preserve">Deliberately late. Classes solve a problem a participant only </w:t>
+            </w:r>
+            <w:r>
+              <w:rPr>
+                <w:i/>
+                <w:color w:val="1A1A1A"/>
+                <w:sz w:val="18"/>
+              </w:rPr>
+              <w:t>feels</w:t>
+            </w:r>
+            <w:r>
+              <w:rPr>
+                <w:i w:val="0"/>
+                <w:color w:val="1A1A1A"/>
+                <w:sz w:val="18"/>
+              </w:rPr>
+              <w:t xml:space="preserve"> once their programs are big enough to have it — which is why this follows stage 4. Topics 18–19</w:t>
+            </w:r>
+          </w:p>
+        </w:tc>
+      </w:tr>
+      <w:tr>
+        <w:tc>
+          <w:tcPr>
+            <w:tcW w:type="dxa" w:w="565"/>
+            <w:shd w:val="clear" w:fill="EEF2F7"/>
+          </w:tcPr>
+          <w:p>
+            <w:pPr>
+              <w:spacing w:after="40" w:before="40"/>
+            </w:pPr>
+            <w:r/>
+            <w:r>
+              <w:rPr>
+                <w:i w:val="0"/>
+                <w:color w:val="1A1A1A"/>
+                <w:sz w:val="18"/>
+              </w:rPr>
+              <w:t>6</w:t>
+            </w:r>
+          </w:p>
+        </w:tc>
+        <w:tc>
+          <w:tcPr>
+            <w:tcW w:type="dxa" w:w="3764"/>
+            <w:shd w:val="clear" w:fill="EEF2F7"/>
+          </w:tcPr>
+          <w:p>
+            <w:pPr>
+              <w:spacing w:after="40" w:before="40"/>
+            </w:pPr>
+            <w:r/>
+            <w:r>
+              <w:rPr>
+                <w:b/>
+                <w:i w:val="0"/>
+                <w:color w:val="1A1A1A"/>
+                <w:sz w:val="18"/>
+              </w:rPr>
+              <w:t>Libraries and environments</w:t>
+            </w:r>
+            <w:r>
+              <w:rPr>
+                <w:i w:val="0"/>
+                <w:color w:val="1A1A1A"/>
+                <w:sz w:val="18"/>
+              </w:rPr>
+              <w:t xml:space="preserve"> — </w:t>
+            </w:r>
+            <w:r>
+              <w:rPr>
+                <w:rFonts w:ascii="Consolas" w:hAnsi="Consolas"/>
+                <w:i w:val="0"/>
+                <w:color w:val="1A1A1A"/>
+                <w:sz w:val="18"/>
+              </w:rPr>
+              <w:t>pip</w:t>
+            </w:r>
+            <w:r>
+              <w:rPr>
+                <w:i w:val="0"/>
+                <w:color w:val="1A1A1A"/>
+                <w:sz w:val="18"/>
+              </w:rPr>
+              <w:t>, NumPy, Matplotlib, pandas, Colab and Kaggle</w:t>
+            </w:r>
+          </w:p>
+        </w:tc>
+        <w:tc>
+          <w:tcPr>
+            <w:tcW w:type="dxa" w:w="5082"/>
+            <w:shd w:val="clear" w:fill="EEF2F7"/>
+          </w:tcPr>
+          <w:p>
+            <w:pPr>
+              <w:spacing w:after="40" w:before="40"/>
+            </w:pPr>
+            <w:r/>
+            <w:r>
+              <w:rPr>
+                <w:i w:val="0"/>
+                <w:color w:val="1A1A1A"/>
+                <w:sz w:val="18"/>
+              </w:rPr>
+              <w:t xml:space="preserve">Together the largest block in the state curriculum, and the bridge into the Artificial Intelligence subject beside Python. </w:t>
+            </w:r>
+            <w:r>
+              <w:rPr>
+                <w:b/>
+                <w:i w:val="0"/>
+                <w:color w:val="1A1A1A"/>
+                <w:sz w:val="18"/>
+              </w:rPr>
+              <w:t>This stage deliberately breaks Part 1's standard-library-only rule</w:t>
+            </w:r>
+            <w:r>
+              <w:rPr>
+                <w:i w:val="0"/>
+                <w:color w:val="1A1A1A"/>
+                <w:sz w:val="18"/>
+              </w:rPr>
+              <w:t>, which has done its job by then. Topics 15 and 21</w:t>
             </w:r>
           </w:p>
         </w:tc>
@@ -11700,6 +12008,28 @@
       <w:pPr>
         <w:spacing w:after="80"/>
       </w:pPr>
+    </w:p>
+    <w:p>
+      <w:pPr>
+        <w:spacing w:after="140"/>
+      </w:pPr>
+      <w:r>
+        <w:rPr>
+          <w:b/>
+          <w:i/>
+          <w:color w:val="1A1A1A"/>
+          <w:sz w:val="21"/>
+        </w:rPr>
+        <w:t>Git and version control</w:t>
+      </w:r>
+      <w:r>
+        <w:rPr>
+          <w:i/>
+          <w:color w:val="1A1A1A"/>
+          <w:sz w:val="21"/>
+        </w:rPr>
+        <w:t xml:space="preserve"> (state curriculum topic 23) stays out of scope and is revisited once Part 1 reports: if the cohort arrives at Part 2 comfortably, git and the remaining tooling go in; if not, the time is better spent elsewhere.</w:t>
+      </w:r>
     </w:p>
     <w:tbl>
       <w:tblPr>
@@ -12744,7 +13074,7 @@
           <w:color w:val="5A5A5A"/>
           <w:sz w:val="18"/>
         </w:rPr>
-        <w:t>Programme dossier v1.6 · 2 October 2026 · Prepared for Fast Foundation. Figures in this document are generated from the programme materials and verified against them at the time of writing.</w:t>
+        <w:t>Programme dossier v1.7 · 2 October 2026 · Prepared for Fast Foundation. Figures in this document are generated from the programme materials and verified against them at the time of writing.</w:t>
       </w:r>
     </w:p>
     <w:sectPr>

--- a/partners/Python_from_Zero_Programme_Dossier.docx
+++ b/partners/Python_from_Zero_Programme_Dossier.docx
@@ -609,7 +609,7 @@
                 <w:color w:val="1A1A1A"/>
                 <w:sz w:val="19"/>
               </w:rPr>
-              <w:t>1.7 — for partner review · 2 October 2026</w:t>
+              <w:t>1.8 — for partner review · 2 October 2026</w:t>
             </w:r>
           </w:p>
         </w:tc>
@@ -7111,7 +7111,7 @@
           <w:color w:val="1A1A1A"/>
           <w:sz w:val="21"/>
         </w:rPr>
-        <w:t xml:space="preserve"> — the 24 teaching sessions remain 20 hours exactly and the assessments add roughly 3½ hours.</w:t>
+        <w:t xml:space="preserve"> — the 24 teaching sessions remain 30 hours exactly and the assessments add roughly 3½ hours.</w:t>
       </w:r>
     </w:p>
     <w:tbl>
@@ -11044,7 +11044,7 @@
                 <w:color w:val="1A1A1A"/>
                 <w:sz w:val="19"/>
               </w:rPr>
-              <w:t>The session plans are still written to 50 minutes</w:t>
+              <w:t>The toolchain may change</w:t>
             </w:r>
           </w:p>
         </w:tc>
@@ -11052,47 +11052,6 @@
           <w:tcPr>
             <w:tcW w:type="dxa" w:w="6211"/>
             <w:shd w:val="clear" w:fill="EEF2F7"/>
-          </w:tcPr>
-          <w:p>
-            <w:pPr>
-              <w:spacing w:after="40" w:before="40"/>
-            </w:pPr>
-            <w:r/>
-            <w:r>
-              <w:rPr>
-                <w:i w:val="0"/>
-                <w:color w:val="1A1A1A"/>
-                <w:sz w:val="19"/>
-              </w:rPr>
-              <w:t>Sessions will run 75. The day map, topic order, discovery days and deliverables are unaffected; the per-session agendas are being rebuilt, with the extra time going to hands-on work</w:t>
-            </w:r>
-          </w:p>
-        </w:tc>
-      </w:tr>
-      <w:tr>
-        <w:tc>
-          <w:tcPr>
-            <w:tcW w:type="dxa" w:w="3200"/>
-          </w:tcPr>
-          <w:p>
-            <w:pPr>
-              <w:spacing w:after="40" w:before="40"/>
-            </w:pPr>
-            <w:r/>
-            <w:r>
-              <w:rPr>
-                <w:b/>
-                <w:i w:val="0"/>
-                <w:color w:val="1A1A1A"/>
-                <w:sz w:val="19"/>
-              </w:rPr>
-              <w:t>The toolchain may change</w:t>
-            </w:r>
-          </w:p>
-        </w:tc>
-        <w:tc>
-          <w:tcPr>
-            <w:tcW w:type="dxa" w:w="6211"/>
           </w:tcPr>
           <w:p>
             <w:pPr>
@@ -13074,7 +13033,7 @@
           <w:color w:val="5A5A5A"/>
           <w:sz w:val="18"/>
         </w:rPr>
-        <w:t>Programme dossier v1.7 · 2 October 2026 · Prepared for Fast Foundation. Figures in this document are generated from the programme materials and verified against them at the time of writing.</w:t>
+        <w:t>Programme dossier v1.8 · 2 October 2026 · Prepared for Fast Foundation. Figures in this document are generated from the programme materials and verified against them at the time of writing.</w:t>
       </w:r>
     </w:p>
     <w:sectPr>

--- a/partners/Python_from_Zero_Programme_Dossier.docx
+++ b/partners/Python_from_Zero_Programme_Dossier.docx
@@ -202,7 +202,7 @@
                 <w:color w:val="1A1A1A"/>
                 <w:sz w:val="19"/>
               </w:rPr>
-              <w:t xml:space="preserve">16 sessions × 120 minutes = </w:t>
+              <w:t xml:space="preserve">18 sessions × 75 minutes = </w:t>
             </w:r>
             <w:r>
               <w:rPr>
@@ -211,7 +211,7 @@
                 <w:color w:val="1A1A1A"/>
                 <w:sz w:val="19"/>
               </w:rPr>
-              <w:t>32 hours</w:t>
+              <w:t>22½ hours</w:t>
             </w:r>
             <w:r>
               <w:rPr>
@@ -236,7 +236,7 @@
                 <w:color w:val="1A1A1A"/>
                 <w:sz w:val="19"/>
               </w:rPr>
-              <w:t xml:space="preserve"> over eight weeks, plus homework between sessions and three assessment sittings</w:t>
+              <w:t xml:space="preserve"> over nine weeks, plus homework between sessions and three assessment sittings</w:t>
             </w:r>
           </w:p>
         </w:tc>
@@ -626,7 +626,7 @@
                 <w:color w:val="1A1A1A"/>
                 <w:sz w:val="19"/>
               </w:rPr>
-              <w:t>3.0 — for partner review · 2 October 2026</w:t>
+              <w:t>3.1 — for partner review · 2 October 2026</w:t>
             </w:r>
           </w:p>
         </w:tc>
@@ -821,7 +821,7 @@
           <w:color w:val="1A1A1A"/>
           <w:sz w:val="21"/>
         </w:rPr>
-        <w:t xml:space="preserve">, which is also built. Part 1 is sixteen sessions of two hours, twice a week for eight weeks, </w:t>
+        <w:t xml:space="preserve">, which is also built. Part 1 is eighteen sessions of 75 minutes, twice a week for nine weeks, </w:t>
       </w:r>
       <w:r>
         <w:rPr>
@@ -2155,7 +2155,7 @@
           <w:color w:val="1A1A1A"/>
           <w:sz w:val="21"/>
         </w:rPr>
-        <w:t>16 sessions, twice a week over eight weeks.</w:t>
+        <w:t>18 sessions, twice a week over nine weeks.</w:t>
       </w:r>
       <w:r>
         <w:rPr>
@@ -2172,7 +2172,7 @@
           <w:color w:val="1A1A1A"/>
           <w:sz w:val="21"/>
         </w:rPr>
-        <w:t>two hours</w:t>
+        <w:t>75 minutes</w:t>
       </w:r>
       <w:r>
         <w:rPr>
@@ -2231,7 +2231,7 @@
                 <w:color w:val="1A1A1A"/>
                 <w:sz w:val="20"/>
               </w:rPr>
-              <w:t xml:space="preserve"> Sessions run 120 minutes, twice a week — 16 × 120 = 32 hours, and the practice that no longer fits in the room is set as homework drawn from tasks the notebooks already carry. Once the cohort has adapted we may move to three of eighty minutes; the topic map and deliverables would not change.</w:t>
+              <w:t xml:space="preserve"> Sessions run 75 minutes, twice a week — 18 × 75 = 22½ hours, and the practice that no longer fits in the room is set as homework drawn from tasks the notebooks already carry. Once the cohort has adapted we may move to three of eighty minutes; the topic map and deliverables would not change.</w:t>
             </w:r>
           </w:p>
           <w:p>
@@ -3562,7 +3562,7 @@
                 <w:color w:val="1A1A1A"/>
                 <w:sz w:val="19"/>
               </w:rPr>
-              <w:t>Their own laptop for the whole course, and a connection that holds a two-hour video call with screen sharing. A webcam is wanted but not required</w:t>
+              <w:t>Their own laptop for the whole course, and a connection that holds a 75-minute video call with screen sharing. A webcam is wanted but not required</w:t>
             </w:r>
           </w:p>
         </w:tc>
@@ -3676,7 +3676,7 @@
           <w:color w:val="1A1A1A"/>
           <w:sz w:val="21"/>
         </w:rPr>
-        <w:t>24 topics across 16 two-hour sessions</w:t>
+        <w:t>24 topics across 18 sessions of 75 minutes</w:t>
       </w:r>
       <w:r>
         <w:rPr>
@@ -3684,7 +3684,7 @@
           <w:color w:val="1A1A1A"/>
           <w:sz w:val="21"/>
         </w:rPr>
-        <w:t xml:space="preserve">: a topic is one notebook and one idea, a session is two hours in a room. </w:t>
+        <w:t xml:space="preserve">: a topic is one notebook and one idea, a session is 75 minutes in a room. </w:t>
       </w:r>
       <w:r>
         <w:rPr>
@@ -6842,7 +6842,7 @@
                 <w:color w:val="1A1A1A"/>
                 <w:sz w:val="19"/>
               </w:rPr>
-              <w:t>Session 16</w:t>
+              <w:t>Session 18</w:t>
             </w:r>
           </w:p>
         </w:tc>
@@ -7370,7 +7370,7 @@
           <w:color w:val="1A1A1A"/>
           <w:sz w:val="21"/>
         </w:rPr>
-        <w:t xml:space="preserve"> — the 16 teaching sessions remain 32 hours exactly and the assessments add roughly 3½ hours.</w:t>
+        <w:t xml:space="preserve"> — the 18 teaching sessions remain 22½ hours exactly and the assessments add roughly 3½ hours.</w:t>
       </w:r>
     </w:p>
     <w:tbl>
@@ -7686,7 +7686,7 @@
                 <w:color w:val="1A1A1A"/>
                 <w:sz w:val="19"/>
               </w:rPr>
-              <w:t>After session 9</w:t>
+              <w:t>After session 10</w:t>
             </w:r>
           </w:p>
         </w:tc>
@@ -7805,7 +7805,7 @@
                 <w:color w:val="1A1A1A"/>
                 <w:sz w:val="19"/>
               </w:rPr>
-              <w:t>Session 16</w:t>
+              <w:t>Session 18</w:t>
             </w:r>
           </w:p>
         </w:tc>
@@ -9143,7 +9143,7 @@
                 <w:color w:val="1A1A1A"/>
                 <w:sz w:val="20"/>
               </w:rPr>
-              <w:t xml:space="preserve">Being filtered out is not a judgement on the teacher. At 32 hours, with mixed laptops and a remote room, the likeliest reasons are time, equipment and attendance — so </w:t>
+              <w:t xml:space="preserve">Being filtered out is not a judgement on the teacher. At 22½ hours in the room, with mixed laptops and a remote room, the likeliest reasons are time, equipment and attendance — so </w:t>
             </w:r>
             <w:r>
               <w:rPr>
@@ -9988,7 +9988,7 @@
                 <w:color w:val="1A1A1A"/>
                 <w:sz w:val="18"/>
               </w:rPr>
-              <w:t>Thirty-two hours is not much</w:t>
+              <w:t>Twenty-two and a half hours is not much</w:t>
             </w:r>
             <w:r>
               <w:rPr>
@@ -9996,7 +9996,7 @@
                 <w:color w:val="1A1A1A"/>
                 <w:sz w:val="18"/>
               </w:rPr>
-              <w:t>, in two-hour pieces, for working teachers</w:t>
+              <w:t>, in 75-minute pieces, for working teachers — and more of the practice is now at home than on any earlier schedule</w:t>
             </w:r>
           </w:p>
         </w:tc>
@@ -10435,7 +10435,7 @@
                 <w:color w:val="1A1A1A"/>
                 <w:sz w:val="18"/>
               </w:rPr>
-              <w:t>Missed sessions — twice a week for eight weeks, on top of a teaching job</w:t>
+              <w:t>Missed sessions — twice a week for nine weeks, on top of a teaching job</w:t>
             </w:r>
           </w:p>
         </w:tc>
@@ -10725,7 +10725,7 @@
                 <w:color w:val="1A1A1A"/>
                 <w:sz w:val="19"/>
               </w:rPr>
-              <w:t>two-hour video call with screen sharing</w:t>
+              <w:t>75-minute video call with screen sharing</w:t>
             </w:r>
             <w:r>
               <w:rPr>
@@ -11435,7 +11435,7 @@
           <w:color w:val="1A1A1A"/>
           <w:sz w:val="21"/>
         </w:rPr>
-        <w:t>Is 32 hours enough</w:t>
+        <w:t>Is 22½ hours in the room enough</w:t>
       </w:r>
       <w:r>
         <w:rPr>
@@ -11443,7 +11443,7 @@
           <w:color w:val="1A1A1A"/>
           <w:sz w:val="21"/>
         </w:rPr>
-        <w:t xml:space="preserve"> to produce the fluency the approach depends on?</w:t>
+        <w:t xml:space="preserve"> — with the rest set as homework — to produce the fluency the approach depends on?</w:t>
       </w:r>
     </w:p>
     <w:p>
@@ -11580,7 +11580,7 @@
           <w:color w:val="1A1A1A"/>
           <w:sz w:val="21"/>
         </w:rPr>
-        <w:t>. It is the same length, the same shape and the same method: sixteen sessions of two hours, twice a week for eight weeks, delivered remotely in groups of four to eight.</w:t>
+        <w:t>. It is the same length, the same shape and the same method: eighteen sessions of 75 minutes, twice a week for nine weeks, delivered remotely in groups of four to eight.</w:t>
       </w:r>
     </w:p>
     <w:tbl>
@@ -12043,7 +12043,7 @@
                 <w:color w:val="1A1A1A"/>
                 <w:sz w:val="19"/>
               </w:rPr>
-              <w:t>5 of 16</w:t>
+              <w:t>5 of 18</w:t>
             </w:r>
           </w:p>
         </w:tc>
@@ -12064,7 +12064,7 @@
                 <w:color w:val="1A1A1A"/>
                 <w:sz w:val="19"/>
               </w:rPr>
-              <w:t>7 of 16</w:t>
+              <w:t>7 of 18</w:t>
             </w:r>
           </w:p>
         </w:tc>
@@ -12341,7 +12341,7 @@
           <w:color w:val="1A1A1A"/>
           <w:sz w:val="21"/>
         </w:rPr>
-        <w:t>24 topics across 16 two-hour sessions</w:t>
+        <w:t>24 topics across 18 sessions of 75 minutes</w:t>
       </w:r>
       <w:r>
         <w:rPr>
@@ -12349,7 +12349,7 @@
           <w:color w:val="1A1A1A"/>
           <w:sz w:val="21"/>
         </w:rPr>
-        <w:t xml:space="preserve">. Seven of the sixteen are discovery sessions, marked </w:t>
+        <w:t xml:space="preserve">. Seven of the eighteen are discovery sessions, marked </w:t>
       </w:r>
       <w:r>
         <w:rPr>
@@ -14382,7 +14382,7 @@
           <w:color w:val="1A1A1A"/>
           <w:sz w:val="21"/>
         </w:rPr>
-        <w:t>Identical in shape to the first course — two sessions a week for eight weeks, sixteen sessions of two hours, 32 hours in total, with homework between sessions drawn from tasks the notebooks already carry.</w:t>
+        <w:t>Identical in shape to the first course — two sessions a week for nine weeks, eighteen sessions of 75 minutes, 22½ hours in total, with homework between sessions drawn from tasks the notebooks already carry.</w:t>
       </w:r>
     </w:p>
     <w:tbl>
@@ -16944,7 +16944,7 @@
                 <w:color w:val="1A1A1A"/>
                 <w:sz w:val="19"/>
               </w:rPr>
-              <w:t>At the mechanics — they still cannot code after 32 hours</w:t>
+              <w:t>At the mechanics — they still cannot code after 22½ hours</w:t>
             </w:r>
           </w:p>
         </w:tc>
@@ -18077,7 +18077,7 @@
           <w:color w:val="5A5A5A"/>
           <w:sz w:val="18"/>
         </w:rPr>
-        <w:t>Programme dossier v3.0 · 2 October 2026 · Prepared for Fast Foundation. Figures in this document are generated from the programme materials and verified against them at the time of writing.</w:t>
+        <w:t>Programme dossier v3.1 · 2 October 2026 · Prepared for Fast Foundation. Figures in this document are generated from the programme materials and verified against them at the time of writing.</w:t>
       </w:r>
     </w:p>
     <w:sectPr>

--- a/partners/Python_from_Zero_Programme_Dossier.docx
+++ b/partners/Python_from_Zero_Programme_Dossier.docx
@@ -2231,7 +2231,41 @@
                 <w:color w:val="1A1A1A"/>
                 <w:sz w:val="20"/>
               </w:rPr>
-              <w:t xml:space="preserve"> Sessions run 75 minutes, twice a week — 18 × 75 = 22½ hours, and the practice that no longer fits in the room is set as homework drawn from tasks the notebooks already carry. Once the cohort has adapted we may move to three of eighty minutes; the topic map and deliverables would not change.</w:t>
+              <w:t xml:space="preserve"> Sessions run 75 minutes, twice a week — 18 × 75 = 22½ hours. </w:t>
+            </w:r>
+            <w:r>
+              <w:rPr>
+                <w:b/>
+                <w:i w:val="0"/>
+                <w:color w:val="1A1A1A"/>
+                <w:sz w:val="20"/>
+              </w:rPr>
+              <w:t>This is the lowest contact time the programme has used</w:t>
+            </w:r>
+            <w:r>
+              <w:rPr>
+                <w:i w:val="0"/>
+                <w:color w:val="1A1A1A"/>
+                <w:sz w:val="20"/>
+              </w:rPr>
+              <w:t xml:space="preserve">, and the practice that no longer fits is set as homework — on the three sessions that cover two topics that means the </w:t>
+            </w:r>
+            <w:r>
+              <w:rPr>
+                <w:b/>
+                <w:i w:val="0"/>
+                <w:color w:val="1A1A1A"/>
+                <w:sz w:val="20"/>
+              </w:rPr>
+              <w:t>Required</w:t>
+            </w:r>
+            <w:r>
+              <w:rPr>
+                <w:i w:val="0"/>
+                <w:color w:val="1A1A1A"/>
+                <w:sz w:val="20"/>
+              </w:rPr>
+              <w:t xml:space="preserve"> tier of both notebooks, 45–60 minutes. Nothing new is ever introduced at home: every task is already in the notebook. Teachers are told this at enrolment, not in week three. It is homework drawn from tasks the notebooks already carry. Once the cohort has adapted we may move to three of eighty minutes; the topic map and deliverables would not change.</w:t>
             </w:r>
           </w:p>
           <w:p>
@@ -10490,7 +10524,7 @@
                 <w:color w:val="1A1A1A"/>
                 <w:sz w:val="18"/>
               </w:rPr>
-              <w:t xml:space="preserve"> — it is two hours and two topics, not one — and the recap block at the start of every session exists for it</w:t>
+              <w:t xml:space="preserve"> — twelve of the eighteen sessions carry homework, and three of them set the Required tier of two notebooks — and the recap block at the start of every session exists for it</w:t>
             </w:r>
           </w:p>
         </w:tc>

--- a/partners/Python_from_Zero_Programme_Dossier.docx
+++ b/partners/Python_from_Zero_Programme_Dossier.docx
@@ -277,7 +277,7 @@
                 <w:color w:val="1A1A1A"/>
                 <w:sz w:val="19"/>
               </w:rPr>
-              <w:t>Remote</w:t>
+              <w:t>Fully remote</w:t>
             </w:r>
             <w:r>
               <w:rPr>
@@ -285,7 +285,7 @@
                 <w:color w:val="1A1A1A"/>
                 <w:sz w:val="19"/>
               </w:rPr>
-              <w:t>, over Google Meet with screen sharing</w:t>
+              <w:t>, over Google Meet with screen sharing. No session is held on site, in either course</w:t>
             </w:r>
           </w:p>
         </w:tc>
@@ -626,7 +626,7 @@
                 <w:color w:val="1A1A1A"/>
                 <w:sz w:val="19"/>
               </w:rPr>
-              <w:t>3.1 — for partner review · 2 October 2026</w:t>
+              <w:t>3.2 — for partner review · 2 October 2026</w:t>
             </w:r>
           </w:p>
         </w:tc>
@@ -2265,7 +2265,7 @@
                 <w:color w:val="1A1A1A"/>
                 <w:sz w:val="20"/>
               </w:rPr>
-              <w:t xml:space="preserve"> tier of both notebooks, 45–60 minutes. Nothing new is ever introduced at home: every task is already in the notebook. Teachers are told this at enrolment, not in week three. It is homework drawn from tasks the notebooks already carry. Once the cohort has adapted we may move to three of eighty minutes; the topic map and deliverables would not change.</w:t>
+              <w:t xml:space="preserve"> tier of both notebooks, 30–40 minutes, and the Extra tier is not asked for on top. Nothing new is ever introduced at home: every task is already in the notebook. Teachers are told this at enrolment, not in week three. It is homework drawn from tasks the notebooks already carry. Once the cohort has adapted we may move to three of eighty minutes; the topic map and deliverables would not change.</w:t>
             </w:r>
           </w:p>
           <w:p>
@@ -18111,7 +18111,7 @@
           <w:color w:val="5A5A5A"/>
           <w:sz w:val="18"/>
         </w:rPr>
-        <w:t>Programme dossier v3.1 · 2 October 2026 · Prepared for Fast Foundation. Figures in this document are generated from the programme materials and verified against them at the time of writing.</w:t>
+        <w:t>Programme dossier v3.2 · 2 October 2026 · Prepared for Fast Foundation. Figures in this document are generated from the programme materials and verified against them at the time of writing.</w:t>
       </w:r>
     </w:p>
     <w:sectPr>

--- a/partners/Python_from_Zero_Programme_Dossier.docx
+++ b/partners/Python_from_Zero_Programme_Dossier.docx
@@ -3642,7 +3642,7 @@
         <w:pStyle w:val="Heading2"/>
       </w:pPr>
       <w:r>
-        <w:t>Between sessions</w:t>
+        <w:t>Between sessions — homework, and it is required</w:t>
       </w:r>
     </w:p>
     <w:p>
@@ -3655,7 +3655,7 @@
           <w:color w:val="1A1A1A"/>
           <w:sz w:val="21"/>
         </w:rPr>
-        <w:t xml:space="preserve">Sessions are two days apart and the participants are working teachers, so nothing is required between them. Each notebook ends with an </w:t>
+        <w:t xml:space="preserve">Two sessions a week of 75 minutes is </w:t>
       </w:r>
       <w:r>
         <w:rPr>
@@ -3664,7 +3664,7 @@
           <w:color w:val="1A1A1A"/>
           <w:sz w:val="21"/>
         </w:rPr>
-        <w:t>optional ten-minute practice task</w:t>
+        <w:t>22½ hours in the room</w:t>
       </w:r>
       <w:r>
         <w:rPr>
@@ -3672,7 +3672,445 @@
           <w:color w:val="1A1A1A"/>
           <w:sz w:val="21"/>
         </w:rPr>
-        <w:t xml:space="preserve"> that the next session never assumes was done. The four assessments are take-home and consume no session time.</w:t>
+        <w:t xml:space="preserve">, against 30 on the original three-a-week plan. Nothing was removed from the course; what no longer fits is done at home, and </w:t>
+      </w:r>
+      <w:r>
+        <w:rPr>
+          <w:b/>
+          <w:i w:val="0"/>
+          <w:color w:val="1A1A1A"/>
+          <w:sz w:val="21"/>
+        </w:rPr>
+        <w:t>it is required</w:t>
+      </w:r>
+      <w:r>
+        <w:rPr>
+          <w:i w:val="0"/>
+          <w:color w:val="1A1A1A"/>
+          <w:sz w:val="21"/>
+        </w:rPr>
+        <w:t xml:space="preserve"> rather than optional.</w:t>
+      </w:r>
+    </w:p>
+    <w:tbl>
+      <w:tblPr>
+        <w:tblStyle w:val="TableGrid"/>
+        <w:tblW w:type="auto" w:w="0"/>
+        <w:jc w:val="center"/>
+        <w:tblLayout w:type="fixed"/>
+        <w:tblLook w:firstColumn="1" w:firstRow="1" w:lastColumn="0" w:lastRow="0" w:noHBand="0" w:noVBand="1" w:val="04A0"/>
+      </w:tblPr>
+      <w:tblGrid>
+        <w:gridCol w:w="3388"/>
+        <w:gridCol w:w="3764"/>
+        <w:gridCol w:w="2259"/>
+      </w:tblGrid>
+      <w:tr>
+        <w:trPr>
+          <w:tblHeader w:val="true"/>
+        </w:trPr>
+        <w:tc>
+          <w:tcPr>
+            <w:tcW w:type="dxa" w:w="3388"/>
+            <w:shd w:val="clear" w:fill="1F3A5F"/>
+          </w:tcPr>
+          <w:p>
+            <w:pPr>
+              <w:spacing w:after="40" w:before="40"/>
+            </w:pPr>
+            <w:r/>
+            <w:r>
+              <w:rPr>
+                <w:b/>
+                <w:color w:val="FFFFFF"/>
+                <w:sz w:val="18"/>
+              </w:rPr>
+              <w:t>After a session covering…</w:t>
+            </w:r>
+          </w:p>
+        </w:tc>
+        <w:tc>
+          <w:tcPr>
+            <w:tcW w:type="dxa" w:w="3764"/>
+            <w:shd w:val="clear" w:fill="1F3A5F"/>
+          </w:tcPr>
+          <w:p>
+            <w:pPr>
+              <w:spacing w:after="40" w:before="40"/>
+            </w:pPr>
+            <w:r/>
+            <w:r>
+              <w:rPr>
+                <w:b/>
+                <w:color w:val="FFFFFF"/>
+                <w:sz w:val="18"/>
+              </w:rPr>
+              <w:t>What is done at home</w:t>
+            </w:r>
+          </w:p>
+        </w:tc>
+        <w:tc>
+          <w:tcPr>
+            <w:tcW w:type="dxa" w:w="2259"/>
+            <w:shd w:val="clear" w:fill="1F3A5F"/>
+          </w:tcPr>
+          <w:p>
+            <w:pPr>
+              <w:spacing w:after="40" w:before="40"/>
+            </w:pPr>
+            <w:r/>
+            <w:r>
+              <w:rPr>
+                <w:b/>
+                <w:color w:val="FFFFFF"/>
+                <w:sz w:val="18"/>
+              </w:rPr>
+              <w:t>How long</w:t>
+            </w:r>
+          </w:p>
+        </w:tc>
+      </w:tr>
+      <w:tr>
+        <w:tc>
+          <w:tcPr>
+            <w:tcW w:type="dxa" w:w="3388"/>
+          </w:tcPr>
+          <w:p>
+            <w:pPr>
+              <w:spacing w:after="40" w:before="40"/>
+            </w:pPr>
+            <w:r/>
+            <w:r>
+              <w:rPr>
+                <w:i w:val="0"/>
+                <w:color w:val="1A1A1A"/>
+                <w:sz w:val="18"/>
+              </w:rPr>
+              <w:t>one topic — twelve of the eighteen</w:t>
+            </w:r>
+          </w:p>
+        </w:tc>
+        <w:tc>
+          <w:tcPr>
+            <w:tcW w:type="dxa" w:w="3764"/>
+          </w:tcPr>
+          <w:p>
+            <w:pPr>
+              <w:spacing w:after="40" w:before="40"/>
+            </w:pPr>
+            <w:r/>
+            <w:r>
+              <w:rPr>
+                <w:i w:val="0"/>
+                <w:color w:val="1A1A1A"/>
+                <w:sz w:val="18"/>
+              </w:rPr>
+              <w:t>the extra questions</w:t>
+            </w:r>
+          </w:p>
+        </w:tc>
+        <w:tc>
+          <w:tcPr>
+            <w:tcW w:type="dxa" w:w="2259"/>
+          </w:tcPr>
+          <w:p>
+            <w:pPr>
+              <w:spacing w:after="40" w:before="40"/>
+            </w:pPr>
+            <w:r/>
+            <w:r>
+              <w:rPr>
+                <w:b/>
+                <w:i w:val="0"/>
+                <w:color w:val="1A1A1A"/>
+                <w:sz w:val="18"/>
+              </w:rPr>
+              <w:t>15–20 min</w:t>
+            </w:r>
+          </w:p>
+        </w:tc>
+      </w:tr>
+      <w:tr>
+        <w:tc>
+          <w:tcPr>
+            <w:tcW w:type="dxa" w:w="3388"/>
+            <w:shd w:val="clear" w:fill="EEF2F7"/>
+          </w:tcPr>
+          <w:p>
+            <w:pPr>
+              <w:spacing w:after="40" w:before="40"/>
+            </w:pPr>
+            <w:r/>
+            <w:r>
+              <w:rPr>
+                <w:i w:val="0"/>
+                <w:color w:val="1A1A1A"/>
+                <w:sz w:val="18"/>
+              </w:rPr>
+              <w:t>two topics — the remaining six</w:t>
+            </w:r>
+          </w:p>
+        </w:tc>
+        <w:tc>
+          <w:tcPr>
+            <w:tcW w:type="dxa" w:w="3764"/>
+            <w:shd w:val="clear" w:fill="EEF2F7"/>
+          </w:tcPr>
+          <w:p>
+            <w:pPr>
+              <w:spacing w:after="40" w:before="40"/>
+            </w:pPr>
+            <w:r/>
+            <w:r>
+              <w:rPr>
+                <w:i w:val="0"/>
+                <w:color w:val="1A1A1A"/>
+                <w:sz w:val="18"/>
+              </w:rPr>
+              <w:t>the main questions for both notebooks</w:t>
+            </w:r>
+          </w:p>
+        </w:tc>
+        <w:tc>
+          <w:tcPr>
+            <w:tcW w:type="dxa" w:w="2259"/>
+            <w:shd w:val="clear" w:fill="EEF2F7"/>
+          </w:tcPr>
+          <w:p>
+            <w:pPr>
+              <w:spacing w:after="40" w:before="40"/>
+            </w:pPr>
+            <w:r/>
+            <w:r>
+              <w:rPr>
+                <w:b/>
+                <w:i w:val="0"/>
+                <w:color w:val="1A1A1A"/>
+                <w:sz w:val="18"/>
+              </w:rPr>
+              <w:t>30–40 min</w:t>
+            </w:r>
+          </w:p>
+        </w:tc>
+      </w:tr>
+      <w:tr>
+        <w:tc>
+          <w:tcPr>
+            <w:tcW w:type="dxa" w:w="3388"/>
+          </w:tcPr>
+          <w:p>
+            <w:pPr>
+              <w:spacing w:after="40" w:before="40"/>
+            </w:pPr>
+            <w:r/>
+            <w:r>
+              <w:rPr>
+                <w:i w:val="0"/>
+                <w:color w:val="1A1A1A"/>
+                <w:sz w:val="18"/>
+              </w:rPr>
+              <w:t>the build and showcase sessions</w:t>
+            </w:r>
+          </w:p>
+        </w:tc>
+        <w:tc>
+          <w:tcPr>
+            <w:tcW w:type="dxa" w:w="3764"/>
+          </w:tcPr>
+          <w:p>
+            <w:pPr>
+              <w:spacing w:after="40" w:before="40"/>
+            </w:pPr>
+            <w:r/>
+            <w:r>
+              <w:rPr>
+                <w:i w:val="0"/>
+                <w:color w:val="1A1A1A"/>
+                <w:sz w:val="18"/>
+              </w:rPr>
+              <w:t>nothing</w:t>
+            </w:r>
+          </w:p>
+        </w:tc>
+        <w:tc>
+          <w:tcPr>
+            <w:tcW w:type="dxa" w:w="2259"/>
+          </w:tcPr>
+          <w:p>
+            <w:pPr>
+              <w:spacing w:after="40" w:before="40"/>
+            </w:pPr>
+            <w:r/>
+            <w:r>
+              <w:rPr>
+                <w:i w:val="0"/>
+                <w:color w:val="1A1A1A"/>
+                <w:sz w:val="18"/>
+              </w:rPr>
+              <w:t>—</w:t>
+            </w:r>
+          </w:p>
+        </w:tc>
+      </w:tr>
+    </w:tbl>
+    <w:p>
+      <w:pPr>
+        <w:spacing w:after="80"/>
+      </w:pPr>
+    </w:p>
+    <w:tbl>
+      <w:tblPr>
+        <w:tblW w:type="auto" w:w="0"/>
+        <w:tblLayout w:type="fixed"/>
+        <w:tblLook w:firstColumn="1" w:firstRow="1" w:lastColumn="0" w:lastRow="0" w:noHBand="0" w:noVBand="1" w:val="04A0"/>
+      </w:tblPr>
+      <w:tblGrid>
+        <w:gridCol w:w="9411"/>
+      </w:tblGrid>
+      <w:tr>
+        <w:tc>
+          <w:tcPr>
+            <w:tcW w:type="dxa" w:w="9411"/>
+            <w:shd w:val="clear" w:fill="F7F4EC"/>
+          </w:tcPr>
+          <w:p>
+            <w:pPr>
+              <w:spacing w:after="40"/>
+            </w:pPr>
+            <w:r/>
+            <w:r>
+              <w:rPr>
+                <w:b/>
+                <w:color w:val="1F3A5F"/>
+                <w:sz w:val="20"/>
+              </w:rPr>
+              <w:t>What homework is, and what it is not</w:t>
+            </w:r>
+          </w:p>
+          <w:p>
+            <w:pPr>
+              <w:spacing w:after="20"/>
+            </w:pPr>
+            <w:r>
+              <w:rPr>
+                <w:b/>
+                <w:i w:val="0"/>
+                <w:color w:val="1A1A1A"/>
+                <w:sz w:val="20"/>
+              </w:rPr>
+              <w:t>Every question is already printed in the notebook the session used</w:t>
+            </w:r>
+            <w:r>
+              <w:rPr>
+                <w:i w:val="0"/>
+                <w:color w:val="1A1A1A"/>
+                <w:sz w:val="20"/>
+              </w:rPr>
+              <w:t>, in the same three tiers and the same form as the work done together. Nothing new is ever introduced at home.</w:t>
+            </w:r>
+          </w:p>
+          <w:p>
+            <w:pPr>
+              <w:spacing w:after="20"/>
+            </w:pPr>
+            <w:r>
+              <w:rPr>
+                <w:b/>
+                <w:i w:val="0"/>
+                <w:color w:val="1A1A1A"/>
+                <w:sz w:val="20"/>
+              </w:rPr>
+              <w:t>The hardest tier is never set as homework.</w:t>
+            </w:r>
+            <w:r>
+              <w:rPr>
+                <w:i w:val="0"/>
+                <w:color w:val="1A1A1A"/>
+                <w:sz w:val="20"/>
+              </w:rPr>
+              <w:t xml:space="preserve"> Those questions exist for the fastest one or two in a room, and only in the room.</w:t>
+            </w:r>
+          </w:p>
+          <w:p>
+            <w:pPr>
+              <w:spacing w:after="20"/>
+            </w:pPr>
+            <w:r>
+              <w:rPr>
+                <w:b/>
+                <w:i w:val="0"/>
+                <w:color w:val="1A1A1A"/>
+                <w:sz w:val="20"/>
+              </w:rPr>
+              <w:t>Every session opens by going through the last one's homework</w:t>
+            </w:r>
+            <w:r>
+              <w:rPr>
+                <w:i w:val="0"/>
+                <w:color w:val="1A1A1A"/>
+                <w:sz w:val="20"/>
+              </w:rPr>
+              <w:t>, so it is checked rather than assumed — and a participant falling behind is visible in week two rather than week six.</w:t>
+            </w:r>
+          </w:p>
+          <w:p>
+            <w:pPr>
+              <w:spacing w:after="20"/>
+            </w:pPr>
+            <w:r>
+              <w:rPr>
+                <w:b/>
+                <w:i w:val="0"/>
+                <w:color w:val="1A1A1A"/>
+                <w:sz w:val="20"/>
+              </w:rPr>
+              <w:t>Teachers are told this before they enrol.</w:t>
+            </w:r>
+            <w:r>
+              <w:rPr>
+                <w:i w:val="0"/>
+                <w:color w:val="1A1A1A"/>
+                <w:sz w:val="20"/>
+              </w:rPr>
+              <w:t xml:space="preserve"> A course that asks for three evenings a week when it advertised two is how a cohort is lost.</w:t>
+            </w:r>
+          </w:p>
+        </w:tc>
+      </w:tr>
+    </w:tbl>
+    <w:p>
+      <w:pPr>
+        <w:spacing w:after="80"/>
+      </w:pPr>
+    </w:p>
+    <w:p>
+      <w:pPr>
+        <w:spacing w:after="140"/>
+      </w:pPr>
+      <w:r>
+        <w:rPr>
+          <w:i w:val="0"/>
+          <w:color w:val="1A1A1A"/>
+          <w:sz w:val="21"/>
+        </w:rPr>
+        <w:t xml:space="preserve">The </w:t>
+      </w:r>
+      <w:r>
+        <w:rPr>
+          <w:b/>
+          <w:i w:val="0"/>
+          <w:color w:val="1A1A1A"/>
+          <w:sz w:val="21"/>
+        </w:rPr>
+        <w:t>three assessments</w:t>
+      </w:r>
+      <w:r>
+        <w:rPr>
+          <w:i w:val="0"/>
+          <w:color w:val="1A1A1A"/>
+          <w:sz w:val="21"/>
+        </w:rPr>
+        <w:t xml:space="preserve"> are separate sittings and consume no session time.</w:t>
       </w:r>
     </w:p>
     <w:p>

--- a/partners/Python_from_Zero_Programme_Dossier.docx
+++ b/partners/Python_from_Zero_Programme_Dossier.docx
@@ -435,7 +435,7 @@
                 <w:color w:val="1A1A1A"/>
                 <w:sz w:val="19"/>
               </w:rPr>
-              <w:t>A runnable four-file Python program over the participant's own class data, demonstrated to a colleague</w:t>
+              <w:t>A runnable three-file Python program over the participant's own class data, demonstrated to a colleague</w:t>
             </w:r>
           </w:p>
         </w:tc>
@@ -626,7 +626,7 @@
                 <w:color w:val="1A1A1A"/>
                 <w:sz w:val="19"/>
               </w:rPr>
-              <w:t>3.2 — for partner review · 2 October 2026</w:t>
+              <w:t>3.3 — for partner review · 2 October 2026</w:t>
             </w:r>
           </w:p>
         </w:tc>
@@ -5884,7 +5884,7 @@
                 <w:color w:val="1A1A1A"/>
                 <w:sz w:val="17"/>
               </w:rPr>
-              <w:t>Four files that each do one thing</w:t>
+              <w:t>Two files that each do one thing</w:t>
             </w:r>
           </w:p>
         </w:tc>
@@ -8749,7 +8749,7 @@
                 <w:color w:val="1A1A1A"/>
                 <w:sz w:val="19"/>
               </w:rPr>
-              <w:t xml:space="preserve"> never landed, and the four-file program rests on it</w:t>
+              <w:t xml:space="preserve"> never landed, and the three-file program rests on it</w:t>
             </w:r>
           </w:p>
         </w:tc>
@@ -12437,7 +12437,7 @@
                 <w:color w:val="1A1A1A"/>
                 <w:sz w:val="19"/>
               </w:rPr>
-              <w:t>a four-file gradebook over the teacher's own class</w:t>
+              <w:t>a three-file gradebook over the teacher's own class</w:t>
             </w:r>
           </w:p>
         </w:tc>
@@ -18136,7 +18136,7 @@
                 <w:color w:val="1A1A1A"/>
                 <w:sz w:val="18"/>
               </w:rPr>
-              <w:t>4 files</w:t>
+              <w:t>3 files</w:t>
             </w:r>
           </w:p>
         </w:tc>
@@ -18549,7 +18549,7 @@
           <w:color w:val="5A5A5A"/>
           <w:sz w:val="18"/>
         </w:rPr>
-        <w:t>Programme dossier v3.2 · 2 October 2026 · Prepared for Fast Foundation. Figures in this document are generated from the programme materials and verified against them at the time of writing.</w:t>
+        <w:t>Programme dossier v3.3 · 2 October 2026 · Prepared for Fast Foundation. Figures in this document are generated from the programme materials and verified against them at the time of writing.</w:t>
       </w:r>
     </w:p>
     <w:sectPr>

--- a/partners/Python_from_Zero_Programme_Dossier.docx
+++ b/partners/Python_from_Zero_Programme_Dossier.docx
@@ -6687,7 +6687,7 @@
           <w:color w:val="1A1A1A"/>
           <w:sz w:val="21"/>
         </w:rPr>
-        <w:t xml:space="preserve">, in their own folder, made of four files they typed themselves. One command — </w:t>
+        <w:t xml:space="preserve">, in their own folder, made of three files they typed themselves. One command — </w:t>
       </w:r>
       <w:r>
         <w:rPr>
@@ -6704,7 +6704,7 @@
           <w:color w:val="1A1A1A"/>
           <w:sz w:val="21"/>
         </w:rPr>
-        <w:t xml:space="preserve"> — opens their class, shows who passed, lists who did not, corrects a grade, and saves.</w:t>
+        <w:t xml:space="preserve"> — opens their class, shows who passed, lists who did not, corrects a grade, and saves. Two of the three exist by the end of session 16; the third arrives in session 17, when files are taught.</w:t>
       </w:r>
     </w:p>
     <w:tbl>
@@ -6802,7 +6802,7 @@
                 <w:color w:val="1A1A1A"/>
                 <w:sz w:val="19"/>
               </w:rPr>
-              <w:t>settings.py</w:t>
+              <w:t>grades.py</w:t>
             </w:r>
           </w:p>
         </w:tc>
@@ -6821,7 +6821,7 @@
                 <w:color w:val="1A1A1A"/>
                 <w:sz w:val="19"/>
               </w:rPr>
-              <w:t>Every number you might want to change</w:t>
+              <w:t>Every number you might want to change, and the calculations: average, highest, pass or fail</w:t>
             </w:r>
           </w:p>
         </w:tc>
@@ -6840,7 +6840,7 @@
                 <w:color w:val="1A1A1A"/>
                 <w:sz w:val="19"/>
               </w:rPr>
-              <w:t>It contains no logic at all</w:t>
+              <w:t>Nothing about files, and nothing about printing</w:t>
             </w:r>
           </w:p>
         </w:tc>
@@ -6925,7 +6925,7 @@
                 <w:color w:val="1A1A1A"/>
                 <w:sz w:val="19"/>
               </w:rPr>
-              <w:t>grades.py</w:t>
+              <w:t>main.py</w:t>
             </w:r>
           </w:p>
         </w:tc>
@@ -6944,76 +6944,13 @@
                 <w:color w:val="1A1A1A"/>
                 <w:sz w:val="19"/>
               </w:rPr>
-              <w:t>The calculations: average, highest, pass or fail</w:t>
+              <w:t>Asks the teacher what they want, and prints</w:t>
             </w:r>
           </w:p>
         </w:tc>
         <w:tc>
           <w:tcPr>
             <w:tcW w:type="dxa" w:w="3764"/>
-          </w:tcPr>
-          <w:p>
-            <w:pPr>
-              <w:spacing w:after="40" w:before="40"/>
-            </w:pPr>
-            <w:r/>
-            <w:r>
-              <w:rPr>
-                <w:i w:val="0"/>
-                <w:color w:val="1A1A1A"/>
-                <w:sz w:val="19"/>
-              </w:rPr>
-              <w:t>Nothing about files</w:t>
-            </w:r>
-          </w:p>
-        </w:tc>
-      </w:tr>
-      <w:tr>
-        <w:tc>
-          <w:tcPr>
-            <w:tcW w:type="dxa" w:w="1600"/>
-            <w:shd w:val="clear" w:fill="EEF2F7"/>
-          </w:tcPr>
-          <w:p>
-            <w:pPr>
-              <w:spacing w:after="40" w:before="40"/>
-            </w:pPr>
-            <w:r/>
-            <w:r>
-              <w:rPr>
-                <w:rFonts w:ascii="Consolas" w:hAnsi="Consolas"/>
-                <w:i w:val="0"/>
-                <w:color w:val="1A1A1A"/>
-                <w:sz w:val="19"/>
-              </w:rPr>
-              <w:t>main.py</w:t>
-            </w:r>
-          </w:p>
-        </w:tc>
-        <w:tc>
-          <w:tcPr>
-            <w:tcW w:type="dxa" w:w="4047"/>
-            <w:shd w:val="clear" w:fill="EEF2F7"/>
-          </w:tcPr>
-          <w:p>
-            <w:pPr>
-              <w:spacing w:after="40" w:before="40"/>
-            </w:pPr>
-            <w:r/>
-            <w:r>
-              <w:rPr>
-                <w:i w:val="0"/>
-                <w:color w:val="1A1A1A"/>
-                <w:sz w:val="19"/>
-              </w:rPr>
-              <w:t>Asks the teacher what they want, and prints</w:t>
-            </w:r>
-          </w:p>
-        </w:tc>
-        <w:tc>
-          <w:tcPr>
-            <w:tcW w:type="dxa" w:w="3764"/>
-            <w:shd w:val="clear" w:fill="EEF2F7"/>
           </w:tcPr>
           <w:p>
             <w:pPr>

--- a/partners/Python_from_Zero_Programme_Dossier.docx
+++ b/partners/Python_from_Zero_Programme_Dossier.docx
@@ -236,7 +236,7 @@
                 <w:color w:val="1A1A1A"/>
                 <w:sz w:val="19"/>
               </w:rPr>
-              <w:t xml:space="preserve"> over nine weeks, plus homework between sessions and three assessment sittings</w:t>
+              <w:t xml:space="preserve"> over nine weeks, plus homework between sessions; a midpoint and a final assessment, being redesigned</w:t>
             </w:r>
           </w:p>
         </w:tc>
@@ -484,7 +484,7 @@
                 <w:color w:val="1A1A1A"/>
                 <w:sz w:val="19"/>
               </w:rPr>
-              <w:t xml:space="preserve"> All software is free; nothing touches a paid service or needs the internet after day one</w:t>
+              <w:t xml:space="preserve"> All software is free; nothing touches a paid service or needs the internet after session 1</w:t>
             </w:r>
           </w:p>
         </w:tc>
@@ -535,7 +535,41 @@
                 <w:color w:val="1A1A1A"/>
                 <w:sz w:val="19"/>
               </w:rPr>
-              <w:t xml:space="preserve"> More than 90% = success, under 50% = failure (section 8) — plus a trial class with real pupils in March</w:t>
+              <w:t xml:space="preserve"> A teacher passes with more than 85% of tasks done; the course succeeds if more than 80% of teachers pass, and fails under 70% (section 8). Plus </w:t>
+            </w:r>
+            <w:r>
+              <w:rPr>
+                <w:b/>
+                <w:i w:val="0"/>
+                <w:color w:val="1A1A1A"/>
+                <w:sz w:val="19"/>
+              </w:rPr>
+              <w:t>trial lessons with real pupils</w:t>
+            </w:r>
+            <w:r>
+              <w:rPr>
+                <w:i w:val="0"/>
+                <w:color w:val="1A1A1A"/>
+                <w:sz w:val="19"/>
+              </w:rPr>
+              <w:t xml:space="preserve">: one or two coding lessons in Part 1, two on theoretical material in Part 2. </w:t>
+            </w:r>
+            <w:r>
+              <w:rPr>
+                <w:b/>
+                <w:i w:val="0"/>
+                <w:color w:val="1A1A1A"/>
+                <w:sz w:val="19"/>
+              </w:rPr>
+              <w:t>Part 2 is judged against teachers who already teach in a school</w:t>
+            </w:r>
+            <w:r>
+              <w:rPr>
+                <w:i w:val="0"/>
+                <w:color w:val="1A1A1A"/>
+                <w:sz w:val="19"/>
+              </w:rPr>
+              <w:t xml:space="preserve"> (section 12)</w:t>
             </w:r>
           </w:p>
         </w:tc>
@@ -626,7 +660,7 @@
                 <w:color w:val="1A1A1A"/>
                 <w:sz w:val="19"/>
               </w:rPr>
-              <w:t>3.3 — for partner review · 2 October 2026</w:t>
+              <w:t>3.6 — for partner review · 16 October 2026</w:t>
             </w:r>
           </w:p>
         </w:tc>
@@ -733,7 +767,7 @@
                 <w:color w:val="1A1A1A"/>
                 <w:sz w:val="20"/>
               </w:rPr>
-              <w:t>Section 9 states the risks plainly, including how this could fail. We would rather you read them here than discover them later.</w:t>
+              <w:t>Section 9 sets out the one risk that matters — that teachers still do not feel comfortable coding after Part 1 — and how the course watches for it.</w:t>
             </w:r>
           </w:p>
         </w:tc>
@@ -998,7 +1032,7 @@
                 <w:color w:val="1A1A1A"/>
                 <w:sz w:val="20"/>
               </w:rPr>
-              <w:t xml:space="preserve"> The threshold is agreed and is in section 8.</w:t>
+              <w:t xml:space="preserve"> The thresholds were agreed with you on 15 October and are in section 8.</w:t>
             </w:r>
           </w:p>
         </w:tc>
@@ -1273,7 +1307,7 @@
           <w:color w:val="1A1A1A"/>
           <w:sz w:val="21"/>
         </w:rPr>
-        <w:t>discovery days</w:t>
+        <w:t>discovery sessions</w:t>
       </w:r>
       <w:r>
         <w:rPr>
@@ -1318,7 +1352,7 @@
                 <w:color w:val="FFFFFF"/>
                 <w:sz w:val="19"/>
               </w:rPr>
-              <w:t>Day</w:t>
+              <w:t>Topic</w:t>
             </w:r>
           </w:p>
         </w:tc>
@@ -1814,7 +1848,7 @@
         <w:pStyle w:val="Heading2"/>
       </w:pPr>
       <w:r>
-        <w:t>A worked example — day 6</w:t>
+        <w:t>A worked example — topic 6</w:t>
       </w:r>
     </w:p>
     <w:p>
@@ -1843,7 +1877,7 @@
           <w:color w:val="1A1A1A"/>
           <w:sz w:val="21"/>
         </w:rPr>
-        <w:t xml:space="preserve"> With what they know on day 6, that means one variable per student. The notebook supplies twenty; they add a few of their own and update the scores. It works, and it takes a while.</w:t>
+        <w:t xml:space="preserve"> With what they know by topic 6, that means one variable per student. The notebook supplies twenty; they add a few of their own and update the scores. It works, and it takes a while.</w:t>
       </w:r>
     </w:p>
     <w:p>
@@ -1969,7 +2003,7 @@
                 <w:color w:val="1A1A1A"/>
                 <w:sz w:val="19"/>
               </w:rPr>
-              <w:t>An earlier draft planted a difficulty on day 6 and resolved it on day 10. Good structure on paper, bad teaching in practice: adults who spend an evening on tedious work and go home with no resolution do not come back. If a session runs long, the optional tasks are cut — never the second half</w:t>
+              <w:t>An earlier draft planted a difficulty in topic 6 and resolved it four sessions later. Good structure on paper, bad teaching in practice: adults who spend an evening on tedious work and go home with no resolution do not come back. If a session runs long, the optional tasks are cut — never the second half</w:t>
             </w:r>
           </w:p>
         </w:tc>
@@ -2248,7 +2282,7 @@
                 <w:color w:val="1A1A1A"/>
                 <w:sz w:val="20"/>
               </w:rPr>
-              <w:t xml:space="preserve">, and the practice that no longer fits is set as homework — on the three sessions that cover two topics that means the </w:t>
+              <w:t xml:space="preserve">, and the practice that no longer fits is set as homework — on the three paired sessions, which cover two topics each, that means the </w:t>
             </w:r>
             <w:r>
               <w:rPr>
@@ -2265,7 +2299,24 @@
                 <w:color w:val="1A1A1A"/>
                 <w:sz w:val="20"/>
               </w:rPr>
-              <w:t xml:space="preserve"> tier of both notebooks, 30–40 minutes, and the Extra tier is not asked for on top. Nothing new is ever introduced at home: every task is already in the notebook. Teachers are told this at enrolment, not in week three. It is homework drawn from tasks the notebooks already carry. Once the cohort has adapted we may move to three of eighty minutes; the topic map and deliverables would not change.</w:t>
+              <w:t xml:space="preserve"> tier of both notebooks, 30–40 minutes, and the Extra tier is not asked for on top. Nothing new is ever introduced at home: every task is already in the notebook. Teachers are told this at enrolment, not in week three. </w:t>
+            </w:r>
+            <w:r>
+              <w:rPr>
+                <w:b/>
+                <w:i w:val="0"/>
+                <w:color w:val="1A1A1A"/>
+                <w:sz w:val="20"/>
+              </w:rPr>
+              <w:t>Once a group has settled in, the rhythm may change</w:t>
+            </w:r>
+            <w:r>
+              <w:rPr>
+                <w:i w:val="0"/>
+                <w:color w:val="1A1A1A"/>
+                <w:sz w:val="20"/>
+              </w:rPr>
+              <w:t xml:space="preserve"> — shorter or longer sessions, or a different number per week (an earlier plan had three shorter sessions per week). The topics and deliverables would not change.</w:t>
             </w:r>
           </w:p>
           <w:p>
@@ -2472,7 +2523,7 @@
                 <w:color w:val="1A1A1A"/>
                 <w:sz w:val="19"/>
               </w:rPr>
-              <w:t>1–4</w:t>
+              <w:t>1–3</w:t>
             </w:r>
           </w:p>
         </w:tc>
@@ -2504,14 +2555,6 @@
               <w:spacing w:after="40" w:before="40"/>
             </w:pPr>
             <w:r/>
-            <w:r>
-              <w:rPr>
-                <w:i/>
-                <w:color w:val="1A1A1A"/>
-                <w:sz w:val="19"/>
-              </w:rPr>
-              <w:t>diagnostic sat before session 1</w:t>
-            </w:r>
           </w:p>
         </w:tc>
       </w:tr>
@@ -2572,7 +2615,7 @@
                 <w:color w:val="1A1A1A"/>
                 <w:sz w:val="19"/>
               </w:rPr>
-              <w:t>5–6</w:t>
+              <w:t>4–5</w:t>
             </w:r>
           </w:p>
         </w:tc>
@@ -2592,7 +2635,7 @@
                 <w:color w:val="1A1A1A"/>
                 <w:sz w:val="19"/>
               </w:rPr>
-              <w:t>I can name things, and keep a whole class in one list</w:t>
+              <w:t>I can name things</w:t>
             </w:r>
           </w:p>
         </w:tc>
@@ -2663,7 +2706,7 @@
                 <w:color w:val="1A1A1A"/>
                 <w:sz w:val="19"/>
               </w:rPr>
-              <w:t>7–8</w:t>
+              <w:t>6–7</w:t>
             </w:r>
           </w:p>
         </w:tc>
@@ -2682,7 +2725,7 @@
                 <w:color w:val="1A1A1A"/>
                 <w:sz w:val="19"/>
               </w:rPr>
-              <w:t>Every data type I need, and I can find one student</w:t>
+              <w:t>A whole class in one list</w:t>
             </w:r>
           </w:p>
         </w:tc>
@@ -2755,7 +2798,7 @@
                 <w:color w:val="1A1A1A"/>
                 <w:sz w:val="19"/>
               </w:rPr>
-              <w:t>9–11</w:t>
+              <w:t>8–10</w:t>
             </w:r>
           </w:p>
         </w:tc>
@@ -2775,7 +2818,7 @@
                 <w:color w:val="1A1A1A"/>
                 <w:sz w:val="19"/>
               </w:rPr>
-              <w:t>Conditions, then one loop marks thirty students</w:t>
+              <w:t>I can find one student, and the computer decides</w:t>
             </w:r>
           </w:p>
         </w:tc>
@@ -2846,7 +2889,7 @@
                 <w:color w:val="1A1A1A"/>
                 <w:sz w:val="19"/>
               </w:rPr>
-              <w:t>12–15</w:t>
+              <w:t>11–13</w:t>
             </w:r>
           </w:p>
         </w:tc>
@@ -2865,7 +2908,7 @@
                 <w:color w:val="1A1A1A"/>
                 <w:sz w:val="19"/>
               </w:rPr>
-              <w:t>I can compute and report on the whole class</w:t>
+              <w:t>One loop marks thirty students</w:t>
             </w:r>
           </w:p>
         </w:tc>
@@ -2886,6 +2929,14 @@
                 <w:sz w:val="19"/>
               </w:rPr>
               <w:t>Midpoint</w:t>
+            </w:r>
+            <w:r>
+              <w:rPr>
+                <w:i w:val="0"/>
+                <w:color w:val="1A1A1A"/>
+                <w:sz w:val="19"/>
+              </w:rPr>
+              <w:t>, after session 10</w:t>
             </w:r>
           </w:p>
         </w:tc>
@@ -2947,7 +2998,7 @@
                 <w:color w:val="1A1A1A"/>
                 <w:sz w:val="19"/>
               </w:rPr>
-              <w:t>16–17</w:t>
+              <w:t>14–15</w:t>
             </w:r>
           </w:p>
         </w:tc>
@@ -2967,7 +3018,7 @@
                 <w:color w:val="1A1A1A"/>
                 <w:sz w:val="19"/>
               </w:rPr>
-              <w:t>I write a calculation once and use it everywhere</w:t>
+              <w:t>I can report on the whole class</w:t>
             </w:r>
           </w:p>
         </w:tc>
@@ -3038,7 +3089,7 @@
                 <w:color w:val="1A1A1A"/>
                 <w:sz w:val="19"/>
               </w:rPr>
-              <w:t>18–21</w:t>
+              <w:t>16–17</w:t>
             </w:r>
           </w:p>
         </w:tc>
@@ -3057,7 +3108,7 @@
                 <w:color w:val="1A1A1A"/>
                 <w:sz w:val="19"/>
               </w:rPr>
-              <w:t>It is a program now, not a notebook</w:t>
+              <w:t>I write the calculation once and use it everywhere</w:t>
             </w:r>
           </w:p>
         </w:tc>
@@ -3070,6 +3121,23 @@
               <w:spacing w:after="40" w:before="40"/>
             </w:pPr>
             <w:r/>
+            <w:r>
+              <w:rPr>
+                <w:b/>
+                <w:i w:val="0"/>
+                <w:color w:val="1A1A1A"/>
+                <w:sz w:val="19"/>
+              </w:rPr>
+              <w:t>Trial class</w:t>
+            </w:r>
+            <w:r>
+              <w:rPr>
+                <w:i w:val="0"/>
+                <w:color w:val="1A1A1A"/>
+                <w:sz w:val="19"/>
+              </w:rPr>
+              <w:t xml:space="preserve"> with real pupils</w:t>
+            </w:r>
           </w:p>
         </w:tc>
       </w:tr>
@@ -3130,7 +3198,7 @@
                 <w:color w:val="1A1A1A"/>
                 <w:sz w:val="19"/>
               </w:rPr>
-              <w:t>22–24</w:t>
+              <w:t>18–21</w:t>
             </w:r>
           </w:p>
         </w:tc>
@@ -3150,7 +3218,7 @@
                 <w:color w:val="1A1A1A"/>
                 <w:sz w:val="19"/>
               </w:rPr>
-              <w:t>It has my class in it, it saves, and I showed it to someone</w:t>
+              <w:t>It is a program now, not a notebook</w:t>
             </w:r>
           </w:p>
         </w:tc>
@@ -3164,6 +3232,95 @@
               <w:spacing w:after="40" w:before="40"/>
             </w:pPr>
             <w:r/>
+          </w:p>
+        </w:tc>
+      </w:tr>
+      <w:tr>
+        <w:tc>
+          <w:tcPr>
+            <w:tcW w:type="dxa" w:w="753"/>
+          </w:tcPr>
+          <w:p>
+            <w:pPr>
+              <w:spacing w:after="40" w:before="40"/>
+            </w:pPr>
+            <w:r/>
+            <w:r>
+              <w:rPr>
+                <w:i w:val="0"/>
+                <w:color w:val="1A1A1A"/>
+                <w:sz w:val="19"/>
+              </w:rPr>
+              <w:t>9</w:t>
+            </w:r>
+          </w:p>
+        </w:tc>
+        <w:tc>
+          <w:tcPr>
+            <w:tcW w:type="dxa" w:w="1129"/>
+          </w:tcPr>
+          <w:p>
+            <w:pPr>
+              <w:spacing w:after="40" w:before="40"/>
+            </w:pPr>
+            <w:r/>
+            <w:r>
+              <w:rPr>
+                <w:i w:val="0"/>
+                <w:color w:val="1A1A1A"/>
+                <w:sz w:val="19"/>
+              </w:rPr>
+              <w:t>17–18</w:t>
+            </w:r>
+          </w:p>
+        </w:tc>
+        <w:tc>
+          <w:tcPr>
+            <w:tcW w:type="dxa" w:w="1035"/>
+          </w:tcPr>
+          <w:p>
+            <w:pPr>
+              <w:spacing w:after="40" w:before="40"/>
+            </w:pPr>
+            <w:r/>
+            <w:r>
+              <w:rPr>
+                <w:i w:val="0"/>
+                <w:color w:val="1A1A1A"/>
+                <w:sz w:val="19"/>
+              </w:rPr>
+              <w:t>22–24</w:t>
+            </w:r>
+          </w:p>
+        </w:tc>
+        <w:tc>
+          <w:tcPr>
+            <w:tcW w:type="dxa" w:w="4611"/>
+          </w:tcPr>
+          <w:p>
+            <w:pPr>
+              <w:spacing w:after="40" w:before="40"/>
+            </w:pPr>
+            <w:r/>
+            <w:r>
+              <w:rPr>
+                <w:i w:val="0"/>
+                <w:color w:val="1A1A1A"/>
+                <w:sz w:val="19"/>
+              </w:rPr>
+              <w:t>It has my class in it, it saves, and I showed it to someone</w:t>
+            </w:r>
+          </w:p>
+        </w:tc>
+        <w:tc>
+          <w:tcPr>
+            <w:tcW w:type="dxa" w:w="1882"/>
+          </w:tcPr>
+          <w:p>
+            <w:pPr>
+              <w:spacing w:after="40" w:before="40"/>
+            </w:pPr>
+            <w:r/>
             <w:r>
               <w:rPr>
                 <w:b/>
@@ -3171,7 +3328,15 @@
                 <w:color w:val="1A1A1A"/>
                 <w:sz w:val="19"/>
               </w:rPr>
-              <w:t>Final practical</w:t>
+              <w:t>Final assessment</w:t>
+            </w:r>
+            <w:r>
+              <w:rPr>
+                <w:i w:val="0"/>
+                <w:color w:val="1A1A1A"/>
+                <w:sz w:val="19"/>
+              </w:rPr>
+              <w:t>, in session 18</w:t>
             </w:r>
           </w:p>
         </w:tc>
@@ -3193,7 +3358,7 @@
           <w:color w:val="1A1A1A"/>
           <w:sz w:val="21"/>
         </w:rPr>
-        <w:t>Week 4 is the centre of the course</w:t>
+        <w:t>Weeks 4 and 5 are the centre of the course</w:t>
       </w:r>
       <w:r>
         <w:rPr>
@@ -3201,7 +3366,7 @@
           <w:color w:val="1A1A1A"/>
           <w:sz w:val="21"/>
         </w:rPr>
-        <w:t xml:space="preserve"> — where the first two discovery sessions pay off and a loop first does thirty students' work. If the calendar slips, that week is protected.</w:t>
+        <w:t xml:space="preserve"> — where the first discovery sessions pay off and, in session 9, a loop first does thirty students' work. If the calendar slips, those weeks are protected.</w:t>
       </w:r>
     </w:p>
     <w:p>
@@ -3286,7 +3451,7 @@
           <w:color w:val="1A1A1A"/>
           <w:sz w:val="21"/>
         </w:rPr>
-        <w:t xml:space="preserve">, and that ceiling does not move when sessions lengthen: </w:t>
+        <w:t xml:space="preserve">. </w:t>
       </w:r>
       <w:r>
         <w:rPr>
@@ -3295,7 +3460,7 @@
           <w:color w:val="1A1A1A"/>
           <w:sz w:val="21"/>
         </w:rPr>
-        <w:t>the extra 25 minutes goes to hands-on work</w:t>
+        <w:t>The rest of a session goes to hands-on work</w:t>
       </w:r>
       <w:r>
         <w:rPr>
@@ -3303,7 +3468,7 @@
           <w:color w:val="1A1A1A"/>
           <w:sz w:val="21"/>
         </w:rPr>
-        <w:t xml:space="preserve"> and to the second half of the discovery days, which is where the method lives. Hands-on is never less than half of a session.</w:t>
+        <w:t xml:space="preserve"> and to the second half of the discovery sessions, which is where the method lives. Hands-on is never less than half of a session.</w:t>
       </w:r>
     </w:p>
     <w:p>
@@ -3454,7 +3619,7 @@
                 <w:color w:val="1A1A1A"/>
                 <w:sz w:val="19"/>
               </w:rPr>
-              <w:t>In a room, sixteen people downloading 1 GB over one school connection would have cost a session. Each teacher now installs at home, on their own connection, before day one</w:t>
+              <w:t>In a room, a whole group downloading 1 GB over one school connection would have cost a session. Each teacher now installs at home, on their own connection, before session 1</w:t>
             </w:r>
           </w:p>
         </w:tc>
@@ -3786,7 +3951,7 @@
                 <w:color w:val="1A1A1A"/>
                 <w:sz w:val="18"/>
               </w:rPr>
-              <w:t>one topic — twelve of the eighteen</w:t>
+              <w:t>one topic, or the setup session — thirteen of the eighteen</w:t>
             </w:r>
           </w:p>
         </w:tc>
@@ -3847,7 +4012,7 @@
                 <w:color w:val="1A1A1A"/>
                 <w:sz w:val="18"/>
               </w:rPr>
-              <w:t>two topics — the remaining six</w:t>
+              <w:t>two topics, taught together — three of the eighteen</w:t>
             </w:r>
           </w:p>
         </w:tc>
@@ -3909,7 +4074,7 @@
                 <w:color w:val="1A1A1A"/>
                 <w:sz w:val="18"/>
               </w:rPr>
-              <w:t>the build and showcase sessions</w:t>
+              <w:t>the transition and project sessions — the other two</w:t>
             </w:r>
           </w:p>
         </w:tc>
@@ -4093,24 +4258,7 @@
           <w:color w:val="1A1A1A"/>
           <w:sz w:val="21"/>
         </w:rPr>
-        <w:t xml:space="preserve">The </w:t>
-      </w:r>
-      <w:r>
-        <w:rPr>
-          <w:b/>
-          <w:i w:val="0"/>
-          <w:color w:val="1A1A1A"/>
-          <w:sz w:val="21"/>
-        </w:rPr>
-        <w:t>three assessments</w:t>
-      </w:r>
-      <w:r>
-        <w:rPr>
-          <w:i w:val="0"/>
-          <w:color w:val="1A1A1A"/>
-          <w:sz w:val="21"/>
-        </w:rPr>
-        <w:t xml:space="preserve"> are separate sittings and consume no session time.</w:t>
+        <w:t>The assessments are separate sittings and consume no session time.</w:t>
       </w:r>
     </w:p>
     <w:p>
@@ -4173,7 +4321,7 @@
           <w:color w:val="1A1A1A"/>
           <w:sz w:val="21"/>
         </w:rPr>
-        <w:t xml:space="preserve"> marks a discovery session, </w:t>
+        <w:t xml:space="preserve"> marks a topic taught as a discovery session, </w:t>
       </w:r>
       <w:r>
         <w:rPr>
@@ -6616,7 +6764,7 @@
           <w:color w:val="1A1A1A"/>
           <w:sz w:val="21"/>
         </w:rPr>
-        <w:t xml:space="preserve">, and most of semester 2. Two orderings differ from the state document deliberately: we teach conditions before loops, and every data type before both, because our discovery sequence depends on having something worth looping over. </w:t>
+        <w:t xml:space="preserve">, and the first two topics of semester 2 — functions and files. Two orderings differ from the state document deliberately: we teach conditions before loops, and every data type before both, because our discovery sequence depends on having something worth looping over. </w:t>
       </w:r>
       <w:r>
         <w:rPr>
@@ -7118,7 +7266,7 @@
                 <w:color w:val="1A1A1A"/>
                 <w:sz w:val="19"/>
               </w:rPr>
-              <w:t>Day 10</w:t>
+              <w:t>Session 9</w:t>
             </w:r>
           </w:p>
         </w:tc>
@@ -7159,7 +7307,7 @@
                 <w:color w:val="1A1A1A"/>
                 <w:sz w:val="19"/>
               </w:rPr>
-              <w:t>Day 17</w:t>
+              <w:t>Session 14</w:t>
             </w:r>
           </w:p>
         </w:tc>
@@ -7201,7 +7349,7 @@
                 <w:color w:val="1A1A1A"/>
                 <w:sz w:val="19"/>
               </w:rPr>
-              <w:t>Day 21</w:t>
+              <w:t>Session 16</w:t>
             </w:r>
           </w:p>
         </w:tc>
@@ -7221,7 +7369,7 @@
                 <w:color w:val="1A1A1A"/>
                 <w:sz w:val="19"/>
               </w:rPr>
-              <w:t>A working `python main.py` — confirmed individually, per person, before they leave the room.</w:t>
+              <w:t>A working `python main.py` — confirmed individually, per person, before they leave the call.</w:t>
             </w:r>
             <w:r>
               <w:rPr>
@@ -7229,7 +7377,7 @@
                 <w:color w:val="1A1A1A"/>
                 <w:sz w:val="19"/>
               </w:rPr>
-              <w:t xml:space="preserve"> Everything after this day assumes it</w:t>
+              <w:t xml:space="preserve"> Everything after this session assumes it</w:t>
             </w:r>
           </w:p>
         </w:tc>
@@ -7754,7 +7902,7 @@
           <w:color w:val="1A1A1A"/>
           <w:sz w:val="21"/>
         </w:rPr>
-        <w:t>Three sittings</w:t>
+        <w:t>The assessments are being redesigned.</w:t>
       </w:r>
       <w:r>
         <w:rPr>
@@ -7762,7 +7910,7 @@
           <w:color w:val="1A1A1A"/>
           <w:sz w:val="21"/>
         </w:rPr>
-        <w:t xml:space="preserve">, designed jointly with our partner colleague. They are </w:t>
+        <w:t xml:space="preserve"> The previous three sittings — a diagnostic, a midpoint and a final practical — were withdrawn on 16 October 2026. Two take their place: a </w:t>
       </w:r>
       <w:r>
         <w:rPr>
@@ -7771,7 +7919,7 @@
           <w:color w:val="1A1A1A"/>
           <w:sz w:val="21"/>
         </w:rPr>
-        <w:t>separate sittings, not session time</w:t>
+        <w:t>midpoint after session 10</w:t>
       </w:r>
       <w:r>
         <w:rPr>
@@ -7779,529 +7927,7 @@
           <w:color w:val="1A1A1A"/>
           <w:sz w:val="21"/>
         </w:rPr>
-        <w:t xml:space="preserve"> — the 18 teaching sessions remain 22½ hours exactly and the assessments add roughly 3½ hours.</w:t>
-      </w:r>
-    </w:p>
-    <w:tbl>
-      <w:tblPr>
-        <w:tblStyle w:val="TableGrid"/>
-        <w:tblW w:type="auto" w:w="0"/>
-        <w:jc w:val="center"/>
-        <w:tblLayout w:type="fixed"/>
-        <w:tblLook w:firstColumn="1" w:firstRow="1" w:lastColumn="0" w:lastRow="0" w:noHBand="0" w:noVBand="1" w:val="04A0"/>
-      </w:tblPr>
-      <w:tblGrid>
-        <w:gridCol w:w="376"/>
-        <w:gridCol w:w="1976"/>
-        <w:gridCol w:w="1318"/>
-        <w:gridCol w:w="1223"/>
-        <w:gridCol w:w="1035"/>
-        <w:gridCol w:w="3482"/>
-      </w:tblGrid>
-      <w:tr>
-        <w:trPr>
-          <w:tblHeader w:val="true"/>
-        </w:trPr>
-        <w:tc>
-          <w:tcPr>
-            <w:tcW w:type="dxa" w:w="376"/>
-            <w:shd w:val="clear" w:fill="1F3A5F"/>
-          </w:tcPr>
-          <w:p>
-            <w:pPr>
-              <w:spacing w:after="40" w:before="40"/>
-            </w:pPr>
-            <w:r/>
-            <w:r>
-              <w:rPr>
-                <w:b/>
-                <w:color w:val="FFFFFF"/>
-                <w:sz w:val="19"/>
-              </w:rPr>
-            </w:r>
-          </w:p>
-        </w:tc>
-        <w:tc>
-          <w:tcPr>
-            <w:tcW w:type="dxa" w:w="1976"/>
-            <w:shd w:val="clear" w:fill="1F3A5F"/>
-          </w:tcPr>
-          <w:p>
-            <w:pPr>
-              <w:spacing w:after="40" w:before="40"/>
-            </w:pPr>
-            <w:r/>
-            <w:r>
-              <w:rPr>
-                <w:b/>
-                <w:color w:val="FFFFFF"/>
-                <w:sz w:val="19"/>
-              </w:rPr>
-              <w:t>Assessment</w:t>
-            </w:r>
-          </w:p>
-        </w:tc>
-        <w:tc>
-          <w:tcPr>
-            <w:tcW w:type="dxa" w:w="1318"/>
-            <w:shd w:val="clear" w:fill="1F3A5F"/>
-          </w:tcPr>
-          <w:p>
-            <w:pPr>
-              <w:spacing w:after="40" w:before="40"/>
-            </w:pPr>
-            <w:r/>
-            <w:r>
-              <w:rPr>
-                <w:b/>
-                <w:color w:val="FFFFFF"/>
-                <w:sz w:val="19"/>
-              </w:rPr>
-              <w:t>When</w:t>
-            </w:r>
-          </w:p>
-        </w:tc>
-        <w:tc>
-          <w:tcPr>
-            <w:tcW w:type="dxa" w:w="1223"/>
-            <w:shd w:val="clear" w:fill="1F3A5F"/>
-          </w:tcPr>
-          <w:p>
-            <w:pPr>
-              <w:spacing w:after="40" w:before="40"/>
-            </w:pPr>
-            <w:r/>
-            <w:r>
-              <w:rPr>
-                <w:b/>
-                <w:color w:val="FFFFFF"/>
-                <w:sz w:val="19"/>
-              </w:rPr>
-              <w:t>Length</w:t>
-            </w:r>
-          </w:p>
-        </w:tc>
-        <w:tc>
-          <w:tcPr>
-            <w:tcW w:type="dxa" w:w="1035"/>
-            <w:shd w:val="clear" w:fill="1F3A5F"/>
-          </w:tcPr>
-          <w:p>
-            <w:pPr>
-              <w:spacing w:after="40" w:before="40"/>
-            </w:pPr>
-            <w:r/>
-            <w:r>
-              <w:rPr>
-                <w:b/>
-                <w:color w:val="FFFFFF"/>
-                <w:sz w:val="19"/>
-              </w:rPr>
-              <w:t>Points</w:t>
-            </w:r>
-          </w:p>
-        </w:tc>
-        <w:tc>
-          <w:tcPr>
-            <w:tcW w:type="dxa" w:w="3482"/>
-            <w:shd w:val="clear" w:fill="1F3A5F"/>
-          </w:tcPr>
-          <w:p>
-            <w:pPr>
-              <w:spacing w:after="40" w:before="40"/>
-            </w:pPr>
-            <w:r/>
-            <w:r>
-              <w:rPr>
-                <w:b/>
-                <w:color w:val="FFFFFF"/>
-                <w:sz w:val="19"/>
-              </w:rPr>
-              <w:t>Covers</w:t>
-            </w:r>
-          </w:p>
-        </w:tc>
-      </w:tr>
-      <w:tr>
-        <w:tc>
-          <w:tcPr>
-            <w:tcW w:type="dxa" w:w="376"/>
-          </w:tcPr>
-          <w:p>
-            <w:pPr>
-              <w:spacing w:after="40" w:before="40"/>
-            </w:pPr>
-            <w:r/>
-            <w:r>
-              <w:rPr>
-                <w:i w:val="0"/>
-                <w:color w:val="1A1A1A"/>
-                <w:sz w:val="19"/>
-              </w:rPr>
-              <w:t>1</w:t>
-            </w:r>
-          </w:p>
-        </w:tc>
-        <w:tc>
-          <w:tcPr>
-            <w:tcW w:type="dxa" w:w="1976"/>
-          </w:tcPr>
-          <w:p>
-            <w:pPr>
-              <w:spacing w:after="40" w:before="40"/>
-            </w:pPr>
-            <w:r/>
-            <w:r>
-              <w:rPr>
-                <w:i w:val="0"/>
-                <w:color w:val="1A1A1A"/>
-                <w:sz w:val="19"/>
-              </w:rPr>
-              <w:t>Initial diagnostic</w:t>
-            </w:r>
-          </w:p>
-        </w:tc>
-        <w:tc>
-          <w:tcPr>
-            <w:tcW w:type="dxa" w:w="1318"/>
-          </w:tcPr>
-          <w:p>
-            <w:pPr>
-              <w:spacing w:after="40" w:before="40"/>
-            </w:pPr>
-            <w:r/>
-            <w:r>
-              <w:rPr>
-                <w:i w:val="0"/>
-                <w:color w:val="1A1A1A"/>
-                <w:sz w:val="19"/>
-              </w:rPr>
-              <w:t>Before session 1</w:t>
-            </w:r>
-          </w:p>
-        </w:tc>
-        <w:tc>
-          <w:tcPr>
-            <w:tcW w:type="dxa" w:w="1223"/>
-          </w:tcPr>
-          <w:p>
-            <w:pPr>
-              <w:spacing w:after="40" w:before="40"/>
-            </w:pPr>
-            <w:r/>
-            <w:r>
-              <w:rPr>
-                <w:i w:val="0"/>
-                <w:color w:val="1A1A1A"/>
-                <w:sz w:val="19"/>
-              </w:rPr>
-              <w:t>45–60 min</w:t>
-            </w:r>
-          </w:p>
-        </w:tc>
-        <w:tc>
-          <w:tcPr>
-            <w:tcW w:type="dxa" w:w="1035"/>
-          </w:tcPr>
-          <w:p>
-            <w:pPr>
-              <w:spacing w:after="40" w:before="40"/>
-            </w:pPr>
-            <w:r/>
-            <w:r>
-              <w:rPr>
-                <w:i w:val="0"/>
-                <w:color w:val="1A1A1A"/>
-                <w:sz w:val="19"/>
-              </w:rPr>
-              <w:t>44</w:t>
-            </w:r>
-          </w:p>
-        </w:tc>
-        <w:tc>
-          <w:tcPr>
-            <w:tcW w:type="dxa" w:w="3482"/>
-          </w:tcPr>
-          <w:p>
-            <w:pPr>
-              <w:spacing w:after="40" w:before="40"/>
-            </w:pPr>
-            <w:r/>
-            <w:r>
-              <w:rPr>
-                <w:i w:val="0"/>
-                <w:color w:val="1A1A1A"/>
-                <w:sz w:val="19"/>
-              </w:rPr>
-              <w:t>Nothing — it measures the baseline</w:t>
-            </w:r>
-          </w:p>
-        </w:tc>
-      </w:tr>
-      <w:tr>
-        <w:tc>
-          <w:tcPr>
-            <w:tcW w:type="dxa" w:w="376"/>
-            <w:shd w:val="clear" w:fill="EEF2F7"/>
-          </w:tcPr>
-          <w:p>
-            <w:pPr>
-              <w:spacing w:after="40" w:before="40"/>
-            </w:pPr>
-            <w:r/>
-            <w:r>
-              <w:rPr>
-                <w:i w:val="0"/>
-                <w:color w:val="1A1A1A"/>
-                <w:sz w:val="19"/>
-              </w:rPr>
-              <w:t>2</w:t>
-            </w:r>
-          </w:p>
-        </w:tc>
-        <w:tc>
-          <w:tcPr>
-            <w:tcW w:type="dxa" w:w="1976"/>
-            <w:shd w:val="clear" w:fill="EEF2F7"/>
-          </w:tcPr>
-          <w:p>
-            <w:pPr>
-              <w:spacing w:after="40" w:before="40"/>
-            </w:pPr>
-            <w:r/>
-            <w:r>
-              <w:rPr>
-                <w:i w:val="0"/>
-                <w:color w:val="1A1A1A"/>
-                <w:sz w:val="19"/>
-              </w:rPr>
-              <w:t>Midpoint</w:t>
-            </w:r>
-          </w:p>
-        </w:tc>
-        <w:tc>
-          <w:tcPr>
-            <w:tcW w:type="dxa" w:w="1318"/>
-            <w:shd w:val="clear" w:fill="EEF2F7"/>
-          </w:tcPr>
-          <w:p>
-            <w:pPr>
-              <w:spacing w:after="40" w:before="40"/>
-            </w:pPr>
-            <w:r/>
-            <w:r>
-              <w:rPr>
-                <w:i w:val="0"/>
-                <w:color w:val="1A1A1A"/>
-                <w:sz w:val="19"/>
-              </w:rPr>
-              <w:t>After session 10</w:t>
-            </w:r>
-          </w:p>
-        </w:tc>
-        <w:tc>
-          <w:tcPr>
-            <w:tcW w:type="dxa" w:w="1223"/>
-            <w:shd w:val="clear" w:fill="EEF2F7"/>
-          </w:tcPr>
-          <w:p>
-            <w:pPr>
-              <w:spacing w:after="40" w:before="40"/>
-            </w:pPr>
-            <w:r/>
-            <w:r>
-              <w:rPr>
-                <w:i w:val="0"/>
-                <w:color w:val="1A1A1A"/>
-                <w:sz w:val="19"/>
-              </w:rPr>
-              <w:t>60–75 min</w:t>
-            </w:r>
-          </w:p>
-        </w:tc>
-        <w:tc>
-          <w:tcPr>
-            <w:tcW w:type="dxa" w:w="1035"/>
-            <w:shd w:val="clear" w:fill="EEF2F7"/>
-          </w:tcPr>
-          <w:p>
-            <w:pPr>
-              <w:spacing w:after="40" w:before="40"/>
-            </w:pPr>
-            <w:r/>
-            <w:r>
-              <w:rPr>
-                <w:i w:val="0"/>
-                <w:color w:val="1A1A1A"/>
-                <w:sz w:val="19"/>
-              </w:rPr>
-              <w:t>50</w:t>
-            </w:r>
-          </w:p>
-        </w:tc>
-        <w:tc>
-          <w:tcPr>
-            <w:tcW w:type="dxa" w:w="3482"/>
-            <w:shd w:val="clear" w:fill="EEF2F7"/>
-          </w:tcPr>
-          <w:p>
-            <w:pPr>
-              <w:spacing w:after="40" w:before="40"/>
-            </w:pPr>
-            <w:r/>
-            <w:r>
-              <w:rPr>
-                <w:i w:val="0"/>
-                <w:color w:val="1A1A1A"/>
-                <w:sz w:val="19"/>
-              </w:rPr>
-              <w:t>Topics 6–13</w:t>
-            </w:r>
-          </w:p>
-        </w:tc>
-      </w:tr>
-      <w:tr>
-        <w:tc>
-          <w:tcPr>
-            <w:tcW w:type="dxa" w:w="376"/>
-          </w:tcPr>
-          <w:p>
-            <w:pPr>
-              <w:spacing w:after="40" w:before="40"/>
-            </w:pPr>
-            <w:r/>
-            <w:r>
-              <w:rPr>
-                <w:i w:val="0"/>
-                <w:color w:val="1A1A1A"/>
-                <w:sz w:val="19"/>
-              </w:rPr>
-              <w:t>3</w:t>
-            </w:r>
-          </w:p>
-        </w:tc>
-        <w:tc>
-          <w:tcPr>
-            <w:tcW w:type="dxa" w:w="1976"/>
-          </w:tcPr>
-          <w:p>
-            <w:pPr>
-              <w:spacing w:after="40" w:before="40"/>
-            </w:pPr>
-            <w:r/>
-            <w:r>
-              <w:rPr>
-                <w:i w:val="0"/>
-                <w:color w:val="1A1A1A"/>
-                <w:sz w:val="19"/>
-              </w:rPr>
-              <w:t>Final practical</w:t>
-            </w:r>
-          </w:p>
-        </w:tc>
-        <w:tc>
-          <w:tcPr>
-            <w:tcW w:type="dxa" w:w="1318"/>
-          </w:tcPr>
-          <w:p>
-            <w:pPr>
-              <w:spacing w:after="40" w:before="40"/>
-            </w:pPr>
-            <w:r/>
-            <w:r>
-              <w:rPr>
-                <w:i w:val="0"/>
-                <w:color w:val="1A1A1A"/>
-                <w:sz w:val="19"/>
-              </w:rPr>
-              <w:t>Session 18</w:t>
-            </w:r>
-          </w:p>
-        </w:tc>
-        <w:tc>
-          <w:tcPr>
-            <w:tcW w:type="dxa" w:w="1223"/>
-          </w:tcPr>
-          <w:p>
-            <w:pPr>
-              <w:spacing w:after="40" w:before="40"/>
-            </w:pPr>
-            <w:r/>
-            <w:r>
-              <w:rPr>
-                <w:i w:val="0"/>
-                <w:color w:val="1A1A1A"/>
-                <w:sz w:val="19"/>
-              </w:rPr>
-              <w:t>90–120 min</w:t>
-            </w:r>
-          </w:p>
-        </w:tc>
-        <w:tc>
-          <w:tcPr>
-            <w:tcW w:type="dxa" w:w="1035"/>
-          </w:tcPr>
-          <w:p>
-            <w:pPr>
-              <w:spacing w:after="40" w:before="40"/>
-            </w:pPr>
-            <w:r/>
-            <w:r>
-              <w:rPr>
-                <w:i w:val="0"/>
-                <w:color w:val="1A1A1A"/>
-                <w:sz w:val="19"/>
-              </w:rPr>
-              <w:t>70 + 10</w:t>
-            </w:r>
-          </w:p>
-        </w:tc>
-        <w:tc>
-          <w:tcPr>
-            <w:tcW w:type="dxa" w:w="3482"/>
-          </w:tcPr>
-          <w:p>
-            <w:pPr>
-              <w:spacing w:after="40" w:before="40"/>
-            </w:pPr>
-            <w:r/>
-            <w:r>
-              <w:rPr>
-                <w:i w:val="0"/>
-                <w:color w:val="1A1A1A"/>
-                <w:sz w:val="19"/>
-              </w:rPr>
-              <w:t>Topics 14–24</w:t>
-            </w:r>
-          </w:p>
-        </w:tc>
-      </w:tr>
-    </w:tbl>
-    <w:p>
-      <w:pPr>
-        <w:spacing w:after="80"/>
-      </w:pPr>
-    </w:p>
-    <w:p>
-      <w:pPr>
-        <w:spacing w:after="140"/>
-      </w:pPr>
-      <w:r>
-        <w:rPr>
-          <w:b/>
-          <w:i w:val="0"/>
-          <w:color w:val="1A1A1A"/>
-          <w:sz w:val="21"/>
-        </w:rPr>
-        <w:t>Each question has variants A, B and C</w:t>
-      </w:r>
-      <w:r>
-        <w:rPr>
-          <w:i w:val="0"/>
-          <w:color w:val="1A1A1A"/>
-          <w:sz w:val="21"/>
-        </w:rPr>
-        <w:t xml:space="preserve">, equivalent in difficulty and points; the exam platform gives each participant one. Every score is recorded with a </w:t>
+        <w:t xml:space="preserve"> and a </w:t>
       </w:r>
       <w:r>
         <w:rPr>
@@ -8310,7 +7936,7 @@
           <w:color w:val="1A1A1A"/>
           <w:sz w:val="21"/>
         </w:rPr>
-        <w:t>help level</w:t>
+        <w:t>final assessment in session 18</w:t>
       </w:r>
       <w:r>
         <w:rPr>
@@ -8318,143 +7944,8 @@
           <w:color w:val="1A1A1A"/>
           <w:sz w:val="21"/>
         </w:rPr>
-        <w:t xml:space="preserve"> — independent, after one hint, with step-by-step help, or not finished — which on the diagnostic carries more information than the score.</w:t>
+        <w:t>, both outside session time, under the decision rule in section 8.</w:t>
       </w:r>
-    </w:p>
-    <w:p>
-      <w:pPr>
-        <w:spacing w:after="140"/>
-      </w:pPr>
-      <w:r>
-        <w:rPr>
-          <w:b/>
-          <w:i w:val="0"/>
-          <w:color w:val="1A1A1A"/>
-          <w:sz w:val="21"/>
-        </w:rPr>
-        <w:t>Scores diagnose the programme, not the teachers</w:t>
-      </w:r>
-      <w:r>
-        <w:rPr>
-          <w:i w:val="0"/>
-          <w:color w:val="1A1A1A"/>
-          <w:sz w:val="21"/>
-        </w:rPr>
-        <w:t>, and the participants are told so in writing. They exist to show the instructor where to slow down and to give the two-month decision something to stand on.</w:t>
-      </w:r>
-    </w:p>
-    <w:tbl>
-      <w:tblPr>
-        <w:tblW w:type="auto" w:w="0"/>
-        <w:tblLayout w:type="fixed"/>
-        <w:tblLook w:firstColumn="1" w:firstRow="1" w:lastColumn="0" w:lastRow="0" w:noHBand="0" w:noVBand="1" w:val="04A0"/>
-      </w:tblPr>
-      <w:tblGrid>
-        <w:gridCol w:w="9411"/>
-      </w:tblGrid>
-      <w:tr>
-        <w:tc>
-          <w:tcPr>
-            <w:tcW w:type="dxa" w:w="9411"/>
-            <w:shd w:val="clear" w:fill="F7F4EC"/>
-          </w:tcPr>
-          <w:p>
-            <w:pPr>
-              <w:spacing w:after="40"/>
-            </w:pPr>
-            <w:r/>
-            <w:r>
-              <w:rPr>
-                <w:b/>
-                <w:color w:val="1F3A5F"/>
-                <w:sz w:val="20"/>
-              </w:rPr>
-              <w:t>Why the diagnostic matters more than it looks</w:t>
-            </w:r>
-          </w:p>
-          <w:p>
-            <w:pPr>
-              <w:spacing w:after="20"/>
-            </w:pPr>
-            <w:r>
-              <w:rPr>
-                <w:i w:val="0"/>
-                <w:color w:val="1A1A1A"/>
-                <w:sz w:val="20"/>
-              </w:rPr>
-              <w:t xml:space="preserve">It is sat </w:t>
-            </w:r>
-            <w:r>
-              <w:rPr>
-                <w:b/>
-                <w:i w:val="0"/>
-                <w:color w:val="1A1A1A"/>
-                <w:sz w:val="20"/>
-              </w:rPr>
-              <w:t>before anyone has been taught anything</w:t>
-            </w:r>
-            <w:r>
-              <w:rPr>
-                <w:i w:val="0"/>
-                <w:color w:val="1A1A1A"/>
-                <w:sz w:val="20"/>
-              </w:rPr>
-              <w:t xml:space="preserve">, so it cannot be failed. What it buys is a </w:t>
-            </w:r>
-            <w:r>
-              <w:rPr>
-                <w:b/>
-                <w:i w:val="0"/>
-                <w:color w:val="1A1A1A"/>
-                <w:sz w:val="20"/>
-              </w:rPr>
-              <w:t>before-measurement</w:t>
-            </w:r>
-            <w:r>
-              <w:rPr>
-                <w:i w:val="0"/>
-                <w:color w:val="1A1A1A"/>
-                <w:sz w:val="20"/>
-              </w:rPr>
-              <w:t xml:space="preserve">: the programme can report </w:t>
-            </w:r>
-            <w:r>
-              <w:rPr>
-                <w:i/>
-                <w:color w:val="1A1A1A"/>
-                <w:sz w:val="20"/>
-              </w:rPr>
-              <w:t>change</w:t>
-            </w:r>
-            <w:r>
-              <w:rPr>
-                <w:i w:val="0"/>
-                <w:color w:val="1A1A1A"/>
-                <w:sz w:val="20"/>
-              </w:rPr>
-              <w:t xml:space="preserve"> rather than just an endpoint, and the help levels show how much of any result came from support rather than from the course.</w:t>
-            </w:r>
-          </w:p>
-          <w:p>
-            <w:pPr>
-              <w:spacing w:after="20"/>
-            </w:pPr>
-            <w:r>
-              <w:rPr>
-                <w:i w:val="0"/>
-                <w:color w:val="1A1A1A"/>
-                <w:sz w:val="20"/>
-              </w:rPr>
-              <w:t>It is also an early warning. A participant who cannot run a single cell unaided tells us to put extra help into day 1 — the riskiest session in the programme — six weeks before it would otherwise show.</w:t>
-            </w:r>
-          </w:p>
-        </w:tc>
-      </w:tr>
-    </w:tbl>
-    <w:p>
-      <w:pPr>
-        <w:spacing w:after="80"/>
-      </w:pPr>
     </w:p>
     <w:p>
       <w:pPr>
@@ -8466,7 +7957,7 @@
           <w:color w:val="1A1A1A"/>
           <w:sz w:val="21"/>
         </w:rPr>
-        <w:t xml:space="preserve">Each assessment ships an instructor marking guide whose </w:t>
+        <w:t xml:space="preserve">Two rules hold whatever their content. </w:t>
       </w:r>
       <w:r>
         <w:rPr>
@@ -8475,7 +7966,7 @@
           <w:color w:val="1A1A1A"/>
           <w:sz w:val="21"/>
         </w:rPr>
-        <w:t>second column is the point</w:t>
+        <w:t>The result is simply the share of tasks done</w:t>
       </w:r>
       <w:r>
         <w:rPr>
@@ -8483,231 +7974,41 @@
           <w:color w:val="1A1A1A"/>
           <w:sz w:val="21"/>
         </w:rPr>
-        <w:t>: not whether the answer was right, but what a wrong answer tells you and what to change next session. Three results change what happens:</w:t>
+        <w:t xml:space="preserve"> — a task is done when the code runs and does what was asked, with no points and no partial credit. </w:t>
       </w:r>
-    </w:p>
-    <w:tbl>
-      <w:tblPr>
-        <w:tblStyle w:val="TableGrid"/>
-        <w:tblW w:type="auto" w:w="0"/>
-        <w:jc w:val="center"/>
-        <w:tblLayout w:type="fixed"/>
-        <w:tblLook w:firstColumn="1" w:firstRow="1" w:lastColumn="0" w:lastRow="0" w:noHBand="0" w:noVBand="1" w:val="04A0"/>
-      </w:tblPr>
-      <w:tblGrid>
-        <w:gridCol w:w="1412"/>
-        <w:gridCol w:w="7999"/>
-      </w:tblGrid>
-      <w:tr>
-        <w:trPr>
-          <w:tblHeader w:val="true"/>
-        </w:trPr>
-        <w:tc>
-          <w:tcPr>
-            <w:tcW w:type="dxa" w:w="1412"/>
-            <w:shd w:val="clear" w:fill="1F3A5F"/>
-          </w:tcPr>
-          <w:p>
-            <w:pPr>
-              <w:spacing w:after="40" w:before="40"/>
-            </w:pPr>
-            <w:r/>
-            <w:r>
-              <w:rPr>
-                <w:b/>
-                <w:color w:val="FFFFFF"/>
-                <w:sz w:val="19"/>
-              </w:rPr>
-              <w:t>Assessment</w:t>
-            </w:r>
-          </w:p>
-        </w:tc>
-        <w:tc>
-          <w:tcPr>
-            <w:tcW w:type="dxa" w:w="7999"/>
-            <w:shd w:val="clear" w:fill="1F3A5F"/>
-          </w:tcPr>
-          <w:p>
-            <w:pPr>
-              <w:spacing w:after="40" w:before="40"/>
-            </w:pPr>
-            <w:r/>
-            <w:r>
-              <w:rPr>
-                <w:b/>
-                <w:color w:val="FFFFFF"/>
-                <w:sz w:val="19"/>
-              </w:rPr>
-              <w:t>A result that changes what the instructor does next</w:t>
-            </w:r>
-          </w:p>
-        </w:tc>
-      </w:tr>
-      <w:tr>
-        <w:tc>
-          <w:tcPr>
-            <w:tcW w:type="dxa" w:w="1412"/>
-          </w:tcPr>
-          <w:p>
-            <w:pPr>
-              <w:spacing w:after="40" w:before="40"/>
-            </w:pPr>
-            <w:r/>
-            <w:r>
-              <w:rPr>
-                <w:i w:val="0"/>
-                <w:color w:val="1A1A1A"/>
-                <w:sz w:val="19"/>
-              </w:rPr>
-              <w:t>Diagnostic</w:t>
-            </w:r>
-          </w:p>
-        </w:tc>
-        <w:tc>
-          <w:tcPr>
-            <w:tcW w:type="dxa" w:w="7999"/>
-          </w:tcPr>
-          <w:p>
-            <w:pPr>
-              <w:spacing w:after="40" w:before="40"/>
-            </w:pPr>
-            <w:r/>
-            <w:r>
-              <w:rPr>
-                <w:i w:val="0"/>
-                <w:color w:val="1A1A1A"/>
-                <w:sz w:val="19"/>
-              </w:rPr>
-              <w:t>Several participants unable to run a cell unaided → a second helper on day 1, or a setup clinic beforehand</w:t>
-            </w:r>
-          </w:p>
-        </w:tc>
-      </w:tr>
-      <w:tr>
-        <w:tc>
-          <w:tcPr>
-            <w:tcW w:type="dxa" w:w="1412"/>
-            <w:shd w:val="clear" w:fill="EEF2F7"/>
-          </w:tcPr>
-          <w:p>
-            <w:pPr>
-              <w:spacing w:after="40" w:before="40"/>
-            </w:pPr>
-            <w:r/>
-            <w:r>
-              <w:rPr>
-                <w:i w:val="0"/>
-                <w:color w:val="1A1A1A"/>
-                <w:sz w:val="19"/>
-              </w:rPr>
-              <w:t>Midpoint</w:t>
-            </w:r>
-          </w:p>
-        </w:tc>
-        <w:tc>
-          <w:tcPr>
-            <w:tcW w:type="dxa" w:w="7999"/>
-            <w:shd w:val="clear" w:fill="EEF2F7"/>
-          </w:tcPr>
-          <w:p>
-            <w:pPr>
-              <w:spacing w:after="40" w:before="40"/>
-            </w:pPr>
-            <w:r/>
-            <w:r>
-              <w:rPr>
-                <w:b/>
-                <w:i w:val="0"/>
-                <w:color w:val="1A1A1A"/>
-                <w:sz w:val="19"/>
-              </w:rPr>
-              <w:t>Still writing one block per student instead of a loop</w:t>
-            </w:r>
-            <w:r>
-              <w:rPr>
-                <w:i w:val="0"/>
-                <w:color w:val="1A1A1A"/>
-                <w:sz w:val="19"/>
-              </w:rPr>
-              <w:t xml:space="preserve"> → the clearest early evidence against the method, and it is recorded as such</w:t>
-            </w:r>
-          </w:p>
-        </w:tc>
-      </w:tr>
-      <w:tr>
-        <w:tc>
-          <w:tcPr>
-            <w:tcW w:type="dxa" w:w="1412"/>
-          </w:tcPr>
-          <w:p>
-            <w:pPr>
-              <w:spacing w:after="40" w:before="40"/>
-            </w:pPr>
-            <w:r/>
-            <w:r>
-              <w:rPr>
-                <w:i w:val="0"/>
-                <w:color w:val="1A1A1A"/>
-                <w:sz w:val="19"/>
-              </w:rPr>
-              <w:t>Final</w:t>
-            </w:r>
-          </w:p>
-        </w:tc>
-        <w:tc>
-          <w:tcPr>
-            <w:tcW w:type="dxa" w:w="7999"/>
-          </w:tcPr>
-          <w:p>
-            <w:pPr>
-              <w:spacing w:after="40" w:before="40"/>
-            </w:pPr>
-            <w:r/>
-            <w:r>
-              <w:rPr>
-                <w:i w:val="0"/>
-                <w:color w:val="1A1A1A"/>
-                <w:sz w:val="19"/>
-              </w:rPr>
-              <w:t xml:space="preserve">Printing instead of returning a value → </w:t>
-            </w:r>
-            <w:r>
-              <w:rPr>
-                <w:rFonts w:ascii="Consolas" w:hAnsi="Consolas"/>
-                <w:i w:val="0"/>
-                <w:color w:val="1A1A1A"/>
-                <w:sz w:val="19"/>
-              </w:rPr>
-              <w:t>return</w:t>
-            </w:r>
-            <w:r>
-              <w:rPr>
-                <w:i w:val="0"/>
-                <w:color w:val="1A1A1A"/>
-                <w:sz w:val="19"/>
-              </w:rPr>
-              <w:t xml:space="preserve"> never landed, and the three-file program rests on it</w:t>
-            </w:r>
-          </w:p>
-        </w:tc>
-      </w:tr>
-    </w:tbl>
-    <w:p>
-      <w:pPr>
-        <w:spacing w:after="80"/>
-      </w:pPr>
-    </w:p>
-    <w:p>
-      <w:pPr>
-        <w:spacing w:after="140"/>
-      </w:pPr>
       <w:r>
         <w:rPr>
-          <w:i/>
+          <w:b/>
+          <w:i w:val="0"/>
           <w:color w:val="1A1A1A"/>
           <w:sz w:val="21"/>
         </w:rPr>
-        <w:t>Two versions of every assessment are produced automatically — the grader's copy with the rubric, and the participant's copy with the questions only — so the rubric cannot be handed out by mistake.</w:t>
+        <w:t>No help is given during a sitting</w:t>
+      </w:r>
+      <w:r>
+        <w:rPr>
+          <w:i w:val="0"/>
+          <w:color w:val="1A1A1A"/>
+          <w:sz w:val="21"/>
+        </w:rPr>
+        <w:t xml:space="preserve">: each participant completes the tasks alone. </w:t>
+      </w:r>
+      <w:r>
+        <w:rPr>
+          <w:b/>
+          <w:i w:val="0"/>
+          <w:color w:val="1A1A1A"/>
+          <w:sz w:val="21"/>
+        </w:rPr>
+        <w:t>Nobody leaves at the midpoint: only the final assessment decides who continues</w:t>
+      </w:r>
+      <w:r>
+        <w:rPr>
+          <w:i w:val="0"/>
+          <w:color w:val="1A1A1A"/>
+          <w:sz w:val="21"/>
+        </w:rPr>
+        <w:t xml:space="preserve"> (section 8).</w:t>
       </w:r>
     </w:p>
     <w:p>
@@ -8753,7 +8054,388 @@
           <w:color w:val="1A1A1A"/>
           <w:sz w:val="21"/>
         </w:rPr>
-        <w:t xml:space="preserve"> The threshold was agreed with colleagues and is set before the first session rather than after it.</w:t>
+        <w:t xml:space="preserve"> The thresholds were agreed with our partners on 15 October 2026, before the first session rather than after it. They are set at two levels: each teacher, then the group. </w:t>
+      </w:r>
+      <w:r>
+        <w:rPr>
+          <w:b/>
+          <w:i w:val="0"/>
+          <w:color w:val="1A1A1A"/>
+          <w:sz w:val="21"/>
+        </w:rPr>
+        <w:t>Part 1 cannot be repeated</w:t>
+      </w:r>
+      <w:r>
+        <w:rPr>
+          <w:i w:val="0"/>
+          <w:color w:val="1A1A1A"/>
+          <w:sz w:val="21"/>
+        </w:rPr>
+        <w:t>: a teacher who does not continue after the final assessment leaves the programme.</w:t>
+      </w:r>
+    </w:p>
+    <w:p>
+      <w:pPr>
+        <w:pStyle w:val="Heading3"/>
+      </w:pPr>
+      <w:r>
+        <w:t>Each teacher — the two exams that count</w:t>
+      </w:r>
+    </w:p>
+    <w:p>
+      <w:pPr>
+        <w:spacing w:after="140"/>
+      </w:pPr>
+      <w:r>
+        <w:rPr>
+          <w:i w:val="0"/>
+          <w:color w:val="1A1A1A"/>
+          <w:sz w:val="21"/>
+        </w:rPr>
+        <w:t>The percentage is the share of the exam's tasks done. The rule below is agreed; the assessments it applies to are being redesigned (section 7).</w:t>
+      </w:r>
+    </w:p>
+    <w:tbl>
+      <w:tblPr>
+        <w:tblStyle w:val="TableGrid"/>
+        <w:tblW w:type="auto" w:w="0"/>
+        <w:jc w:val="center"/>
+        <w:tblLayout w:type="fixed"/>
+        <w:tblLook w:firstColumn="1" w:firstRow="1" w:lastColumn="0" w:lastRow="0" w:noHBand="0" w:noVBand="1" w:val="04A0"/>
+      </w:tblPr>
+      <w:tblGrid>
+        <w:gridCol w:w="1882"/>
+        <w:gridCol w:w="3764"/>
+        <w:gridCol w:w="3764"/>
+      </w:tblGrid>
+      <w:tr>
+        <w:trPr>
+          <w:tblHeader w:val="true"/>
+        </w:trPr>
+        <w:tc>
+          <w:tcPr>
+            <w:tcW w:type="dxa" w:w="1882"/>
+            <w:shd w:val="clear" w:fill="1F3A5F"/>
+          </w:tcPr>
+          <w:p>
+            <w:pPr>
+              <w:spacing w:after="40" w:before="40"/>
+            </w:pPr>
+            <w:r/>
+            <w:r>
+              <w:rPr>
+                <w:b/>
+                <w:color w:val="FFFFFF"/>
+                <w:sz w:val="19"/>
+              </w:rPr>
+              <w:t>Tasks passed correctly</w:t>
+            </w:r>
+          </w:p>
+        </w:tc>
+        <w:tc>
+          <w:tcPr>
+            <w:tcW w:type="dxa" w:w="3764"/>
+            <w:shd w:val="clear" w:fill="1F3A5F"/>
+          </w:tcPr>
+          <w:p>
+            <w:pPr>
+              <w:spacing w:after="40" w:before="40"/>
+            </w:pPr>
+            <w:r/>
+            <w:r>
+              <w:rPr>
+                <w:b/>
+                <w:color w:val="FFFFFF"/>
+                <w:sz w:val="19"/>
+              </w:rPr>
+              <w:t>At the midpoint (after session 10)</w:t>
+            </w:r>
+          </w:p>
+        </w:tc>
+        <w:tc>
+          <w:tcPr>
+            <w:tcW w:type="dxa" w:w="3764"/>
+            <w:shd w:val="clear" w:fill="1F3A5F"/>
+          </w:tcPr>
+          <w:p>
+            <w:pPr>
+              <w:spacing w:after="40" w:before="40"/>
+            </w:pPr>
+            <w:r/>
+            <w:r>
+              <w:rPr>
+                <w:b/>
+                <w:color w:val="FFFFFF"/>
+                <w:sz w:val="19"/>
+              </w:rPr>
+              <w:t>At the final assessment (session 18)</w:t>
+            </w:r>
+          </w:p>
+        </w:tc>
+      </w:tr>
+      <w:tr>
+        <w:tc>
+          <w:tcPr>
+            <w:tcW w:type="dxa" w:w="1882"/>
+          </w:tcPr>
+          <w:p>
+            <w:pPr>
+              <w:spacing w:after="40" w:before="40"/>
+            </w:pPr>
+            <w:r/>
+            <w:r>
+              <w:rPr>
+                <w:b/>
+                <w:i w:val="0"/>
+                <w:color w:val="1A1A1A"/>
+                <w:sz w:val="19"/>
+              </w:rPr>
+              <w:t>More than 85%</w:t>
+            </w:r>
+          </w:p>
+        </w:tc>
+        <w:tc>
+          <w:tcPr>
+            <w:tcW w:type="dxa" w:w="3764"/>
+          </w:tcPr>
+          <w:p>
+            <w:pPr>
+              <w:spacing w:after="40" w:before="40"/>
+            </w:pPr>
+            <w:r/>
+            <w:r>
+              <w:rPr>
+                <w:b/>
+                <w:i w:val="0"/>
+                <w:color w:val="1A1A1A"/>
+                <w:sz w:val="19"/>
+              </w:rPr>
+              <w:t>On track.</w:t>
+            </w:r>
+            <w:r>
+              <w:rPr>
+                <w:i w:val="0"/>
+                <w:color w:val="1A1A1A"/>
+                <w:sz w:val="19"/>
+              </w:rPr>
+              <w:t xml:space="preserve"> Continues unconditionally</w:t>
+            </w:r>
+          </w:p>
+        </w:tc>
+        <w:tc>
+          <w:tcPr>
+            <w:tcW w:type="dxa" w:w="3764"/>
+          </w:tcPr>
+          <w:p>
+            <w:pPr>
+              <w:spacing w:after="40" w:before="40"/>
+            </w:pPr>
+            <w:r/>
+            <w:r>
+              <w:rPr>
+                <w:b/>
+                <w:i w:val="0"/>
+                <w:color w:val="1A1A1A"/>
+                <w:sz w:val="19"/>
+              </w:rPr>
+              <w:t>Pass.</w:t>
+            </w:r>
+            <w:r>
+              <w:rPr>
+                <w:i w:val="0"/>
+                <w:color w:val="1A1A1A"/>
+                <w:sz w:val="19"/>
+              </w:rPr>
+              <w:t xml:space="preserve"> Continues to Part 2</w:t>
+            </w:r>
+          </w:p>
+        </w:tc>
+      </w:tr>
+      <w:tr>
+        <w:tc>
+          <w:tcPr>
+            <w:tcW w:type="dxa" w:w="1882"/>
+            <w:shd w:val="clear" w:fill="EEF2F7"/>
+          </w:tcPr>
+          <w:p>
+            <w:pPr>
+              <w:spacing w:after="40" w:before="40"/>
+            </w:pPr>
+            <w:r/>
+            <w:r>
+              <w:rPr>
+                <w:b/>
+                <w:i w:val="0"/>
+                <w:color w:val="1A1A1A"/>
+                <w:sz w:val="19"/>
+              </w:rPr>
+              <w:t>70% to 85%</w:t>
+            </w:r>
+          </w:p>
+        </w:tc>
+        <w:tc>
+          <w:tcPr>
+            <w:tcW w:type="dxa" w:w="3764"/>
+            <w:shd w:val="clear" w:fill="EEF2F7"/>
+          </w:tcPr>
+          <w:p>
+            <w:pPr>
+              <w:spacing w:after="40" w:before="40"/>
+            </w:pPr>
+            <w:r/>
+            <w:r>
+              <w:rPr>
+                <w:b/>
+                <w:i w:val="0"/>
+                <w:color w:val="1A1A1A"/>
+                <w:sz w:val="19"/>
+              </w:rPr>
+              <w:t>Probation.</w:t>
+            </w:r>
+            <w:r>
+              <w:rPr>
+                <w:i w:val="0"/>
+                <w:color w:val="1A1A1A"/>
+                <w:sz w:val="19"/>
+              </w:rPr>
+              <w:t xml:space="preserve"> Continues; the teacher is told exactly where the problem is, and the method is adjusted for them in the sessions that remain</w:t>
+            </w:r>
+          </w:p>
+        </w:tc>
+        <w:tc>
+          <w:tcPr>
+            <w:tcW w:type="dxa" w:w="3764"/>
+            <w:shd w:val="clear" w:fill="EEF2F7"/>
+          </w:tcPr>
+          <w:p>
+            <w:pPr>
+              <w:spacing w:after="40" w:before="40"/>
+            </w:pPr>
+            <w:r/>
+            <w:r>
+              <w:rPr>
+                <w:b/>
+                <w:i w:val="0"/>
+                <w:color w:val="1A1A1A"/>
+                <w:sz w:val="19"/>
+              </w:rPr>
+              <w:t>Individual review.</w:t>
+            </w:r>
+            <w:r>
+              <w:rPr>
+                <w:i w:val="0"/>
+                <w:color w:val="1A1A1A"/>
+                <w:sz w:val="19"/>
+              </w:rPr>
+              <w:t xml:space="preserve"> The team looks at the teacher's work as a whole and decides whether they continue to Part 2 or leave</w:t>
+            </w:r>
+          </w:p>
+        </w:tc>
+      </w:tr>
+      <w:tr>
+        <w:tc>
+          <w:tcPr>
+            <w:tcW w:type="dxa" w:w="1882"/>
+          </w:tcPr>
+          <w:p>
+            <w:pPr>
+              <w:spacing w:after="40" w:before="40"/>
+            </w:pPr>
+            <w:r/>
+            <w:r>
+              <w:rPr>
+                <w:b/>
+                <w:i w:val="0"/>
+                <w:color w:val="1A1A1A"/>
+                <w:sz w:val="19"/>
+              </w:rPr>
+              <w:t>Less than 70%</w:t>
+            </w:r>
+          </w:p>
+        </w:tc>
+        <w:tc>
+          <w:tcPr>
+            <w:tcW w:type="dxa" w:w="3764"/>
+          </w:tcPr>
+          <w:p>
+            <w:pPr>
+              <w:spacing w:after="40" w:before="40"/>
+            </w:pPr>
+            <w:r/>
+            <w:r>
+              <w:rPr>
+                <w:b/>
+                <w:i w:val="0"/>
+                <w:color w:val="1A1A1A"/>
+                <w:sz w:val="19"/>
+              </w:rPr>
+              <w:t>Probation</w:t>
+            </w:r>
+            <w:r>
+              <w:rPr>
+                <w:i w:val="0"/>
+                <w:color w:val="1A1A1A"/>
+                <w:sz w:val="19"/>
+              </w:rPr>
+              <w:t>, with the highest priority</w:t>
+            </w:r>
+          </w:p>
+        </w:tc>
+        <w:tc>
+          <w:tcPr>
+            <w:tcW w:type="dxa" w:w="3764"/>
+          </w:tcPr>
+          <w:p>
+            <w:pPr>
+              <w:spacing w:after="40" w:before="40"/>
+            </w:pPr>
+            <w:r/>
+            <w:r>
+              <w:rPr>
+                <w:b/>
+                <w:i w:val="0"/>
+                <w:color w:val="1A1A1A"/>
+                <w:sz w:val="19"/>
+              </w:rPr>
+              <w:t>Leaves the programme</w:t>
+            </w:r>
+          </w:p>
+        </w:tc>
+      </w:tr>
+    </w:tbl>
+    <w:p>
+      <w:pPr>
+        <w:spacing w:after="80"/>
+      </w:pPr>
+    </w:p>
+    <w:p>
+      <w:pPr>
+        <w:spacing w:after="140"/>
+      </w:pPr>
+      <w:r>
+        <w:rPr>
+          <w:b/>
+          <w:i w:val="0"/>
+          <w:color w:val="1A1A1A"/>
+          <w:sz w:val="21"/>
+        </w:rPr>
+        <w:t>Nobody leaves at the midpoint.</w:t>
+      </w:r>
+      <w:r>
+        <w:rPr>
+          <w:i w:val="0"/>
+          <w:color w:val="1A1A1A"/>
+          <w:sz w:val="21"/>
+        </w:rPr>
+        <w:t xml:space="preserve"> A teacher under 85% continues on probation through the second month: they know exactly what their own problem is while there is still time to fix it, and the final assessment decides, on the same bands as everyone else. The midpoint also tells us where to adjust the course. Its bar is that a teacher can write code with every topic taught so far, with no algorithmic difficulty.</w:t>
+      </w:r>
+    </w:p>
+    <w:p>
+      <w:pPr>
+        <w:pStyle w:val="Heading3"/>
+      </w:pPr>
+      <w:r>
+        <w:t>The whole course — the decision rule</w:t>
       </w:r>
     </w:p>
     <w:tbl>
@@ -8851,7 +8533,7 @@
                 <w:color w:val="1A1A1A"/>
                 <w:sz w:val="19"/>
               </w:rPr>
-              <w:t>More than 90%</w:t>
+              <w:t>More than 80%</w:t>
             </w:r>
             <w:r>
               <w:rPr>
@@ -8859,7 +8541,7 @@
                 <w:color w:val="1A1A1A"/>
                 <w:sz w:val="19"/>
               </w:rPr>
-              <w:t xml:space="preserve"> can code</w:t>
+              <w:t xml:space="preserve"> of teachers pass</w:t>
             </w:r>
           </w:p>
         </w:tc>
@@ -8920,7 +8602,7 @@
                 <w:color w:val="1A1A1A"/>
                 <w:sz w:val="19"/>
               </w:rPr>
-              <w:t>50% to 90%</w:t>
+              <w:t>70% to 80%</w:t>
             </w:r>
           </w:p>
         </w:tc>
@@ -8960,7 +8642,7 @@
                 <w:color w:val="1A1A1A"/>
                 <w:sz w:val="19"/>
               </w:rPr>
-              <w:t>The method is neither proved nor refuted. Adjust and repeat Part 1 with a second cohort before committing to Part 2</w:t>
+              <w:t>The method is neither proved nor refuted. Adjust Part 1 and run it with a new cohort before committing to Part 2</w:t>
             </w:r>
           </w:p>
         </w:tc>
@@ -8982,7 +8664,7 @@
                 <w:color w:val="1A1A1A"/>
                 <w:sz w:val="19"/>
               </w:rPr>
-              <w:t>Less than 50%</w:t>
+              <w:t>Less than 70%</w:t>
             </w:r>
             <w:r>
               <w:rPr>
@@ -8990,7 +8672,7 @@
                 <w:color w:val="1A1A1A"/>
                 <w:sz w:val="19"/>
               </w:rPr>
-              <w:t xml:space="preserve"> can code</w:t>
+              <w:t xml:space="preserve"> of teachers pass</w:t>
             </w:r>
           </w:p>
         </w:tc>
@@ -9039,6 +8721,36 @@
       <w:pPr>
         <w:spacing w:after="80"/>
       </w:pPr>
+    </w:p>
+    <w:p>
+      <w:pPr>
+        <w:spacing w:after="140"/>
+      </w:pPr>
+      <w:r>
+        <w:rPr>
+          <w:i w:val="0"/>
+          <w:color w:val="1A1A1A"/>
+          <w:sz w:val="21"/>
+        </w:rPr>
+        <w:t xml:space="preserve">Here a teacher </w:t>
+      </w:r>
+      <w:r>
+        <w:rPr>
+          <w:b/>
+          <w:i w:val="0"/>
+          <w:color w:val="1A1A1A"/>
+          <w:sz w:val="21"/>
+        </w:rPr>
+        <w:t>passes</w:t>
+      </w:r>
+      <w:r>
+        <w:rPr>
+          <w:i w:val="0"/>
+          <w:color w:val="1A1A1A"/>
+          <w:sz w:val="21"/>
+        </w:rPr>
+        <w:t xml:space="preserve"> if they meet both halves of "can code" below: above 85% on the final assessment, and a working program at the hard gate. A teacher in the 70–85% band whom the review lets continue goes on to Part 2, but is reported separately rather than counted as a pass, so that the figure measures the method and not the review.</w:t>
+      </w:r>
     </w:p>
     <w:p>
       <w:pPr>
@@ -9112,7 +8824,7 @@
           <w:color w:val="1A1A1A"/>
           <w:sz w:val="21"/>
         </w:rPr>
-        <w:t>day 21</w:t>
+        <w:t>session 16</w:t>
       </w:r>
       <w:r>
         <w:rPr>
@@ -9152,7 +8864,7 @@
           <w:color w:val="1A1A1A"/>
           <w:sz w:val="21"/>
         </w:rPr>
-        <w:t xml:space="preserve">They scored </w:t>
+        <w:t xml:space="preserve">They did </w:t>
       </w:r>
       <w:r>
         <w:rPr>
@@ -9161,7 +8873,7 @@
           <w:color w:val="1A1A1A"/>
           <w:sz w:val="21"/>
         </w:rPr>
-        <w:t>at least half</w:t>
+        <w:t>more than 85%</w:t>
       </w:r>
       <w:r>
         <w:rPr>
@@ -9169,7 +8881,7 @@
           <w:color w:val="1A1A1A"/>
           <w:sz w:val="21"/>
         </w:rPr>
-        <w:t xml:space="preserve"> of the 70 points on questions 1–7 of the final practical, which require writing code from a blank cell.</w:t>
+        <w:t xml:space="preserve"> of the final assessment's tasks. Those tasks require writing code from a blank cell.</w:t>
       </w:r>
     </w:p>
     <w:p>
@@ -9182,24 +8894,7 @@
           <w:color w:val="1A1A1A"/>
           <w:sz w:val="21"/>
         </w:rPr>
-        <w:t xml:space="preserve">Meeting both counts. Meeting one counts as partial and falls in the middle band — it is not rounded up. </w:t>
-      </w:r>
-      <w:r>
-        <w:rPr>
-          <w:b/>
-          <w:i w:val="0"/>
-          <w:color w:val="1A1A1A"/>
-          <w:sz w:val="21"/>
-        </w:rPr>
-        <w:t>The transfer question is excluded</w:t>
-      </w:r>
-      <w:r>
-        <w:rPr>
-          <w:i w:val="0"/>
-          <w:color w:val="1A1A1A"/>
-          <w:sz w:val="21"/>
-        </w:rPr>
-        <w:t xml:space="preserve"> from this judgement: it measures problem-solving, which Part 1 does not teach and does not claim.</w:t>
+        <w:t>Meeting both is a pass. Meeting only one is not a pass and goes to the individual review. Problem-solving is not part of this judgement: Part 1 does not teach it, and Part 2's benchmark measures it (section 12).</w:t>
       </w:r>
     </w:p>
     <w:tbl>
@@ -9250,7 +8945,7 @@
                 <w:color w:val="1A1A1A"/>
                 <w:sz w:val="20"/>
               </w:rPr>
-              <w:t>At every size in that range, "more than 90%" means every single participant without exception</w:t>
+              <w:t>In a group of four or five, "more than 80%" still means every single participant</w:t>
             </w:r>
             <w:r>
               <w:rPr>
@@ -9258,7 +8953,7 @@
                 <w:color w:val="1A1A1A"/>
                 <w:sz w:val="20"/>
               </w:rPr>
-              <w:t xml:space="preserve"> — 6 of 6, 8 of 8. One teacher whose laptop dies in week six moves the group out of success on their own.</w:t>
+              <w:t xml:space="preserve"> — 4 of 4, 5 of 5. In a group of six, 5 of 6 is success and 4 of 6 is failure, with no middle band at all. One teacher whose laptop dies in week six can decide a small group's result on their own.</w:t>
             </w:r>
           </w:p>
           <w:p>
@@ -9334,7 +9029,7 @@
         <w:pStyle w:val="Heading2"/>
       </w:pPr>
       <w:r>
-        <w:t>The trial class in March — a second criterion</w:t>
+        <w:t>Trial classes with real pupils — a second criterion</w:t>
       </w:r>
     </w:p>
     <w:p>
@@ -9343,20 +9038,12 @@
       </w:pPr>
       <w:r>
         <w:rPr>
-          <w:i w:val="0"/>
-          <w:color w:val="1A1A1A"/>
-          <w:sz w:val="21"/>
-        </w:rPr>
-        <w:t xml:space="preserve">After Part 1, </w:t>
-      </w:r>
-      <w:r>
-        <w:rPr>
           <w:b/>
           <w:i w:val="0"/>
           <w:color w:val="1A1A1A"/>
           <w:sz w:val="21"/>
         </w:rPr>
-        <w:t>each teacher takes a trial class with real pupils.</w:t>
+        <w:t>Each teacher teaches real pupils during the programme: one or two coding trial lessons in Part 1, the first in the middle of the second month (around week 7), and two lessons on theoretical material in Part 2.</w:t>
       </w:r>
       <w:r>
         <w:rPr>
@@ -9364,7 +9051,7 @@
           <w:color w:val="1A1A1A"/>
           <w:sz w:val="21"/>
         </w:rPr>
-        <w:t xml:space="preserve"> It measures something none of the assessments can: </w:t>
+        <w:t xml:space="preserve"> By week 7 a teacher has covered values, variables, lists, dictionaries, conditions and loops — enough for a first coding lesson. The trial classes measure something none of the exams can: </w:t>
       </w:r>
       <w:r>
         <w:rPr>
@@ -9394,7 +9081,7 @@
           <w:color w:val="1A1A1A"/>
           <w:sz w:val="21"/>
         </w:rPr>
-        <w:t xml:space="preserve">Nothing in the three written assessments would detect a teacher who writes correct code and cannot explain it to a fifteen-year-old — and that teacher cannot deliver the state curriculum, which is what the whole programme is for. </w:t>
+        <w:t xml:space="preserve">Nothing in the written assessments would detect a teacher who writes correct code and cannot explain it to a fifteen-year-old — and that teacher cannot deliver the state curriculum, which is what the whole programme is for. </w:t>
       </w:r>
       <w:r>
         <w:rPr>
@@ -9403,7 +9090,7 @@
           <w:color w:val="1A1A1A"/>
           <w:sz w:val="21"/>
         </w:rPr>
-        <w:t>It is reported separately from the coding criterion and is not averaged with it.</w:t>
+        <w:t>The trial classes are reported separately from the coding criterion and are not averaged with it.</w:t>
       </w:r>
     </w:p>
     <w:p>
@@ -9450,7 +9137,7 @@
           <w:color w:val="1A1A1A"/>
           <w:sz w:val="21"/>
         </w:rPr>
-        <w:t>; and one sentence from the teacher on what surprised them. The third is the most diagnostic — it is the skill our course drills from day 2 onward, and if it holds up in front of a class, the method transferred.</w:t>
+        <w:t>; and one sentence from the teacher on what surprised them. The third is the most diagnostic — it is the skill our course drills from topic 2 onward, and if it holds up in front of a class, the method transferred.</w:t>
       </w:r>
     </w:p>
     <w:p>
@@ -9500,7 +9187,7 @@
                 <w:color w:val="1A1A1A"/>
                 <w:sz w:val="20"/>
               </w:rPr>
-              <w:t xml:space="preserve">Teachers meeting the "can code" bar continue to Part 2. Those who do not are </w:t>
+              <w:t xml:space="preserve">Teachers above 85% continue to Part 2. Those between 70% and 85% are </w:t>
             </w:r>
             <w:r>
               <w:rPr>
@@ -9509,7 +9196,7 @@
                 <w:color w:val="1A1A1A"/>
                 <w:sz w:val="20"/>
               </w:rPr>
-              <w:t>offered Part 1 again</w:t>
+              <w:t>reviewed individually</w:t>
             </w:r>
             <w:r>
               <w:rPr>
@@ -9517,7 +9204,24 @@
                 <w:color w:val="1A1A1A"/>
                 <w:sz w:val="20"/>
               </w:rPr>
-              <w:t>, rather than carried into material that assumes fluency they do not have. The bar is the one defined above; the transfer question does not gate.</w:t>
+              <w:t xml:space="preserve">, and the team decides whether they continue. Those under 70% </w:t>
+            </w:r>
+            <w:r>
+              <w:rPr>
+                <w:b/>
+                <w:i w:val="0"/>
+                <w:color w:val="1A1A1A"/>
+                <w:sz w:val="20"/>
+              </w:rPr>
+              <w:t>leave the programme</w:t>
+            </w:r>
+            <w:r>
+              <w:rPr>
+                <w:i w:val="0"/>
+                <w:color w:val="1A1A1A"/>
+                <w:sz w:val="20"/>
+              </w:rPr>
+              <w:t xml:space="preserve"> — Part 1 is not repeated.</w:t>
             </w:r>
           </w:p>
           <w:p>
@@ -9552,7 +9256,7 @@
                 <w:color w:val="1A1A1A"/>
                 <w:sz w:val="20"/>
               </w:rPr>
-              <w:t xml:space="preserve">Being filtered out is not a judgement on the teacher. At 22½ hours in the room, with mixed laptops and a remote room, the likeliest reasons are time, equipment and attendance — so </w:t>
+              <w:t xml:space="preserve">Not continuing is not a judgement on the teacher. At 22½ hours in the room, with mixed laptops and a remote room, the likeliest reasons are time, equipment and attendance — so </w:t>
             </w:r>
             <w:r>
               <w:rPr>
@@ -9598,7 +9302,7 @@
           <w:color w:val="1A1A1A"/>
           <w:sz w:val="21"/>
         </w:rPr>
-        <w:t xml:space="preserve">Three results during the course change what the instructor does next, and all come from artefacts the course already produces. </w:t>
+        <w:t xml:space="preserve">Results during the course change what the instructor does next, and they come from artefacts the course already produces. </w:t>
       </w:r>
       <w:r>
         <w:rPr>
@@ -9607,7 +9311,7 @@
           <w:color w:val="1A1A1A"/>
           <w:sz w:val="21"/>
         </w:rPr>
-        <w:t>The diagnostic</w:t>
+        <w:t>Session 1</w:t>
       </w:r>
       <w:r>
         <w:rPr>
@@ -9615,7 +9319,7 @@
           <w:color w:val="1A1A1A"/>
           <w:sz w:val="21"/>
         </w:rPr>
-        <w:t xml:space="preserve">: can they run a cell at all, and with how much help — the baseline, without which we could report an endpoint but not change. </w:t>
+        <w:t xml:space="preserve">: can each participant run a cell on their own. </w:t>
       </w:r>
       <w:r>
         <w:rPr>
@@ -9624,7 +9328,7 @@
           <w:color w:val="1A1A1A"/>
           <w:sz w:val="21"/>
         </w:rPr>
-        <w:t>The midpoint test</w:t>
+        <w:t>The midpoint</w:t>
       </w:r>
       <w:r>
         <w:rPr>
@@ -9641,7 +9345,7 @@
           <w:color w:val="1A1A1A"/>
           <w:sz w:val="21"/>
         </w:rPr>
-        <w:t>Day 21</w:t>
+        <w:t>Session 16</w:t>
       </w:r>
       <w:r>
         <w:rPr>
@@ -9669,36 +9373,6 @@
         <w:t xml:space="preserve"> run, confirmed individually while they share their screen. Attendance is recorded throughout, because below a certain point nothing else is interpretable.</w:t>
       </w:r>
     </w:p>
-    <w:p>
-      <w:pPr>
-        <w:pStyle w:val="Heading2"/>
-      </w:pPr>
-      <w:r>
-        <w:t>The one measurement that tests the theory</w:t>
-      </w:r>
-    </w:p>
-    <w:p>
-      <w:pPr>
-        <w:spacing w:after="140"/>
-      </w:pPr>
-      <w:r>
-        <w:rPr>
-          <w:b/>
-          <w:i w:val="0"/>
-          <w:color w:val="1A1A1A"/>
-          <w:sz w:val="21"/>
-        </w:rPr>
-        <w:t>None of the checks above tests the actual bet</w:t>
-      </w:r>
-      <w:r>
-        <w:rPr>
-          <w:i w:val="0"/>
-          <w:color w:val="1A1A1A"/>
-          <w:sz w:val="21"/>
-        </w:rPr>
-        <w:t>, because none is an algorithmic problem — they measure whether the course ran well. So the final practical ends with one question that is different. It is the only question with no A/B/C variants, and its 10 points are reported separately from the other 70:</w:t>
-      </w:r>
-    </w:p>
     <w:tbl>
       <w:tblPr>
         <w:tblW w:type="auto" w:w="0"/>
@@ -9712,7 +9386,7 @@
         <w:tc>
           <w:tcPr>
             <w:tcW w:type="dxa" w:w="9411"/>
-            <w:shd w:val="clear" w:fill="F7F4EC"/>
+            <w:shd w:val="clear" w:fill="EEF2F7"/>
           </w:tcPr>
           <w:p>
             <w:pPr>
@@ -9725,435 +9399,7 @@
                 <w:color w:val="1F3A5F"/>
                 <w:sz w:val="20"/>
               </w:rPr>
-              <w:t>Final practical, question 8 — the transfer question</w:t>
-            </w:r>
-          </w:p>
-          <w:p>
-            <w:pPr>
-              <w:spacing w:after="20"/>
-            </w:pPr>
-            <w:r>
-              <w:rPr>
-                <w:i/>
-                <w:color w:val="1A1A1A"/>
-                <w:sz w:val="20"/>
-              </w:rPr>
-              <w:t>Given a class register, find the student whose grade is closest to the class average.</w:t>
-            </w:r>
-          </w:p>
-          <w:p>
-            <w:pPr>
-              <w:spacing w:after="20"/>
-            </w:pPr>
-            <w:r>
-              <w:rPr>
-                <w:i w:val="0"/>
-                <w:color w:val="1A1A1A"/>
-                <w:sz w:val="20"/>
-              </w:rPr>
-              <w:t xml:space="preserve">It uses </w:t>
-            </w:r>
-            <w:r>
-              <w:rPr>
-                <w:b/>
-                <w:i w:val="0"/>
-                <w:color w:val="1A1A1A"/>
-                <w:sz w:val="20"/>
-              </w:rPr>
-              <w:t>no syntax the course did not teach</w:t>
-            </w:r>
-            <w:r>
-              <w:rPr>
-                <w:i w:val="0"/>
-                <w:color w:val="1A1A1A"/>
-                <w:sz w:val="20"/>
-              </w:rPr>
-              <w:t xml:space="preserve">, and </w:t>
-            </w:r>
-            <w:r>
-              <w:rPr>
-                <w:b/>
-                <w:i w:val="0"/>
-                <w:color w:val="1A1A1A"/>
-                <w:sz w:val="20"/>
-              </w:rPr>
-              <w:t>the course never demonstrates it</w:t>
-            </w:r>
-            <w:r>
-              <w:rPr>
-                <w:i w:val="0"/>
-                <w:color w:val="1A1A1A"/>
-                <w:sz w:val="20"/>
-              </w:rPr>
-              <w:t>. The participant is asked to write their approach in plain words first, then attempt the code, and to say where they stopped if they could not finish.</w:t>
-            </w:r>
-          </w:p>
-        </w:tc>
-      </w:tr>
-    </w:tbl>
-    <w:p>
-      <w:pPr>
-        <w:spacing w:after="80"/>
-      </w:pPr>
-    </w:p>
-    <w:p>
-      <w:pPr>
-        <w:spacing w:after="140"/>
-      </w:pPr>
-      <w:r>
-        <w:rPr>
-          <w:i w:val="0"/>
-          <w:color w:val="1A1A1A"/>
-          <w:sz w:val="21"/>
-        </w:rPr>
-        <w:t xml:space="preserve">Four things are recorded, not one: whether they wrote the plan at all; whether the plan was a </w:t>
-      </w:r>
-      <w:r>
-        <w:rPr>
-          <w:b/>
-          <w:i w:val="0"/>
-          <w:color w:val="1A1A1A"/>
-          <w:sz w:val="21"/>
-        </w:rPr>
-        <w:t>correct approach</w:t>
-      </w:r>
-      <w:r>
-        <w:rPr>
-          <w:i w:val="0"/>
-          <w:color w:val="1A1A1A"/>
-          <w:sz w:val="21"/>
-        </w:rPr>
-        <w:t xml:space="preserve">, even if the code failed; whether the code worked; and </w:t>
-      </w:r>
-      <w:r>
-        <w:rPr>
-          <w:b/>
-          <w:i w:val="0"/>
-          <w:color w:val="1A1A1A"/>
-          <w:sz w:val="21"/>
-        </w:rPr>
-        <w:t>where they stopped, in their own words</w:t>
-      </w:r>
-      <w:r>
-        <w:rPr>
-          <w:i w:val="0"/>
-          <w:color w:val="1A1A1A"/>
-          <w:sz w:val="21"/>
-        </w:rPr>
-        <w:t>.</w:t>
-      </w:r>
-    </w:p>
-    <w:tbl>
-      <w:tblPr>
-        <w:tblStyle w:val="TableGrid"/>
-        <w:tblW w:type="auto" w:w="0"/>
-        <w:jc w:val="center"/>
-        <w:tblLayout w:type="fixed"/>
-        <w:tblLook w:firstColumn="1" w:firstRow="1" w:lastColumn="0" w:lastRow="0" w:noHBand="0" w:noVBand="1" w:val="04A0"/>
-      </w:tblPr>
-      <w:tblGrid>
-        <w:gridCol w:w="3106"/>
-        <w:gridCol w:w="6305"/>
-      </w:tblGrid>
-      <w:tr>
-        <w:trPr>
-          <w:tblHeader w:val="true"/>
-        </w:trPr>
-        <w:tc>
-          <w:tcPr>
-            <w:tcW w:type="dxa" w:w="3106"/>
-            <w:shd w:val="clear" w:fill="1F3A5F"/>
-          </w:tcPr>
-          <w:p>
-            <w:pPr>
-              <w:spacing w:after="40" w:before="40"/>
-            </w:pPr>
-            <w:r/>
-            <w:r>
-              <w:rPr>
-                <w:b/>
-                <w:color w:val="FFFFFF"/>
-                <w:sz w:val="19"/>
-              </w:rPr>
-              <w:t>Pattern</w:t>
-            </w:r>
-          </w:p>
-        </w:tc>
-        <w:tc>
-          <w:tcPr>
-            <w:tcW w:type="dxa" w:w="6305"/>
-            <w:shd w:val="clear" w:fill="1F3A5F"/>
-          </w:tcPr>
-          <w:p>
-            <w:pPr>
-              <w:spacing w:after="40" w:before="40"/>
-            </w:pPr>
-            <w:r/>
-            <w:r>
-              <w:rPr>
-                <w:b/>
-                <w:color w:val="FFFFFF"/>
-                <w:sz w:val="19"/>
-              </w:rPr>
-              <w:t>What it means for the decision</w:t>
-            </w:r>
-          </w:p>
-        </w:tc>
-      </w:tr>
-      <w:tr>
-        <w:tc>
-          <w:tcPr>
-            <w:tcW w:type="dxa" w:w="3106"/>
-          </w:tcPr>
-          <w:p>
-            <w:pPr>
-              <w:spacing w:after="40" w:before="40"/>
-            </w:pPr>
-            <w:r/>
-            <w:r>
-              <w:rPr>
-                <w:i w:val="0"/>
-                <w:color w:val="1A1A1A"/>
-                <w:sz w:val="19"/>
-              </w:rPr>
-              <w:t>Plan correct, code works</w:t>
-            </w:r>
-          </w:p>
-        </w:tc>
-        <w:tc>
-          <w:tcPr>
-            <w:tcW w:type="dxa" w:w="6305"/>
-          </w:tcPr>
-          <w:p>
-            <w:pPr>
-              <w:spacing w:after="40" w:before="40"/>
-            </w:pPr>
-            <w:r/>
-            <w:r>
-              <w:rPr>
-                <w:i w:val="0"/>
-                <w:color w:val="1A1A1A"/>
-                <w:sz w:val="19"/>
-              </w:rPr>
-              <w:t>The bet paid off: coding fluency freed attention for the problem</w:t>
-            </w:r>
-          </w:p>
-        </w:tc>
-      </w:tr>
-      <w:tr>
-        <w:tc>
-          <w:tcPr>
-            <w:tcW w:type="dxa" w:w="3106"/>
-            <w:shd w:val="clear" w:fill="EEF2F7"/>
-          </w:tcPr>
-          <w:p>
-            <w:pPr>
-              <w:spacing w:after="40" w:before="40"/>
-            </w:pPr>
-            <w:r/>
-            <w:r>
-              <w:rPr>
-                <w:b/>
-                <w:i w:val="0"/>
-                <w:color w:val="1A1A1A"/>
-                <w:sz w:val="19"/>
-              </w:rPr>
-              <w:t>Plan correct, code incomplete</w:t>
-            </w:r>
-          </w:p>
-        </w:tc>
-        <w:tc>
-          <w:tcPr>
-            <w:tcW w:type="dxa" w:w="6305"/>
-            <w:shd w:val="clear" w:fill="EEF2F7"/>
-          </w:tcPr>
-          <w:p>
-            <w:pPr>
-              <w:spacing w:after="40" w:before="40"/>
-            </w:pPr>
-            <w:r/>
-            <w:r>
-              <w:rPr>
-                <w:b/>
-                <w:i w:val="0"/>
-                <w:color w:val="1A1A1A"/>
-                <w:sz w:val="19"/>
-              </w:rPr>
-              <w:t>The most important result, and a positive one.</w:t>
-            </w:r>
-            <w:r>
-              <w:rPr>
-                <w:i w:val="0"/>
-                <w:color w:val="1A1A1A"/>
-                <w:sz w:val="19"/>
-              </w:rPr>
-              <w:t xml:space="preserve"> They can now reason about a problem; the remaining gap is practice, which is exactly what the next course provides</w:t>
-            </w:r>
-          </w:p>
-        </w:tc>
-      </w:tr>
-      <w:tr>
-        <w:tc>
-          <w:tcPr>
-            <w:tcW w:type="dxa" w:w="3106"/>
-          </w:tcPr>
-          <w:p>
-            <w:pPr>
-              <w:spacing w:after="40" w:before="40"/>
-            </w:pPr>
-            <w:r/>
-            <w:r>
-              <w:rPr>
-                <w:i w:val="0"/>
-                <w:color w:val="1A1A1A"/>
-                <w:sz w:val="19"/>
-              </w:rPr>
-              <w:t>Plan vague, code attempted anyway</w:t>
-            </w:r>
-          </w:p>
-        </w:tc>
-        <w:tc>
-          <w:tcPr>
-            <w:tcW w:type="dxa" w:w="6305"/>
-          </w:tcPr>
-          <w:p>
-            <w:pPr>
-              <w:spacing w:after="40" w:before="40"/>
-            </w:pPr>
-            <w:r/>
-            <w:r>
-              <w:rPr>
-                <w:i w:val="0"/>
-                <w:color w:val="1A1A1A"/>
-                <w:sz w:val="19"/>
-              </w:rPr>
-              <w:t>Mechanical fluency without problem-solving — the central risk, realised</w:t>
-            </w:r>
-          </w:p>
-        </w:tc>
-      </w:tr>
-      <w:tr>
-        <w:tc>
-          <w:tcPr>
-            <w:tcW w:type="dxa" w:w="3106"/>
-            <w:shd w:val="clear" w:fill="EEF2F7"/>
-          </w:tcPr>
-          <w:p>
-            <w:pPr>
-              <w:spacing w:after="40" w:before="40"/>
-            </w:pPr>
-            <w:r/>
-            <w:r>
-              <w:rPr>
-                <w:i w:val="0"/>
-                <w:color w:val="1A1A1A"/>
-                <w:sz w:val="19"/>
-              </w:rPr>
-              <w:t>Nothing attempted, or "we did not do this in class"</w:t>
-            </w:r>
-          </w:p>
-        </w:tc>
-        <w:tc>
-          <w:tcPr>
-            <w:tcW w:type="dxa" w:w="6305"/>
-            <w:shd w:val="clear" w:fill="EEF2F7"/>
-          </w:tcPr>
-          <w:p>
-            <w:pPr>
-              <w:spacing w:after="40" w:before="40"/>
-            </w:pPr>
-            <w:r/>
-            <w:r>
-              <w:rPr>
-                <w:i w:val="0"/>
-                <w:color w:val="1A1A1A"/>
-                <w:sz w:val="19"/>
-              </w:rPr>
-              <w:t>The strongest negative signal. The course taught recipes, not capability</w:t>
-            </w:r>
-          </w:p>
-        </w:tc>
-      </w:tr>
-    </w:tbl>
-    <w:p>
-      <w:pPr>
-        <w:spacing w:after="80"/>
-      </w:pPr>
-    </w:p>
-    <w:tbl>
-      <w:tblPr>
-        <w:tblW w:type="auto" w:w="0"/>
-        <w:tblLayout w:type="fixed"/>
-        <w:tblLook w:firstColumn="1" w:firstRow="1" w:lastColumn="0" w:lastRow="0" w:noHBand="0" w:noVBand="1" w:val="04A0"/>
-      </w:tblPr>
-      <w:tblGrid>
-        <w:gridCol w:w="9411"/>
-      </w:tblGrid>
-      <w:tr>
-        <w:tc>
-          <w:tcPr>
-            <w:tcW w:type="dxa" w:w="9411"/>
-            <w:shd w:val="clear" w:fill="EEF2F7"/>
-          </w:tcPr>
-          <w:p>
-            <w:pPr>
-              <w:spacing w:after="40"/>
-            </w:pPr>
-            <w:r/>
-            <w:r>
-              <w:rPr>
-                <w:b/>
-                <w:color w:val="1F3A5F"/>
-                <w:sz w:val="20"/>
-              </w:rPr>
               <w:t>Please note when reading our final report</w:t>
-            </w:r>
-          </w:p>
-          <w:p>
-            <w:pPr>
-              <w:spacing w:after="20"/>
-            </w:pPr>
-            <w:r>
-              <w:rPr>
-                <w:i w:val="0"/>
-                <w:color w:val="1A1A1A"/>
-                <w:sz w:val="20"/>
-              </w:rPr>
-              <w:t xml:space="preserve">A cohort that mostly produces the </w:t>
-            </w:r>
-            <w:r>
-              <w:rPr>
-                <w:b/>
-                <w:i w:val="0"/>
-                <w:color w:val="1A1A1A"/>
-                <w:sz w:val="20"/>
-              </w:rPr>
-              <w:t>second</w:t>
-            </w:r>
-            <w:r>
-              <w:rPr>
-                <w:i w:val="0"/>
-                <w:color w:val="1A1A1A"/>
-                <w:sz w:val="20"/>
-              </w:rPr>
-              <w:t xml:space="preserve"> pattern is a success, even though most of the code will not run. </w:t>
-            </w:r>
-            <w:r>
-              <w:rPr>
-                <w:b/>
-                <w:i w:val="0"/>
-                <w:color w:val="1A1A1A"/>
-                <w:sz w:val="20"/>
-              </w:rPr>
-              <w:t>We will not report this question as a pass rate</w:t>
-            </w:r>
-            <w:r>
-              <w:rPr>
-                <w:i w:val="0"/>
-                <w:color w:val="1A1A1A"/>
-                <w:sz w:val="20"/>
-              </w:rPr>
-              <w:t>, and we would ask that it not be read as one.</w:t>
             </w:r>
           </w:p>
           <w:p>
@@ -10208,11 +9454,20 @@
       </w:pPr>
       <w:r>
         <w:rPr>
+          <w:b/>
           <w:i w:val="0"/>
           <w:color w:val="1A1A1A"/>
           <w:sz w:val="21"/>
         </w:rPr>
-        <w:t>Stated plainly, because the programme has to be judged fairly in two months and because we would rather you read these here than discover them later.</w:t>
+        <w:t>One risk really matters: that after Part 1 teachers still do not feel comfortable writing code.</w:t>
+      </w:r>
+      <w:r>
+        <w:rPr>
+          <w:i w:val="0"/>
+          <w:color w:val="1A1A1A"/>
+          <w:sz w:val="21"/>
+        </w:rPr>
+        <w:t xml:space="preserve"> Everything else below is a practical matter with a plan already in place.</w:t>
       </w:r>
     </w:p>
     <w:p>
@@ -10297,7 +9552,7 @@
                 <w:color w:val="1A1A1A"/>
                 <w:sz w:val="18"/>
               </w:rPr>
-              <w:t>The core assumption may simply be wrong.</w:t>
+              <w:t>Teachers may still not feel comfortable coding after Part 1.</w:t>
             </w:r>
             <w:r>
               <w:rPr>
@@ -10305,7 +9560,7 @@
                 <w:color w:val="1A1A1A"/>
                 <w:sz w:val="18"/>
               </w:rPr>
-              <w:t xml:space="preserve"> We are betting that coding fluency transfers — that someone who can code mechanically will find algorithmic problems learnable later. That is plausible and unproven. It is possible to produce teachers who type Python fluently and still cannot solve a problem with it</w:t>
+              <w:t xml:space="preserve"> This is the risk that matters</w:t>
             </w:r>
           </w:p>
         </w:tc>
@@ -10324,7 +9579,7 @@
                 <w:color w:val="1A1A1A"/>
                 <w:sz w:val="18"/>
               </w:rPr>
-              <w:t>We measure it directly (section 8) rather than assuming it. If it happens, the programme failed, and no amount of the course being pleasant changes that</w:t>
+              <w:t>It is exactly what the course measures: the midpoint shows it a month early, while the method can still be adjusted for each teacher, and the hard gate and the final assessment confirm it (section 8)</w:t>
             </w:r>
           </w:p>
         </w:tc>
@@ -10347,7 +9602,7 @@
                 <w:color w:val="1A1A1A"/>
                 <w:sz w:val="18"/>
               </w:rPr>
-              <w:t>Participants may not accept it.</w:t>
+              <w:t>Problem-solving comes later.</w:t>
             </w:r>
             <w:r>
               <w:rPr>
@@ -10355,7 +9610,7 @@
                 <w:color w:val="1A1A1A"/>
                 <w:sz w:val="18"/>
               </w:rPr>
-              <w:t xml:space="preserve"> Adults judge a course by how substantial it feels, and one that explains little and asks for a lot of typing can read as shallow. The first half of each discovery session is deliberately laborious</w:t>
+              <w:t xml:space="preserve"> Part 1 builds fluency; algorithmic problems are Part 2's work</w:t>
             </w:r>
           </w:p>
         </w:tc>
@@ -10375,7 +9630,7 @@
                 <w:color w:val="1A1A1A"/>
                 <w:sz w:val="18"/>
               </w:rPr>
-              <w:t>Every discovery day resolves inside the same session; the shortcut is promised in writing before the long half starts; the work is never framed as an ordeal. A participant who leaves topic 6 thinking "I typed for twenty minutes" rather than "I learned what a list is for" is a genuine failure, and it will happen to somebody</w:t>
+              <w:t>Part 2 is where it is taught, and the benchmark measures it (section 12)</w:t>
             </w:r>
           </w:p>
         </w:tc>
@@ -10397,7 +9652,7 @@
                 <w:color w:val="1A1A1A"/>
                 <w:sz w:val="18"/>
               </w:rPr>
-              <w:t>Twenty-two and a half hours is not much</w:t>
+              <w:t>Some participants may expect more explanation.</w:t>
             </w:r>
             <w:r>
               <w:rPr>
@@ -10405,7 +9660,7 @@
                 <w:color w:val="1A1A1A"/>
                 <w:sz w:val="18"/>
               </w:rPr>
-              <w:t>, in 75-minute pieces, for working teachers — and more of the practice is now at home than on any earlier schedule</w:t>
+              <w:t xml:space="preserve"> The first half of a discovery session is deliberately hands-on</w:t>
             </w:r>
           </w:p>
         </w:tc>
@@ -10424,7 +9679,58 @@
                 <w:color w:val="1A1A1A"/>
                 <w:sz w:val="18"/>
               </w:rPr>
-              <w:t>The scope is deliberately narrow and the exclusion list is explicit. Narrow means things are missing, by design</w:t>
+              <w:t>Every discovery session resolves its own difficulty, and the shortcut is promised in writing before the long half starts</w:t>
+            </w:r>
+          </w:p>
+        </w:tc>
+      </w:tr>
+      <w:tr>
+        <w:tc>
+          <w:tcPr>
+            <w:tcW w:type="dxa" w:w="4329"/>
+            <w:shd w:val="clear" w:fill="EEF2F7"/>
+          </w:tcPr>
+          <w:p>
+            <w:pPr>
+              <w:spacing w:after="40" w:before="40"/>
+            </w:pPr>
+            <w:r/>
+            <w:r>
+              <w:rPr>
+                <w:b/>
+                <w:i w:val="0"/>
+                <w:color w:val="1A1A1A"/>
+                <w:sz w:val="18"/>
+              </w:rPr>
+              <w:t>The time is compact</w:t>
+            </w:r>
+            <w:r>
+              <w:rPr>
+                <w:i w:val="0"/>
+                <w:color w:val="1A1A1A"/>
+                <w:sz w:val="18"/>
+              </w:rPr>
+              <w:t xml:space="preserve"> — 22½ hours, in 75-minute pieces, for working teachers</w:t>
+            </w:r>
+          </w:p>
+        </w:tc>
+        <w:tc>
+          <w:tcPr>
+            <w:tcW w:type="dxa" w:w="5082"/>
+            <w:shd w:val="clear" w:fill="EEF2F7"/>
+          </w:tcPr>
+          <w:p>
+            <w:pPr>
+              <w:spacing w:after="40" w:before="40"/>
+            </w:pPr>
+            <w:r/>
+            <w:r>
+              <w:rPr>
+                <w:i w:val="0"/>
+                <w:color w:val="1A1A1A"/>
+                <w:sz w:val="18"/>
+              </w:rPr>
+              <w:t>The scope is deliberately focused, and homework only repeats the session's own exercises</w:t>
             </w:r>
           </w:p>
         </w:tc>
@@ -10453,24 +9759,7 @@
           <w:color w:val="1A1A1A"/>
           <w:sz w:val="21"/>
         </w:rPr>
-        <w:t xml:space="preserve">These can sink the experiment </w:t>
-      </w:r>
-      <w:r>
-        <w:rPr>
-          <w:b/>
-          <w:i w:val="0"/>
-          <w:color w:val="1A1A1A"/>
-          <w:sz w:val="21"/>
-        </w:rPr>
-        <w:t>without telling us anything about whether the approach works</w:t>
-      </w:r>
-      <w:r>
-        <w:rPr>
-          <w:i w:val="0"/>
-          <w:color w:val="1A1A1A"/>
-          <w:sz w:val="21"/>
-        </w:rPr>
-        <w:t>, which is why they are managed hard.</w:t>
+        <w:t>Practical matters of running a remote course, each with a plan already in place.</w:t>
       </w:r>
     </w:p>
     <w:tbl>
@@ -10483,8 +9772,7 @@
       </w:tblPr>
       <w:tblGrid>
         <w:gridCol w:w="3953"/>
-        <w:gridCol w:w="1223"/>
-        <w:gridCol w:w="4235"/>
+        <w:gridCol w:w="5458"/>
       </w:tblGrid>
       <w:tr>
         <w:trPr>
@@ -10506,13 +9794,13 @@
                 <w:color w:val="FFFFFF"/>
                 <w:sz w:val="18"/>
               </w:rPr>
-              <w:t>Risk</w:t>
-            </w:r>
-          </w:p>
-        </w:tc>
-        <w:tc>
-          <w:tcPr>
-            <w:tcW w:type="dxa" w:w="1223"/>
+              <w:t>Point to manage</w:t>
+            </w:r>
+          </w:p>
+        </w:tc>
+        <w:tc>
+          <w:tcPr>
+            <w:tcW w:type="dxa" w:w="5458"/>
             <w:shd w:val="clear" w:fill="1F3A5F"/>
           </w:tcPr>
           <w:p>
@@ -10526,27 +9814,7 @@
                 <w:color w:val="FFFFFF"/>
                 <w:sz w:val="18"/>
               </w:rPr>
-              <w:t>Likelihood</w:t>
-            </w:r>
-          </w:p>
-        </w:tc>
-        <w:tc>
-          <w:tcPr>
-            <w:tcW w:type="dxa" w:w="4235"/>
-            <w:shd w:val="clear" w:fill="1F3A5F"/>
-          </w:tcPr>
-          <w:p>
-            <w:pPr>
-              <w:spacing w:after="40" w:before="40"/>
-            </w:pPr>
-            <w:r/>
-            <w:r>
-              <w:rPr>
-                <w:b/>
-                <w:color w:val="FFFFFF"/>
-                <w:sz w:val="18"/>
-              </w:rPr>
-              <w:t>Mitigation</w:t>
+              <w:t>What we do</w:t>
             </w:r>
           </w:p>
         </w:tc>
@@ -10568,7 +9836,7 @@
                 <w:color w:val="1A1A1A"/>
                 <w:sz w:val="18"/>
               </w:rPr>
-              <w:t>The ~1 GB software download.</w:t>
+              <w:t>The ~1 GB software download</w:t>
             </w:r>
             <w:r>
               <w:rPr>
@@ -10576,13 +9844,13 @@
                 <w:color w:val="1A1A1A"/>
                 <w:sz w:val="18"/>
               </w:rPr>
-              <w:t xml:space="preserve"> Much lower risk remotely — each teacher downloads at home rather than all at once on one connection</w:t>
-            </w:r>
-          </w:p>
-        </w:tc>
-        <w:tc>
-          <w:tcPr>
-            <w:tcW w:type="dxa" w:w="1223"/>
+              <w:t>, done by each teacher at home</w:t>
+            </w:r>
+          </w:p>
+        </w:tc>
+        <w:tc>
+          <w:tcPr>
+            <w:tcW w:type="dxa" w:w="5458"/>
           </w:tcPr>
           <w:p>
             <w:pPr>
@@ -10595,43 +9863,7 @@
                 <w:color w:val="1A1A1A"/>
                 <w:sz w:val="18"/>
               </w:rPr>
-              <w:t>Medium</w:t>
-            </w:r>
-          </w:p>
-        </w:tc>
-        <w:tc>
-          <w:tcPr>
-            <w:tcW w:type="dxa" w:w="4235"/>
-          </w:tcPr>
-          <w:p>
-            <w:pPr>
-              <w:spacing w:after="40" w:before="40"/>
-            </w:pPr>
-            <w:r/>
-            <w:r>
-              <w:rPr>
-                <w:i w:val="0"/>
-                <w:color w:val="1A1A1A"/>
-                <w:sz w:val="18"/>
-              </w:rPr>
-              <w:t xml:space="preserve">Setup instructions sent three days early, </w:t>
-            </w:r>
-            <w:r>
-              <w:rPr>
-                <w:b/>
-                <w:i w:val="0"/>
-                <w:color w:val="1A1A1A"/>
-                <w:sz w:val="18"/>
-              </w:rPr>
-              <w:t>with a reply required</w:t>
-            </w:r>
-            <w:r>
-              <w:rPr>
-                <w:i w:val="0"/>
-                <w:color w:val="1A1A1A"/>
-                <w:sz w:val="18"/>
-              </w:rPr>
-              <w:t xml:space="preserve"> confirming the setup check is green. No reply means it was not attempted</w:t>
+              <w:t>Setup instructions sent three days early, with a reply confirming the setup check is green</w:t>
             </w:r>
           </w:p>
         </w:tc>
@@ -10654,7 +9886,7 @@
                 <w:color w:val="1A1A1A"/>
                 <w:sz w:val="18"/>
               </w:rPr>
-              <w:t>No instructor in the room.</w:t>
+              <w:t>Remote support.</w:t>
             </w:r>
             <w:r>
               <w:rPr>
@@ -10662,13 +9894,13 @@
                 <w:color w:val="1A1A1A"/>
                 <w:sz w:val="18"/>
               </w:rPr>
-              <w:t xml:space="preserve"> Everything that would have been a thirty-second fix becomes a conversation with a beginner who cannot describe what they are seeing</w:t>
-            </w:r>
-          </w:p>
-        </w:tc>
-        <w:tc>
-          <w:tcPr>
-            <w:tcW w:type="dxa" w:w="1223"/>
+              <w:t xml:space="preserve"> A quick fix in a room takes a little longer over a call</w:t>
+            </w:r>
+          </w:p>
+        </w:tc>
+        <w:tc>
+          <w:tcPr>
+            <w:tcW w:type="dxa" w:w="5458"/>
             <w:shd w:val="clear" w:fill="EEF2F7"/>
           </w:tcPr>
           <w:p>
@@ -10682,27 +9914,7 @@
                 <w:color w:val="1A1A1A"/>
                 <w:sz w:val="18"/>
               </w:rPr>
-              <w:t>High</w:t>
-            </w:r>
-          </w:p>
-        </w:tc>
-        <w:tc>
-          <w:tcPr>
-            <w:tcW w:type="dxa" w:w="4235"/>
-            <w:shd w:val="clear" w:fill="EEF2F7"/>
-          </w:tcPr>
-          <w:p>
-            <w:pPr>
-              <w:spacing w:after="40" w:before="40"/>
-            </w:pPr>
-            <w:r/>
-            <w:r>
-              <w:rPr>
-                <w:i w:val="0"/>
-                <w:color w:val="1A1A1A"/>
-                <w:sz w:val="18"/>
-              </w:rPr>
-              <w:t>All screens shared through hands-on work, with Meet showing every participant at once; each person checked on by name; groups capped at eight so that is possible</w:t>
+              <w:t>All screens shared during hands-on work, with Meet showing every participant at once; each person checked on by name; groups capped at eight so that is possible</w:t>
             </w:r>
           </w:p>
         </w:tc>
@@ -10729,7 +9941,7 @@
         </w:tc>
         <w:tc>
           <w:tcPr>
-            <w:tcW w:type="dxa" w:w="1223"/>
+            <w:tcW w:type="dxa" w:w="5458"/>
           </w:tcPr>
           <w:p>
             <w:pPr>
@@ -10742,26 +9954,7 @@
                 <w:color w:val="1A1A1A"/>
                 <w:sz w:val="18"/>
               </w:rPr>
-              <w:t>Medium</w:t>
-            </w:r>
-          </w:p>
-        </w:tc>
-        <w:tc>
-          <w:tcPr>
-            <w:tcW w:type="dxa" w:w="4235"/>
-          </w:tcPr>
-          <w:p>
-            <w:pPr>
-              <w:spacing w:after="40" w:before="40"/>
-            </w:pPr>
-            <w:r/>
-            <w:r>
-              <w:rPr>
-                <w:i w:val="0"/>
-                <w:color w:val="1A1A1A"/>
-                <w:sz w:val="18"/>
-              </w:rPr>
-              <w:t>Confirmed with schools, and asked on the enrolment form, before anyone is admitted. A browser-based fallback exists for sessions 1–19, but that participant cannot do days 20–24 fully</w:t>
+              <w:t>Confirmed with schools, and asked on the enrolment form, before anyone is admitted. A browser-based fallback exists for topics 1–19 (sessions 1–15)</w:t>
             </w:r>
           </w:p>
         </w:tc>
@@ -10783,13 +9976,13 @@
                 <w:color w:val="1A1A1A"/>
                 <w:sz w:val="18"/>
               </w:rPr>
-              <w:t>The editor's interpreter picker — the most common beginner failure</w:t>
-            </w:r>
-          </w:p>
-        </w:tc>
-        <w:tc>
-          <w:tcPr>
-            <w:tcW w:type="dxa" w:w="1223"/>
+              <w:t>The editor's interpreter picker, a common beginner slip</w:t>
+            </w:r>
+          </w:p>
+        </w:tc>
+        <w:tc>
+          <w:tcPr>
+            <w:tcW w:type="dxa" w:w="5458"/>
             <w:shd w:val="clear" w:fill="EEF2F7"/>
           </w:tcPr>
           <w:p>
@@ -10803,27 +9996,7 @@
                 <w:color w:val="1A1A1A"/>
                 <w:sz w:val="18"/>
               </w:rPr>
-              <w:t>High</w:t>
-            </w:r>
-          </w:p>
-        </w:tc>
-        <w:tc>
-          <w:tcPr>
-            <w:tcW w:type="dxa" w:w="4235"/>
-            <w:shd w:val="clear" w:fill="EEF2F7"/>
-          </w:tcPr>
-          <w:p>
-            <w:pPr>
-              <w:spacing w:after="40" w:before="40"/>
-            </w:pPr>
-            <w:r/>
-            <w:r>
-              <w:rPr>
-                <w:i w:val="0"/>
-                <w:color w:val="1A1A1A"/>
-                <w:sz w:val="18"/>
-              </w:rPr>
-              <w:t>Only one choice is ever present; a red callout on days 1 and 2; the setup script reports which Python is actually running</w:t>
+              <w:t>Only one choice is ever present; a callout in topics 1 and 2; the setup script reports which Python is running</w:t>
             </w:r>
           </w:p>
         </w:tc>
@@ -10850,7 +10023,7 @@
         </w:tc>
         <w:tc>
           <w:tcPr>
-            <w:tcW w:type="dxa" w:w="1223"/>
+            <w:tcW w:type="dxa" w:w="5458"/>
           </w:tcPr>
           <w:p>
             <w:pPr>
@@ -10863,43 +10036,7 @@
                 <w:color w:val="1A1A1A"/>
                 <w:sz w:val="18"/>
               </w:rPr>
-              <w:t>High</w:t>
-            </w:r>
-          </w:p>
-        </w:tc>
-        <w:tc>
-          <w:tcPr>
-            <w:tcW w:type="dxa" w:w="4235"/>
-          </w:tcPr>
-          <w:p>
-            <w:pPr>
-              <w:spacing w:after="40" w:before="40"/>
-            </w:pPr>
-            <w:r/>
-            <w:r>
-              <w:rPr>
-                <w:i w:val="0"/>
-                <w:color w:val="1A1A1A"/>
-                <w:sz w:val="18"/>
-              </w:rPr>
-              <w:t xml:space="preserve">Every topic is self-contained; worked solutions published after each session; topic 19 is a catch-up with nothing new in it. </w:t>
-            </w:r>
-            <w:r>
-              <w:rPr>
-                <w:b/>
-                <w:i w:val="0"/>
-                <w:color w:val="1A1A1A"/>
-                <w:sz w:val="18"/>
-              </w:rPr>
-              <w:t>A missed session now costs more than it did on the old three-a-week schedule</w:t>
-            </w:r>
-            <w:r>
-              <w:rPr>
-                <w:i w:val="0"/>
-                <w:color w:val="1A1A1A"/>
-                <w:sz w:val="18"/>
-              </w:rPr>
-              <w:t xml:space="preserve"> — twelve of the eighteen sessions carry homework, and three of them set the Required tier of two notebooks — and the recap block at the start of every session exists for it</w:t>
+              <w:t>Every topic is self-contained; worked solutions published after each session; topic 19 is a catch-up with nothing new in it; every session starts with a recap</w:t>
             </w:r>
           </w:p>
         </w:tc>
@@ -10949,7 +10086,7 @@
                 <w:color w:val="1A1A1A"/>
                 <w:sz w:val="20"/>
               </w:rPr>
-              <w:t xml:space="preserve">This is not a risky option against a safe one. The conventional approach has </w:t>
+              <w:t xml:space="preserve">The conventional approach has </w:t>
             </w:r>
             <w:r>
               <w:rPr>
@@ -10958,7 +10095,7 @@
                 <w:color w:val="1A1A1A"/>
                 <w:sz w:val="20"/>
               </w:rPr>
-              <w:t>two years of evidence of not producing the result we wanted</w:t>
+              <w:t>two years behind it without the result we wanted</w:t>
             </w:r>
             <w:r>
               <w:rPr>
@@ -10966,7 +10103,7 @@
                 <w:color w:val="1A1A1A"/>
                 <w:sz w:val="20"/>
               </w:rPr>
-              <w:t xml:space="preserve"> — that is not a safe option, it is a known-unsuccessful one.</w:t>
+              <w:t>.</w:t>
             </w:r>
           </w:p>
           <w:p>
@@ -10979,7 +10116,7 @@
                 <w:color w:val="1A1A1A"/>
                 <w:sz w:val="20"/>
               </w:rPr>
-              <w:t xml:space="preserve">This is a risky option with an argument behind it, a defined measurement and a decision point. </w:t>
+              <w:t xml:space="preserve">This approach has an argument behind it, a defined measurement and a decision point. </w:t>
             </w:r>
             <w:r>
               <w:rPr>
@@ -10988,7 +10125,7 @@
                 <w:color w:val="1A1A1A"/>
                 <w:sz w:val="20"/>
               </w:rPr>
-              <w:t>We think there is a real chance it succeeds. We are not claiming it will.</w:t>
+              <w:t>We believe it gives teachers a real chance to become comfortable coding, and the measurement will show it.</w:t>
             </w:r>
           </w:p>
         </w:tc>
@@ -11250,7 +10387,7 @@
                 <w:color w:val="1A1A1A"/>
                 <w:sz w:val="19"/>
               </w:rPr>
-              <w:t>, both free. Two installations before day one and nothing afterwards; the course uses only Python's standard library</w:t>
+              <w:t>, both free. Two installations before session 1 and nothing afterwards; the course uses only Python's standard library</w:t>
             </w:r>
           </w:p>
         </w:tc>
@@ -11497,7 +10634,7 @@
           <w:color w:val="1A1A1A"/>
           <w:sz w:val="21"/>
         </w:rPr>
-        <w:t>all 43 notebooks</w:t>
+        <w:t>all 37 notebooks</w:t>
       </w:r>
       <w:r>
         <w:rPr>
@@ -11505,7 +10642,7 @@
           <w:color w:val="1A1A1A"/>
           <w:sz w:val="21"/>
         </w:rPr>
-        <w:t xml:space="preserve"> — lessons, worked solutions and both versions of each assessment — execute cell by cell, in order, from a clean start; the language and dependency rules hold, with nothing outside Python's standard library imported anywhere; and the finished program runs end to end, with missing files, corrupt data and bad input each producing one actionable sentence rather than a technical traceback.</w:t>
+        <w:t xml:space="preserve"> — lessons and worked solutions — execute cell by cell, in order, from a clean start; the language and dependency rules hold, with nothing outside Python's standard library imported anywhere; and the finished program runs end to end, with missing files, corrupt data and bad input each producing one actionable sentence rather than a technical traceback.</w:t>
       </w:r>
     </w:p>
     <w:p>
@@ -11754,6 +10891,124 @@
           </w:p>
         </w:tc>
       </w:tr>
+      <w:tr>
+        <w:tc>
+          <w:tcPr>
+            <w:tcW w:type="dxa" w:w="3200"/>
+          </w:tcPr>
+          <w:p>
+            <w:pPr>
+              <w:spacing w:after="40" w:before="40"/>
+            </w:pPr>
+            <w:r/>
+            <w:r>
+              <w:rPr>
+                <w:b/>
+                <w:i w:val="0"/>
+                <w:color w:val="1A1A1A"/>
+                <w:sz w:val="19"/>
+              </w:rPr>
+              <w:t>Part 2's hours are not fixed yet</w:t>
+            </w:r>
+          </w:p>
+        </w:tc>
+        <w:tc>
+          <w:tcPr>
+            <w:tcW w:type="dxa" w:w="6211"/>
+          </w:tcPr>
+          <w:p>
+            <w:pPr>
+              <w:spacing w:after="40" w:before="40"/>
+            </w:pPr>
+            <w:r/>
+            <w:r>
+              <w:rPr>
+                <w:i w:val="0"/>
+                <w:color w:val="1A1A1A"/>
+                <w:sz w:val="19"/>
+              </w:rPr>
+              <w:t xml:space="preserve">Part 2 runs for four months. Its weekly hours, and the principles of its assessment (section 12), are to be fixed and told to teachers </w:t>
+            </w:r>
+            <w:r>
+              <w:rPr>
+                <w:b/>
+                <w:i w:val="0"/>
+                <w:color w:val="1A1A1A"/>
+                <w:sz w:val="19"/>
+              </w:rPr>
+              <w:t>before they enrol in Part 1</w:t>
+            </w:r>
+            <w:r>
+              <w:rPr>
+                <w:i w:val="0"/>
+                <w:color w:val="1A1A1A"/>
+                <w:sz w:val="19"/>
+              </w:rPr>
+              <w:t>, so that they agree to the whole programme and not only to its first half</w:t>
+            </w:r>
+          </w:p>
+        </w:tc>
+      </w:tr>
+      <w:tr>
+        <w:tc>
+          <w:tcPr>
+            <w:tcW w:type="dxa" w:w="3200"/>
+            <w:shd w:val="clear" w:fill="EEF2F7"/>
+          </w:tcPr>
+          <w:p>
+            <w:pPr>
+              <w:spacing w:after="40" w:before="40"/>
+            </w:pPr>
+            <w:r/>
+            <w:r>
+              <w:rPr>
+                <w:b/>
+                <w:i w:val="0"/>
+                <w:color w:val="1A1A1A"/>
+                <w:sz w:val="19"/>
+              </w:rPr>
+              <w:t>Part 2's two exams are not set yet</w:t>
+            </w:r>
+          </w:p>
+        </w:tc>
+        <w:tc>
+          <w:tcPr>
+            <w:tcW w:type="dxa" w:w="6211"/>
+            <w:shd w:val="clear" w:fill="EEF2F7"/>
+          </w:tcPr>
+          <w:p>
+            <w:pPr>
+              <w:spacing w:after="40" w:before="40"/>
+            </w:pPr>
+            <w:r/>
+            <w:r>
+              <w:rPr>
+                <w:i w:val="0"/>
+                <w:color w:val="1A1A1A"/>
+                <w:sz w:val="19"/>
+              </w:rPr>
+              <w:t xml:space="preserve">The scope and thresholds of Part 2's midpoint and final exams follow from the benchmark sitting (section 12), which is therefore held </w:t>
+            </w:r>
+            <w:r>
+              <w:rPr>
+                <w:b/>
+                <w:i w:val="0"/>
+                <w:color w:val="1A1A1A"/>
+                <w:sz w:val="19"/>
+              </w:rPr>
+              <w:t>before Part 1 starts</w:t>
+            </w:r>
+            <w:r>
+              <w:rPr>
+                <w:i w:val="0"/>
+                <w:color w:val="1A1A1A"/>
+                <w:sz w:val="19"/>
+              </w:rPr>
+              <w:t>. They are fixed and told to teachers before they enrol, with priority, so that training starts on time</w:t>
+            </w:r>
+          </w:p>
+        </w:tc>
+      </w:tr>
     </w:tbl>
     <w:p>
       <w:pPr>
@@ -11770,163 +11025,7 @@
           <w:color w:val="1A1A1A"/>
           <w:sz w:val="21"/>
         </w:rPr>
-        <w:t>We would rather hand you a document that names these three than one that reads as finished.</w:t>
-      </w:r>
-    </w:p>
-    <w:p>
-      <w:pPr>
-        <w:pStyle w:val="Heading2"/>
-      </w:pPr>
-      <w:r>
-        <w:t>What we would find most useful from you</w:t>
-      </w:r>
-    </w:p>
-    <w:p>
-      <w:pPr>
-        <w:spacing w:after="60"/>
-        <w:ind w:left="567" w:hanging="567"/>
-      </w:pPr>
-      <w:r>
-        <w:rPr>
-          <w:b/>
-          <w:color w:val="1F3A5F"/>
-          <w:sz w:val="21"/>
-        </w:rPr>
-        <w:t>1.</w:t>
-      </w:r>
-      <w:r>
-        <w:rPr>
-          <w:sz w:val="21"/>
-        </w:rPr>
-        <w:t xml:space="preserve"> </w:t>
-      </w:r>
-      <w:r>
-        <w:rPr>
-          <w:b/>
-          <w:i w:val="0"/>
-          <w:color w:val="1A1A1A"/>
-          <w:sz w:val="21"/>
-        </w:rPr>
-        <w:t>Is the diagnosis right?</w:t>
-      </w:r>
-      <w:r>
-        <w:rPr>
-          <w:i w:val="0"/>
-          <w:color w:val="1A1A1A"/>
-          <w:sz w:val="21"/>
-        </w:rPr>
-        <w:t xml:space="preserve"> Is "they cannot code" really the bottleneck, or are we fixing the wrong thing?</w:t>
-      </w:r>
-    </w:p>
-    <w:p>
-      <w:pPr>
-        <w:spacing w:after="60"/>
-        <w:ind w:left="567" w:hanging="567"/>
-      </w:pPr>
-      <w:r>
-        <w:rPr>
-          <w:b/>
-          <w:color w:val="1F3A5F"/>
-          <w:sz w:val="21"/>
-        </w:rPr>
-        <w:t>2.</w:t>
-      </w:r>
-      <w:r>
-        <w:rPr>
-          <w:sz w:val="21"/>
-        </w:rPr>
-        <w:t xml:space="preserve"> </w:t>
-      </w:r>
-      <w:r>
-        <w:rPr>
-          <w:b/>
-          <w:i w:val="0"/>
-          <w:color w:val="1A1A1A"/>
-          <w:sz w:val="21"/>
-        </w:rPr>
-        <w:t>Is 22½ hours in the room enough</w:t>
-      </w:r>
-      <w:r>
-        <w:rPr>
-          <w:i w:val="0"/>
-          <w:color w:val="1A1A1A"/>
-          <w:sz w:val="21"/>
-        </w:rPr>
-        <w:t xml:space="preserve"> — with the rest set as homework — to produce the fluency the approach depends on?</w:t>
-      </w:r>
-    </w:p>
-    <w:p>
-      <w:pPr>
-        <w:spacing w:after="60"/>
-        <w:ind w:left="567" w:hanging="567"/>
-      </w:pPr>
-      <w:r>
-        <w:rPr>
-          <w:b/>
-          <w:color w:val="1F3A5F"/>
-          <w:sz w:val="21"/>
-        </w:rPr>
-        <w:t>3.</w:t>
-      </w:r>
-      <w:r>
-        <w:rPr>
-          <w:sz w:val="21"/>
-        </w:rPr>
-        <w:t xml:space="preserve"> </w:t>
-      </w:r>
-      <w:r>
-        <w:rPr>
-          <w:b/>
-          <w:i w:val="0"/>
-          <w:color w:val="1A1A1A"/>
-          <w:sz w:val="21"/>
-        </w:rPr>
-        <w:t>What should the success numbers be?</w:t>
-      </w:r>
-      <w:r>
-        <w:rPr>
-          <w:i w:val="0"/>
-          <w:color w:val="1A1A1A"/>
-          <w:sz w:val="21"/>
-        </w:rPr>
-        <w:t xml:space="preserve"> Agreed before the first session.</w:t>
-      </w:r>
-    </w:p>
-    <w:p>
-      <w:pPr>
-        <w:spacing w:after="60"/>
-        <w:ind w:left="567" w:hanging="567"/>
-      </w:pPr>
-      <w:r>
-        <w:rPr>
-          <w:b/>
-          <w:color w:val="1F3A5F"/>
-          <w:sz w:val="21"/>
-        </w:rPr>
-        <w:t>4.</w:t>
-      </w:r>
-      <w:r>
-        <w:rPr>
-          <w:sz w:val="21"/>
-        </w:rPr>
-        <w:t xml:space="preserve"> </w:t>
-      </w:r>
-      <w:r>
-        <w:rPr>
-          <w:b/>
-          <w:i w:val="0"/>
-          <w:color w:val="1A1A1A"/>
-          <w:sz w:val="21"/>
-        </w:rPr>
-        <w:t>Will the discovery sessions be accepted or resented?</w:t>
-      </w:r>
-      <w:r>
-        <w:rPr>
-          <w:i w:val="0"/>
-          <w:color w:val="1A1A1A"/>
-          <w:sz w:val="21"/>
-        </w:rPr>
-        <w:t xml:space="preserve"> Anyone who knows this audience better than we do should say so before we run it, not after.</w:t>
+        <w:t>We would rather hand you a document that names these six than one that reads as finished.</w:t>
       </w:r>
     </w:p>
     <w:p>
@@ -11990,6 +11089,28 @@
           <w:sz w:val="21"/>
         </w:rPr>
         <w:t>. It is the same length, the same shape and the same method: eighteen sessions of 75 minutes, twice a week for nine weeks, delivered remotely in groups of four to eight.</w:t>
+      </w:r>
+    </w:p>
+    <w:p>
+      <w:pPr>
+        <w:spacing w:after="140"/>
+      </w:pPr>
+      <w:r>
+        <w:rPr>
+          <w:b/>
+          <w:i w:val="0"/>
+          <w:color w:val="1A1A1A"/>
+          <w:sz w:val="21"/>
+        </w:rPr>
+        <w:t>It is needed even by a teacher who already teaches grade 10.</w:t>
+      </w:r>
+      <w:r>
+        <w:rPr>
+          <w:i w:val="0"/>
+          <w:color w:val="1A1A1A"/>
+          <w:sz w:val="21"/>
+        </w:rPr>
+        <w:t xml:space="preserve"> The grade-10 course touches some grade-11 material but does not concentrate on it, and it teaches no classes, inheritance or libraries at all. Those are the hardest parts of the grade-11 curriculum, and they need more practice than the grade-10 topics, not less.</w:t>
       </w:r>
     </w:p>
     <w:tbl>
@@ -12669,7 +11790,7 @@
                 <w:color w:val="1A1A1A"/>
                 <w:sz w:val="20"/>
               </w:rPr>
-              <w:t>, in sixty teacher-hours.</w:t>
+              <w:t>, in 45 teacher-hours — two Part 1s of 22½ hours each.</w:t>
             </w:r>
           </w:p>
           <w:p>
@@ -15000,14 +14121,6 @@
               <w:spacing w:after="40" w:before="40"/>
             </w:pPr>
             <w:r/>
-            <w:r>
-              <w:rPr>
-                <w:i/>
-                <w:color w:val="1A1A1A"/>
-                <w:sz w:val="18"/>
-              </w:rPr>
-              <w:t>diagnostic sat before session 1</w:t>
-            </w:r>
           </w:p>
         </w:tc>
       </w:tr>
@@ -15294,6 +14407,14 @@
               </w:rPr>
               <w:t>Midpoint</w:t>
             </w:r>
+            <w:r>
+              <w:rPr>
+                <w:i w:val="0"/>
+                <w:color w:val="1A1A1A"/>
+                <w:sz w:val="18"/>
+              </w:rPr>
+              <w:t>, after session 8</w:t>
+            </w:r>
           </w:p>
         </w:tc>
       </w:tr>
@@ -15351,7 +14472,7 @@
                 <w:color w:val="1A1A1A"/>
                 <w:sz w:val="18"/>
               </w:rPr>
-              <w:t>12–15</w:t>
+              <w:t>12–13</w:t>
             </w:r>
           </w:p>
         </w:tc>
@@ -15370,7 +14491,7 @@
                 <w:color w:val="1A1A1A"/>
                 <w:sz w:val="18"/>
               </w:rPr>
-              <w:t>I can measure a term and draw it</w:t>
+              <w:t>I can measure a term</w:t>
             </w:r>
           </w:p>
         </w:tc>
@@ -15443,7 +14564,7 @@
                 <w:color w:val="1A1A1A"/>
                 <w:sz w:val="18"/>
               </w:rPr>
-              <w:t>16–18</w:t>
+              <w:t>14–15</w:t>
             </w:r>
           </w:p>
         </w:tc>
@@ -15463,7 +14584,7 @@
                 <w:color w:val="1A1A1A"/>
                 <w:sz w:val="18"/>
               </w:rPr>
-              <w:t>The school's own file goes in, a report comes out</w:t>
+              <w:t>I can draw it</w:t>
             </w:r>
           </w:p>
         </w:tc>
@@ -15534,7 +14655,7 @@
                 <w:color w:val="1A1A1A"/>
                 <w:sz w:val="18"/>
               </w:rPr>
-              <w:t>19–21</w:t>
+              <w:t>16–18</w:t>
             </w:r>
           </w:p>
         </w:tc>
@@ -15553,7 +14674,7 @@
                 <w:color w:val="1A1A1A"/>
                 <w:sz w:val="18"/>
               </w:rPr>
-              <w:t>Any depth, and I can find out why it is wrong</w:t>
+              <w:t>The school's own file goes in, a report comes out</w:t>
             </w:r>
           </w:p>
         </w:tc>
@@ -15566,6 +14687,23 @@
               <w:spacing w:after="40" w:before="40"/>
             </w:pPr>
             <w:r/>
+            <w:r>
+              <w:rPr>
+                <w:b/>
+                <w:i w:val="0"/>
+                <w:color w:val="1A1A1A"/>
+                <w:sz w:val="18"/>
+              </w:rPr>
+              <w:t>Trial class</w:t>
+            </w:r>
+            <w:r>
+              <w:rPr>
+                <w:i w:val="0"/>
+                <w:color w:val="1A1A1A"/>
+                <w:sz w:val="18"/>
+              </w:rPr>
+              <w:t xml:space="preserve"> with real pupils</w:t>
+            </w:r>
           </w:p>
         </w:tc>
       </w:tr>
@@ -15626,7 +14764,7 @@
                 <w:color w:val="1A1A1A"/>
                 <w:sz w:val="18"/>
               </w:rPr>
-              <w:t>22–24</w:t>
+              <w:t>19–21</w:t>
             </w:r>
           </w:p>
         </w:tc>
@@ -15646,7 +14784,7 @@
                 <w:color w:val="1A1A1A"/>
                 <w:sz w:val="18"/>
               </w:rPr>
-              <w:t>It runs on my school's data, and I showed it</w:t>
+              <w:t>Any depth, and I can find out why it is wrong</w:t>
             </w:r>
           </w:p>
         </w:tc>
@@ -15660,6 +14798,95 @@
               <w:spacing w:after="40" w:before="40"/>
             </w:pPr>
             <w:r/>
+          </w:p>
+        </w:tc>
+      </w:tr>
+      <w:tr>
+        <w:tc>
+          <w:tcPr>
+            <w:tcW w:type="dxa" w:w="753"/>
+          </w:tcPr>
+          <w:p>
+            <w:pPr>
+              <w:spacing w:after="40" w:before="40"/>
+            </w:pPr>
+            <w:r/>
+            <w:r>
+              <w:rPr>
+                <w:i w:val="0"/>
+                <w:color w:val="1A1A1A"/>
+                <w:sz w:val="18"/>
+              </w:rPr>
+              <w:t>9</w:t>
+            </w:r>
+          </w:p>
+        </w:tc>
+        <w:tc>
+          <w:tcPr>
+            <w:tcW w:type="dxa" w:w="1129"/>
+          </w:tcPr>
+          <w:p>
+            <w:pPr>
+              <w:spacing w:after="40" w:before="40"/>
+            </w:pPr>
+            <w:r/>
+            <w:r>
+              <w:rPr>
+                <w:i w:val="0"/>
+                <w:color w:val="1A1A1A"/>
+                <w:sz w:val="18"/>
+              </w:rPr>
+              <w:t>17–18</w:t>
+            </w:r>
+          </w:p>
+        </w:tc>
+        <w:tc>
+          <w:tcPr>
+            <w:tcW w:type="dxa" w:w="1035"/>
+          </w:tcPr>
+          <w:p>
+            <w:pPr>
+              <w:spacing w:after="40" w:before="40"/>
+            </w:pPr>
+            <w:r/>
+            <w:r>
+              <w:rPr>
+                <w:i w:val="0"/>
+                <w:color w:val="1A1A1A"/>
+                <w:sz w:val="18"/>
+              </w:rPr>
+              <w:t>22–24</w:t>
+            </w:r>
+          </w:p>
+        </w:tc>
+        <w:tc>
+          <w:tcPr>
+            <w:tcW w:type="dxa" w:w="4611"/>
+          </w:tcPr>
+          <w:p>
+            <w:pPr>
+              <w:spacing w:after="40" w:before="40"/>
+            </w:pPr>
+            <w:r/>
+            <w:r>
+              <w:rPr>
+                <w:i w:val="0"/>
+                <w:color w:val="1A1A1A"/>
+                <w:sz w:val="18"/>
+              </w:rPr>
+              <w:t>It is a program now, it runs on my school, and I showed it</w:t>
+            </w:r>
+          </w:p>
+        </w:tc>
+        <w:tc>
+          <w:tcPr>
+            <w:tcW w:type="dxa" w:w="1882"/>
+          </w:tcPr>
+          <w:p>
+            <w:pPr>
+              <w:spacing w:after="40" w:before="40"/>
+            </w:pPr>
+            <w:r/>
             <w:r>
               <w:rPr>
                 <w:b/>
@@ -15667,7 +14894,15 @@
                 <w:color w:val="1A1A1A"/>
                 <w:sz w:val="18"/>
               </w:rPr>
-              <w:t>Final practical</w:t>
+              <w:t>Final assessment</w:t>
+            </w:r>
+            <w:r>
+              <w:rPr>
+                <w:i w:val="0"/>
+                <w:color w:val="1A1A1A"/>
+                <w:sz w:val="18"/>
+              </w:rPr>
+              <w:t>, in session 18</w:t>
             </w:r>
           </w:p>
         </w:tc>
@@ -15692,602 +14927,55 @@
       </w:pPr>
       <w:r>
         <w:rPr>
+          <w:b/>
           <w:i w:val="0"/>
           <w:color w:val="1A1A1A"/>
           <w:sz w:val="21"/>
         </w:rPr>
-        <w:t>Three sittings, on the same principle as the first course: the first two measure the programme, the third decides who continues.</w:t>
+        <w:t>Being redesigned, on the same principle and with the same thresholds as the first course</w:t>
       </w:r>
-    </w:p>
-    <w:tbl>
-      <w:tblPr>
-        <w:tblStyle w:val="TableGrid"/>
-        <w:tblW w:type="auto" w:w="0"/>
-        <w:jc w:val="center"/>
-        <w:tblLayout w:type="fixed"/>
-        <w:tblLook w:firstColumn="1" w:firstRow="1" w:lastColumn="0" w:lastRow="0" w:noHBand="0" w:noVBand="1" w:val="04A0"/>
-      </w:tblPr>
-      <w:tblGrid>
-        <w:gridCol w:w="376"/>
-        <w:gridCol w:w="1600"/>
-        <w:gridCol w:w="1412"/>
-        <w:gridCol w:w="1129"/>
-        <w:gridCol w:w="941"/>
-        <w:gridCol w:w="3953"/>
-      </w:tblGrid>
-      <w:tr>
-        <w:trPr>
-          <w:tblHeader w:val="true"/>
-        </w:trPr>
-        <w:tc>
-          <w:tcPr>
-            <w:tcW w:type="dxa" w:w="376"/>
-            <w:shd w:val="clear" w:fill="1F3A5F"/>
-          </w:tcPr>
-          <w:p>
-            <w:pPr>
-              <w:spacing w:after="40" w:before="40"/>
-            </w:pPr>
-            <w:r/>
-            <w:r>
-              <w:rPr>
-                <w:b/>
-                <w:color w:val="FFFFFF"/>
-                <w:sz w:val="18"/>
-              </w:rPr>
-            </w:r>
-          </w:p>
-        </w:tc>
-        <w:tc>
-          <w:tcPr>
-            <w:tcW w:type="dxa" w:w="1600"/>
-            <w:shd w:val="clear" w:fill="1F3A5F"/>
-          </w:tcPr>
-          <w:p>
-            <w:pPr>
-              <w:spacing w:after="40" w:before="40"/>
-            </w:pPr>
-            <w:r/>
-            <w:r>
-              <w:rPr>
-                <w:b/>
-                <w:color w:val="FFFFFF"/>
-                <w:sz w:val="18"/>
-              </w:rPr>
-              <w:t>Sitting</w:t>
-            </w:r>
-          </w:p>
-        </w:tc>
-        <w:tc>
-          <w:tcPr>
-            <w:tcW w:type="dxa" w:w="1412"/>
-            <w:shd w:val="clear" w:fill="1F3A5F"/>
-          </w:tcPr>
-          <w:p>
-            <w:pPr>
-              <w:spacing w:after="40" w:before="40"/>
-            </w:pPr>
-            <w:r/>
-            <w:r>
-              <w:rPr>
-                <w:b/>
-                <w:color w:val="FFFFFF"/>
-                <w:sz w:val="18"/>
-              </w:rPr>
-              <w:t>When</w:t>
-            </w:r>
-          </w:p>
-        </w:tc>
-        <w:tc>
-          <w:tcPr>
-            <w:tcW w:type="dxa" w:w="1129"/>
-            <w:shd w:val="clear" w:fill="1F3A5F"/>
-          </w:tcPr>
-          <w:p>
-            <w:pPr>
-              <w:spacing w:after="40" w:before="40"/>
-            </w:pPr>
-            <w:r/>
-            <w:r>
-              <w:rPr>
-                <w:b/>
-                <w:color w:val="FFFFFF"/>
-                <w:sz w:val="18"/>
-              </w:rPr>
-              <w:t>Length</w:t>
-            </w:r>
-          </w:p>
-        </w:tc>
-        <w:tc>
-          <w:tcPr>
-            <w:tcW w:type="dxa" w:w="941"/>
-            <w:shd w:val="clear" w:fill="1F3A5F"/>
-          </w:tcPr>
-          <w:p>
-            <w:pPr>
-              <w:spacing w:after="40" w:before="40"/>
-            </w:pPr>
-            <w:r/>
-            <w:r>
-              <w:rPr>
-                <w:b/>
-                <w:color w:val="FFFFFF"/>
-                <w:sz w:val="18"/>
-              </w:rPr>
-              <w:t>Points</w:t>
-            </w:r>
-          </w:p>
-        </w:tc>
-        <w:tc>
-          <w:tcPr>
-            <w:tcW w:type="dxa" w:w="3953"/>
-            <w:shd w:val="clear" w:fill="1F3A5F"/>
-          </w:tcPr>
-          <w:p>
-            <w:pPr>
-              <w:spacing w:after="40" w:before="40"/>
-            </w:pPr>
-            <w:r/>
-            <w:r>
-              <w:rPr>
-                <w:b/>
-                <w:color w:val="FFFFFF"/>
-                <w:sz w:val="18"/>
-              </w:rPr>
-              <w:t>What it covers</w:t>
-            </w:r>
-          </w:p>
-        </w:tc>
-      </w:tr>
-      <w:tr>
-        <w:tc>
-          <w:tcPr>
-            <w:tcW w:type="dxa" w:w="376"/>
-          </w:tcPr>
-          <w:p>
-            <w:pPr>
-              <w:spacing w:after="40" w:before="40"/>
-            </w:pPr>
-            <w:r/>
-            <w:r>
-              <w:rPr>
-                <w:i w:val="0"/>
-                <w:color w:val="1A1A1A"/>
-                <w:sz w:val="18"/>
-              </w:rPr>
-              <w:t>1</w:t>
-            </w:r>
-          </w:p>
-        </w:tc>
-        <w:tc>
-          <w:tcPr>
-            <w:tcW w:type="dxa" w:w="1600"/>
-          </w:tcPr>
-          <w:p>
-            <w:pPr>
-              <w:spacing w:after="40" w:before="40"/>
-            </w:pPr>
-            <w:r/>
-            <w:r>
-              <w:rPr>
-                <w:i w:val="0"/>
-                <w:color w:val="1A1A1A"/>
-                <w:sz w:val="18"/>
-              </w:rPr>
-              <w:t>Initial diagnostic</w:t>
-            </w:r>
-          </w:p>
-        </w:tc>
-        <w:tc>
-          <w:tcPr>
-            <w:tcW w:type="dxa" w:w="1412"/>
-          </w:tcPr>
-          <w:p>
-            <w:pPr>
-              <w:spacing w:after="40" w:before="40"/>
-            </w:pPr>
-            <w:r/>
-            <w:r>
-              <w:rPr>
-                <w:i w:val="0"/>
-                <w:color w:val="1A1A1A"/>
-                <w:sz w:val="18"/>
-              </w:rPr>
-              <w:t>Before session 1</w:t>
-            </w:r>
-          </w:p>
-        </w:tc>
-        <w:tc>
-          <w:tcPr>
-            <w:tcW w:type="dxa" w:w="1129"/>
-          </w:tcPr>
-          <w:p>
-            <w:pPr>
-              <w:spacing w:after="40" w:before="40"/>
-            </w:pPr>
-            <w:r/>
-            <w:r>
-              <w:rPr>
-                <w:i w:val="0"/>
-                <w:color w:val="1A1A1A"/>
-                <w:sz w:val="18"/>
-              </w:rPr>
-              <w:t>45–60 min</w:t>
-            </w:r>
-          </w:p>
-        </w:tc>
-        <w:tc>
-          <w:tcPr>
-            <w:tcW w:type="dxa" w:w="941"/>
-          </w:tcPr>
-          <w:p>
-            <w:pPr>
-              <w:spacing w:after="40" w:before="40"/>
-            </w:pPr>
-            <w:r/>
-            <w:r>
-              <w:rPr>
-                <w:i w:val="0"/>
-                <w:color w:val="1A1A1A"/>
-                <w:sz w:val="18"/>
-              </w:rPr>
-              <w:t>40</w:t>
-            </w:r>
-          </w:p>
-        </w:tc>
-        <w:tc>
-          <w:tcPr>
-            <w:tcW w:type="dxa" w:w="3953"/>
-          </w:tcPr>
-          <w:p>
-            <w:pPr>
-              <w:spacing w:after="40" w:before="40"/>
-            </w:pPr>
-            <w:r/>
-            <w:r>
-              <w:rPr>
-                <w:b/>
-                <w:i w:val="0"/>
-                <w:color w:val="1A1A1A"/>
-                <w:sz w:val="18"/>
-              </w:rPr>
-              <w:t>What the first course actually produced</w:t>
-            </w:r>
-            <w:r>
-              <w:rPr>
-                <w:i w:val="0"/>
-                <w:color w:val="1A1A1A"/>
-                <w:sz w:val="18"/>
-              </w:rPr>
-              <w:t xml:space="preserve"> — nothing from this one</w:t>
-            </w:r>
-          </w:p>
-        </w:tc>
-      </w:tr>
-      <w:tr>
-        <w:tc>
-          <w:tcPr>
-            <w:tcW w:type="dxa" w:w="376"/>
-            <w:shd w:val="clear" w:fill="EEF2F7"/>
-          </w:tcPr>
-          <w:p>
-            <w:pPr>
-              <w:spacing w:after="40" w:before="40"/>
-            </w:pPr>
-            <w:r/>
-            <w:r>
-              <w:rPr>
-                <w:i w:val="0"/>
-                <w:color w:val="1A1A1A"/>
-                <w:sz w:val="18"/>
-              </w:rPr>
-              <w:t>2</w:t>
-            </w:r>
-          </w:p>
-        </w:tc>
-        <w:tc>
-          <w:tcPr>
-            <w:tcW w:type="dxa" w:w="1600"/>
-            <w:shd w:val="clear" w:fill="EEF2F7"/>
-          </w:tcPr>
-          <w:p>
-            <w:pPr>
-              <w:spacing w:after="40" w:before="40"/>
-            </w:pPr>
-            <w:r/>
-            <w:r>
-              <w:rPr>
-                <w:i w:val="0"/>
-                <w:color w:val="1A1A1A"/>
-                <w:sz w:val="18"/>
-              </w:rPr>
-              <w:t>Midpoint</w:t>
-            </w:r>
-          </w:p>
-        </w:tc>
-        <w:tc>
-          <w:tcPr>
-            <w:tcW w:type="dxa" w:w="1412"/>
-            <w:shd w:val="clear" w:fill="EEF2F7"/>
-          </w:tcPr>
-          <w:p>
-            <w:pPr>
-              <w:spacing w:after="40" w:before="40"/>
-            </w:pPr>
-            <w:r/>
-            <w:r>
-              <w:rPr>
-                <w:i w:val="0"/>
-                <w:color w:val="1A1A1A"/>
-                <w:sz w:val="18"/>
-              </w:rPr>
-              <w:t>After session 8</w:t>
-            </w:r>
-          </w:p>
-        </w:tc>
-        <w:tc>
-          <w:tcPr>
-            <w:tcW w:type="dxa" w:w="1129"/>
-            <w:shd w:val="clear" w:fill="EEF2F7"/>
-          </w:tcPr>
-          <w:p>
-            <w:pPr>
-              <w:spacing w:after="40" w:before="40"/>
-            </w:pPr>
-            <w:r/>
-            <w:r>
-              <w:rPr>
-                <w:i w:val="0"/>
-                <w:color w:val="1A1A1A"/>
-                <w:sz w:val="18"/>
-              </w:rPr>
-              <w:t>60–75 min</w:t>
-            </w:r>
-          </w:p>
-        </w:tc>
-        <w:tc>
-          <w:tcPr>
-            <w:tcW w:type="dxa" w:w="941"/>
-            <w:shd w:val="clear" w:fill="EEF2F7"/>
-          </w:tcPr>
-          <w:p>
-            <w:pPr>
-              <w:spacing w:after="40" w:before="40"/>
-            </w:pPr>
-            <w:r/>
-            <w:r>
-              <w:rPr>
-                <w:i w:val="0"/>
-                <w:color w:val="1A1A1A"/>
-                <w:sz w:val="18"/>
-              </w:rPr>
-              <w:t>50</w:t>
-            </w:r>
-          </w:p>
-        </w:tc>
-        <w:tc>
-          <w:tcPr>
-            <w:tcW w:type="dxa" w:w="3953"/>
-            <w:shd w:val="clear" w:fill="EEF2F7"/>
-          </w:tcPr>
-          <w:p>
-            <w:pPr>
-              <w:spacing w:after="40" w:before="40"/>
-            </w:pPr>
-            <w:r/>
-            <w:r>
-              <w:rPr>
-                <w:i w:val="0"/>
-                <w:color w:val="1A1A1A"/>
-                <w:sz w:val="18"/>
-              </w:rPr>
-              <w:t>Topics 2–11: functions, comprehensions, classes, inheritance</w:t>
-            </w:r>
-          </w:p>
-        </w:tc>
-      </w:tr>
-      <w:tr>
-        <w:tc>
-          <w:tcPr>
-            <w:tcW w:type="dxa" w:w="376"/>
-          </w:tcPr>
-          <w:p>
-            <w:pPr>
-              <w:spacing w:after="40" w:before="40"/>
-            </w:pPr>
-            <w:r/>
-            <w:r>
-              <w:rPr>
-                <w:i w:val="0"/>
-                <w:color w:val="1A1A1A"/>
-                <w:sz w:val="18"/>
-              </w:rPr>
-              <w:t>3</w:t>
-            </w:r>
-          </w:p>
-        </w:tc>
-        <w:tc>
-          <w:tcPr>
-            <w:tcW w:type="dxa" w:w="1600"/>
-          </w:tcPr>
-          <w:p>
-            <w:pPr>
-              <w:spacing w:after="40" w:before="40"/>
-            </w:pPr>
-            <w:r/>
-            <w:r>
-              <w:rPr>
-                <w:i w:val="0"/>
-                <w:color w:val="1A1A1A"/>
-                <w:sz w:val="18"/>
-              </w:rPr>
-              <w:t>Final practical</w:t>
-            </w:r>
-          </w:p>
-        </w:tc>
-        <w:tc>
-          <w:tcPr>
-            <w:tcW w:type="dxa" w:w="1412"/>
-          </w:tcPr>
-          <w:p>
-            <w:pPr>
-              <w:spacing w:after="40" w:before="40"/>
-            </w:pPr>
-            <w:r/>
-            <w:r>
-              <w:rPr>
-                <w:i w:val="0"/>
-                <w:color w:val="1A1A1A"/>
-                <w:sz w:val="18"/>
-              </w:rPr>
-              <w:t>Session 16</w:t>
-            </w:r>
-          </w:p>
-        </w:tc>
-        <w:tc>
-          <w:tcPr>
-            <w:tcW w:type="dxa" w:w="1129"/>
-          </w:tcPr>
-          <w:p>
-            <w:pPr>
-              <w:spacing w:after="40" w:before="40"/>
-            </w:pPr>
-            <w:r/>
-            <w:r>
-              <w:rPr>
-                <w:i w:val="0"/>
-                <w:color w:val="1A1A1A"/>
-                <w:sz w:val="18"/>
-              </w:rPr>
-              <w:t>90–120 min</w:t>
-            </w:r>
-          </w:p>
-        </w:tc>
-        <w:tc>
-          <w:tcPr>
-            <w:tcW w:type="dxa" w:w="941"/>
-          </w:tcPr>
-          <w:p>
-            <w:pPr>
-              <w:spacing w:after="40" w:before="40"/>
-            </w:pPr>
-            <w:r/>
-            <w:r>
-              <w:rPr>
-                <w:i w:val="0"/>
-                <w:color w:val="1A1A1A"/>
-                <w:sz w:val="18"/>
-              </w:rPr>
-              <w:t>70 + 10</w:t>
-            </w:r>
-          </w:p>
-        </w:tc>
-        <w:tc>
-          <w:tcPr>
-            <w:tcW w:type="dxa" w:w="3953"/>
-          </w:tcPr>
-          <w:p>
-            <w:pPr>
-              <w:spacing w:after="40" w:before="40"/>
-            </w:pPr>
-            <w:r/>
-            <w:r>
-              <w:rPr>
-                <w:i w:val="0"/>
-                <w:color w:val="1A1A1A"/>
-                <w:sz w:val="18"/>
-              </w:rPr>
-              <w:t>Topics 12–24: libraries, charts, data, recursion, the project</w:t>
-            </w:r>
-          </w:p>
-        </w:tc>
-      </w:tr>
-    </w:tbl>
-    <w:p>
-      <w:pPr>
-        <w:spacing w:after="80"/>
-      </w:pPr>
-    </w:p>
-    <w:tbl>
-      <w:tblPr>
-        <w:tblW w:type="auto" w:w="0"/>
-        <w:tblLayout w:type="fixed"/>
-        <w:tblLook w:firstColumn="1" w:firstRow="1" w:lastColumn="0" w:lastRow="0" w:noHBand="0" w:noVBand="1" w:val="04A0"/>
-      </w:tblPr>
-      <w:tblGrid>
-        <w:gridCol w:w="9411"/>
-      </w:tblGrid>
-      <w:tr>
-        <w:tc>
-          <w:tcPr>
-            <w:tcW w:type="dxa" w:w="9411"/>
-            <w:shd w:val="clear" w:fill="F7F4EC"/>
-          </w:tcPr>
-          <w:p>
-            <w:pPr>
-              <w:spacing w:after="40"/>
-            </w:pPr>
-            <w:r/>
-            <w:r>
-              <w:rPr>
-                <w:b/>
-                <w:color w:val="1F3A5F"/>
-                <w:sz w:val="20"/>
-              </w:rPr>
-              <w:t>Two things worth your attention in that table</w:t>
-            </w:r>
-          </w:p>
-          <w:p>
-            <w:pPr>
-              <w:spacing w:after="20"/>
-            </w:pPr>
-            <w:r>
-              <w:rPr>
-                <w:b/>
-                <w:i w:val="0"/>
-                <w:color w:val="1A1A1A"/>
-                <w:sz w:val="20"/>
-              </w:rPr>
-              <w:t>The diagnostic measures the first course, not this one.</w:t>
-            </w:r>
-            <w:r>
-              <w:rPr>
-                <w:i w:val="0"/>
-                <w:color w:val="1A1A1A"/>
-                <w:sz w:val="20"/>
-              </w:rPr>
-              <w:t xml:space="preserve"> It is the only point at which we find out what the grade-10 programme actually produced, taken before the second course can affect the answer. Its marking guide includes the option of sending a cohort back to repeat the first course.</w:t>
-            </w:r>
-          </w:p>
-          <w:p>
-            <w:pPr>
-              <w:spacing w:after="20"/>
-            </w:pPr>
-            <w:r>
-              <w:rPr>
-                <w:b/>
-                <w:i w:val="0"/>
-                <w:color w:val="1A1A1A"/>
-                <w:sz w:val="20"/>
-              </w:rPr>
-              <w:t>The midpoint is a go/no-go on objects.</w:t>
-            </w:r>
-            <w:r>
-              <w:rPr>
-                <w:i w:val="0"/>
-                <w:color w:val="1A1A1A"/>
-                <w:sz w:val="20"/>
-              </w:rPr>
-              <w:t xml:space="preserve"> Whether a participant can write a working class decides whether the libraries half of the course can start at all. If the cohort fails it, the instruction is to spend a session on revision rather than press on.</w:t>
-            </w:r>
-          </w:p>
-        </w:tc>
-      </w:tr>
-    </w:tbl>
-    <w:p>
-      <w:pPr>
-        <w:spacing w:after="80"/>
-      </w:pPr>
+      <w:r>
+        <w:rPr>
+          <w:i w:val="0"/>
+          <w:color w:val="1A1A1A"/>
+          <w:sz w:val="21"/>
+        </w:rPr>
+        <w:t xml:space="preserve"> (section 8): a </w:t>
+      </w:r>
+      <w:r>
+        <w:rPr>
+          <w:b/>
+          <w:i w:val="0"/>
+          <w:color w:val="1A1A1A"/>
+          <w:sz w:val="21"/>
+        </w:rPr>
+        <w:t>midpoint after session 8</w:t>
+      </w:r>
+      <w:r>
+        <w:rPr>
+          <w:i w:val="0"/>
+          <w:color w:val="1A1A1A"/>
+          <w:sz w:val="21"/>
+        </w:rPr>
+        <w:t xml:space="preserve"> and a </w:t>
+      </w:r>
+      <w:r>
+        <w:rPr>
+          <w:b/>
+          <w:i w:val="0"/>
+          <w:color w:val="1A1A1A"/>
+          <w:sz w:val="21"/>
+        </w:rPr>
+        <w:t>final assessment in session 18</w:t>
+      </w:r>
+      <w:r>
+        <w:rPr>
+          <w:i w:val="0"/>
+          <w:color w:val="1A1A1A"/>
+          <w:sz w:val="21"/>
+        </w:rPr>
+        <w:t>. The midpoint matters more here — whether a participant can write a working class decides whether the libraries half of the course can start, and if the cohort is not there, the instruction is to spend a session on revision rather than press on.</w:t>
+      </w:r>
     </w:p>
     <w:p>
       <w:pPr>
@@ -16441,7 +15129,7 @@
         <w:pStyle w:val="Heading2"/>
       </w:pPr>
       <w:r>
-        <w:t>Between the parts — the trial class</w:t>
+        <w:t>The trial classes</w:t>
       </w:r>
     </w:p>
     <w:p>
@@ -16455,7 +15143,7 @@
           <w:color w:val="1A1A1A"/>
           <w:sz w:val="21"/>
         </w:rPr>
-        <w:t>March.</w:t>
+        <w:t>One or two coding lessons in Part 1, the first around week 7, and two on theoretical material in Part 2.</w:t>
       </w:r>
       <w:r>
         <w:rPr>
@@ -16463,7 +15151,7 @@
           <w:color w:val="1A1A1A"/>
           <w:sz w:val="21"/>
         </w:rPr>
-        <w:t xml:space="preserve"> Each teacher teaches one lesson to real pupils, after Part 1 and before any decision about Part 2. It is the only point in the programme that tests the thing the programme exists for, and it informs the decision below alongside the coding criterion.</w:t>
+        <w:t xml:space="preserve"> Each teacher teaches a lesson to real pupils. They are the only points in the programme that test the thing the programme exists for, and they inform the decision below alongside the coding criterion (section 8).</w:t>
       </w:r>
     </w:p>
     <w:p>
@@ -17153,6 +15841,449 @@
         <w:t xml:space="preserve"> (state curriculum topic 23) stays out of scope and is revisited once Part 1 reports: if the cohort arrives at Part 2 comfortably, git and the remaining tooling go in; if not, the time is better spent elsewhere.</w:t>
       </w:r>
     </w:p>
+    <w:p>
+      <w:pPr>
+        <w:pStyle w:val="Heading3"/>
+      </w:pPr>
+      <w:r>
+        <w:t>How Part 2 is judged — the final milestone</w:t>
+      </w:r>
+    </w:p>
+    <w:p>
+      <w:pPr>
+        <w:spacing w:after="140"/>
+      </w:pPr>
+      <w:r>
+        <w:rPr>
+          <w:b/>
+          <w:i w:val="0"/>
+          <w:color w:val="1A1A1A"/>
+          <w:sz w:val="21"/>
+        </w:rPr>
+        <w:t>The milestone is a real teacher's level, not a number we chose.</w:t>
+      </w:r>
+      <w:r>
+        <w:rPr>
+          <w:i w:val="0"/>
+          <w:color w:val="1A1A1A"/>
+          <w:sz w:val="21"/>
+        </w:rPr>
+        <w:t xml:space="preserve"> Teachers who completed an earlier run of this training and now teach Python in a school are the benchmark — </w:t>
+      </w:r>
+      <w:r>
+        <w:rPr>
+          <w:b/>
+          <w:i w:val="0"/>
+          <w:color w:val="1A1A1A"/>
+          <w:sz w:val="21"/>
+        </w:rPr>
+        <w:t>two or three teachers</w:t>
+      </w:r>
+      <w:r>
+        <w:rPr>
+          <w:i w:val="0"/>
+          <w:color w:val="1A1A1A"/>
+          <w:sz w:val="21"/>
+        </w:rPr>
+        <w:t xml:space="preserve">. </w:t>
+      </w:r>
+      <w:r>
+        <w:rPr>
+          <w:b/>
+          <w:i w:val="0"/>
+          <w:color w:val="1A1A1A"/>
+          <w:sz w:val="21"/>
+        </w:rPr>
+        <w:t>Before Part 1 begins</w:t>
+      </w:r>
+      <w:r>
+        <w:rPr>
+          <w:i w:val="0"/>
+          <w:color w:val="1A1A1A"/>
+          <w:sz w:val="21"/>
+        </w:rPr>
+        <w:t xml:space="preserve">, they solve a set of </w:t>
+      </w:r>
+      <w:r>
+        <w:rPr>
+          <w:b/>
+          <w:i w:val="0"/>
+          <w:color w:val="1A1A1A"/>
+          <w:sz w:val="21"/>
+        </w:rPr>
+        <w:t>beginner Python problems from LeetCode</w:t>
+      </w:r>
+      <w:r>
+        <w:rPr>
+          <w:i w:val="0"/>
+          <w:color w:val="1A1A1A"/>
+          <w:sz w:val="21"/>
+        </w:rPr>
+        <w:t xml:space="preserve"> (Easy level), under the conditions Part 2 participants will meet at the end: the same problems, the same time limit, no internet and no AI. </w:t>
+      </w:r>
+      <w:r>
+        <w:rPr>
+          <w:b/>
+          <w:i w:val="0"/>
+          <w:color w:val="1A1A1A"/>
+          <w:sz w:val="21"/>
+        </w:rPr>
+        <w:t>Their results are the milestone our teachers should reach by the end of the school year.</w:t>
+      </w:r>
+      <w:r>
+        <w:rPr>
+          <w:i w:val="0"/>
+          <w:color w:val="1A1A1A"/>
+          <w:sz w:val="21"/>
+        </w:rPr>
+        <w:t xml:space="preserve"> It shows from the start where we are going and how far there is to go, and it sets the content, depth and thresholds of Part 2's exams.</w:t>
+      </w:r>
+    </w:p>
+    <w:tbl>
+      <w:tblPr>
+        <w:tblStyle w:val="TableGrid"/>
+        <w:tblW w:type="auto" w:w="0"/>
+        <w:jc w:val="center"/>
+        <w:tblLayout w:type="fixed"/>
+        <w:tblLook w:firstColumn="1" w:firstRow="1" w:lastColumn="0" w:lastRow="0" w:noHBand="0" w:noVBand="1" w:val="04A0"/>
+      </w:tblPr>
+      <w:tblGrid>
+        <w:gridCol w:w="1882"/>
+        <w:gridCol w:w="7529"/>
+      </w:tblGrid>
+      <w:tr>
+        <w:trPr>
+          <w:tblHeader w:val="true"/>
+        </w:trPr>
+        <w:tc>
+          <w:tcPr>
+            <w:tcW w:type="dxa" w:w="1882"/>
+            <w:shd w:val="clear" w:fill="1F3A5F"/>
+          </w:tcPr>
+          <w:p>
+            <w:pPr>
+              <w:spacing w:after="40" w:before="40"/>
+            </w:pPr>
+            <w:r/>
+            <w:r>
+              <w:rPr>
+                <w:b/>
+                <w:color w:val="FFFFFF"/>
+                <w:sz w:val="19"/>
+              </w:rPr>
+              <w:t>Step</w:t>
+            </w:r>
+          </w:p>
+        </w:tc>
+        <w:tc>
+          <w:tcPr>
+            <w:tcW w:type="dxa" w:w="7529"/>
+            <w:shd w:val="clear" w:fill="1F3A5F"/>
+          </w:tcPr>
+          <w:p>
+            <w:pPr>
+              <w:spacing w:after="40" w:before="40"/>
+            </w:pPr>
+            <w:r/>
+            <w:r>
+              <w:rPr>
+                <w:b/>
+                <w:color w:val="FFFFFF"/>
+                <w:sz w:val="19"/>
+              </w:rPr>
+              <w:t>What happens</w:t>
+            </w:r>
+          </w:p>
+        </w:tc>
+      </w:tr>
+      <w:tr>
+        <w:tc>
+          <w:tcPr>
+            <w:tcW w:type="dxa" w:w="1882"/>
+          </w:tcPr>
+          <w:p>
+            <w:pPr>
+              <w:spacing w:after="40" w:before="40"/>
+            </w:pPr>
+            <w:r/>
+            <w:r>
+              <w:rPr>
+                <w:i w:val="0"/>
+                <w:color w:val="1A1A1A"/>
+                <w:sz w:val="19"/>
+              </w:rPr>
+              <w:t>Before Part 1</w:t>
+            </w:r>
+          </w:p>
+        </w:tc>
+        <w:tc>
+          <w:tcPr>
+            <w:tcW w:type="dxa" w:w="7529"/>
+          </w:tcPr>
+          <w:p>
+            <w:pPr>
+              <w:spacing w:after="40" w:before="40"/>
+            </w:pPr>
+            <w:r/>
+            <w:r>
+              <w:rPr>
+                <w:i w:val="0"/>
+                <w:color w:val="1A1A1A"/>
+                <w:sz w:val="19"/>
+              </w:rPr>
+              <w:t>The problem set is fixed. The benchmark teachers sit it; problems solved correctly and time taken are recorded for each of them</w:t>
+            </w:r>
+          </w:p>
+        </w:tc>
+      </w:tr>
+      <w:tr>
+        <w:tc>
+          <w:tcPr>
+            <w:tcW w:type="dxa" w:w="1882"/>
+            <w:shd w:val="clear" w:fill="EEF2F7"/>
+          </w:tcPr>
+          <w:p>
+            <w:pPr>
+              <w:spacing w:after="40" w:before="40"/>
+            </w:pPr>
+            <w:r/>
+            <w:r>
+              <w:rPr>
+                <w:i w:val="0"/>
+                <w:color w:val="1A1A1A"/>
+                <w:sz w:val="19"/>
+              </w:rPr>
+              <w:t>After the benchmark</w:t>
+            </w:r>
+          </w:p>
+        </w:tc>
+        <w:tc>
+          <w:tcPr>
+            <w:tcW w:type="dxa" w:w="7529"/>
+            <w:shd w:val="clear" w:fill="EEF2F7"/>
+          </w:tcPr>
+          <w:p>
+            <w:pPr>
+              <w:spacing w:after="40" w:before="40"/>
+            </w:pPr>
+            <w:r/>
+            <w:r>
+              <w:rPr>
+                <w:b/>
+                <w:i w:val="0"/>
+                <w:color w:val="1A1A1A"/>
+                <w:sz w:val="19"/>
+              </w:rPr>
+              <w:t>The scope and thresholds of Part 2's two exams are set from their results</w:t>
+            </w:r>
+            <w:r>
+              <w:rPr>
+                <w:i w:val="0"/>
+                <w:color w:val="1A1A1A"/>
+                <w:sz w:val="19"/>
+              </w:rPr>
+              <w:t>, and teachers are told them before they enrol</w:t>
+            </w:r>
+          </w:p>
+        </w:tc>
+      </w:tr>
+      <w:tr>
+        <w:tc>
+          <w:tcPr>
+            <w:tcW w:type="dxa" w:w="1882"/>
+          </w:tcPr>
+          <w:p>
+            <w:pPr>
+              <w:spacing w:after="40" w:before="40"/>
+            </w:pPr>
+            <w:r/>
+            <w:r>
+              <w:rPr>
+                <w:i w:val="0"/>
+                <w:color w:val="1A1A1A"/>
+                <w:sz w:val="19"/>
+              </w:rPr>
+              <w:t>During Part 2</w:t>
+            </w:r>
+          </w:p>
+        </w:tc>
+        <w:tc>
+          <w:tcPr>
+            <w:tcW w:type="dxa" w:w="7529"/>
+          </w:tcPr>
+          <w:p>
+            <w:pPr>
+              <w:spacing w:after="40" w:before="40"/>
+            </w:pPr>
+            <w:r/>
+            <w:r>
+              <w:rPr>
+                <w:i w:val="0"/>
+                <w:color w:val="1A1A1A"/>
+                <w:sz w:val="19"/>
+              </w:rPr>
+              <w:t xml:space="preserve">Similar problems are practised, and two trial lessons on theoretical material are taught. </w:t>
+            </w:r>
+            <w:r>
+              <w:rPr>
+                <w:b/>
+                <w:i w:val="0"/>
+                <w:color w:val="1A1A1A"/>
+                <w:sz w:val="19"/>
+              </w:rPr>
+              <w:t>The exact benchmark problems are not practised</w:t>
+            </w:r>
+            <w:r>
+              <w:rPr>
+                <w:i w:val="0"/>
+                <w:color w:val="1A1A1A"/>
+                <w:sz w:val="19"/>
+              </w:rPr>
+              <w:t>, or the milestone would measure memory</w:t>
+            </w:r>
+          </w:p>
+        </w:tc>
+      </w:tr>
+      <w:tr>
+        <w:tc>
+          <w:tcPr>
+            <w:tcW w:type="dxa" w:w="1882"/>
+            <w:shd w:val="clear" w:fill="EEF2F7"/>
+          </w:tcPr>
+          <w:p>
+            <w:pPr>
+              <w:spacing w:after="40" w:before="40"/>
+            </w:pPr>
+            <w:r/>
+            <w:r>
+              <w:rPr>
+                <w:i w:val="0"/>
+                <w:color w:val="1A1A1A"/>
+                <w:sz w:val="19"/>
+              </w:rPr>
+              <w:t>Midway through Part 2</w:t>
+            </w:r>
+          </w:p>
+        </w:tc>
+        <w:tc>
+          <w:tcPr>
+            <w:tcW w:type="dxa" w:w="7529"/>
+            <w:shd w:val="clear" w:fill="EEF2F7"/>
+          </w:tcPr>
+          <w:p>
+            <w:pPr>
+              <w:spacing w:after="40" w:before="40"/>
+            </w:pPr>
+            <w:r/>
+            <w:r>
+              <w:rPr>
+                <w:i w:val="0"/>
+                <w:color w:val="1A1A1A"/>
+                <w:sz w:val="19"/>
+              </w:rPr>
+              <w:t xml:space="preserve">A </w:t>
+            </w:r>
+            <w:r>
+              <w:rPr>
+                <w:b/>
+                <w:i w:val="0"/>
+                <w:color w:val="1A1A1A"/>
+                <w:sz w:val="19"/>
+              </w:rPr>
+              <w:t>midpoint exam</w:t>
+            </w:r>
+            <w:r>
+              <w:rPr>
+                <w:i w:val="0"/>
+                <w:color w:val="1A1A1A"/>
+                <w:sz w:val="19"/>
+              </w:rPr>
+              <w:t>, on the same principle as Part 1's: on track, or probation for the rest of Part 2. Nobody leaves at it</w:t>
+            </w:r>
+          </w:p>
+        </w:tc>
+      </w:tr>
+      <w:tr>
+        <w:tc>
+          <w:tcPr>
+            <w:tcW w:type="dxa" w:w="1882"/>
+          </w:tcPr>
+          <w:p>
+            <w:pPr>
+              <w:spacing w:after="40" w:before="40"/>
+            </w:pPr>
+            <w:r/>
+            <w:r>
+              <w:rPr>
+                <w:i w:val="0"/>
+                <w:color w:val="1A1A1A"/>
+                <w:sz w:val="19"/>
+              </w:rPr>
+              <w:t>End of Part 2, by the end of the school year</w:t>
+            </w:r>
+          </w:p>
+        </w:tc>
+        <w:tc>
+          <w:tcPr>
+            <w:tcW w:type="dxa" w:w="7529"/>
+          </w:tcPr>
+          <w:p>
+            <w:pPr>
+              <w:spacing w:after="40" w:before="40"/>
+            </w:pPr>
+            <w:r/>
+            <w:r>
+              <w:rPr>
+                <w:i w:val="0"/>
+                <w:color w:val="1A1A1A"/>
+                <w:sz w:val="19"/>
+              </w:rPr>
+              <w:t>Participants sit the same set and are judged against the benchmark teachers' results: pass, individual review, or leave</w:t>
+            </w:r>
+          </w:p>
+        </w:tc>
+      </w:tr>
+    </w:tbl>
+    <w:p>
+      <w:pPr>
+        <w:spacing w:after="80"/>
+      </w:pPr>
+    </w:p>
+    <w:p>
+      <w:pPr>
+        <w:spacing w:after="140"/>
+      </w:pPr>
+      <w:r>
+        <w:rPr>
+          <w:b/>
+          <w:i w:val="0"/>
+          <w:color w:val="1A1A1A"/>
+          <w:sz w:val="21"/>
+        </w:rPr>
+        <w:t>Like Part 1, Part 2 has a midpoint exam and a final exam, each with three outcomes.</w:t>
+      </w:r>
+      <w:r>
+        <w:rPr>
+          <w:i w:val="0"/>
+          <w:color w:val="1A1A1A"/>
+          <w:sz w:val="21"/>
+        </w:rPr>
+        <w:t xml:space="preserve"> Their percentages are set once the benchmark has been sat and analysed, because before that there is nothing to set them from — which is why the benchmark comes before Part 1, not before Part 2.</w:t>
+      </w:r>
+    </w:p>
+    <w:p>
+      <w:pPr>
+        <w:spacing w:after="140"/>
+      </w:pPr>
+      <w:r>
+        <w:rPr>
+          <w:i/>
+          <w:color w:val="1A1A1A"/>
+          <w:sz w:val="21"/>
+        </w:rPr>
+        <w:t>A handful of teachers is a small baseline. Each benchmark result is recorded separately as well as together, and if they differ widely the report says so rather than averaging it away.</w:t>
+      </w:r>
+    </w:p>
     <w:tbl>
       <w:tblPr>
         <w:tblW w:type="auto" w:w="0"/>
@@ -17179,7 +16310,7 @@
                 <w:color w:val="1F3A5F"/>
                 <w:sz w:val="20"/>
               </w:rPr>
-              <w:t>The honest uncertainty in Part 2</w:t>
+              <w:t>What Part 2 will show</w:t>
             </w:r>
           </w:p>
           <w:p>
@@ -17188,12 +16319,33 @@
             </w:pPr>
             <w:r>
               <w:rPr>
+                <w:i w:val="0"/>
+                <w:color w:val="1A1A1A"/>
+                <w:sz w:val="20"/>
+              </w:rPr>
+              <w:t>"Do it the long way, then get the tool" works for concrete mechanics. Stage 2 shows how well it suits algorithmic thinking, and the method adapts there if it needs to.</w:t>
+            </w:r>
+          </w:p>
+          <w:p>
+            <w:pPr>
+              <w:spacing w:after="20"/>
+            </w:pPr>
+            <w:r>
+              <w:rPr>
+                <w:i w:val="0"/>
+                <w:color w:val="1A1A1A"/>
+                <w:sz w:val="20"/>
+              </w:rPr>
+              <w:t xml:space="preserve">Part 1's assessments measure mechanics. </w:t>
+            </w:r>
+            <w:r>
+              <w:rPr>
                 <w:b/>
                 <w:i w:val="0"/>
                 <w:color w:val="1A1A1A"/>
                 <w:sz w:val="20"/>
               </w:rPr>
-              <w:t>Whether our method carries over is unproven.</w:t>
+              <w:t>The way Part 2's final milestone is set is now agreed</w:t>
             </w:r>
             <w:r>
               <w:rPr>
@@ -17201,37 +16353,7 @@
                 <w:color w:val="1A1A1A"/>
                 <w:sz w:val="20"/>
               </w:rPr>
-              <w:t xml:space="preserve"> "Do it the long way, then get the tool" works for concrete mechanics, where the long way is tedious but obvious. Algorithmic thinking may need a different shape entirely.</w:t>
-            </w:r>
-          </w:p>
-          <w:p>
-            <w:pPr>
-              <w:spacing w:after="20"/>
-            </w:pPr>
-            <w:r>
-              <w:rPr>
-                <w:i w:val="0"/>
-                <w:color w:val="1A1A1A"/>
-                <w:sz w:val="20"/>
-              </w:rPr>
-              <w:t xml:space="preserve">We would rather expect to discover that in stage 2 than assume it now. Part 1's assessments measure mechanics; </w:t>
-            </w:r>
-            <w:r>
-              <w:rPr>
-                <w:b/>
-                <w:i w:val="0"/>
-                <w:color w:val="1A1A1A"/>
-                <w:sz w:val="20"/>
-              </w:rPr>
-              <w:t>measuring problem-solving will need a different instrument</w:t>
-            </w:r>
-            <w:r>
-              <w:rPr>
-                <w:i w:val="0"/>
-                <w:color w:val="1A1A1A"/>
-                <w:sz w:val="20"/>
-              </w:rPr>
-              <w:t>, and designing it is part of Part 2's work.</w:t>
+              <w:t xml:space="preserve"> (above); the exact ranges of both Part 2 exams follow from the benchmark sitting.</w:t>
             </w:r>
           </w:p>
         </w:tc>
@@ -17893,7 +17015,7 @@
                 <w:color w:val="1A1A1A"/>
                 <w:sz w:val="18"/>
               </w:rPr>
-              <w:t>Assessments — grader's and participant versions</w:t>
+              <w:t>Assessments</w:t>
             </w:r>
           </w:p>
         </w:tc>
@@ -17913,7 +17035,7 @@
                 <w:color w:val="1A1A1A"/>
                 <w:sz w:val="18"/>
               </w:rPr>
-              <w:t>3 × 2</w:t>
+              <w:t>Being redesigned</w:t>
             </w:r>
           </w:p>
         </w:tc>
@@ -17933,7 +17055,7 @@
                 <w:color w:val="1A1A1A"/>
                 <w:sz w:val="18"/>
               </w:rPr>
-              <w:t>3 × 2</w:t>
+              <w:t>Being redesigned</w:t>
             </w:r>
           </w:p>
         </w:tc>
@@ -17974,7 +17096,7 @@
                 <w:color w:val="1A1A1A"/>
                 <w:sz w:val="18"/>
               </w:rPr>
-              <w:t>Assessment marking guides</w:t>
+              <w:t>Reference program</w:t>
             </w:r>
           </w:p>
         </w:tc>
@@ -17993,7 +17115,7 @@
                 <w:color w:val="1A1A1A"/>
                 <w:sz w:val="18"/>
               </w:rPr>
-              <w:t>3</w:t>
+              <w:t>3 files</w:t>
             </w:r>
           </w:p>
         </w:tc>
@@ -18012,7 +17134,7 @@
                 <w:color w:val="1A1A1A"/>
                 <w:sz w:val="18"/>
               </w:rPr>
-              <w:t>3</w:t>
+              <w:t>5 files</w:t>
             </w:r>
           </w:p>
         </w:tc>
@@ -18031,7 +17153,7 @@
                 <w:color w:val="1A1A1A"/>
                 <w:sz w:val="18"/>
               </w:rPr>
-              <w:t>Instructor only</w:t>
+              <w:t>Participant, from the transition session</w:t>
             </w:r>
           </w:p>
         </w:tc>
@@ -18053,7 +17175,7 @@
                 <w:color w:val="1A1A1A"/>
                 <w:sz w:val="18"/>
               </w:rPr>
-              <w:t>Reference program</w:t>
+              <w:t>Installation instructions, reference sheet, setup check</w:t>
             </w:r>
           </w:p>
         </w:tc>
@@ -18073,7 +17195,7 @@
                 <w:color w:val="1A1A1A"/>
                 <w:sz w:val="18"/>
               </w:rPr>
-              <w:t>3 files</w:t>
+              <w:t>3</w:t>
             </w:r>
           </w:p>
         </w:tc>
@@ -18093,7 +17215,7 @@
                 <w:color w:val="1A1A1A"/>
                 <w:sz w:val="18"/>
               </w:rPr>
-              <w:t>5 files</w:t>
+              <w:t>3</w:t>
             </w:r>
           </w:p>
         </w:tc>
@@ -18113,7 +17235,7 @@
                 <w:color w:val="1A1A1A"/>
                 <w:sz w:val="18"/>
               </w:rPr>
-              <w:t>Participant, from the transition session</w:t>
+              <w:t>Participant</w:t>
             </w:r>
           </w:p>
         </w:tc>
@@ -18134,7 +17256,7 @@
                 <w:color w:val="1A1A1A"/>
                 <w:sz w:val="18"/>
               </w:rPr>
-              <w:t>Installation instructions, reference sheet, setup check</w:t>
+              <w:t>Instructor notes, curriculum, build specification</w:t>
             </w:r>
           </w:p>
         </w:tc>
@@ -18191,7 +17313,7 @@
                 <w:color w:val="1A1A1A"/>
                 <w:sz w:val="18"/>
               </w:rPr>
-              <w:t>Participant</w:t>
+              <w:t>Instructor / organiser</w:t>
             </w:r>
           </w:p>
         </w:tc>
@@ -18213,7 +17335,7 @@
                 <w:color w:val="1A1A1A"/>
                 <w:sz w:val="18"/>
               </w:rPr>
-              <w:t>Instructor notes, curriculum, build specification</w:t>
+              <w:t>Recruitment announcement, enrolment guidance</w:t>
             </w:r>
           </w:p>
         </w:tc>
@@ -18233,7 +17355,7 @@
                 <w:color w:val="1A1A1A"/>
                 <w:sz w:val="18"/>
               </w:rPr>
-              <w:t>3</w:t>
+              <w:t>2</w:t>
             </w:r>
           </w:p>
         </w:tc>
@@ -18253,7 +17375,7 @@
                 <w:color w:val="1A1A1A"/>
                 <w:sz w:val="18"/>
               </w:rPr>
-              <w:t>3</w:t>
+              <w:t>2</w:t>
             </w:r>
           </w:p>
         </w:tc>
@@ -18273,7 +17395,7 @@
                 <w:color w:val="1A1A1A"/>
                 <w:sz w:val="18"/>
               </w:rPr>
-              <w:t>Instructor / organiser</w:t>
+              <w:t>Prospective participants</w:t>
             </w:r>
           </w:p>
         </w:tc>
@@ -18290,11 +17412,12 @@
             <w:r/>
             <w:r>
               <w:rPr>
+                <w:b/>
                 <w:i w:val="0"/>
                 <w:color w:val="1A1A1A"/>
                 <w:sz w:val="18"/>
               </w:rPr>
-              <w:t>Recruitment announcement, enrolment guidance</w:t>
+              <w:t>Notebooks that must execute before any change is accepted</w:t>
             </w:r>
           </w:p>
         </w:tc>
@@ -18309,11 +17432,12 @@
             <w:r/>
             <w:r>
               <w:rPr>
+                <w:b/>
                 <w:i w:val="0"/>
                 <w:color w:val="1A1A1A"/>
                 <w:sz w:val="18"/>
               </w:rPr>
-              <w:t>2</w:t>
+              <w:t>43</w:t>
             </w:r>
           </w:p>
         </w:tc>
@@ -18328,102 +17452,18 @@
             <w:r/>
             <w:r>
               <w:rPr>
+                <w:b/>
                 <w:i w:val="0"/>
                 <w:color w:val="1A1A1A"/>
                 <w:sz w:val="18"/>
               </w:rPr>
-              <w:t>2</w:t>
+              <w:t>48</w:t>
             </w:r>
           </w:p>
         </w:tc>
         <w:tc>
           <w:tcPr>
             <w:tcW w:type="dxa" w:w="3576"/>
-          </w:tcPr>
-          <w:p>
-            <w:pPr>
-              <w:spacing w:after="40" w:before="40"/>
-            </w:pPr>
-            <w:r/>
-            <w:r>
-              <w:rPr>
-                <w:i w:val="0"/>
-                <w:color w:val="1A1A1A"/>
-                <w:sz w:val="18"/>
-              </w:rPr>
-              <w:t>Prospective participants</w:t>
-            </w:r>
-          </w:p>
-        </w:tc>
-      </w:tr>
-      <w:tr>
-        <w:tc>
-          <w:tcPr>
-            <w:tcW w:type="dxa" w:w="3764"/>
-            <w:shd w:val="clear" w:fill="EEF2F7"/>
-          </w:tcPr>
-          <w:p>
-            <w:pPr>
-              <w:spacing w:after="40" w:before="40"/>
-            </w:pPr>
-            <w:r/>
-            <w:r>
-              <w:rPr>
-                <w:b/>
-                <w:i w:val="0"/>
-                <w:color w:val="1A1A1A"/>
-                <w:sz w:val="18"/>
-              </w:rPr>
-              <w:t>Notebooks that must execute before any change is accepted</w:t>
-            </w:r>
-          </w:p>
-        </w:tc>
-        <w:tc>
-          <w:tcPr>
-            <w:tcW w:type="dxa" w:w="1035"/>
-            <w:shd w:val="clear" w:fill="EEF2F7"/>
-          </w:tcPr>
-          <w:p>
-            <w:pPr>
-              <w:spacing w:after="40" w:before="40"/>
-            </w:pPr>
-            <w:r/>
-            <w:r>
-              <w:rPr>
-                <w:b/>
-                <w:i w:val="0"/>
-                <w:color w:val="1A1A1A"/>
-                <w:sz w:val="18"/>
-              </w:rPr>
-              <w:t>43</w:t>
-            </w:r>
-          </w:p>
-        </w:tc>
-        <w:tc>
-          <w:tcPr>
-            <w:tcW w:type="dxa" w:w="1035"/>
-            <w:shd w:val="clear" w:fill="EEF2F7"/>
-          </w:tcPr>
-          <w:p>
-            <w:pPr>
-              <w:spacing w:after="40" w:before="40"/>
-            </w:pPr>
-            <w:r/>
-            <w:r>
-              <w:rPr>
-                <w:b/>
-                <w:i w:val="0"/>
-                <w:color w:val="1A1A1A"/>
-                <w:sz w:val="18"/>
-              </w:rPr>
-              <w:t>48</w:t>
-            </w:r>
-          </w:p>
-        </w:tc>
-        <w:tc>
-          <w:tcPr>
-            <w:tcW w:type="dxa" w:w="3576"/>
-            <w:shd w:val="clear" w:fill="EEF2F7"/>
           </w:tcPr>
           <w:p>
             <w:pPr>
@@ -18486,7 +17526,7 @@
           <w:color w:val="5A5A5A"/>
           <w:sz w:val="18"/>
         </w:rPr>
-        <w:t>Programme dossier v3.3 · 2 October 2026 · Prepared for Fast Foundation. Figures in this document are generated from the programme materials and verified against them at the time of writing.</w:t>
+        <w:t>Programme dossier v3.6 · 16 October 2026 · Prepared for Fast Foundation. Figures in this document are generated from the programme materials and verified against them at the time of writing.</w:t>
       </w:r>
     </w:p>
     <w:sectPr>
